--- a/chelovek-i-obschestvo_variant_2.docx
+++ b/chelovek-i-obschestvo_variant_2.docx
@@ -4,71 +4,94 @@
   <w:body>
     <w:p>
       <w:pPr>
-        <w:jc w:val="center"/>
+        <w:widowControl/>
+        <w:spacing w:line="240" w:lineRule="auto" w:after="120"/>
+        <w:jc w:val="left"/>
       </w:pPr>
       <w:r>
         <w:rPr>
+          <w:rFonts w:ascii="Times New Roman" w:hAnsi="Times New Roman" w:eastAsia="Times New Roman"/>
           <w:b/>
-          <w:color w:val="2975E5"/>
-          <w:sz w:val="32"/>
+          <w:color w:val="181A1F"/>
+          <w:sz w:val="28"/>
         </w:rPr>
-        <w:t>ЕГЭ ПО ОБЩЕСТВОЗНАНИЮ — 2026</w:t>
+        <w:t>Тематический пробный вариант № 2. Человек и Общество</w:t>
       </w:r>
     </w:p>
     <w:p>
       <w:pPr>
-        <w:jc w:val="center"/>
+        <w:widowControl/>
+        <w:spacing w:line="240" w:lineRule="auto" w:after="140"/>
+        <w:jc w:val="left"/>
       </w:pPr>
       <w:r>
         <w:rPr>
-          <w:b/>
-          <w:sz w:val="30"/>
+          <w:rFonts w:ascii="Times New Roman" w:hAnsi="Times New Roman" w:eastAsia="Times New Roman"/>
+          <w:color w:val="181A1F"/>
+          <w:sz w:val="28"/>
         </w:rPr>
-        <w:t>Тематический пробный вариант № 2</w:t>
-        <w:br/>
-        <w:t>Человек и Общество</w:t>
-      </w:r>
-    </w:p>
-    <w:p>
-      <w:r>
         <w:t>25 заданий • максимальный первичный балл — 58 • рекомендуемое время — 3 часа 30 минут</w:t>
       </w:r>
     </w:p>
     <w:p>
+      <w:pPr>
+        <w:pStyle w:val="Heading1"/>
+        <w:keepNext/>
+        <w:widowControl/>
+        <w:spacing w:line="240" w:lineRule="auto" w:after="60" w:before="160"/>
+      </w:pPr>
       <w:r>
         <w:rPr>
-          <w:i/>
+          <w:rFonts w:ascii="Times New Roman" w:hAnsi="Times New Roman" w:eastAsia="Times New Roman"/>
+          <w:b/>
+          <w:color w:val="181A1F"/>
+          <w:sz w:val="28"/>
         </w:rPr>
-        <w:t>Все задания относятся к указанному разделу; фиксированные тематические номера заменены равноценными по максимальному баллу.</w:t>
-      </w:r>
-    </w:p>
-    <w:p>
-      <w:pPr>
-        <w:pStyle w:val="Heading1"/>
-      </w:pPr>
-      <w:r>
         <w:t>Часть 1</w:t>
       </w:r>
     </w:p>
     <w:p>
+      <w:pPr>
+        <w:widowControl/>
+        <w:spacing w:line="240" w:lineRule="auto" w:after="0"/>
+      </w:pPr>
       <w:r>
+        <w:rPr>
+          <w:rFonts w:ascii="Times New Roman" w:hAnsi="Times New Roman" w:eastAsia="Times New Roman"/>
+          <w:color w:val="181A1F"/>
+          <w:sz w:val="28"/>
+        </w:rPr>
         <w:t>Ответами к заданиям 1–16 являются последовательности цифр. Запишите ответ без пробелов и дополнительных символов.</w:t>
       </w:r>
     </w:p>
     <w:p>
+      <w:pPr>
+        <w:keepNext/>
+        <w:widowControl/>
+        <w:spacing w:line="240" w:lineRule="auto" w:after="0" w:before="120"/>
+      </w:pPr>
       <w:r>
         <w:rPr>
+          <w:rFonts w:ascii="Times New Roman" w:hAnsi="Times New Roman" w:eastAsia="Times New Roman"/>
           <w:b/>
-          <w:sz w:val="24"/>
+          <w:color w:val="181A1F"/>
+          <w:sz w:val="28"/>
         </w:rPr>
         <w:t>1.</w:t>
       </w:r>
     </w:p>
     <w:p>
+      <w:pPr>
+        <w:widowControl/>
+        <w:spacing w:line="240" w:lineRule="auto" w:after="0"/>
+      </w:pPr>
       <w:r>
         <w:rPr>
+          <w:rFonts w:ascii="Times New Roman" w:hAnsi="Times New Roman" w:eastAsia="Times New Roman"/>
           <w:b w:val="0"/>
           <w:i w:val="0"/>
+          <w:color w:val="181A1F"/>
+          <w:sz w:val="28"/>
         </w:rPr>
         <w:t>Установите соответствие между действиями и элементами статуса обучающегося в РФ: к каждой позиции, данной в первом столбце, подберите соответствующую позицию из второго столбца.</w:t>
       </w:r>
@@ -77,6 +100,7 @@
       <w:tblPr>
         <w:tblStyle w:val="TableGrid"/>
         <w:tblW w:type="auto" w:w="0"/>
+        <w:tblLayout w:type="autofit"/>
         <w:tblLook w:firstColumn="1" w:firstRow="1" w:lastColumn="0" w:lastRow="0" w:noHBand="0" w:noVBand="1" w:val="04A0"/>
       </w:tblPr>
       <w:tblGrid>
@@ -89,7 +113,16 @@
             <w:tcW w:type="dxa" w:w="5128"/>
           </w:tcPr>
           <w:p>
+            <w:pPr>
+              <w:spacing w:after="0" w:line="240" w:lineRule="auto"/>
+            </w:pPr>
             <w:r>
+              <w:rPr>
+                <w:rFonts w:ascii="Times New Roman" w:hAnsi="Times New Roman" w:eastAsia="Times New Roman"/>
+                <w:b/>
+                <w:color w:val="181A1F"/>
+                <w:sz w:val="28"/>
+              </w:rPr>
               <w:t>ДЕЙСТВИЯ</w:t>
             </w:r>
           </w:p>
@@ -99,7 +132,16 @@
             <w:tcW w:type="dxa" w:w="5128"/>
           </w:tcPr>
           <w:p>
+            <w:pPr>
+              <w:spacing w:after="0" w:line="240" w:lineRule="auto"/>
+            </w:pPr>
             <w:r>
+              <w:rPr>
+                <w:rFonts w:ascii="Times New Roman" w:hAnsi="Times New Roman" w:eastAsia="Times New Roman"/>
+                <w:b/>
+                <w:color w:val="181A1F"/>
+                <w:sz w:val="28"/>
+              </w:rPr>
               <w:t>ЭЛЕМЕНТЫ СТАТУСА ОБУЧАЮЩЕГОСЯ В РФ</w:t>
             </w:r>
           </w:p>
@@ -111,8 +153,24 @@
             <w:tcW w:type="dxa" w:w="5128"/>
           </w:tcPr>
           <w:p>
+            <w:pPr>
+              <w:spacing w:after="0" w:line="240" w:lineRule="auto"/>
+            </w:pPr>
             <w:r>
-              <w:t>А) обучаться по индивидуальному учебному плану в пределах осваиваемом образовательной программы в порядке, установленном локальными нормативными актами;Б) заботиться о сохранении и об укреплении своего здоровьяВ) бережно относиться к имуществу организации, осуществляющей образовательную деятельностьГ) добросовестно осваивать образовательную программу, выполнять индивидуальный учебный планД) выбирать факультативные учебные предметы, курсы, дисциплины (модули)</w:t>
+              <w:rPr>
+                <w:rFonts w:ascii="Times New Roman" w:hAnsi="Times New Roman" w:eastAsia="Times New Roman"/>
+                <w:color w:val="181A1F"/>
+                <w:sz w:val="28"/>
+              </w:rPr>
+              <w:t>А) обучаться по индивидуальному учебному плану в пределах осваиваемом образовательной программы в порядке, установленном локальными нормативными актами;</w:t>
+              <w:br/>
+              <w:t>Б) заботиться о сохранении и об укреплении своего здоровья</w:t>
+              <w:br/>
+              <w:t>В) бережно относиться к имуществу организации, осуществляющей образовательную деятельность</w:t>
+              <w:br/>
+              <w:t>Г) добросовестно осваивать образовательную программу, выполнять индивидуальный учебный план</w:t>
+              <w:br/>
+              <w:t>Д) выбирать факультативные учебные предметы, курсы, дисциплины (модули)</w:t>
             </w:r>
           </w:p>
         </w:tc>
@@ -121,18 +179,35 @@
             <w:tcW w:type="dxa" w:w="5128"/>
           </w:tcPr>
           <w:p>
+            <w:pPr>
+              <w:spacing w:after="0" w:line="240" w:lineRule="auto"/>
+            </w:pPr>
             <w:r>
-              <w:t>1) академические права2) академические обязанности</w:t>
+              <w:rPr>
+                <w:rFonts w:ascii="Times New Roman" w:hAnsi="Times New Roman" w:eastAsia="Times New Roman"/>
+                <w:color w:val="181A1F"/>
+                <w:sz w:val="28"/>
+              </w:rPr>
+              <w:t>1) академические права</w:t>
+              <w:br/>
+              <w:t>2) академические обязанности</w:t>
             </w:r>
           </w:p>
         </w:tc>
       </w:tr>
     </w:tbl>
     <w:p>
+      <w:pPr>
+        <w:widowControl/>
+        <w:spacing w:line="240" w:lineRule="auto" w:after="0"/>
+      </w:pPr>
       <w:r>
         <w:rPr>
+          <w:rFonts w:ascii="Times New Roman" w:hAnsi="Times New Roman" w:eastAsia="Times New Roman"/>
           <w:b w:val="0"/>
           <w:i w:val="0"/>
+          <w:color w:val="181A1F"/>
+          <w:sz w:val="28"/>
         </w:rPr>
         <w:t>Запишите в ответ цифры, расположив их в порядке, соответствующем буквам:</w:t>
       </w:r>
@@ -141,6 +216,7 @@
       <w:tblPr>
         <w:tblStyle w:val="TableGrid"/>
         <w:tblW w:type="auto" w:w="0"/>
+        <w:tblLayout w:type="autofit"/>
         <w:tblLook w:firstColumn="1" w:firstRow="1" w:lastColumn="0" w:lastRow="0" w:noHBand="0" w:noVBand="1" w:val="04A0"/>
       </w:tblPr>
       <w:tblGrid>
@@ -156,7 +232,16 @@
             <w:tcW w:type="dxa" w:w="2051"/>
           </w:tcPr>
           <w:p>
+            <w:pPr>
+              <w:spacing w:after="0" w:line="240" w:lineRule="auto"/>
+            </w:pPr>
             <w:r>
+              <w:rPr>
+                <w:rFonts w:ascii="Times New Roman" w:hAnsi="Times New Roman" w:eastAsia="Times New Roman"/>
+                <w:b/>
+                <w:color w:val="181A1F"/>
+                <w:sz w:val="28"/>
+              </w:rPr>
               <w:t>A</w:t>
             </w:r>
           </w:p>
@@ -166,7 +251,16 @@
             <w:tcW w:type="dxa" w:w="2051"/>
           </w:tcPr>
           <w:p>
+            <w:pPr>
+              <w:spacing w:after="0" w:line="240" w:lineRule="auto"/>
+            </w:pPr>
             <w:r>
+              <w:rPr>
+                <w:rFonts w:ascii="Times New Roman" w:hAnsi="Times New Roman" w:eastAsia="Times New Roman"/>
+                <w:b/>
+                <w:color w:val="181A1F"/>
+                <w:sz w:val="28"/>
+              </w:rPr>
               <w:t>Б</w:t>
             </w:r>
           </w:p>
@@ -176,7 +270,16 @@
             <w:tcW w:type="dxa" w:w="2051"/>
           </w:tcPr>
           <w:p>
+            <w:pPr>
+              <w:spacing w:after="0" w:line="240" w:lineRule="auto"/>
+            </w:pPr>
             <w:r>
+              <w:rPr>
+                <w:rFonts w:ascii="Times New Roman" w:hAnsi="Times New Roman" w:eastAsia="Times New Roman"/>
+                <w:b/>
+                <w:color w:val="181A1F"/>
+                <w:sz w:val="28"/>
+              </w:rPr>
               <w:t>В</w:t>
             </w:r>
           </w:p>
@@ -186,7 +289,16 @@
             <w:tcW w:type="dxa" w:w="2051"/>
           </w:tcPr>
           <w:p>
+            <w:pPr>
+              <w:spacing w:after="0" w:line="240" w:lineRule="auto"/>
+            </w:pPr>
             <w:r>
+              <w:rPr>
+                <w:rFonts w:ascii="Times New Roman" w:hAnsi="Times New Roman" w:eastAsia="Times New Roman"/>
+                <w:b/>
+                <w:color w:val="181A1F"/>
+                <w:sz w:val="28"/>
+              </w:rPr>
               <w:t>Г</w:t>
             </w:r>
           </w:p>
@@ -196,7 +308,16 @@
             <w:tcW w:type="dxa" w:w="2051"/>
           </w:tcPr>
           <w:p>
+            <w:pPr>
+              <w:spacing w:after="0" w:line="240" w:lineRule="auto"/>
+            </w:pPr>
             <w:r>
+              <w:rPr>
+                <w:rFonts w:ascii="Times New Roman" w:hAnsi="Times New Roman" w:eastAsia="Times New Roman"/>
+                <w:b/>
+                <w:color w:val="181A1F"/>
+                <w:sz w:val="28"/>
+              </w:rPr>
               <w:t>Д</w:t>
             </w:r>
           </w:p>
@@ -208,7 +329,16 @@
             <w:tcW w:type="dxa" w:w="2051"/>
           </w:tcPr>
           <w:p>
-            <w:r/>
+            <w:pPr>
+              <w:spacing w:after="0" w:line="240" w:lineRule="auto"/>
+            </w:pPr>
+            <w:r>
+              <w:rPr>
+                <w:rFonts w:ascii="Times New Roman" w:hAnsi="Times New Roman" w:eastAsia="Times New Roman"/>
+                <w:color w:val="181A1F"/>
+                <w:sz w:val="28"/>
+              </w:rPr>
+            </w:r>
           </w:p>
         </w:tc>
         <w:tc>
@@ -216,7 +346,16 @@
             <w:tcW w:type="dxa" w:w="2051"/>
           </w:tcPr>
           <w:p>
-            <w:r/>
+            <w:pPr>
+              <w:spacing w:after="0" w:line="240" w:lineRule="auto"/>
+            </w:pPr>
+            <w:r>
+              <w:rPr>
+                <w:rFonts w:ascii="Times New Roman" w:hAnsi="Times New Roman" w:eastAsia="Times New Roman"/>
+                <w:color w:val="181A1F"/>
+                <w:sz w:val="28"/>
+              </w:rPr>
+            </w:r>
           </w:p>
         </w:tc>
         <w:tc>
@@ -224,7 +363,16 @@
             <w:tcW w:type="dxa" w:w="2051"/>
           </w:tcPr>
           <w:p>
-            <w:r/>
+            <w:pPr>
+              <w:spacing w:after="0" w:line="240" w:lineRule="auto"/>
+            </w:pPr>
+            <w:r>
+              <w:rPr>
+                <w:rFonts w:ascii="Times New Roman" w:hAnsi="Times New Roman" w:eastAsia="Times New Roman"/>
+                <w:color w:val="181A1F"/>
+                <w:sz w:val="28"/>
+              </w:rPr>
+            </w:r>
           </w:p>
         </w:tc>
         <w:tc>
@@ -232,7 +380,16 @@
             <w:tcW w:type="dxa" w:w="2051"/>
           </w:tcPr>
           <w:p>
-            <w:r/>
+            <w:pPr>
+              <w:spacing w:after="0" w:line="240" w:lineRule="auto"/>
+            </w:pPr>
+            <w:r>
+              <w:rPr>
+                <w:rFonts w:ascii="Times New Roman" w:hAnsi="Times New Roman" w:eastAsia="Times New Roman"/>
+                <w:color w:val="181A1F"/>
+                <w:sz w:val="28"/>
+              </w:rPr>
+            </w:r>
           </w:p>
         </w:tc>
         <w:tc>
@@ -240,107 +397,176 @@
             <w:tcW w:type="dxa" w:w="2051"/>
           </w:tcPr>
           <w:p>
-            <w:r/>
+            <w:pPr>
+              <w:spacing w:after="0" w:line="240" w:lineRule="auto"/>
+            </w:pPr>
+            <w:r>
+              <w:rPr>
+                <w:rFonts w:ascii="Times New Roman" w:hAnsi="Times New Roman" w:eastAsia="Times New Roman"/>
+                <w:color w:val="181A1F"/>
+                <w:sz w:val="28"/>
+              </w:rPr>
+            </w:r>
           </w:p>
         </w:tc>
       </w:tr>
     </w:tbl>
     <w:p>
-      <w:r>
-        <w:t>Ответ: ______________________________</w:t>
-      </w:r>
-    </w:p>
-    <w:p>
+      <w:pPr>
+        <w:keepNext/>
+        <w:widowControl/>
+        <w:spacing w:line="240" w:lineRule="auto" w:after="0" w:before="120"/>
+      </w:pPr>
       <w:r>
         <w:rPr>
+          <w:rFonts w:ascii="Times New Roman" w:hAnsi="Times New Roman" w:eastAsia="Times New Roman"/>
           <w:b/>
-          <w:sz w:val="24"/>
+          <w:color w:val="181A1F"/>
+          <w:sz w:val="28"/>
         </w:rPr>
         <w:t>2.</w:t>
       </w:r>
     </w:p>
     <w:p>
+      <w:pPr>
+        <w:widowControl/>
+        <w:spacing w:line="240" w:lineRule="auto" w:after="0"/>
+      </w:pPr>
       <w:r>
         <w:rPr>
+          <w:rFonts w:ascii="Times New Roman" w:hAnsi="Times New Roman" w:eastAsia="Times New Roman"/>
           <w:b w:val="0"/>
           <w:i w:val="0"/>
+          <w:color w:val="181A1F"/>
+          <w:sz w:val="28"/>
         </w:rPr>
         <w:t xml:space="preserve">Традиционные ценности — это нравственные ориентиры, формирующие мировоззрение граждан России, передаваемые от поколения к поколению, лежащие в основе общероссийской гражданской идентичности и единого культурного пространства нашей страны. Найдите в приведённом списке традиционные российские духовно-нравственные ценности и запишите цифры, под которыми они указаны.  </w:t>
       </w:r>
     </w:p>
     <w:p>
+      <w:pPr>
+        <w:widowControl/>
+        <w:spacing w:line="240" w:lineRule="auto" w:after="0"/>
+      </w:pPr>
       <w:r>
         <w:rPr>
+          <w:rFonts w:ascii="Times New Roman" w:hAnsi="Times New Roman" w:eastAsia="Times New Roman"/>
           <w:b w:val="0"/>
           <w:i w:val="0"/>
+          <w:color w:val="181A1F"/>
+          <w:sz w:val="28"/>
         </w:rPr>
         <w:t xml:space="preserve">1) справедливость  </w:t>
       </w:r>
     </w:p>
     <w:p>
+      <w:pPr>
+        <w:widowControl/>
+        <w:spacing w:line="240" w:lineRule="auto" w:after="0"/>
+      </w:pPr>
       <w:r>
         <w:rPr>
+          <w:rFonts w:ascii="Times New Roman" w:hAnsi="Times New Roman" w:eastAsia="Times New Roman"/>
           <w:b w:val="0"/>
           <w:i w:val="0"/>
+          <w:color w:val="181A1F"/>
+          <w:sz w:val="28"/>
         </w:rPr>
         <w:t xml:space="preserve">2) ценность личного успеха  </w:t>
       </w:r>
     </w:p>
     <w:p>
+      <w:pPr>
+        <w:widowControl/>
+        <w:spacing w:line="240" w:lineRule="auto" w:after="0"/>
+      </w:pPr>
       <w:r>
         <w:rPr>
+          <w:rFonts w:ascii="Times New Roman" w:hAnsi="Times New Roman" w:eastAsia="Times New Roman"/>
           <w:b w:val="0"/>
           <w:i w:val="0"/>
+          <w:color w:val="181A1F"/>
+          <w:sz w:val="28"/>
         </w:rPr>
         <w:t xml:space="preserve">3) крепкая семья  </w:t>
       </w:r>
     </w:p>
     <w:p>
+      <w:pPr>
+        <w:widowControl/>
+        <w:spacing w:line="240" w:lineRule="auto" w:after="0"/>
+      </w:pPr>
       <w:r>
         <w:rPr>
+          <w:rFonts w:ascii="Times New Roman" w:hAnsi="Times New Roman" w:eastAsia="Times New Roman"/>
           <w:b w:val="0"/>
           <w:i w:val="0"/>
+          <w:color w:val="181A1F"/>
+          <w:sz w:val="28"/>
         </w:rPr>
         <w:t xml:space="preserve">4) взаимопомощь и взаимоуважение  </w:t>
       </w:r>
     </w:p>
     <w:p>
+      <w:pPr>
+        <w:widowControl/>
+        <w:spacing w:line="240" w:lineRule="auto" w:after="0"/>
+      </w:pPr>
       <w:r>
         <w:rPr>
+          <w:rFonts w:ascii="Times New Roman" w:hAnsi="Times New Roman" w:eastAsia="Times New Roman"/>
           <w:b w:val="0"/>
           <w:i w:val="0"/>
+          <w:color w:val="181A1F"/>
+          <w:sz w:val="28"/>
         </w:rPr>
         <w:t xml:space="preserve">5) достижение материального благополучия  </w:t>
       </w:r>
     </w:p>
     <w:p>
+      <w:pPr>
+        <w:widowControl/>
+        <w:spacing w:line="240" w:lineRule="auto" w:after="0"/>
+      </w:pPr>
       <w:r>
         <w:rPr>
+          <w:rFonts w:ascii="Times New Roman" w:hAnsi="Times New Roman" w:eastAsia="Times New Roman"/>
           <w:b w:val="0"/>
           <w:i w:val="0"/>
+          <w:color w:val="181A1F"/>
+          <w:sz w:val="28"/>
         </w:rPr>
         <w:t xml:space="preserve">6) ценность индивидуальной свободы  </w:t>
       </w:r>
     </w:p>
     <w:p>
-      <w:r>
-        <w:t>Ответ: ______________________________</w:t>
-      </w:r>
-    </w:p>
-    <w:p>
+      <w:pPr>
+        <w:keepNext/>
+        <w:widowControl/>
+        <w:spacing w:line="240" w:lineRule="auto" w:after="0" w:before="120"/>
+      </w:pPr>
       <w:r>
         <w:rPr>
+          <w:rFonts w:ascii="Times New Roman" w:hAnsi="Times New Roman" w:eastAsia="Times New Roman"/>
           <w:b/>
-          <w:sz w:val="24"/>
+          <w:color w:val="181A1F"/>
+          <w:sz w:val="28"/>
         </w:rPr>
         <w:t>3.</w:t>
       </w:r>
     </w:p>
     <w:p>
+      <w:pPr>
+        <w:widowControl/>
+        <w:spacing w:line="240" w:lineRule="auto" w:after="0"/>
+      </w:pPr>
       <w:r>
         <w:rPr>
+          <w:rFonts w:ascii="Times New Roman" w:hAnsi="Times New Roman" w:eastAsia="Times New Roman"/>
           <w:b w:val="0"/>
           <w:i w:val="0"/>
+          <w:color w:val="181A1F"/>
+          <w:sz w:val="28"/>
         </w:rPr>
         <w:t>Установите соответствие между глобальными проблемами современности и их видами: к каждой позиции, данной в первом столбце, подберите соответствующую позицию из второго столбца.</w:t>
       </w:r>
@@ -349,6 +575,7 @@
       <w:tblPr>
         <w:tblStyle w:val="TableGrid"/>
         <w:tblW w:type="auto" w:w="0"/>
+        <w:tblLayout w:type="autofit"/>
         <w:tblLook w:firstColumn="1" w:firstRow="1" w:lastColumn="0" w:lastRow="0" w:noHBand="0" w:noVBand="1" w:val="04A0"/>
       </w:tblPr>
       <w:tblGrid>
@@ -361,7 +588,16 @@
             <w:tcW w:type="dxa" w:w="5128"/>
           </w:tcPr>
           <w:p>
+            <w:pPr>
+              <w:spacing w:after="0" w:line="240" w:lineRule="auto"/>
+            </w:pPr>
             <w:r>
+              <w:rPr>
+                <w:rFonts w:ascii="Times New Roman" w:hAnsi="Times New Roman" w:eastAsia="Times New Roman"/>
+                <w:b/>
+                <w:color w:val="181A1F"/>
+                <w:sz w:val="28"/>
+              </w:rPr>
               <w:t>ГЛОБАЛЬНЫЕ ПРОБЛЕМЫ</w:t>
             </w:r>
           </w:p>
@@ -371,7 +607,16 @@
             <w:tcW w:type="dxa" w:w="5128"/>
           </w:tcPr>
           <w:p>
+            <w:pPr>
+              <w:spacing w:after="0" w:line="240" w:lineRule="auto"/>
+            </w:pPr>
             <w:r>
+              <w:rPr>
+                <w:rFonts w:ascii="Times New Roman" w:hAnsi="Times New Roman" w:eastAsia="Times New Roman"/>
+                <w:b/>
+                <w:color w:val="181A1F"/>
+                <w:sz w:val="28"/>
+              </w:rPr>
               <w:t>ВИД ГЛОБАЛЬНЫХ ПРОБЛЕМ</w:t>
             </w:r>
           </w:p>
@@ -383,8 +628,24 @@
             <w:tcW w:type="dxa" w:w="5128"/>
           </w:tcPr>
           <w:p>
+            <w:pPr>
+              <w:spacing w:after="0" w:line="240" w:lineRule="auto"/>
+            </w:pPr>
             <w:r>
-              <w:t>А) деятельность международных террористических организацийБ) сокращение биологического разнообразия ЗемлиВ) разрыв в уровне экономического развития стран мираГ) необходимость утилизации отходов промышленного производстваД) быстрый рост населения в развивающихся странах</w:t>
+              <w:rPr>
+                <w:rFonts w:ascii="Times New Roman" w:hAnsi="Times New Roman" w:eastAsia="Times New Roman"/>
+                <w:color w:val="181A1F"/>
+                <w:sz w:val="28"/>
+              </w:rPr>
+              <w:t>А) деятельность международных террористических организаций</w:t>
+              <w:br/>
+              <w:t>Б) сокращение биологического разнообразия Земли</w:t>
+              <w:br/>
+              <w:t>В) разрыв в уровне экономического развития стран мира</w:t>
+              <w:br/>
+              <w:t>Г) необходимость утилизации отходов промышленного производства</w:t>
+              <w:br/>
+              <w:t>Д) быстрый рост населения в развивающихся странах</w:t>
             </w:r>
           </w:p>
         </w:tc>
@@ -393,18 +654,39 @@
             <w:tcW w:type="dxa" w:w="5128"/>
           </w:tcPr>
           <w:p>
+            <w:pPr>
+              <w:spacing w:after="0" w:line="240" w:lineRule="auto"/>
+            </w:pPr>
             <w:r>
-              <w:t>1) политические 2) экологические 3) демографические 4) «Север-ЮГ</w:t>
+              <w:rPr>
+                <w:rFonts w:ascii="Times New Roman" w:hAnsi="Times New Roman" w:eastAsia="Times New Roman"/>
+                <w:color w:val="181A1F"/>
+                <w:sz w:val="28"/>
+              </w:rPr>
+              <w:t xml:space="preserve">1) политические </w:t>
+              <w:br/>
+              <w:t xml:space="preserve">2) экологические </w:t>
+              <w:br/>
+              <w:t xml:space="preserve">3) демографические </w:t>
+              <w:br/>
+              <w:t>4) «Север-ЮГ</w:t>
             </w:r>
           </w:p>
         </w:tc>
       </w:tr>
     </w:tbl>
     <w:p>
+      <w:pPr>
+        <w:widowControl/>
+        <w:spacing w:line="240" w:lineRule="auto" w:after="0"/>
+      </w:pPr>
       <w:r>
         <w:rPr>
+          <w:rFonts w:ascii="Times New Roman" w:hAnsi="Times New Roman" w:eastAsia="Times New Roman"/>
           <w:b w:val="0"/>
           <w:i w:val="0"/>
+          <w:color w:val="181A1F"/>
+          <w:sz w:val="28"/>
         </w:rPr>
         <w:t>Запишите в ответ цифры, расположив их в порядке, соответствующем буквам:</w:t>
       </w:r>
@@ -413,6 +695,7 @@
       <w:tblPr>
         <w:tblStyle w:val="TableGrid"/>
         <w:tblW w:type="auto" w:w="0"/>
+        <w:tblLayout w:type="autofit"/>
         <w:tblLook w:firstColumn="1" w:firstRow="1" w:lastColumn="0" w:lastRow="0" w:noHBand="0" w:noVBand="1" w:val="04A0"/>
       </w:tblPr>
       <w:tblGrid>
@@ -428,7 +711,16 @@
             <w:tcW w:type="dxa" w:w="2051"/>
           </w:tcPr>
           <w:p>
+            <w:pPr>
+              <w:spacing w:after="0" w:line="240" w:lineRule="auto"/>
+            </w:pPr>
             <w:r>
+              <w:rPr>
+                <w:rFonts w:ascii="Times New Roman" w:hAnsi="Times New Roman" w:eastAsia="Times New Roman"/>
+                <w:b/>
+                <w:color w:val="181A1F"/>
+                <w:sz w:val="28"/>
+              </w:rPr>
               <w:t>A</w:t>
             </w:r>
           </w:p>
@@ -438,7 +730,16 @@
             <w:tcW w:type="dxa" w:w="2051"/>
           </w:tcPr>
           <w:p>
+            <w:pPr>
+              <w:spacing w:after="0" w:line="240" w:lineRule="auto"/>
+            </w:pPr>
             <w:r>
+              <w:rPr>
+                <w:rFonts w:ascii="Times New Roman" w:hAnsi="Times New Roman" w:eastAsia="Times New Roman"/>
+                <w:b/>
+                <w:color w:val="181A1F"/>
+                <w:sz w:val="28"/>
+              </w:rPr>
               <w:t>Б</w:t>
             </w:r>
           </w:p>
@@ -448,7 +749,16 @@
             <w:tcW w:type="dxa" w:w="2051"/>
           </w:tcPr>
           <w:p>
+            <w:pPr>
+              <w:spacing w:after="0" w:line="240" w:lineRule="auto"/>
+            </w:pPr>
             <w:r>
+              <w:rPr>
+                <w:rFonts w:ascii="Times New Roman" w:hAnsi="Times New Roman" w:eastAsia="Times New Roman"/>
+                <w:b/>
+                <w:color w:val="181A1F"/>
+                <w:sz w:val="28"/>
+              </w:rPr>
               <w:t>В</w:t>
             </w:r>
           </w:p>
@@ -458,7 +768,16 @@
             <w:tcW w:type="dxa" w:w="2051"/>
           </w:tcPr>
           <w:p>
+            <w:pPr>
+              <w:spacing w:after="0" w:line="240" w:lineRule="auto"/>
+            </w:pPr>
             <w:r>
+              <w:rPr>
+                <w:rFonts w:ascii="Times New Roman" w:hAnsi="Times New Roman" w:eastAsia="Times New Roman"/>
+                <w:b/>
+                <w:color w:val="181A1F"/>
+                <w:sz w:val="28"/>
+              </w:rPr>
               <w:t>Г</w:t>
             </w:r>
           </w:p>
@@ -468,7 +787,16 @@
             <w:tcW w:type="dxa" w:w="2051"/>
           </w:tcPr>
           <w:p>
+            <w:pPr>
+              <w:spacing w:after="0" w:line="240" w:lineRule="auto"/>
+            </w:pPr>
             <w:r>
+              <w:rPr>
+                <w:rFonts w:ascii="Times New Roman" w:hAnsi="Times New Roman" w:eastAsia="Times New Roman"/>
+                <w:b/>
+                <w:color w:val="181A1F"/>
+                <w:sz w:val="28"/>
+              </w:rPr>
               <w:t>Д</w:t>
             </w:r>
           </w:p>
@@ -480,7 +808,16 @@
             <w:tcW w:type="dxa" w:w="2051"/>
           </w:tcPr>
           <w:p>
-            <w:r/>
+            <w:pPr>
+              <w:spacing w:after="0" w:line="240" w:lineRule="auto"/>
+            </w:pPr>
+            <w:r>
+              <w:rPr>
+                <w:rFonts w:ascii="Times New Roman" w:hAnsi="Times New Roman" w:eastAsia="Times New Roman"/>
+                <w:color w:val="181A1F"/>
+                <w:sz w:val="28"/>
+              </w:rPr>
+            </w:r>
           </w:p>
         </w:tc>
         <w:tc>
@@ -488,7 +825,16 @@
             <w:tcW w:type="dxa" w:w="2051"/>
           </w:tcPr>
           <w:p>
-            <w:r/>
+            <w:pPr>
+              <w:spacing w:after="0" w:line="240" w:lineRule="auto"/>
+            </w:pPr>
+            <w:r>
+              <w:rPr>
+                <w:rFonts w:ascii="Times New Roman" w:hAnsi="Times New Roman" w:eastAsia="Times New Roman"/>
+                <w:color w:val="181A1F"/>
+                <w:sz w:val="28"/>
+              </w:rPr>
+            </w:r>
           </w:p>
         </w:tc>
         <w:tc>
@@ -496,7 +842,16 @@
             <w:tcW w:type="dxa" w:w="2051"/>
           </w:tcPr>
           <w:p>
-            <w:r/>
+            <w:pPr>
+              <w:spacing w:after="0" w:line="240" w:lineRule="auto"/>
+            </w:pPr>
+            <w:r>
+              <w:rPr>
+                <w:rFonts w:ascii="Times New Roman" w:hAnsi="Times New Roman" w:eastAsia="Times New Roman"/>
+                <w:color w:val="181A1F"/>
+                <w:sz w:val="28"/>
+              </w:rPr>
+            </w:r>
           </w:p>
         </w:tc>
         <w:tc>
@@ -504,7 +859,16 @@
             <w:tcW w:type="dxa" w:w="2051"/>
           </w:tcPr>
           <w:p>
-            <w:r/>
+            <w:pPr>
+              <w:spacing w:after="0" w:line="240" w:lineRule="auto"/>
+            </w:pPr>
+            <w:r>
+              <w:rPr>
+                <w:rFonts w:ascii="Times New Roman" w:hAnsi="Times New Roman" w:eastAsia="Times New Roman"/>
+                <w:color w:val="181A1F"/>
+                <w:sz w:val="28"/>
+              </w:rPr>
+            </w:r>
           </w:p>
         </w:tc>
         <w:tc>
@@ -512,411 +876,682 @@
             <w:tcW w:type="dxa" w:w="2051"/>
           </w:tcPr>
           <w:p>
-            <w:r/>
+            <w:pPr>
+              <w:spacing w:after="0" w:line="240" w:lineRule="auto"/>
+            </w:pPr>
+            <w:r>
+              <w:rPr>
+                <w:rFonts w:ascii="Times New Roman" w:hAnsi="Times New Roman" w:eastAsia="Times New Roman"/>
+                <w:color w:val="181A1F"/>
+                <w:sz w:val="28"/>
+              </w:rPr>
+            </w:r>
           </w:p>
         </w:tc>
       </w:tr>
     </w:tbl>
     <w:p>
-      <w:r>
-        <w:t>Ответ: ______________________________</w:t>
-      </w:r>
-    </w:p>
-    <w:p>
+      <w:pPr>
+        <w:keepNext/>
+        <w:widowControl/>
+        <w:spacing w:line="240" w:lineRule="auto" w:after="0" w:before="120"/>
+      </w:pPr>
       <w:r>
         <w:rPr>
+          <w:rFonts w:ascii="Times New Roman" w:hAnsi="Times New Roman" w:eastAsia="Times New Roman"/>
           <w:b/>
-          <w:sz w:val="24"/>
+          <w:color w:val="181A1F"/>
+          <w:sz w:val="28"/>
         </w:rPr>
         <w:t>4.</w:t>
       </w:r>
     </w:p>
     <w:p>
+      <w:pPr>
+        <w:widowControl/>
+        <w:spacing w:line="240" w:lineRule="auto" w:after="0"/>
+      </w:pPr>
       <w:r>
         <w:rPr>
+          <w:rFonts w:ascii="Times New Roman" w:hAnsi="Times New Roman" w:eastAsia="Times New Roman"/>
           <w:b w:val="0"/>
           <w:i w:val="0"/>
+          <w:color w:val="181A1F"/>
+          <w:sz w:val="28"/>
         </w:rPr>
         <w:t>Алине 25 лет. Найдите в приведённом списке её черты (качества), имеющие социальный характер. Запишите цифры, под которыми они указаны.</w:t>
       </w:r>
     </w:p>
     <w:p>
+      <w:pPr>
+        <w:widowControl/>
+        <w:spacing w:line="240" w:lineRule="auto" w:after="0"/>
+      </w:pPr>
       <w:r>
         <w:rPr>
+          <w:rFonts w:ascii="Times New Roman" w:hAnsi="Times New Roman" w:eastAsia="Times New Roman"/>
           <w:b w:val="0"/>
           <w:i w:val="0"/>
+          <w:color w:val="181A1F"/>
+          <w:sz w:val="28"/>
         </w:rPr>
         <w:t>1) Алина — волонтёр в госпитале, где проходят лечение раненые, прибывшие из зоны проведения СВО.</w:t>
       </w:r>
       <w:r>
+        <w:rPr>
+          <w:rFonts w:ascii="Times New Roman" w:hAnsi="Times New Roman" w:eastAsia="Times New Roman"/>
+          <w:color w:val="181A1F"/>
+          <w:sz w:val="28"/>
+        </w:rPr>
         <w:br/>
       </w:r>
       <w:r>
         <w:rPr>
+          <w:rFonts w:ascii="Times New Roman" w:hAnsi="Times New Roman" w:eastAsia="Times New Roman"/>
           <w:b w:val="0"/>
           <w:i w:val="0"/>
+          <w:color w:val="181A1F"/>
+          <w:sz w:val="28"/>
         </w:rPr>
         <w:t>2) У Алины II группа крови.</w:t>
       </w:r>
       <w:r>
+        <w:rPr>
+          <w:rFonts w:ascii="Times New Roman" w:hAnsi="Times New Roman" w:eastAsia="Times New Roman"/>
+          <w:color w:val="181A1F"/>
+          <w:sz w:val="28"/>
+        </w:rPr>
         <w:br/>
       </w:r>
       <w:r>
         <w:rPr>
+          <w:rFonts w:ascii="Times New Roman" w:hAnsi="Times New Roman" w:eastAsia="Times New Roman"/>
           <w:b w:val="0"/>
           <w:i w:val="0"/>
+          <w:color w:val="181A1F"/>
+          <w:sz w:val="28"/>
         </w:rPr>
         <w:t>3) Алина — высокая девушка.</w:t>
       </w:r>
       <w:r>
+        <w:rPr>
+          <w:rFonts w:ascii="Times New Roman" w:hAnsi="Times New Roman" w:eastAsia="Times New Roman"/>
+          <w:color w:val="181A1F"/>
+          <w:sz w:val="28"/>
+        </w:rPr>
         <w:br/>
       </w:r>
       <w:r>
         <w:rPr>
+          <w:rFonts w:ascii="Times New Roman" w:hAnsi="Times New Roman" w:eastAsia="Times New Roman"/>
           <w:b w:val="0"/>
           <w:i w:val="0"/>
+          <w:color w:val="181A1F"/>
+          <w:sz w:val="28"/>
         </w:rPr>
         <w:t>4) Алина любит водить автомобиль.</w:t>
       </w:r>
       <w:r>
+        <w:rPr>
+          <w:rFonts w:ascii="Times New Roman" w:hAnsi="Times New Roman" w:eastAsia="Times New Roman"/>
+          <w:color w:val="181A1F"/>
+          <w:sz w:val="28"/>
+        </w:rPr>
         <w:br/>
       </w:r>
       <w:r>
         <w:rPr>
+          <w:rFonts w:ascii="Times New Roman" w:hAnsi="Times New Roman" w:eastAsia="Times New Roman"/>
           <w:b w:val="0"/>
           <w:i w:val="0"/>
+          <w:color w:val="181A1F"/>
+          <w:sz w:val="28"/>
         </w:rPr>
         <w:t>5) У Алины от природы светлые волосы и голубые глаза.</w:t>
       </w:r>
       <w:r>
+        <w:rPr>
+          <w:rFonts w:ascii="Times New Roman" w:hAnsi="Times New Roman" w:eastAsia="Times New Roman"/>
+          <w:color w:val="181A1F"/>
+          <w:sz w:val="28"/>
+        </w:rPr>
         <w:br/>
       </w:r>
       <w:r>
         <w:rPr>
+          <w:rFonts w:ascii="Times New Roman" w:hAnsi="Times New Roman" w:eastAsia="Times New Roman"/>
           <w:b w:val="0"/>
           <w:i w:val="0"/>
+          <w:color w:val="181A1F"/>
+          <w:sz w:val="28"/>
         </w:rPr>
         <w:t>6) Алина — ответственный работник.</w:t>
       </w:r>
     </w:p>
     <w:p>
-      <w:r>
-        <w:t>Ответ: ______________________________</w:t>
-      </w:r>
-    </w:p>
-    <w:p>
+      <w:pPr>
+        <w:keepNext/>
+        <w:widowControl/>
+        <w:spacing w:line="240" w:lineRule="auto" w:after="0" w:before="120"/>
+      </w:pPr>
       <w:r>
         <w:rPr>
+          <w:rFonts w:ascii="Times New Roman" w:hAnsi="Times New Roman" w:eastAsia="Times New Roman"/>
           <w:b/>
-          <w:sz w:val="24"/>
+          <w:color w:val="181A1F"/>
+          <w:sz w:val="28"/>
         </w:rPr>
         <w:t>5.</w:t>
       </w:r>
     </w:p>
     <w:p>
+      <w:pPr>
+        <w:widowControl/>
+        <w:spacing w:line="240" w:lineRule="auto" w:after="0"/>
+      </w:pPr>
       <w:r>
         <w:rPr>
+          <w:rFonts w:ascii="Times New Roman" w:hAnsi="Times New Roman" w:eastAsia="Times New Roman"/>
           <w:b w:val="0"/>
           <w:i w:val="0"/>
+          <w:color w:val="181A1F"/>
+          <w:sz w:val="28"/>
         </w:rPr>
         <w:t>Илье Анатольевичу 36 лет. Найдите в приведённом ниже списке черты, характеризующие Илью Анатольевича как личность. Запишите цифры, под которыми они указаны.</w:t>
       </w:r>
     </w:p>
     <w:p>
+      <w:pPr>
+        <w:widowControl/>
+        <w:spacing w:line="240" w:lineRule="auto" w:after="0"/>
+      </w:pPr>
       <w:r>
         <w:rPr>
+          <w:rFonts w:ascii="Times New Roman" w:hAnsi="Times New Roman" w:eastAsia="Times New Roman"/>
           <w:b w:val="0"/>
           <w:i w:val="0"/>
+          <w:color w:val="181A1F"/>
+          <w:sz w:val="28"/>
         </w:rPr>
         <w:t>1) Илья Анатольевич работает в гимназии учителем истории и обществознания.</w:t>
       </w:r>
     </w:p>
     <w:p>
+      <w:pPr>
+        <w:widowControl/>
+        <w:spacing w:line="240" w:lineRule="auto" w:after="0"/>
+      </w:pPr>
       <w:r>
         <w:rPr>
+          <w:rFonts w:ascii="Times New Roman" w:hAnsi="Times New Roman" w:eastAsia="Times New Roman"/>
           <w:b w:val="0"/>
           <w:i w:val="0"/>
+          <w:color w:val="181A1F"/>
+          <w:sz w:val="28"/>
         </w:rPr>
         <w:t>2) Илья Анатольевич — добрый и отзывчивый, у него много друзей.</w:t>
       </w:r>
     </w:p>
     <w:p>
+      <w:pPr>
+        <w:widowControl/>
+        <w:spacing w:line="240" w:lineRule="auto" w:after="0"/>
+      </w:pPr>
       <w:r>
         <w:rPr>
+          <w:rFonts w:ascii="Times New Roman" w:hAnsi="Times New Roman" w:eastAsia="Times New Roman"/>
           <w:b w:val="0"/>
           <w:i w:val="0"/>
+          <w:color w:val="181A1F"/>
+          <w:sz w:val="28"/>
         </w:rPr>
         <w:t>3) Илья Анатольевич — честный и принципиальный человек.</w:t>
       </w:r>
     </w:p>
     <w:p>
+      <w:pPr>
+        <w:widowControl/>
+        <w:spacing w:line="240" w:lineRule="auto" w:after="0"/>
+      </w:pPr>
       <w:r>
         <w:rPr>
+          <w:rFonts w:ascii="Times New Roman" w:hAnsi="Times New Roman" w:eastAsia="Times New Roman"/>
           <w:b w:val="0"/>
           <w:i w:val="0"/>
+          <w:color w:val="181A1F"/>
+          <w:sz w:val="28"/>
         </w:rPr>
         <w:t>4) У Ильи Анатольевича тёмные волосы и серые глаза.</w:t>
       </w:r>
     </w:p>
     <w:p>
+      <w:pPr>
+        <w:widowControl/>
+        <w:spacing w:line="240" w:lineRule="auto" w:after="0"/>
+      </w:pPr>
       <w:r>
         <w:rPr>
+          <w:rFonts w:ascii="Times New Roman" w:hAnsi="Times New Roman" w:eastAsia="Times New Roman"/>
           <w:b w:val="0"/>
           <w:i w:val="0"/>
+          <w:color w:val="181A1F"/>
+          <w:sz w:val="28"/>
         </w:rPr>
         <w:t>5) Рост Ильи Анатольевича — 180 см.</w:t>
       </w:r>
     </w:p>
     <w:p>
+      <w:pPr>
+        <w:widowControl/>
+        <w:spacing w:line="240" w:lineRule="auto" w:after="0"/>
+      </w:pPr>
       <w:r>
         <w:rPr>
+          <w:rFonts w:ascii="Times New Roman" w:hAnsi="Times New Roman" w:eastAsia="Times New Roman"/>
           <w:b w:val="0"/>
           <w:i w:val="0"/>
+          <w:color w:val="181A1F"/>
+          <w:sz w:val="28"/>
         </w:rPr>
         <w:t>6) Илья Анатольевич легко переносит физические нагрузки.</w:t>
       </w:r>
     </w:p>
     <w:p>
-      <w:r>
-        <w:t>Ответ: ______________________________</w:t>
-      </w:r>
-    </w:p>
-    <w:p>
+      <w:pPr>
+        <w:keepNext/>
+        <w:widowControl/>
+        <w:spacing w:line="240" w:lineRule="auto" w:after="0" w:before="120"/>
+      </w:pPr>
       <w:r>
         <w:rPr>
+          <w:rFonts w:ascii="Times New Roman" w:hAnsi="Times New Roman" w:eastAsia="Times New Roman"/>
           <w:b/>
-          <w:sz w:val="24"/>
+          <w:color w:val="181A1F"/>
+          <w:sz w:val="28"/>
         </w:rPr>
         <w:t>6.</w:t>
       </w:r>
     </w:p>
     <w:p>
+      <w:pPr>
+        <w:widowControl/>
+        <w:spacing w:line="240" w:lineRule="auto" w:after="0"/>
+      </w:pPr>
       <w:r>
         <w:rPr>
+          <w:rFonts w:ascii="Times New Roman" w:hAnsi="Times New Roman" w:eastAsia="Times New Roman"/>
           <w:b w:val="0"/>
           <w:i w:val="0"/>
+          <w:color w:val="181A1F"/>
+          <w:sz w:val="28"/>
         </w:rPr>
         <w:t>В стране Z активно развиваются средства коммуникации, происходит индивидуализация массового серийного производства. Какие иные признаки из перечисленных ниже свидетельствуют о том, что страна Z развивается как постиндустриальное общество? Запишите цифры, под которыми они указаны.</w:t>
       </w:r>
     </w:p>
     <w:p>
+      <w:pPr>
+        <w:widowControl/>
+        <w:spacing w:line="240" w:lineRule="auto" w:after="0"/>
+      </w:pPr>
       <w:r>
         <w:rPr>
+          <w:rFonts w:ascii="Times New Roman" w:hAnsi="Times New Roman" w:eastAsia="Times New Roman"/>
           <w:b w:val="0"/>
           <w:i w:val="0"/>
+          <w:color w:val="181A1F"/>
+          <w:sz w:val="28"/>
         </w:rPr>
         <w:t>1) В экономике высок и активно растёт удельный вес сферы услуг.</w:t>
       </w:r>
     </w:p>
     <w:p>
+      <w:pPr>
+        <w:widowControl/>
+        <w:spacing w:line="240" w:lineRule="auto" w:after="0"/>
+      </w:pPr>
       <w:r>
         <w:rPr>
+          <w:rFonts w:ascii="Times New Roman" w:hAnsi="Times New Roman" w:eastAsia="Times New Roman"/>
           <w:b w:val="0"/>
           <w:i w:val="0"/>
+          <w:color w:val="181A1F"/>
+          <w:sz w:val="28"/>
         </w:rPr>
         <w:t>2) Преобладают экстенсивные технологии.</w:t>
       </w:r>
     </w:p>
     <w:p>
+      <w:pPr>
+        <w:widowControl/>
+        <w:spacing w:line="240" w:lineRule="auto" w:after="0"/>
+      </w:pPr>
       <w:r>
         <w:rPr>
+          <w:rFonts w:ascii="Times New Roman" w:hAnsi="Times New Roman" w:eastAsia="Times New Roman"/>
           <w:b w:val="0"/>
           <w:i w:val="0"/>
+          <w:color w:val="181A1F"/>
+          <w:sz w:val="28"/>
         </w:rPr>
         <w:t>3) Работает много частных предприятий.</w:t>
       </w:r>
     </w:p>
     <w:p>
+      <w:pPr>
+        <w:widowControl/>
+        <w:spacing w:line="240" w:lineRule="auto" w:after="0"/>
+      </w:pPr>
       <w:r>
         <w:rPr>
+          <w:rFonts w:ascii="Times New Roman" w:hAnsi="Times New Roman" w:eastAsia="Times New Roman"/>
           <w:b w:val="0"/>
           <w:i w:val="0"/>
+          <w:color w:val="181A1F"/>
+          <w:sz w:val="28"/>
         </w:rPr>
         <w:t>4) Господствует коллективная форма собственности.</w:t>
       </w:r>
     </w:p>
     <w:p>
+      <w:pPr>
+        <w:widowControl/>
+        <w:spacing w:line="240" w:lineRule="auto" w:after="0"/>
+      </w:pPr>
       <w:r>
         <w:rPr>
+          <w:rFonts w:ascii="Times New Roman" w:hAnsi="Times New Roman" w:eastAsia="Times New Roman"/>
           <w:b w:val="0"/>
           <w:i w:val="0"/>
+          <w:color w:val="181A1F"/>
+          <w:sz w:val="28"/>
         </w:rPr>
         <w:t>5) Развиваются наукоёмкие производства.</w:t>
       </w:r>
     </w:p>
     <w:p>
+      <w:pPr>
+        <w:widowControl/>
+        <w:spacing w:line="240" w:lineRule="auto" w:after="0"/>
+      </w:pPr>
       <w:r>
         <w:rPr>
+          <w:rFonts w:ascii="Times New Roman" w:hAnsi="Times New Roman" w:eastAsia="Times New Roman"/>
           <w:b w:val="0"/>
           <w:i w:val="0"/>
+          <w:color w:val="181A1F"/>
+          <w:sz w:val="28"/>
         </w:rPr>
         <w:t>6) Созданы необходимые условия для непрерывного образования.</w:t>
       </w:r>
     </w:p>
     <w:p>
-      <w:r>
-        <w:t>Ответ: ______________________________</w:t>
-      </w:r>
-    </w:p>
-    <w:p>
+      <w:pPr>
+        <w:keepNext/>
+        <w:widowControl/>
+        <w:spacing w:line="240" w:lineRule="auto" w:after="0" w:before="120"/>
+      </w:pPr>
       <w:r>
         <w:rPr>
+          <w:rFonts w:ascii="Times New Roman" w:hAnsi="Times New Roman" w:eastAsia="Times New Roman"/>
           <w:b/>
-          <w:sz w:val="24"/>
+          <w:color w:val="181A1F"/>
+          <w:sz w:val="28"/>
         </w:rPr>
         <w:t>7.</w:t>
       </w:r>
     </w:p>
     <w:p>
+      <w:pPr>
+        <w:widowControl/>
+        <w:spacing w:line="240" w:lineRule="auto" w:after="0"/>
+      </w:pPr>
       <w:r>
         <w:rPr>
+          <w:rFonts w:ascii="Times New Roman" w:hAnsi="Times New Roman" w:eastAsia="Times New Roman"/>
           <w:b w:val="0"/>
           <w:i w:val="0"/>
+          <w:color w:val="181A1F"/>
+          <w:sz w:val="28"/>
         </w:rPr>
         <w:t>Выберите верные суждения о мышлении и запишите цифры, под которыми они указаны.</w:t>
       </w:r>
     </w:p>
     <w:p>
+      <w:pPr>
+        <w:widowControl/>
+        <w:spacing w:line="240" w:lineRule="auto" w:after="0"/>
+      </w:pPr>
       <w:r>
         <w:rPr>
+          <w:rFonts w:ascii="Times New Roman" w:hAnsi="Times New Roman" w:eastAsia="Times New Roman"/>
           <w:b w:val="0"/>
           <w:i w:val="0"/>
+          <w:color w:val="181A1F"/>
+          <w:sz w:val="28"/>
         </w:rPr>
         <w:t>1) Результатом мышления является мысль — понятие, идея, смысл.</w:t>
       </w:r>
     </w:p>
     <w:p>
+      <w:pPr>
+        <w:widowControl/>
+        <w:spacing w:line="240" w:lineRule="auto" w:after="0"/>
+      </w:pPr>
       <w:r>
         <w:rPr>
+          <w:rFonts w:ascii="Times New Roman" w:hAnsi="Times New Roman" w:eastAsia="Times New Roman"/>
           <w:b w:val="0"/>
           <w:i w:val="0"/>
+          <w:color w:val="181A1F"/>
+          <w:sz w:val="28"/>
         </w:rPr>
         <w:t>2) Анализ как операция мышления предполагает мысленное расчленение вещи или явления для выделения составляющих элементов.</w:t>
       </w:r>
     </w:p>
     <w:p>
+      <w:pPr>
+        <w:widowControl/>
+        <w:spacing w:line="240" w:lineRule="auto" w:after="0"/>
+      </w:pPr>
       <w:r>
         <w:rPr>
+          <w:rFonts w:ascii="Times New Roman" w:hAnsi="Times New Roman" w:eastAsia="Times New Roman"/>
           <w:b w:val="0"/>
           <w:i w:val="0"/>
+          <w:color w:val="181A1F"/>
+          <w:sz w:val="28"/>
         </w:rPr>
         <w:t>3) Только для наглядно-действенного мышления характерно использование понятий, логических конструкций, которые иногда не имеют прямого образного выражения.</w:t>
       </w:r>
     </w:p>
     <w:p>
+      <w:pPr>
+        <w:widowControl/>
+        <w:spacing w:line="240" w:lineRule="auto" w:after="0"/>
+      </w:pPr>
       <w:r>
         <w:rPr>
+          <w:rFonts w:ascii="Times New Roman" w:hAnsi="Times New Roman" w:eastAsia="Times New Roman"/>
           <w:b w:val="0"/>
           <w:i w:val="0"/>
+          <w:color w:val="181A1F"/>
+          <w:sz w:val="28"/>
         </w:rPr>
         <w:t>4) Обобщение как операция мышления включает в себя отбрасывание единичных признаков при сохранении общих, с раскрытием существенных связей.</w:t>
       </w:r>
     </w:p>
     <w:p>
+      <w:pPr>
+        <w:widowControl/>
+        <w:spacing w:line="240" w:lineRule="auto" w:after="0"/>
+      </w:pPr>
       <w:r>
         <w:rPr>
+          <w:rFonts w:ascii="Times New Roman" w:hAnsi="Times New Roman" w:eastAsia="Times New Roman"/>
           <w:b w:val="0"/>
           <w:i w:val="0"/>
+          <w:color w:val="181A1F"/>
+          <w:sz w:val="28"/>
         </w:rPr>
         <w:t>5) Словесно-логическое мышление выражается в решении задач с помощью реального, физического преобразования ситуации, манипулирования с объектами.</w:t>
       </w:r>
     </w:p>
     <w:p>
-      <w:r>
-        <w:t>Ответ: ______________________________</w:t>
-      </w:r>
-    </w:p>
-    <w:p>
+      <w:pPr>
+        <w:keepNext/>
+        <w:widowControl/>
+        <w:spacing w:line="240" w:lineRule="auto" w:after="0" w:before="120"/>
+      </w:pPr>
       <w:r>
         <w:rPr>
+          <w:rFonts w:ascii="Times New Roman" w:hAnsi="Times New Roman" w:eastAsia="Times New Roman"/>
           <w:b/>
-          <w:sz w:val="24"/>
+          <w:color w:val="181A1F"/>
+          <w:sz w:val="28"/>
         </w:rPr>
         <w:t>8.</w:t>
       </w:r>
     </w:p>
     <w:p>
+      <w:pPr>
+        <w:widowControl/>
+        <w:spacing w:line="240" w:lineRule="auto" w:after="0"/>
+      </w:pPr>
       <w:r>
         <w:rPr>
+          <w:rFonts w:ascii="Times New Roman" w:hAnsi="Times New Roman" w:eastAsia="Times New Roman"/>
           <w:b w:val="0"/>
           <w:i w:val="0"/>
+          <w:color w:val="181A1F"/>
+          <w:sz w:val="28"/>
         </w:rPr>
         <w:t>Знакомые характеризовали Владимира как незаурядную личность. Какие из приведённых ниже качеств могли стать основой этой характеристики? Запишите цифры, под которыми они указаны.</w:t>
       </w:r>
     </w:p>
     <w:p>
+      <w:pPr>
+        <w:widowControl/>
+        <w:spacing w:line="240" w:lineRule="auto" w:after="0"/>
+      </w:pPr>
       <w:r>
         <w:rPr>
+          <w:rFonts w:ascii="Times New Roman" w:hAnsi="Times New Roman" w:eastAsia="Times New Roman"/>
           <w:b w:val="0"/>
           <w:i w:val="0"/>
+          <w:color w:val="181A1F"/>
+          <w:sz w:val="28"/>
         </w:rPr>
         <w:t>1) высокий рост</w:t>
       </w:r>
     </w:p>
     <w:p>
+      <w:pPr>
+        <w:widowControl/>
+        <w:spacing w:line="240" w:lineRule="auto" w:after="0"/>
+      </w:pPr>
       <w:r>
         <w:rPr>
+          <w:rFonts w:ascii="Times New Roman" w:hAnsi="Times New Roman" w:eastAsia="Times New Roman"/>
           <w:b w:val="0"/>
           <w:i w:val="0"/>
+          <w:color w:val="181A1F"/>
+          <w:sz w:val="28"/>
         </w:rPr>
         <w:t>2) спортивные достижения в футболе</w:t>
       </w:r>
     </w:p>
     <w:p>
+      <w:pPr>
+        <w:widowControl/>
+        <w:spacing w:line="240" w:lineRule="auto" w:after="0"/>
+      </w:pPr>
       <w:r>
         <w:rPr>
+          <w:rFonts w:ascii="Times New Roman" w:hAnsi="Times New Roman" w:eastAsia="Times New Roman"/>
           <w:b w:val="0"/>
           <w:i w:val="0"/>
+          <w:color w:val="181A1F"/>
+          <w:sz w:val="28"/>
         </w:rPr>
         <w:t>3) актёрское мастерство</w:t>
       </w:r>
     </w:p>
     <w:p>
+      <w:pPr>
+        <w:widowControl/>
+        <w:spacing w:line="240" w:lineRule="auto" w:after="0"/>
+      </w:pPr>
       <w:r>
         <w:rPr>
+          <w:rFonts w:ascii="Times New Roman" w:hAnsi="Times New Roman" w:eastAsia="Times New Roman"/>
           <w:b w:val="0"/>
           <w:i w:val="0"/>
+          <w:color w:val="181A1F"/>
+          <w:sz w:val="28"/>
         </w:rPr>
         <w:t>4) голубые глаза</w:t>
       </w:r>
     </w:p>
     <w:p>
+      <w:pPr>
+        <w:widowControl/>
+        <w:spacing w:line="240" w:lineRule="auto" w:after="0"/>
+      </w:pPr>
       <w:r>
         <w:rPr>
+          <w:rFonts w:ascii="Times New Roman" w:hAnsi="Times New Roman" w:eastAsia="Times New Roman"/>
           <w:b w:val="0"/>
           <w:i w:val="0"/>
+          <w:color w:val="181A1F"/>
+          <w:sz w:val="28"/>
         </w:rPr>
         <w:t>5) светлые волосы</w:t>
       </w:r>
     </w:p>
     <w:p>
+      <w:pPr>
+        <w:widowControl/>
+        <w:spacing w:line="240" w:lineRule="auto" w:after="0"/>
+      </w:pPr>
       <w:r>
         <w:rPr>
+          <w:rFonts w:ascii="Times New Roman" w:hAnsi="Times New Roman" w:eastAsia="Times New Roman"/>
           <w:b w:val="0"/>
           <w:i w:val="0"/>
+          <w:color w:val="181A1F"/>
+          <w:sz w:val="28"/>
         </w:rPr>
         <w:t>6) любовь к театру</w:t>
       </w:r>
     </w:p>
     <w:p>
-      <w:r>
-        <w:t>Ответ: ______________________________</w:t>
-      </w:r>
-    </w:p>
-    <w:p>
+      <w:pPr>
+        <w:keepNext/>
+        <w:widowControl/>
+        <w:spacing w:line="240" w:lineRule="auto" w:after="0" w:before="120"/>
+      </w:pPr>
       <w:r>
         <w:rPr>
+          <w:rFonts w:ascii="Times New Roman" w:hAnsi="Times New Roman" w:eastAsia="Times New Roman"/>
           <w:b/>
-          <w:sz w:val="24"/>
+          <w:color w:val="181A1F"/>
+          <w:sz w:val="28"/>
         </w:rPr>
         <w:t>9.</w:t>
       </w:r>
     </w:p>
     <w:p>
+      <w:pPr>
+        <w:widowControl/>
+        <w:spacing w:line="240" w:lineRule="auto" w:after="0"/>
+      </w:pPr>
       <w:r>
         <w:rPr>
+          <w:rFonts w:ascii="Times New Roman" w:hAnsi="Times New Roman" w:eastAsia="Times New Roman"/>
           <w:b w:val="0"/>
           <w:i w:val="0"/>
+          <w:color w:val="181A1F"/>
+          <w:sz w:val="28"/>
         </w:rPr>
         <w:t xml:space="preserve">Установите соответствие между признаками и видами истины: к каждому элементу, данному в первом столбце, подберите соответствующий элемент из второго столбца. </w:t>
       </w:r>
@@ -925,6 +1560,7 @@
       <w:tblPr>
         <w:tblStyle w:val="TableGrid"/>
         <w:tblW w:type="auto" w:w="0"/>
+        <w:tblLayout w:type="autofit"/>
         <w:tblLook w:firstColumn="1" w:firstRow="1" w:lastColumn="0" w:lastRow="0" w:noHBand="0" w:noVBand="1" w:val="04A0"/>
       </w:tblPr>
       <w:tblGrid>
@@ -937,7 +1573,16 @@
             <w:tcW w:type="dxa" w:w="5128"/>
           </w:tcPr>
           <w:p>
+            <w:pPr>
+              <w:spacing w:after="0" w:line="240" w:lineRule="auto"/>
+            </w:pPr>
             <w:r>
+              <w:rPr>
+                <w:rFonts w:ascii="Times New Roman" w:hAnsi="Times New Roman" w:eastAsia="Times New Roman"/>
+                <w:b/>
+                <w:color w:val="181A1F"/>
+                <w:sz w:val="28"/>
+              </w:rPr>
               <w:t>ПРИЗНАКИ</w:t>
             </w:r>
           </w:p>
@@ -947,7 +1592,16 @@
             <w:tcW w:type="dxa" w:w="5128"/>
           </w:tcPr>
           <w:p>
+            <w:pPr>
+              <w:spacing w:after="0" w:line="240" w:lineRule="auto"/>
+            </w:pPr>
             <w:r>
+              <w:rPr>
+                <w:rFonts w:ascii="Times New Roman" w:hAnsi="Times New Roman" w:eastAsia="Times New Roman"/>
+                <w:b/>
+                <w:color w:val="181A1F"/>
+                <w:sz w:val="28"/>
+              </w:rPr>
               <w:t>ВИДЫ ИСТИНЫ</w:t>
             </w:r>
           </w:p>
@@ -959,8 +1613,24 @@
             <w:tcW w:type="dxa" w:w="5128"/>
           </w:tcPr>
           <w:p>
+            <w:pPr>
+              <w:spacing w:after="0" w:line="240" w:lineRule="auto"/>
+            </w:pPr>
             <w:r>
-              <w:t>А) возможность корректировки при дальнейшем развитии наукиБ) неполное, изменяемое знание о предметеВ) адекватность отражения сущности познаваемого объектаГ) достоверность знанияД) объективность</w:t>
+              <w:rPr>
+                <w:rFonts w:ascii="Times New Roman" w:hAnsi="Times New Roman" w:eastAsia="Times New Roman"/>
+                <w:color w:val="181A1F"/>
+                <w:sz w:val="28"/>
+              </w:rPr>
+              <w:t>А) возможность корректировки при дальнейшем развитии науки</w:t>
+              <w:br/>
+              <w:t>Б) неполное, изменяемое знание о предмете</w:t>
+              <w:br/>
+              <w:t>В) адекватность отражения сущности познаваемого объекта</w:t>
+              <w:br/>
+              <w:t>Г) достоверность знания</w:t>
+              <w:br/>
+              <w:t>Д) объективность</w:t>
             </w:r>
           </w:p>
         </w:tc>
@@ -969,18 +1639,35 @@
             <w:tcW w:type="dxa" w:w="5128"/>
           </w:tcPr>
           <w:p>
+            <w:pPr>
+              <w:spacing w:after="0" w:line="240" w:lineRule="auto"/>
+            </w:pPr>
             <w:r>
-              <w:t>1) и абсолютная, и относительная истина2) только относительная истина</w:t>
+              <w:rPr>
+                <w:rFonts w:ascii="Times New Roman" w:hAnsi="Times New Roman" w:eastAsia="Times New Roman"/>
+                <w:color w:val="181A1F"/>
+                <w:sz w:val="28"/>
+              </w:rPr>
+              <w:t>1) и абсолютная, и относительная истина</w:t>
+              <w:br/>
+              <w:t>2) только относительная истина</w:t>
             </w:r>
           </w:p>
         </w:tc>
       </w:tr>
     </w:tbl>
     <w:p>
+      <w:pPr>
+        <w:widowControl/>
+        <w:spacing w:line="240" w:lineRule="auto" w:after="0"/>
+      </w:pPr>
       <w:r>
         <w:rPr>
+          <w:rFonts w:ascii="Times New Roman" w:hAnsi="Times New Roman" w:eastAsia="Times New Roman"/>
           <w:b w:val="0"/>
           <w:i w:val="0"/>
+          <w:color w:val="181A1F"/>
+          <w:sz w:val="28"/>
         </w:rPr>
         <w:t>Запишите в ответ цифры, расположив их в порядке, соответствующем буквам:</w:t>
       </w:r>
@@ -989,6 +1676,7 @@
       <w:tblPr>
         <w:tblStyle w:val="TableGrid"/>
         <w:tblW w:type="auto" w:w="0"/>
+        <w:tblLayout w:type="autofit"/>
         <w:tblLook w:firstColumn="1" w:firstRow="1" w:lastColumn="0" w:lastRow="0" w:noHBand="0" w:noVBand="1" w:val="04A0"/>
       </w:tblPr>
       <w:tblGrid>
@@ -1004,7 +1692,16 @@
             <w:tcW w:type="dxa" w:w="2051"/>
           </w:tcPr>
           <w:p>
+            <w:pPr>
+              <w:spacing w:after="0" w:line="240" w:lineRule="auto"/>
+            </w:pPr>
             <w:r>
+              <w:rPr>
+                <w:rFonts w:ascii="Times New Roman" w:hAnsi="Times New Roman" w:eastAsia="Times New Roman"/>
+                <w:b/>
+                <w:color w:val="181A1F"/>
+                <w:sz w:val="28"/>
+              </w:rPr>
               <w:t>A</w:t>
             </w:r>
           </w:p>
@@ -1014,7 +1711,16 @@
             <w:tcW w:type="dxa" w:w="2051"/>
           </w:tcPr>
           <w:p>
+            <w:pPr>
+              <w:spacing w:after="0" w:line="240" w:lineRule="auto"/>
+            </w:pPr>
             <w:r>
+              <w:rPr>
+                <w:rFonts w:ascii="Times New Roman" w:hAnsi="Times New Roman" w:eastAsia="Times New Roman"/>
+                <w:b/>
+                <w:color w:val="181A1F"/>
+                <w:sz w:val="28"/>
+              </w:rPr>
               <w:t>Б</w:t>
             </w:r>
           </w:p>
@@ -1024,7 +1730,16 @@
             <w:tcW w:type="dxa" w:w="2051"/>
           </w:tcPr>
           <w:p>
+            <w:pPr>
+              <w:spacing w:after="0" w:line="240" w:lineRule="auto"/>
+            </w:pPr>
             <w:r>
+              <w:rPr>
+                <w:rFonts w:ascii="Times New Roman" w:hAnsi="Times New Roman" w:eastAsia="Times New Roman"/>
+                <w:b/>
+                <w:color w:val="181A1F"/>
+                <w:sz w:val="28"/>
+              </w:rPr>
               <w:t>В</w:t>
             </w:r>
           </w:p>
@@ -1034,7 +1749,16 @@
             <w:tcW w:type="dxa" w:w="2051"/>
           </w:tcPr>
           <w:p>
+            <w:pPr>
+              <w:spacing w:after="0" w:line="240" w:lineRule="auto"/>
+            </w:pPr>
             <w:r>
+              <w:rPr>
+                <w:rFonts w:ascii="Times New Roman" w:hAnsi="Times New Roman" w:eastAsia="Times New Roman"/>
+                <w:b/>
+                <w:color w:val="181A1F"/>
+                <w:sz w:val="28"/>
+              </w:rPr>
               <w:t>Г</w:t>
             </w:r>
           </w:p>
@@ -1044,7 +1768,16 @@
             <w:tcW w:type="dxa" w:w="2051"/>
           </w:tcPr>
           <w:p>
+            <w:pPr>
+              <w:spacing w:after="0" w:line="240" w:lineRule="auto"/>
+            </w:pPr>
             <w:r>
+              <w:rPr>
+                <w:rFonts w:ascii="Times New Roman" w:hAnsi="Times New Roman" w:eastAsia="Times New Roman"/>
+                <w:b/>
+                <w:color w:val="181A1F"/>
+                <w:sz w:val="28"/>
+              </w:rPr>
               <w:t>Д</w:t>
             </w:r>
           </w:p>
@@ -1056,7 +1789,16 @@
             <w:tcW w:type="dxa" w:w="2051"/>
           </w:tcPr>
           <w:p>
-            <w:r/>
+            <w:pPr>
+              <w:spacing w:after="0" w:line="240" w:lineRule="auto"/>
+            </w:pPr>
+            <w:r>
+              <w:rPr>
+                <w:rFonts w:ascii="Times New Roman" w:hAnsi="Times New Roman" w:eastAsia="Times New Roman"/>
+                <w:color w:val="181A1F"/>
+                <w:sz w:val="28"/>
+              </w:rPr>
+            </w:r>
           </w:p>
         </w:tc>
         <w:tc>
@@ -1064,7 +1806,16 @@
             <w:tcW w:type="dxa" w:w="2051"/>
           </w:tcPr>
           <w:p>
-            <w:r/>
+            <w:pPr>
+              <w:spacing w:after="0" w:line="240" w:lineRule="auto"/>
+            </w:pPr>
+            <w:r>
+              <w:rPr>
+                <w:rFonts w:ascii="Times New Roman" w:hAnsi="Times New Roman" w:eastAsia="Times New Roman"/>
+                <w:color w:val="181A1F"/>
+                <w:sz w:val="28"/>
+              </w:rPr>
+            </w:r>
           </w:p>
         </w:tc>
         <w:tc>
@@ -1072,7 +1823,16 @@
             <w:tcW w:type="dxa" w:w="2051"/>
           </w:tcPr>
           <w:p>
-            <w:r/>
+            <w:pPr>
+              <w:spacing w:after="0" w:line="240" w:lineRule="auto"/>
+            </w:pPr>
+            <w:r>
+              <w:rPr>
+                <w:rFonts w:ascii="Times New Roman" w:hAnsi="Times New Roman" w:eastAsia="Times New Roman"/>
+                <w:color w:val="181A1F"/>
+                <w:sz w:val="28"/>
+              </w:rPr>
+            </w:r>
           </w:p>
         </w:tc>
         <w:tc>
@@ -1080,7 +1840,16 @@
             <w:tcW w:type="dxa" w:w="2051"/>
           </w:tcPr>
           <w:p>
-            <w:r/>
+            <w:pPr>
+              <w:spacing w:after="0" w:line="240" w:lineRule="auto"/>
+            </w:pPr>
+            <w:r>
+              <w:rPr>
+                <w:rFonts w:ascii="Times New Roman" w:hAnsi="Times New Roman" w:eastAsia="Times New Roman"/>
+                <w:color w:val="181A1F"/>
+                <w:sz w:val="28"/>
+              </w:rPr>
+            </w:r>
           </w:p>
         </w:tc>
         <w:tc>
@@ -1088,2613 +1857,1836 @@
             <w:tcW w:type="dxa" w:w="2051"/>
           </w:tcPr>
           <w:p>
-            <w:r/>
-          </w:p>
-        </w:tc>
-      </w:tr>
-    </w:tbl>
-    <w:p>
-      <w:r>
-        <w:t>Ответ: ______________________________</w:t>
-      </w:r>
-    </w:p>
-    <w:p>
-      <w:r>
-        <w:rPr>
-          <w:b/>
-          <w:sz w:val="24"/>
-        </w:rPr>
-        <w:t>10.</w:t>
-      </w:r>
-    </w:p>
-    <w:p>
-      <w:r>
-        <w:rPr>
-          <w:b w:val="0"/>
-          <w:i w:val="0"/>
-        </w:rPr>
-        <w:t>Выберите верные суждения о критериях общественного прогресса и запишите цифры под которыми они указаны.</w:t>
-      </w:r>
-    </w:p>
-    <w:p>
-      <w:r>
-        <w:rPr>
-          <w:b w:val="0"/>
-          <w:i w:val="0"/>
-        </w:rPr>
-        <w:t>1) Развитие производительных сил — один из критериев общественного прогресса.</w:t>
-      </w:r>
-    </w:p>
-    <w:p>
-      <w:r>
-        <w:rPr>
-          <w:b w:val="0"/>
-          <w:i w:val="0"/>
-        </w:rPr>
-        <w:t>2) Учёные в ходе своих исследований нашли единственный критерий  общественного прогресса.</w:t>
-      </w:r>
-    </w:p>
-    <w:p>
-      <w:r>
-        <w:rPr>
-          <w:b w:val="0"/>
-          <w:i w:val="0"/>
-        </w:rPr>
-        <w:t>3) Свобода личности, возможности для её самореализации  свидетельствуют о прогрессе общества.</w:t>
-      </w:r>
-    </w:p>
-    <w:p>
-      <w:r>
-        <w:rPr>
-          <w:b w:val="0"/>
-          <w:i w:val="0"/>
-        </w:rPr>
-        <w:t>4) Революция и реформа — это критерии общественного прогресса.</w:t>
-      </w:r>
-    </w:p>
-    <w:p>
-      <w:r>
-        <w:rPr>
-          <w:b w:val="0"/>
-          <w:i w:val="0"/>
-        </w:rPr>
-        <w:t>5) Ряд учёных обосновали нравственный критерий прогресса.</w:t>
-      </w:r>
-    </w:p>
-    <w:p>
-      <w:r>
-        <w:t>Ответ: ______________________________</w:t>
-      </w:r>
-    </w:p>
-    <w:p>
-      <w:r>
-        <w:rPr>
-          <w:b/>
-          <w:sz w:val="24"/>
-        </w:rPr>
-        <w:t>11.</w:t>
-      </w:r>
-    </w:p>
-    <w:p>
-      <w:r>
-        <w:rPr>
-          <w:b w:val="0"/>
-          <w:i w:val="0"/>
-        </w:rPr>
-        <w:t>Полина поставила своей целью посетить Испанию, пообщаться с местными жителями. Она изучает испанский язык, читает книги об истории и культуре Испании, на интернет-форумах общается со знатоками испанского искусства. Она уже спланировала маршрут своего путешествия и приобрела путёвку. Найдите в приведённом списке примеры средств, используемых Полиной для достижения указанной цели, и запишите цифры, под которыми они указаны.</w:t>
-      </w:r>
-    </w:p>
-    <w:p>
-      <w:r>
-        <w:rPr>
-          <w:b w:val="0"/>
-          <w:i w:val="0"/>
-        </w:rPr>
-        <w:t>1) изучение испанского языка</w:t>
-      </w:r>
-    </w:p>
-    <w:p>
-      <w:r>
-        <w:rPr>
-          <w:b w:val="0"/>
-          <w:i w:val="0"/>
-        </w:rPr>
-        <w:t>2) покупка туристической путёвки</w:t>
-      </w:r>
-    </w:p>
-    <w:p>
-      <w:r>
-        <w:rPr>
-          <w:b w:val="0"/>
-          <w:i w:val="0"/>
-        </w:rPr>
-        <w:t>3) местные жители</w:t>
-      </w:r>
-    </w:p>
-    <w:p>
-      <w:r>
-        <w:rPr>
-          <w:b w:val="0"/>
-          <w:i w:val="0"/>
-        </w:rPr>
-        <w:t>4) чтение путеводителей и изучение маршрута</w:t>
-      </w:r>
-    </w:p>
-    <w:p>
-      <w:r>
-        <w:rPr>
-          <w:b w:val="0"/>
-          <w:i w:val="0"/>
-        </w:rPr>
-        <w:t>5) знатоки испанского искусства</w:t>
-      </w:r>
-    </w:p>
-    <w:p>
-      <w:r>
-        <w:rPr>
-          <w:b w:val="0"/>
-          <w:i w:val="0"/>
-        </w:rPr>
-        <w:t>6) путешествие по Испании</w:t>
-      </w:r>
-    </w:p>
-    <w:p>
-      <w:r>
-        <w:t>Ответ: ______________________________</w:t>
-      </w:r>
-    </w:p>
-    <w:p>
-      <w:r>
-        <w:rPr>
-          <w:b/>
-          <w:sz w:val="24"/>
-        </w:rPr>
-        <w:t>12.</w:t>
-      </w:r>
-    </w:p>
-    <w:p>
-      <w:r>
-        <w:rPr>
-          <w:b w:val="0"/>
-          <w:i w:val="0"/>
-        </w:rPr>
-        <w:t>Ниже приведён перечень терминов. Все они, за исключением двух, характеризуют понятие «аграрное общество».</w:t>
-      </w:r>
-    </w:p>
-    <w:p>
-      <w:r>
-        <w:rPr>
-          <w:b w:val="0"/>
-          <w:i w:val="0"/>
-        </w:rPr>
-        <w:t>1) традиционализм;</w:t>
-      </w:r>
-    </w:p>
-    <w:p>
-      <w:r>
-        <w:rPr>
-          <w:b w:val="0"/>
-          <w:i w:val="0"/>
-        </w:rPr>
-        <w:t>2) коллективизм;</w:t>
-      </w:r>
-    </w:p>
-    <w:p>
-      <w:r>
-        <w:rPr>
-          <w:b w:val="0"/>
-          <w:i w:val="0"/>
-        </w:rPr>
-        <w:t>3) фабрика;</w:t>
-      </w:r>
-    </w:p>
-    <w:p>
-      <w:r>
-        <w:rPr>
-          <w:b w:val="0"/>
-          <w:i w:val="0"/>
-        </w:rPr>
-        <w:t>4) религия;</w:t>
-      </w:r>
-    </w:p>
-    <w:p>
-      <w:r>
-        <w:rPr>
-          <w:b w:val="0"/>
-          <w:i w:val="0"/>
-        </w:rPr>
-        <w:t>5) большая семья;</w:t>
-      </w:r>
-    </w:p>
-    <w:p>
-      <w:r>
-        <w:rPr>
-          <w:b w:val="0"/>
-          <w:i w:val="0"/>
-        </w:rPr>
-        <w:t>6) сфера услуг.</w:t>
-      </w:r>
-    </w:p>
-    <w:p>
-      <w:r>
-        <w:rPr>
-          <w:b w:val="0"/>
-          <w:i w:val="0"/>
-        </w:rPr>
-        <w:t>Найдите два термина, «выпадающие» из общего ряда, и запишите в таблицу цифры, под которыми они указаны.</w:t>
-      </w:r>
-    </w:p>
-    <w:p>
-      <w:r>
-        <w:t>Ответ: ______________________________</w:t>
-      </w:r>
-    </w:p>
-    <w:p>
-      <w:r>
-        <w:rPr>
-          <w:b/>
-          <w:sz w:val="24"/>
-        </w:rPr>
-        <w:t>13.</w:t>
-      </w:r>
-    </w:p>
-    <w:p>
-      <w:r>
-        <w:rPr>
-          <w:b w:val="0"/>
-          <w:i w:val="0"/>
-        </w:rPr>
-        <w:t xml:space="preserve">Ученица 11 класса Олеся готовится к ЕГЭ по обществознанию. При повторении темы «Образование в Российской Федерации» она записывала права обучающихся, но допустила ошибки, выписав также обязанности обучающихся. Запишите цифры, под которыми указаны права обучающихся в Российской Федерации. </w:t>
-      </w:r>
-    </w:p>
-    <w:p>
-      <w:r>
-        <w:rPr>
-          <w:b w:val="0"/>
-          <w:i w:val="0"/>
-        </w:rPr>
-        <w:t>1) уважать честь и достоинство работников образовательной организации</w:t>
-      </w:r>
-    </w:p>
-    <w:p>
-      <w:r>
-        <w:rPr>
-          <w:b w:val="0"/>
-          <w:i w:val="0"/>
-        </w:rPr>
-        <w:t xml:space="preserve">2) обучаться по индивидуальному учебному плану, в том числе проходить ускоренное обучение, в пределах осваиваемой образовательной программы в установленном порядке </w:t>
-      </w:r>
-    </w:p>
-    <w:p>
-      <w:r>
-        <w:rPr>
-          <w:b w:val="0"/>
-          <w:i w:val="0"/>
-        </w:rPr>
-        <w:t xml:space="preserve">3) участвовать в формировании содержания своего профессионального образования в установленном порядке </w:t>
-      </w:r>
-    </w:p>
-    <w:p>
-      <w:r>
-        <w:rPr>
-          <w:b w:val="0"/>
-          <w:i w:val="0"/>
-        </w:rPr>
-        <w:t xml:space="preserve">4) выбирать организацию, форму получения образования и форму обучения после получения основного общего образования или после достижения восемнадцати лет </w:t>
-      </w:r>
-    </w:p>
-    <w:p>
-      <w:r>
-        <w:rPr>
-          <w:b w:val="0"/>
-          <w:i w:val="0"/>
-        </w:rPr>
-        <w:t xml:space="preserve">5) добросовестно осваивать образовательную программу, выполнять индивидуальный учебный план </w:t>
-      </w:r>
-    </w:p>
-    <w:p>
-      <w:r>
-        <w:rPr>
-          <w:b w:val="0"/>
-          <w:i w:val="0"/>
-        </w:rPr>
-        <w:t>6) осваивать наряду с обязательными учебными предметами, курсами, дисциплинами (модулями) любые другие учебные предметы, курсы, дисциплины (модули), преподаваемые в образовательной организации, в установленном порядке</w:t>
-      </w:r>
-    </w:p>
-    <w:p>
-      <w:r>
-        <w:t>Ответ: ______________________________</w:t>
-      </w:r>
-    </w:p>
-    <w:p>
-      <w:r>
-        <w:rPr>
-          <w:b/>
-          <w:sz w:val="24"/>
-        </w:rPr>
-        <w:t>14.</w:t>
-      </w:r>
-    </w:p>
-    <w:p>
-      <w:r>
-        <w:rPr>
-          <w:b w:val="0"/>
-          <w:i w:val="0"/>
-        </w:rPr>
-        <w:t>Популярный актёр и телеведущий на собственные средства снял чёрно-белый фильм о судьбе своего поколения. Критики отнесли это произведение к элитарному искусству. Выберите в приведённом ниже списке характеристики произведения элитарной культуры и запишите цифры, под которыми они указаны.</w:t>
-      </w:r>
-    </w:p>
-    <w:p>
-      <w:r>
-        <w:rPr>
-          <w:b w:val="0"/>
-          <w:i w:val="0"/>
-        </w:rPr>
-        <w:t>1) коммерческий характер</w:t>
-      </w:r>
-    </w:p>
-    <w:p>
-      <w:r>
-        <w:rPr>
-          <w:b w:val="0"/>
-          <w:i w:val="0"/>
-        </w:rPr>
-        <w:t>2) содержательная сложность</w:t>
-      </w:r>
-    </w:p>
-    <w:p>
-      <w:r>
-        <w:rPr>
-          <w:b w:val="0"/>
-          <w:i w:val="0"/>
-        </w:rPr>
-        <w:t>3) внимание критиков и знатоков</w:t>
-      </w:r>
-    </w:p>
-    <w:p>
-      <w:r>
-        <w:rPr>
-          <w:b w:val="0"/>
-          <w:i w:val="0"/>
-        </w:rPr>
-        <w:t>4) использование спецэффектов</w:t>
-      </w:r>
-    </w:p>
-    <w:p>
-      <w:r>
-        <w:rPr>
-          <w:b w:val="0"/>
-          <w:i w:val="0"/>
-        </w:rPr>
-        <w:t>5) привлечение кинозвёзд</w:t>
-      </w:r>
-    </w:p>
-    <w:p>
-      <w:r>
-        <w:rPr>
-          <w:b w:val="0"/>
-          <w:i w:val="0"/>
-        </w:rPr>
-        <w:t>6) колоссальный интерес зрителей</w:t>
-      </w:r>
-    </w:p>
-    <w:p>
-      <w:r>
-        <w:t>Ответ: ______________________________</w:t>
-      </w:r>
-    </w:p>
-    <w:p>
-      <w:r>
-        <w:rPr>
-          <w:b/>
-          <w:sz w:val="24"/>
-        </w:rPr>
-        <w:t>15.</w:t>
-      </w:r>
-    </w:p>
-    <w:p>
-      <w:r>
-        <w:rPr>
-          <w:b w:val="0"/>
-          <w:i w:val="0"/>
-        </w:rPr>
-        <w:t>Выберите верные суждения о формах (областях) духовной культуры и запишите цифры, под которыми они указаны.</w:t>
-      </w:r>
-    </w:p>
-    <w:p>
-      <w:r>
-        <w:rPr>
-          <w:b w:val="0"/>
-          <w:i w:val="0"/>
-        </w:rPr>
-        <w:t>1) Мораль, в отличие от других форм (областей) духовной культуры, объясняет события и явления окружающего мира.</w:t>
-      </w:r>
-    </w:p>
-    <w:p>
-      <w:r>
-        <w:rPr>
-          <w:b w:val="0"/>
-          <w:i w:val="0"/>
-        </w:rPr>
-        <w:t>2) Наука, в отличие от других форм (областей) духовной культуры, воздействует на эмоциональную сферу человека.</w:t>
-      </w:r>
-    </w:p>
-    <w:p>
-      <w:r>
-        <w:rPr>
-          <w:b w:val="0"/>
-          <w:i w:val="0"/>
-        </w:rPr>
-        <w:t>3) Искусство помогает привлечь внимание общества к социальным и нравственным проблемам.</w:t>
-      </w:r>
-    </w:p>
-    <w:p>
-      <w:r>
-        <w:rPr>
-          <w:b w:val="0"/>
-          <w:i w:val="0"/>
-        </w:rPr>
-        <w:t>4) Один из признаков религиозного сознания — убеждение в реальном существовании сверхъестественного, его влиянии на жизнь человека и общества.</w:t>
-      </w:r>
-    </w:p>
-    <w:p>
-      <w:r>
-        <w:rPr>
-          <w:b w:val="0"/>
-          <w:i w:val="0"/>
-        </w:rPr>
-        <w:t>5) Наука призвана познать и объяснить устройство мира и законы его развития.</w:t>
-      </w:r>
-    </w:p>
-    <w:p>
-      <w:r>
-        <w:t>Ответ: ______________________________</w:t>
-      </w:r>
-    </w:p>
-    <w:p>
-      <w:r>
-        <w:rPr>
-          <w:b/>
-          <w:sz w:val="24"/>
-        </w:rPr>
-        <w:t>16.</w:t>
-      </w:r>
-    </w:p>
-    <w:p>
-      <w:r>
-        <w:rPr>
-          <w:b w:val="0"/>
-          <w:i w:val="0"/>
-        </w:rPr>
-        <w:t>Выберите верные суждения о формах (областях) духовной культуры и запишите цифры, под которыми они указаны.</w:t>
-      </w:r>
-    </w:p>
-    <w:p>
-      <w:r>
-        <w:rPr>
-          <w:b w:val="0"/>
-          <w:i w:val="0"/>
-        </w:rPr>
-        <w:t>1) Мораль требует от человека определенного поведения.</w:t>
-      </w:r>
-      <w:r>
-        <w:br/>
-      </w:r>
-      <w:r>
-        <w:rPr>
-          <w:b w:val="0"/>
-          <w:i w:val="0"/>
-        </w:rPr>
-        <w:t>2) Религия оказывает эмоциональное воздействие на человека.</w:t>
-      </w:r>
-      <w:r>
-        <w:br/>
-      </w:r>
-      <w:r>
-        <w:rPr>
-          <w:b w:val="0"/>
-          <w:i w:val="0"/>
-        </w:rPr>
-        <w:t>3) Основой морали являются представления человека о добре и зле, готовность поступать в соответствии с этими представлениями.</w:t>
-      </w:r>
-      <w:r>
-        <w:br/>
-      </w:r>
-      <w:r>
-        <w:rPr>
-          <w:b w:val="0"/>
-          <w:i w:val="0"/>
-        </w:rPr>
-        <w:t>4) Религия даёт верующему человеку облегчение в страданиях, показывает выход из трудных, кажущихся безвыходными ситуаций.</w:t>
-      </w:r>
-      <w:r>
-        <w:br/>
-      </w:r>
-      <w:r>
-        <w:rPr>
-          <w:b w:val="0"/>
-          <w:i w:val="0"/>
-        </w:rPr>
-        <w:t xml:space="preserve">5) Искусству свойственны рациональность и системность. </w:t>
-      </w:r>
-    </w:p>
-    <w:p>
-      <w:r>
-        <w:t>Ответ: ______________________________</w:t>
-      </w:r>
-    </w:p>
-    <w:p>
-      <w:r>
-        <w:br w:type="page"/>
-      </w:r>
-    </w:p>
-    <w:p>
-      <w:pPr>
-        <w:pStyle w:val="Heading1"/>
-      </w:pPr>
-      <w:r>
-        <w:t>Часть 2</w:t>
-      </w:r>
-    </w:p>
-    <w:p>
-      <w:r>
-        <w:t>Для заданий 17–25 запишите полный развёрнутый ответ. Каждый вопрос самодостаточен и тематически соответствует варианту.</w:t>
-      </w:r>
-    </w:p>
-    <w:p>
-      <w:r>
-        <w:rPr>
-          <w:b/>
-          <w:sz w:val="24"/>
-        </w:rPr>
-        <w:t>17.</w:t>
-      </w:r>
-    </w:p>
-    <w:p>
-      <w:r>
-        <w:rPr>
-          <w:b w:val="0"/>
-          <w:i w:val="0"/>
-        </w:rPr>
-        <w:t>Чем же общество отличается от естественных, «псевдосоциальных» объединений животных особей? Прежде всего тем, что это целостность над биологическая. Она покоится не на функциональной дифференциации организмов и даже не на органической дифференциации их потребностей и стимулов, а на единстве культурных норм. Общества в точном смысле слова нет там, где нет культуры, т. е. «сверхприродной» нормативно-ценностной системы, регулирующей индивидуальное поведение. Таков один из важных выводов современной антропологии.</w:t>
-      </w:r>
-    </w:p>
-    <w:p>
-      <w:r>
-        <w:rPr>
-          <w:b w:val="0"/>
-          <w:i w:val="0"/>
-        </w:rPr>
-        <w:t>Итак, наличие культуры отличает человеческое общество от любого объединения животных особей. Однако оно ещё не объясняет ни того, как общество возможно, ни того, как оно на деле возникло. Выражаясь философским языком, культура — это форма, в которой развиваются и передаются из поколения в поколение взаимосвязи человеческих индивидов, но вовсе не причина, в силу которой они образуются и воспроизводятся.</w:t>
-      </w:r>
-    </w:p>
-    <w:p>
-      <w:r>
-        <w:rPr>
-          <w:b w:val="0"/>
-          <w:i w:val="0"/>
-        </w:rPr>
-        <w:t>Культура всегда уже предполагает систему жизнеобеспечения. Только там, где существует производство (постоянно возобновляющийся процесс труда), может иметь место социокультурное объединение людей.</w:t>
-      </w:r>
-    </w:p>
-    <w:p>
-      <w:r>
-        <w:rPr>
-          <w:b w:val="0"/>
-          <w:i w:val="0"/>
-        </w:rPr>
-        <w:t>Материальное производство есть преобразование природных объектов, материальное творчество. Оно вызывает на свет мир артефактов — «содеянных вещей», начиная с каменного наконечника стрелы и кончая компьютером. Именно наличие элементов материальной культуры служит простейшим и вместе с тем надёжнейшим свидетельством присутствия Homo sapiens внутри какого-то временного периода или пространственного ареала.</w:t>
-      </w:r>
-    </w:p>
-    <w:p>
-      <w:r>
-        <w:rPr>
-          <w:b w:val="0"/>
-          <w:i w:val="0"/>
-        </w:rPr>
-        <w:t>Материальное производство как созидательный процесс, в котором воплощены различные способности человека, обозначается в философии понятием «предметно-практическая деятельность». Это понятие имеет в виду осмысленную работу, воплощающуюся в некотором полезном (значимом для человека) продукте, а следовательно, обладающую осознанно целесообразным характером. Оно (пусть неявным образом) содержит в себе представление о таких качествах действующего субъекта, как самосознание и рациональное мышление…</w:t>
-      </w:r>
-    </w:p>
-    <w:p>
-      <w:r>
-        <w:rPr>
-          <w:b w:val="0"/>
-          <w:i w:val="0"/>
-        </w:rPr>
-        <w:t>Представляя собой существо социальное, человек вместе с тем является частью природы. С этой точки зрения люди принадлежат к высшим млекопитающим, образуя особый вид Homo sapiens, а следовательно, человек оказывается существом биологическим... Напомним, что Аристотель называл человека «политическим животным», подчёркивая тем самым наличие в человеке двух начал: животного (биологического) и политического (социального). Проблема же заключается в том, какое из этих начал является доминирующим, определяющим в формировании способностей, чувств, поведения, действий человека и каким образом осуществляется взаимосвязь биологического и социального в человеке. (И. Фролов и др.)</w:t>
-      </w:r>
-    </w:p>
-    <w:p>
-      <w:r>
-        <w:rPr>
-          <w:b w:val="0"/>
-          <w:i w:val="0"/>
-        </w:rPr>
-        <w:t>В тексте упомянуты ключевые понятия социально-гуманитарных наук.</w:t>
-      </w:r>
-    </w:p>
-    <w:p>
-      <w:r>
-        <w:rPr>
-          <w:b w:val="0"/>
-          <w:i w:val="0"/>
-        </w:rPr>
-        <w:t>Используя обществоведческие знания,</w:t>
-      </w:r>
-    </w:p>
-    <w:p>
-      <w:r>
-        <w:rPr>
-          <w:b w:val="0"/>
-          <w:i w:val="0"/>
-        </w:rPr>
-        <w:t>— укажите не менее трёх характеристик личности;</w:t>
-      </w:r>
-    </w:p>
-    <w:p>
-      <w:r>
-        <w:rPr>
-          <w:b w:val="0"/>
-          <w:i w:val="0"/>
-        </w:rPr>
-        <w:t>— объясните связь самосознания индивида и его биологически обусловленными качествами. (Объяснение может быть дано в одном или нескольких распространённых предложениях.)</w:t>
-      </w:r>
-    </w:p>
-    <w:p>
-      <w:r>
-        <w:t>Ответ:</w:t>
-      </w:r>
-    </w:p>
-    <w:p>
-      <w:r>
-        <w:t>__________________________________________________________________________________________</w:t>
-      </w:r>
-    </w:p>
-    <w:p>
-      <w:r>
-        <w:t>__________________________________________________________________________________________</w:t>
-      </w:r>
-    </w:p>
-    <w:p>
-      <w:r>
-        <w:t>__________________________________________________________________________________________</w:t>
-      </w:r>
-    </w:p>
-    <w:p>
-      <w:r>
-        <w:rPr>
-          <w:b/>
-          <w:sz w:val="24"/>
-        </w:rPr>
-        <w:t>18.</w:t>
-      </w:r>
-    </w:p>
-    <w:p>
-      <w:r>
-        <w:rPr>
-          <w:b w:val="0"/>
-          <w:i w:val="0"/>
-        </w:rPr>
-        <w:t xml:space="preserve">Массовая культура чрезмерно популярна. Это обусловлено не только необходимостью усреднённого языка общения, но и имеет другие причины, непосредственно связанные с особенностями человеческого сознания. К таковым относится, во-первых, изначальная пассивность сознания большинства членов общества, нежелание людей духовно или интеллектуально активно участвовать в социальных процессах. Во-вторых, желание уйти от повседневных проблем, от обыденности и рутины. В-третьих, поиск понимания и сопереживания своим проблемам со стороны других людей &lt;…&gt;. </w:t>
-      </w:r>
-    </w:p>
-    <w:p>
-      <w:r>
-        <w:rPr>
-          <w:b w:val="0"/>
-          <w:i w:val="0"/>
-        </w:rPr>
-        <w:t xml:space="preserve">Продукция массовой культуры недолговечна. Будучи в значительной мере культурой потребительской, она мгновенно реагирует на появляющийся спрос на ту или иную её продукцию. С исчезновением спроса исчезает и продукция, предназначенная для его удовлетворения. </w:t>
-      </w:r>
-    </w:p>
-    <w:p>
-      <w:r>
-        <w:rPr>
-          <w:b w:val="0"/>
-          <w:i w:val="0"/>
-        </w:rPr>
-        <w:t xml:space="preserve">Быстродоступность продукции массовой культуры достигается с помощью современных средств массовой коммуникации, которые год от года становятся всё более совершенными и разнообразными. К таким уже традиционным способам распространения массовой культуры, как кино, видео, теле- и радиопрограммы, печатные издания, прибавились мобильные системы связи, а также Интернет. </w:t>
-      </w:r>
-    </w:p>
-    <w:p>
-      <w:r>
-        <w:rPr>
-          <w:b w:val="0"/>
-          <w:i w:val="0"/>
-        </w:rPr>
-        <w:t xml:space="preserve">Массовая культура, порождая огромное количество своих произведений-однодневок, вместе с тем глубоко консервативна. Её произведения можно безошибочно отнести к тому или иному жанру, сюжеты обладают чёткой, из раза в раз повторяющейся структурой. И хотя зачастую произведения массовой культуры лишены глубокого смысла, они обладают жёстким каркасом внутренней структуры &lt;…&gt;. </w:t>
-      </w:r>
-    </w:p>
-    <w:p>
-      <w:r>
-        <w:rPr>
-          <w:b w:val="0"/>
-          <w:i w:val="0"/>
-        </w:rPr>
-        <w:t xml:space="preserve">Как самостоятельное явление массовая культура оценивается противоречиво. С одной стороны, в её произведениях предлагаются готовые ответы на то, что происходит в социокультурном пространстве вокруг индивида. Под влиянием массовой культуры меняется система ценностей: стремление к занимательности и развлекательности становится доминирующим. С другой стороны, массовая культура даёт возможность широкой аудитории познакомиться с произведениями элитарной культуры. </w:t>
-      </w:r>
-    </w:p>
-    <w:p>
-      <w:r>
-        <w:rPr>
-          <w:b w:val="0"/>
-          <w:i w:val="0"/>
-        </w:rPr>
-        <w:t xml:space="preserve">Массовая культура прочно укрепилась в современном обществе и ожидать её спонтанного исчезновения, по крайне мере в ближайший исторический период, не приходится. Очевидно, если она продолжит своё существование в настоящем виде, то общий культурный потенциал цивилизации не только не возрастёт, но может и понести существенный ущерб. (По А.С. Иваненковой) </w:t>
-      </w:r>
-    </w:p>
-    <w:p>
-      <w:r>
-        <w:rPr>
-          <w:b w:val="0"/>
-          <w:i w:val="0"/>
-        </w:rPr>
-        <w:t>В тексте упомянуты ключевые понятия социально-гуманитарных наук. Используя обществоведческие знания,</w:t>
-      </w:r>
-      <w:r>
-        <w:br/>
-      </w:r>
-      <w:r>
-        <w:rPr>
-          <w:b w:val="0"/>
-          <w:i w:val="0"/>
-        </w:rPr>
-        <w:t>—  укажите не менее двух характеристик духовных ценностей как основных идей и убеждений человека;</w:t>
-      </w:r>
-      <w:r>
-        <w:br/>
-      </w:r>
-      <w:r>
-        <w:rPr>
-          <w:b w:val="0"/>
-          <w:i w:val="0"/>
-        </w:rPr>
-        <w:t>— объясните связь любого из указанного в тексте типа (вида) культуры с задачами распространения определённых социальных ценностей. (Объяснение может быть дано в одном или нескольких распространённых предложениях.)</w:t>
-      </w:r>
-    </w:p>
-    <w:p>
-      <w:r>
-        <w:t>Ответ:</w:t>
-      </w:r>
-    </w:p>
-    <w:p>
-      <w:r>
-        <w:t>__________________________________________________________________________________________</w:t>
-      </w:r>
-    </w:p>
-    <w:p>
-      <w:r>
-        <w:t>__________________________________________________________________________________________</w:t>
-      </w:r>
-    </w:p>
-    <w:p>
-      <w:r>
-        <w:t>__________________________________________________________________________________________</w:t>
-      </w:r>
-    </w:p>
-    <w:p>
-      <w:r>
-        <w:rPr>
-          <w:b/>
-          <w:sz w:val="24"/>
-        </w:rPr>
-        <w:t>19.</w:t>
-      </w:r>
-    </w:p>
-    <w:p>
-      <w:r>
-        <w:rPr>
-          <w:b w:val="0"/>
-          <w:i w:val="0"/>
-        </w:rPr>
-        <w:t>Приведите три аргумента в поддержку утверждения, согласно которому институты образования напрямую влияют на экономическое развитие общества. (Каждый аргумент должен быть сформулирован как распространённое предложение.)</w:t>
-      </w:r>
-    </w:p>
-    <w:p>
-      <w:r>
-        <w:t>Ответ:</w:t>
-      </w:r>
-    </w:p>
-    <w:p>
-      <w:r>
-        <w:t>__________________________________________________________________________________________</w:t>
-      </w:r>
-    </w:p>
-    <w:p>
-      <w:r>
-        <w:t>__________________________________________________________________________________________</w:t>
-      </w:r>
-    </w:p>
-    <w:p>
-      <w:r>
-        <w:t>__________________________________________________________________________________________</w:t>
-      </w:r>
-    </w:p>
-    <w:p>
-      <w:r>
-        <w:rPr>
-          <w:b/>
-          <w:sz w:val="24"/>
-        </w:rPr>
-        <w:t>20.</w:t>
-      </w:r>
-    </w:p>
-    <w:p>
-      <w:r>
-        <w:rPr>
-          <w:b w:val="0"/>
-          <w:i w:val="0"/>
-        </w:rPr>
-        <w:t>Назовите и проиллюстрируйте примерами три характерные черты искусства. (В каждом случае сначала укажите черту, затем приведите соответствующий пример. Каждый пример должен быть сформулирован развёрнуто.)</w:t>
-      </w:r>
-    </w:p>
-    <w:p>
-      <w:r>
-        <w:t>Ответ:</w:t>
-      </w:r>
-    </w:p>
-    <w:p>
-      <w:r>
-        <w:t>__________________________________________________________________________________________</w:t>
-      </w:r>
-    </w:p>
-    <w:p>
-      <w:r>
-        <w:t>__________________________________________________________________________________________</w:t>
-      </w:r>
-    </w:p>
-    <w:p>
-      <w:r>
-        <w:t>__________________________________________________________________________________________</w:t>
-      </w:r>
-    </w:p>
-    <w:p>
-      <w:r>
-        <w:rPr>
-          <w:b/>
-          <w:sz w:val="24"/>
-        </w:rPr>
-        <w:t>21.</w:t>
-      </w:r>
-    </w:p>
-    <w:p>
-      <w:r>
-        <w:rPr>
-          <w:b w:val="0"/>
-          <w:i w:val="0"/>
-        </w:rPr>
-        <w:t>Используя текст, обществоведческие знания и факты общественной жизни, приведите три объяснения содержащейся в тексте идеи о том, что, «познавая себя, человек никогда не остаётся вполне таким же, каким он был прежде».</w:t>
-      </w:r>
-    </w:p>
-    <w:p>
-      <w:r>
-        <w:rPr>
-          <w:b w:val="0"/>
-          <w:i w:val="0"/>
-        </w:rPr>
-        <w:t>Человек... осознаёт себя. Человек мыслит и знает себя. Он отдаёт себе отчёт в том, что делает, думает, чувствует. И исторически, и в ходе индивидуального развития человек первоначально осознаёт предметы и свои практические действия, а на более высоком уровне развития — и свои мысли о предметах и действиях. Он осознаёт себя усу личность. Самосознание предполагает выделение и различение человеком самого себя, своего Я от всего, что его окружает. Самосознание — это</w:t>
-      </w:r>
-    </w:p>
-    <w:p>
-      <w:r>
-        <w:rPr>
-          <w:b w:val="0"/>
-          <w:i w:val="0"/>
-        </w:rPr>
-        <w:t>осознание человеком своих действий, чувств, мыслей, мотивов поведения, интересов, своего положения в обществе. В формировании самосознания существенную роль играют ощущения человеком своего собственного тела, движений, действий.</w:t>
-      </w:r>
-    </w:p>
-    <w:p>
-      <w:r>
-        <w:rPr>
-          <w:b w:val="0"/>
-          <w:i w:val="0"/>
-        </w:rPr>
-        <w:t xml:space="preserve">Человек может стать самим собой лишь во взаимодействии с другими людьми, деятельность, общение. Общественная не только свою практическую формирования самосознания заключается с миром через обусловленность в непосредственном общении людей друг с другом, в их оценочных отношениях, но и в формулировании требований общества, предъявляемых к отдельному человеку, в осознании самих правил взаимоотношения. Человек осознаёт себя не только посредством других людей, но и через созданную ими материальную и духовную культуру... Познавая себя, человек, по мысли Т. Манна, никогда не остаётся вполне таким же, каким он был прежде. </w:t>
-      </w:r>
-    </w:p>
-    <w:p>
-      <w:r>
-        <w:rPr>
-          <w:b w:val="0"/>
-          <w:i w:val="0"/>
-        </w:rPr>
-        <w:t>Самосознание возникло не в качестве духовного зеркала для праздного самолюбования человека. Оно появилось в ответ на зов общественных условий жизни, которые с самого начала требовали от каждого человека умения оценивать свои поступки, слова и мысли. Жизнь своими строгими уроками научила человека осуществлять самоконтроль и саморегулирование. Регулируя свои действия и предусматривая результаты этих действий, самосознающий человек берёт на себя полную ответственность за них. Самосознание тесно связано с феноменом рефлексии... Рефлексия — размышление личности о самой себе, когда она вглядывается в сокровенные глубины своей внутренней духовной жизни. Не рефлексируя, человек не может полностью осознать того, что происходит в его душе, в его внутреннем духовном мире. Здесь важны постоянные подытоживания содеянного... Уровни рефлексии могут быть весьма разнообразными — от элементарного самосознания до глубоких раздумий над смыслом своего бытия, его нравственным содержанием. Осмысливая собственные духовные процессы, критически оценивает негативные стороны своего духовного мира, дурные привычки и т.п. Познавая себя, он никогда не остаётся таким же, каким был прежде... Масштабы осознания субъектом своей психической деятельности простираются от смутного понимания того, что происходит в душе, до глубокого и ясного самосознания. Сознательность суть нравственно-психологическая характеристика действий личности, которая основывается на сознании и оценке себя, своих возможностей, намерений и целей.</w:t>
-      </w:r>
-    </w:p>
-    <w:p>
-      <w:r>
-        <w:rPr>
-          <w:b w:val="0"/>
-          <w:i w:val="0"/>
-        </w:rPr>
-        <w:t>(А. Г. Спиркин)</w:t>
-      </w:r>
-    </w:p>
-    <w:p>
-      <w:r>
-        <w:t>Ответ:</w:t>
-      </w:r>
-    </w:p>
-    <w:p>
-      <w:r>
-        <w:t>__________________________________________________________________________________________</w:t>
-      </w:r>
-    </w:p>
-    <w:p>
-      <w:r>
-        <w:t>__________________________________________________________________________________________</w:t>
-      </w:r>
-    </w:p>
-    <w:p>
-      <w:r>
-        <w:t>__________________________________________________________________________________________</w:t>
-      </w:r>
-    </w:p>
-    <w:p>
-      <w:r>
-        <w:rPr>
-          <w:b/>
-          <w:sz w:val="24"/>
-        </w:rPr>
-        <w:t>22.</w:t>
-      </w:r>
-    </w:p>
-    <w:p>
-      <w:r>
-        <w:rPr>
-          <w:b w:val="0"/>
-          <w:i w:val="0"/>
-        </w:rPr>
-        <w:t>Используя обществоведческие знания, составьте сложный план, позволяющий раскрыть по существу тему «Проблема познаваемости мира». Сложный план должен содержать не менее трёх пунктов, непосредственно раскрывающих тему по существу, из которых два или более детализированы в подпунктах. (Количество подпунктов каждого детализированного пункта должно быть не менее трёх, за исключением случаев, когда с точки зрения общественных наук возможны только два подпункта.)</w:t>
-      </w:r>
-    </w:p>
-    <w:p>
-      <w:r>
-        <w:t>Ответ:</w:t>
-      </w:r>
-    </w:p>
-    <w:p>
-      <w:r>
-        <w:t>__________________________________________________________________________________________</w:t>
-      </w:r>
-    </w:p>
-    <w:p>
-      <w:r>
-        <w:t>__________________________________________________________________________________________</w:t>
-      </w:r>
-    </w:p>
-    <w:p>
-      <w:r>
-        <w:t>__________________________________________________________________________________________</w:t>
-      </w:r>
-    </w:p>
-    <w:p>
-      <w:r>
-        <w:rPr>
-          <w:b/>
-          <w:sz w:val="24"/>
-        </w:rPr>
-        <w:t>23.</w:t>
-      </w:r>
-    </w:p>
-    <w:p>
-      <w:r>
-        <w:rPr>
-          <w:b w:val="0"/>
-          <w:i w:val="0"/>
-        </w:rPr>
-        <w:t>Социальные движения отличаются друг от друга по масштабам предполагаемых изменений. Некоторые из них относительно ограничены по своим целям и не ориентированы на преобразования основных институциональных структур. Они хотят преобразований внутри структуры, а не её самой. Мы называем их реформистскими... Другие движения стремятся к более глубоким преобразованиям, пытаются затронуть основы социальной организации. Вследствие того, что под их прицелом оказываются институты, занимающие центральное, стратегическое положение, изменения имеют гораздо более далеко идущие последствия, чем предполагалось изначально. В результате происходит преобразование самого общества, а не внутри него. Такие движения мы называем радикальными. К ним относятся, например, движения за гражданские права в США, против апартеида в Южной Африке, за национальное освобождение в колониальных странах. Когда предполагаемые изменения охватывают все ключевые аспекты социальной структуры (политический, экономический, культурный) и направлены на тотальное изменение общества, построение вместо него «альтернативного» общества, тогда мы говорим о революционных движениях...</w:t>
-      </w:r>
-    </w:p>
-    <w:p>
-      <w:r>
-        <w:rPr>
-          <w:b w:val="0"/>
-          <w:i w:val="0"/>
-        </w:rPr>
-        <w:t>Социальные движения различаются по качеству предполагаемых изменений. Некоторые стремятся создать новые институты, ввести новые законы, внедрить новый образ жизни, новые верования. Короче говоря, они хотят сформировать общество, которого раньше не существовало. Такие движения ориентированы на будущее. Их можно назвать прогрессивными. К ним можно отнести, например, движения республиканцев, социалистов, движения за освобождение женщин. Другие движения обращены в прошлое, стремясь восстановить институты, законы, образ жизни и вeрования, которые когда-то существовали, но забылись или были отброшены в ходе истории. Предлагаемые ими изменения направлены в прошлое, и основное внимание уделяется возрождению традиции. Мы можем назвать их «консервативными» или «ретроактивными». Это и экологическое движение; и движение «Морального большинства» в США, призывающее вернуться к семейным ценностям; и монархические движения, выступающие за восстановление монархического строя; и движение за этническое возрожцение в Восточной и Центральной Европе. Различие между прогрессивными и консервативными движениями аналогично общему политическому разделению на левых и правых. Левые чаще прогрессивно ориентированы, правые обычно консервативны...</w:t>
-      </w:r>
-    </w:p>
-    <w:p>
-      <w:r>
-        <w:rPr>
-          <w:b w:val="0"/>
-          <w:i w:val="0"/>
-        </w:rPr>
-        <w:t>Социальные движения различаются «вектором» изменений. Как я уже упоминал, у большинства движений «вектор» позитивен. Но может сложиться и противоположная ситуация, когда люди объединяются не для того, чтобы ввести B свою жизнь что-то новое, а для того, чтобы воспрепятствовать развитию тех или иных социальных тенденций. В таких случаях мы говорим об отрицательном «векторе». К данной категории принадлежат многочисленные движения, выступающие против современности, например те, что защищают местные культуры, борются с глобализацией. (П. Штомпка)</w:t>
-      </w:r>
-    </w:p>
-    <w:p>
-      <w:r>
-        <w:rPr>
-          <w:b w:val="0"/>
-          <w:i w:val="0"/>
-        </w:rPr>
-        <w:t>Прогрессивные и консервативные движения получают значительную народную поддержку в различных социальных условиях. Используя текст, обществоведческие знания и факты общественной жизни, выскажите два предположения о том, в каких социальных условиях наиболее популярными становятся прогрессивные движения, и два предположения о том, в каких условиях наиболее популярны консерваторы.</w:t>
-      </w:r>
-    </w:p>
-    <w:p>
-      <w:r>
-        <w:t>Ответ:</w:t>
-      </w:r>
-    </w:p>
-    <w:p>
-      <w:r>
-        <w:t>__________________________________________________________________________________________</w:t>
-      </w:r>
-    </w:p>
-    <w:p>
-      <w:r>
-        <w:t>__________________________________________________________________________________________</w:t>
-      </w:r>
-    </w:p>
-    <w:p>
-      <w:r>
-        <w:t>__________________________________________________________________________________________</w:t>
-      </w:r>
-    </w:p>
-    <w:p>
-      <w:r>
-        <w:rPr>
-          <w:b/>
-          <w:sz w:val="24"/>
-        </w:rPr>
-        <w:t>24.</w:t>
-      </w:r>
-    </w:p>
-    <w:p>
-      <w:r>
-        <w:rPr>
-          <w:b w:val="0"/>
-          <w:i w:val="0"/>
-        </w:rPr>
-        <w:t>Используя обществоведческие знания, составьте сложный план, позволяющий раскрыть по существу тему «Социально-гуманитарные науки в системе научного знания». Сложный план должен содержать не менее трёх непосредственно раскрывающих тему по существу пунктов, детализированных в подпунктах. (Количество подпунктов каждого детализированного пункта должно быть не менее трёх, за исключением случаев, когда с точки зрения общественных наук возможны только два подпункта)</w:t>
-      </w:r>
-    </w:p>
-    <w:p>
-      <w:r>
-        <w:t>Ответ:</w:t>
-      </w:r>
-    </w:p>
-    <w:p>
-      <w:r>
-        <w:t>__________________________________________________________________________________________</w:t>
-      </w:r>
-    </w:p>
-    <w:p>
-      <w:r>
-        <w:t>__________________________________________________________________________________________</w:t>
-      </w:r>
-    </w:p>
-    <w:p>
-      <w:r>
-        <w:t>__________________________________________________________________________________________</w:t>
-      </w:r>
-    </w:p>
-    <w:p>
-      <w:r>
-        <w:t>__________________________________________________________________________________________</w:t>
-      </w:r>
-    </w:p>
-    <w:p>
-      <w:r>
-        <w:t>__________________________________________________________________________________________</w:t>
-      </w:r>
-    </w:p>
-    <w:p>
-      <w:r>
-        <w:rPr>
-          <w:b/>
-          <w:sz w:val="24"/>
-        </w:rPr>
-        <w:t>25.</w:t>
-      </w:r>
-    </w:p>
-    <w:p>
-      <w:r>
-        <w:rPr>
-          <w:b w:val="0"/>
-          <w:i w:val="0"/>
-        </w:rPr>
-        <w:t>Используя обществоведческие знания, факты общественной жизни и личный социальный опыт, выполните задания, ответьте на вопрос.</w:t>
-      </w:r>
-    </w:p>
-    <w:p>
-      <w:r>
-        <w:rPr>
-          <w:b w:val="0"/>
-          <w:i w:val="0"/>
-        </w:rPr>
-        <w:t xml:space="preserve">1) Обоснуйте необходимость деятельности социальных институтов для сохранения стабильности и интеграции общества. (Обоснование должно быть дано с опорой на обществоведческие знания в нескольких связанных между собой распространённых предложениях, раскрывать причинно-следственные и (или) функциональные связи.) </w:t>
-      </w:r>
-    </w:p>
-    <w:p>
-      <w:r>
-        <w:rPr>
-          <w:b w:val="0"/>
-          <w:i w:val="0"/>
-        </w:rPr>
-        <w:t xml:space="preserve">2) Какие социальные институты в Российской Федерации, на Ваш взгляд, играют наиболее важную роль в социализации граждан? (Назовите любые три таких социальных института в Российской Федерации.) </w:t>
-      </w:r>
-    </w:p>
-    <w:p>
-      <w:r>
-        <w:rPr>
-          <w:b w:val="0"/>
-          <w:i w:val="0"/>
-        </w:rPr>
-        <w:t>3) Для каждого из указанных в пункте 2) социальных институтов приведите по одному примеру, иллюстрирующему его роль в социализации. (Каждый пример должен быть сформулирован развёрнуто и содержать пояснение о влиянии данного социального института на социализацию.)</w:t>
-      </w:r>
-    </w:p>
-    <w:p>
-      <w:r>
-        <w:t>Ответ:</w:t>
-      </w:r>
-    </w:p>
-    <w:p>
-      <w:r>
-        <w:t>__________________________________________________________________________________________</w:t>
-      </w:r>
-    </w:p>
-    <w:p>
-      <w:r>
-        <w:t>__________________________________________________________________________________________</w:t>
-      </w:r>
-    </w:p>
-    <w:p>
-      <w:r>
-        <w:t>__________________________________________________________________________________________</w:t>
-      </w:r>
-    </w:p>
-    <w:p>
-      <w:r>
-        <w:t>__________________________________________________________________________________________</w:t>
-      </w:r>
-    </w:p>
-    <w:p>
-      <w:r>
-        <w:t>__________________________________________________________________________________________</w:t>
-      </w:r>
-    </w:p>
-    <w:p>
-      <w:r>
-        <w:br w:type="page"/>
-      </w:r>
-    </w:p>
-    <w:p>
-      <w:pPr>
-        <w:pStyle w:val="Heading1"/>
-      </w:pPr>
-      <w:r>
-        <w:t>Ответы и критерии</w:t>
-      </w:r>
-    </w:p>
-    <w:tbl>
-      <w:tblPr>
-        <w:tblStyle w:val="TableGrid"/>
-        <w:tblW w:type="auto" w:w="0"/>
-        <w:tblLook w:firstColumn="1" w:firstRow="1" w:lastColumn="0" w:lastRow="0" w:noHBand="0" w:noVBand="1" w:val="04A0"/>
-      </w:tblPr>
-      <w:tblGrid>
-        <w:gridCol w:w="3419"/>
-        <w:gridCol w:w="3419"/>
-        <w:gridCol w:w="3419"/>
-      </w:tblGrid>
-      <w:tr>
-        <w:tc>
-          <w:tcPr>
-            <w:tcW w:type="dxa" w:w="3419"/>
-            <w:shd w:fill="DCE9FA"/>
-          </w:tcPr>
-          <w:p>
+            <w:pPr>
+              <w:spacing w:after="0" w:line="240" w:lineRule="auto"/>
+            </w:pPr>
             <w:r>
-              <w:t>№</w:t>
-            </w:r>
-          </w:p>
-        </w:tc>
-        <w:tc>
-          <w:tcPr>
-            <w:tcW w:type="dxa" w:w="3419"/>
-            <w:shd w:fill="DCE9FA"/>
-          </w:tcPr>
-          <w:p>
-            <w:r>
-              <w:t>Ответ</w:t>
-            </w:r>
-          </w:p>
-        </w:tc>
-        <w:tc>
-          <w:tcPr>
-            <w:tcW w:type="dxa" w:w="3419"/>
-            <w:shd w:fill="DCE9FA"/>
-          </w:tcPr>
-          <w:p>
-            <w:r>
-              <w:t>Макс. балл</w:t>
-            </w:r>
-          </w:p>
-        </w:tc>
-      </w:tr>
-      <w:tr>
-        <w:tc>
-          <w:tcPr>
-            <w:tcW w:type="dxa" w:w="3419"/>
-          </w:tcPr>
-          <w:p>
-            <w:r>
-              <w:t>1</w:t>
-            </w:r>
-          </w:p>
-        </w:tc>
-        <w:tc>
-          <w:tcPr>
-            <w:tcW w:type="dxa" w:w="3419"/>
-          </w:tcPr>
-          <w:p>
-            <w:r>
-              <w:t>12221</w:t>
-            </w:r>
-          </w:p>
-        </w:tc>
-        <w:tc>
-          <w:tcPr>
-            <w:tcW w:type="dxa" w:w="3419"/>
-          </w:tcPr>
-          <w:p>
-            <w:r>
-              <w:t>1</w:t>
-            </w:r>
-          </w:p>
-        </w:tc>
-      </w:tr>
-      <w:tr>
-        <w:tc>
-          <w:tcPr>
-            <w:tcW w:type="dxa" w:w="3419"/>
-          </w:tcPr>
-          <w:p>
-            <w:r>
-              <w:t>2</w:t>
-            </w:r>
-          </w:p>
-        </w:tc>
-        <w:tc>
-          <w:tcPr>
-            <w:tcW w:type="dxa" w:w="3419"/>
-          </w:tcPr>
-          <w:p>
-            <w:r>
-              <w:t>134</w:t>
-            </w:r>
-          </w:p>
-        </w:tc>
-        <w:tc>
-          <w:tcPr>
-            <w:tcW w:type="dxa" w:w="3419"/>
-          </w:tcPr>
-          <w:p>
-            <w:r>
-              <w:t>2</w:t>
-            </w:r>
-          </w:p>
-        </w:tc>
-      </w:tr>
-      <w:tr>
-        <w:tc>
-          <w:tcPr>
-            <w:tcW w:type="dxa" w:w="3419"/>
-          </w:tcPr>
-          <w:p>
-            <w:r>
-              <w:t>3</w:t>
-            </w:r>
-          </w:p>
-        </w:tc>
-        <w:tc>
-          <w:tcPr>
-            <w:tcW w:type="dxa" w:w="3419"/>
-          </w:tcPr>
-          <w:p>
-            <w:r>
-              <w:t>12423</w:t>
-            </w:r>
-          </w:p>
-        </w:tc>
-        <w:tc>
-          <w:tcPr>
-            <w:tcW w:type="dxa" w:w="3419"/>
-          </w:tcPr>
-          <w:p>
-            <w:r>
-              <w:t>1</w:t>
-            </w:r>
-          </w:p>
-        </w:tc>
-      </w:tr>
-      <w:tr>
-        <w:tc>
-          <w:tcPr>
-            <w:tcW w:type="dxa" w:w="3419"/>
-          </w:tcPr>
-          <w:p>
-            <w:r>
-              <w:t>4</w:t>
-            </w:r>
-          </w:p>
-        </w:tc>
-        <w:tc>
-          <w:tcPr>
-            <w:tcW w:type="dxa" w:w="3419"/>
-          </w:tcPr>
-          <w:p>
-            <w:r>
-              <w:t>146</w:t>
-            </w:r>
-          </w:p>
-        </w:tc>
-        <w:tc>
-          <w:tcPr>
-            <w:tcW w:type="dxa" w:w="3419"/>
-          </w:tcPr>
-          <w:p>
-            <w:r>
-              <w:t>2</w:t>
-            </w:r>
-          </w:p>
-        </w:tc>
-      </w:tr>
-      <w:tr>
-        <w:tc>
-          <w:tcPr>
-            <w:tcW w:type="dxa" w:w="3419"/>
-          </w:tcPr>
-          <w:p>
-            <w:r>
-              <w:t>5</w:t>
-            </w:r>
-          </w:p>
-        </w:tc>
-        <w:tc>
-          <w:tcPr>
-            <w:tcW w:type="dxa" w:w="3419"/>
-          </w:tcPr>
-          <w:p>
-            <w:r>
-              <w:t>123</w:t>
-            </w:r>
-          </w:p>
-        </w:tc>
-        <w:tc>
-          <w:tcPr>
-            <w:tcW w:type="dxa" w:w="3419"/>
-          </w:tcPr>
-          <w:p>
-            <w:r>
-              <w:t>2</w:t>
-            </w:r>
-          </w:p>
-        </w:tc>
-      </w:tr>
-      <w:tr>
-        <w:tc>
-          <w:tcPr>
-            <w:tcW w:type="dxa" w:w="3419"/>
-          </w:tcPr>
-          <w:p>
-            <w:r>
-              <w:t>6</w:t>
-            </w:r>
-          </w:p>
-        </w:tc>
-        <w:tc>
-          <w:tcPr>
-            <w:tcW w:type="dxa" w:w="3419"/>
-          </w:tcPr>
-          <w:p>
-            <w:r>
-              <w:t>156</w:t>
-            </w:r>
-          </w:p>
-        </w:tc>
-        <w:tc>
-          <w:tcPr>
-            <w:tcW w:type="dxa" w:w="3419"/>
-          </w:tcPr>
-          <w:p>
-            <w:r>
-              <w:t>2</w:t>
-            </w:r>
-          </w:p>
-        </w:tc>
-      </w:tr>
-      <w:tr>
-        <w:tc>
-          <w:tcPr>
-            <w:tcW w:type="dxa" w:w="3419"/>
-          </w:tcPr>
-          <w:p>
-            <w:r>
-              <w:t>7</w:t>
-            </w:r>
-          </w:p>
-        </w:tc>
-        <w:tc>
-          <w:tcPr>
-            <w:tcW w:type="dxa" w:w="3419"/>
-          </w:tcPr>
-          <w:p>
-            <w:r>
-              <w:t>124</w:t>
-            </w:r>
-          </w:p>
-        </w:tc>
-        <w:tc>
-          <w:tcPr>
-            <w:tcW w:type="dxa" w:w="3419"/>
-          </w:tcPr>
-          <w:p>
-            <w:r>
-              <w:t>2</w:t>
-            </w:r>
-          </w:p>
-        </w:tc>
-      </w:tr>
-      <w:tr>
-        <w:tc>
-          <w:tcPr>
-            <w:tcW w:type="dxa" w:w="3419"/>
-          </w:tcPr>
-          <w:p>
-            <w:r>
-              <w:t>8</w:t>
-            </w:r>
-          </w:p>
-        </w:tc>
-        <w:tc>
-          <w:tcPr>
-            <w:tcW w:type="dxa" w:w="3419"/>
-          </w:tcPr>
-          <w:p>
-            <w:r>
-              <w:t>236</w:t>
-            </w:r>
-          </w:p>
-        </w:tc>
-        <w:tc>
-          <w:tcPr>
-            <w:tcW w:type="dxa" w:w="3419"/>
-          </w:tcPr>
-          <w:p>
-            <w:r>
-              <w:t>2</w:t>
-            </w:r>
-          </w:p>
-        </w:tc>
-      </w:tr>
-      <w:tr>
-        <w:tc>
-          <w:tcPr>
-            <w:tcW w:type="dxa" w:w="3419"/>
-          </w:tcPr>
-          <w:p>
-            <w:r>
-              <w:t>9</w:t>
-            </w:r>
-          </w:p>
-        </w:tc>
-        <w:tc>
-          <w:tcPr>
-            <w:tcW w:type="dxa" w:w="3419"/>
-          </w:tcPr>
-          <w:p>
-            <w:r>
-              <w:t>22111</w:t>
-            </w:r>
-          </w:p>
-        </w:tc>
-        <w:tc>
-          <w:tcPr>
-            <w:tcW w:type="dxa" w:w="3419"/>
-          </w:tcPr>
-          <w:p>
-            <w:r>
-              <w:t>1</w:t>
-            </w:r>
-          </w:p>
-        </w:tc>
-      </w:tr>
-      <w:tr>
-        <w:tc>
-          <w:tcPr>
-            <w:tcW w:type="dxa" w:w="3419"/>
-          </w:tcPr>
-          <w:p>
-            <w:r>
-              <w:t>10</w:t>
-            </w:r>
-          </w:p>
-        </w:tc>
-        <w:tc>
-          <w:tcPr>
-            <w:tcW w:type="dxa" w:w="3419"/>
-          </w:tcPr>
-          <w:p>
-            <w:r>
-              <w:t>135</w:t>
-            </w:r>
-          </w:p>
-        </w:tc>
-        <w:tc>
-          <w:tcPr>
-            <w:tcW w:type="dxa" w:w="3419"/>
-          </w:tcPr>
-          <w:p>
-            <w:r>
-              <w:t>2</w:t>
-            </w:r>
-          </w:p>
-        </w:tc>
-      </w:tr>
-      <w:tr>
-        <w:tc>
-          <w:tcPr>
-            <w:tcW w:type="dxa" w:w="3419"/>
-          </w:tcPr>
-          <w:p>
-            <w:r>
-              <w:t>11</w:t>
-            </w:r>
-          </w:p>
-        </w:tc>
-        <w:tc>
-          <w:tcPr>
-            <w:tcW w:type="dxa" w:w="3419"/>
-          </w:tcPr>
-          <w:p>
-            <w:r>
-              <w:t>124</w:t>
-            </w:r>
-          </w:p>
-        </w:tc>
-        <w:tc>
-          <w:tcPr>
-            <w:tcW w:type="dxa" w:w="3419"/>
-          </w:tcPr>
-          <w:p>
-            <w:r>
-              <w:t>2</w:t>
-            </w:r>
-          </w:p>
-        </w:tc>
-      </w:tr>
-      <w:tr>
-        <w:tc>
-          <w:tcPr>
-            <w:tcW w:type="dxa" w:w="3419"/>
-          </w:tcPr>
-          <w:p>
-            <w:r>
-              <w:t>12</w:t>
-            </w:r>
-          </w:p>
-        </w:tc>
-        <w:tc>
-          <w:tcPr>
-            <w:tcW w:type="dxa" w:w="3419"/>
-          </w:tcPr>
-          <w:p>
-            <w:r>
-              <w:t>36</w:t>
-            </w:r>
-          </w:p>
-        </w:tc>
-        <w:tc>
-          <w:tcPr>
-            <w:tcW w:type="dxa" w:w="3419"/>
-          </w:tcPr>
-          <w:p>
-            <w:r>
-              <w:t>1</w:t>
-            </w:r>
-          </w:p>
-        </w:tc>
-      </w:tr>
-      <w:tr>
-        <w:tc>
-          <w:tcPr>
-            <w:tcW w:type="dxa" w:w="3419"/>
-          </w:tcPr>
-          <w:p>
-            <w:r>
-              <w:t>13</w:t>
-            </w:r>
-          </w:p>
-        </w:tc>
-        <w:tc>
-          <w:tcPr>
-            <w:tcW w:type="dxa" w:w="3419"/>
-          </w:tcPr>
-          <w:p>
-            <w:r>
-              <w:t>2346</w:t>
-            </w:r>
-          </w:p>
-        </w:tc>
-        <w:tc>
-          <w:tcPr>
-            <w:tcW w:type="dxa" w:w="3419"/>
-          </w:tcPr>
-          <w:p>
-            <w:r>
-              <w:t>2</w:t>
-            </w:r>
-          </w:p>
-        </w:tc>
-      </w:tr>
-      <w:tr>
-        <w:tc>
-          <w:tcPr>
-            <w:tcW w:type="dxa" w:w="3419"/>
-          </w:tcPr>
-          <w:p>
-            <w:r>
-              <w:t>14</w:t>
-            </w:r>
-          </w:p>
-        </w:tc>
-        <w:tc>
-          <w:tcPr>
-            <w:tcW w:type="dxa" w:w="3419"/>
-          </w:tcPr>
-          <w:p>
-            <w:r>
-              <w:t>23</w:t>
-            </w:r>
-          </w:p>
-        </w:tc>
-        <w:tc>
-          <w:tcPr>
-            <w:tcW w:type="dxa" w:w="3419"/>
-          </w:tcPr>
-          <w:p>
-            <w:r>
-              <w:t>2</w:t>
-            </w:r>
-          </w:p>
-        </w:tc>
-      </w:tr>
-      <w:tr>
-        <w:tc>
-          <w:tcPr>
-            <w:tcW w:type="dxa" w:w="3419"/>
-          </w:tcPr>
-          <w:p>
-            <w:r>
-              <w:t>15</w:t>
-            </w:r>
-          </w:p>
-        </w:tc>
-        <w:tc>
-          <w:tcPr>
-            <w:tcW w:type="dxa" w:w="3419"/>
-          </w:tcPr>
-          <w:p>
-            <w:r>
-              <w:t>345</w:t>
-            </w:r>
-          </w:p>
-        </w:tc>
-        <w:tc>
-          <w:tcPr>
-            <w:tcW w:type="dxa" w:w="3419"/>
-          </w:tcPr>
-          <w:p>
-            <w:r>
-              <w:t>2</w:t>
-            </w:r>
-          </w:p>
-        </w:tc>
-      </w:tr>
-      <w:tr>
-        <w:tc>
-          <w:tcPr>
-            <w:tcW w:type="dxa" w:w="3419"/>
-          </w:tcPr>
-          <w:p>
-            <w:r>
-              <w:t>16</w:t>
-            </w:r>
-          </w:p>
-        </w:tc>
-        <w:tc>
-          <w:tcPr>
-            <w:tcW w:type="dxa" w:w="3419"/>
-          </w:tcPr>
-          <w:p>
-            <w:r>
-              <w:t>1234</w:t>
-            </w:r>
-          </w:p>
-        </w:tc>
-        <w:tc>
-          <w:tcPr>
-            <w:tcW w:type="dxa" w:w="3419"/>
-          </w:tcPr>
-          <w:p>
-            <w:r>
-              <w:t>2</w:t>
+              <w:rPr>
+                <w:rFonts w:ascii="Times New Roman" w:hAnsi="Times New Roman" w:eastAsia="Times New Roman"/>
+                <w:color w:val="181A1F"/>
+                <w:sz w:val="28"/>
+              </w:rPr>
             </w:r>
           </w:p>
         </w:tc>
       </w:tr>
     </w:tbl>
     <w:p>
+      <w:pPr>
+        <w:keepNext/>
+        <w:widowControl/>
+        <w:spacing w:line="240" w:lineRule="auto" w:after="0" w:before="120"/>
+      </w:pPr>
       <w:r>
         <w:rPr>
+          <w:rFonts w:ascii="Times New Roman" w:hAnsi="Times New Roman" w:eastAsia="Times New Roman"/>
           <w:b/>
+          <w:color w:val="181A1F"/>
+          <w:sz w:val="28"/>
         </w:rPr>
-        <w:t>Задание 17 — до 2 баллов</w:t>
+        <w:t>10.</w:t>
       </w:r>
     </w:p>
     <w:p>
+      <w:pPr>
+        <w:widowControl/>
+        <w:spacing w:line="240" w:lineRule="auto" w:after="0"/>
+      </w:pPr>
       <w:r>
         <w:rPr>
+          <w:rFonts w:ascii="Times New Roman" w:hAnsi="Times New Roman" w:eastAsia="Times New Roman"/>
           <w:b w:val="0"/>
           <w:i w:val="0"/>
+          <w:color w:val="181A1F"/>
+          <w:sz w:val="28"/>
         </w:rPr>
-        <w:t>1) Характеристики личности:</w:t>
+        <w:t>Выберите верные суждения о критериях общественного прогресса и запишите цифры под которыми они указаны.</w:t>
       </w:r>
     </w:p>
     <w:p>
+      <w:pPr>
+        <w:widowControl/>
+        <w:spacing w:line="240" w:lineRule="auto" w:after="0"/>
+      </w:pPr>
       <w:r>
         <w:rPr>
+          <w:rFonts w:ascii="Times New Roman" w:hAnsi="Times New Roman" w:eastAsia="Times New Roman"/>
           <w:b w:val="0"/>
           <w:i w:val="0"/>
+          <w:color w:val="181A1F"/>
+          <w:sz w:val="28"/>
         </w:rPr>
-        <w:t>— совокупность социально значимых качества;</w:t>
+        <w:t>1) Развитие производительных сил — один из критериев общественного прогресса.</w:t>
       </w:r>
     </w:p>
     <w:p>
+      <w:pPr>
+        <w:widowControl/>
+        <w:spacing w:line="240" w:lineRule="auto" w:after="0"/>
+      </w:pPr>
       <w:r>
         <w:rPr>
+          <w:rFonts w:ascii="Times New Roman" w:hAnsi="Times New Roman" w:eastAsia="Times New Roman"/>
           <w:b w:val="0"/>
           <w:i w:val="0"/>
+          <w:color w:val="181A1F"/>
+          <w:sz w:val="28"/>
         </w:rPr>
-        <w:t>— возможно стать личностью только в человеческом обществе, в процессе социализации;</w:t>
+        <w:t>2) Учёные в ходе своих исследований нашли единственный критерий  общественного прогресса.</w:t>
       </w:r>
     </w:p>
     <w:p>
+      <w:pPr>
+        <w:widowControl/>
+        <w:spacing w:line="240" w:lineRule="auto" w:after="0"/>
+      </w:pPr>
       <w:r>
         <w:rPr>
+          <w:rFonts w:ascii="Times New Roman" w:hAnsi="Times New Roman" w:eastAsia="Times New Roman"/>
           <w:b w:val="0"/>
           <w:i w:val="0"/>
+          <w:color w:val="181A1F"/>
+          <w:sz w:val="28"/>
         </w:rPr>
-        <w:t>— формируется и развивается на протяжении всей жизни человека, в ходе социализации.</w:t>
+        <w:t>3) Свобода личности, возможности для её самореализации  свидетельствуют о прогрессе общества.</w:t>
       </w:r>
     </w:p>
     <w:p>
+      <w:pPr>
+        <w:widowControl/>
+        <w:spacing w:line="240" w:lineRule="auto" w:after="0"/>
+      </w:pPr>
       <w:r>
         <w:rPr>
+          <w:rFonts w:ascii="Times New Roman" w:hAnsi="Times New Roman" w:eastAsia="Times New Roman"/>
           <w:b w:val="0"/>
           <w:i w:val="0"/>
+          <w:color w:val="181A1F"/>
+          <w:sz w:val="28"/>
         </w:rPr>
-        <w:t>2) Самосознание индивида связано с его биологически обусловленными качествами тем, что в процессе самосознания человек понимает какими биологическими качествами и способностями он обладает, развитие которых ему позволит в дальнейшем позволит ему успешно выполнять различные виды деятельности.</w:t>
+        <w:t>4) Революция и реформа — это критерии общественного прогресса.</w:t>
       </w:r>
     </w:p>
     <w:p>
+      <w:pPr>
+        <w:widowControl/>
+        <w:spacing w:line="240" w:lineRule="auto" w:after="0"/>
+      </w:pPr>
       <w:r>
         <w:rPr>
-          <w:b/>
+          <w:rFonts w:ascii="Times New Roman" w:hAnsi="Times New Roman" w:eastAsia="Times New Roman"/>
+          <w:b w:val="0"/>
+          <w:i w:val="0"/>
+          <w:color w:val="181A1F"/>
+          <w:sz w:val="28"/>
         </w:rPr>
-        <w:t>Задание 18 — до 2 баллов</w:t>
+        <w:t>5) Ряд учёных обосновали нравственный критерий прогресса.</w:t>
       </w:r>
     </w:p>
     <w:p>
+      <w:pPr>
+        <w:keepNext/>
+        <w:widowControl/>
+        <w:spacing w:line="240" w:lineRule="auto" w:after="0" w:before="120"/>
+      </w:pPr>
       <w:r>
         <w:rPr>
+          <w:rFonts w:ascii="Times New Roman" w:hAnsi="Times New Roman" w:eastAsia="Times New Roman"/>
+          <w:b/>
+          <w:color w:val="181A1F"/>
+          <w:sz w:val="28"/>
+        </w:rPr>
+        <w:t>11.</w:t>
+      </w:r>
+    </w:p>
+    <w:p>
+      <w:pPr>
+        <w:widowControl/>
+        <w:spacing w:line="240" w:lineRule="auto" w:after="0"/>
+      </w:pPr>
+      <w:r>
+        <w:rPr>
+          <w:rFonts w:ascii="Times New Roman" w:hAnsi="Times New Roman" w:eastAsia="Times New Roman"/>
           <w:b w:val="0"/>
           <w:i w:val="0"/>
+          <w:color w:val="181A1F"/>
+          <w:sz w:val="28"/>
         </w:rPr>
-        <w:t>1) Духовные ценности как идеи и убеждения человека:</w:t>
+        <w:t>Полина поставила своей целью посетить Испанию, пообщаться с местными жителями. Она изучает испанский язык, читает книги об истории и культуре Испании, на интернет-форумах общается со знатоками испанского искусства. Она уже спланировала маршрут своего путешествия и приобрела путёвку. Найдите в приведённом списке примеры средств, используемых Полиной для достижения указанной цели, и запишите цифры, под которыми они указаны.</w:t>
+      </w:r>
+    </w:p>
+    <w:p>
+      <w:pPr>
+        <w:widowControl/>
+        <w:spacing w:line="240" w:lineRule="auto" w:after="0"/>
+      </w:pPr>
+      <w:r>
+        <w:rPr>
+          <w:rFonts w:ascii="Times New Roman" w:hAnsi="Times New Roman" w:eastAsia="Times New Roman"/>
+          <w:b w:val="0"/>
+          <w:i w:val="0"/>
+          <w:color w:val="181A1F"/>
+          <w:sz w:val="28"/>
+        </w:rPr>
+        <w:t>1) изучение испанского языка</w:t>
+      </w:r>
+    </w:p>
+    <w:p>
+      <w:pPr>
+        <w:widowControl/>
+        <w:spacing w:line="240" w:lineRule="auto" w:after="0"/>
+      </w:pPr>
+      <w:r>
+        <w:rPr>
+          <w:rFonts w:ascii="Times New Roman" w:hAnsi="Times New Roman" w:eastAsia="Times New Roman"/>
+          <w:b w:val="0"/>
+          <w:i w:val="0"/>
+          <w:color w:val="181A1F"/>
+          <w:sz w:val="28"/>
+        </w:rPr>
+        <w:t>2) покупка туристической путёвки</w:t>
+      </w:r>
+    </w:p>
+    <w:p>
+      <w:pPr>
+        <w:widowControl/>
+        <w:spacing w:line="240" w:lineRule="auto" w:after="0"/>
+      </w:pPr>
+      <w:r>
+        <w:rPr>
+          <w:rFonts w:ascii="Times New Roman" w:hAnsi="Times New Roman" w:eastAsia="Times New Roman"/>
+          <w:b w:val="0"/>
+          <w:i w:val="0"/>
+          <w:color w:val="181A1F"/>
+          <w:sz w:val="28"/>
+        </w:rPr>
+        <w:t>3) местные жители</w:t>
+      </w:r>
+    </w:p>
+    <w:p>
+      <w:pPr>
+        <w:widowControl/>
+        <w:spacing w:line="240" w:lineRule="auto" w:after="0"/>
+      </w:pPr>
+      <w:r>
+        <w:rPr>
+          <w:rFonts w:ascii="Times New Roman" w:hAnsi="Times New Roman" w:eastAsia="Times New Roman"/>
+          <w:b w:val="0"/>
+          <w:i w:val="0"/>
+          <w:color w:val="181A1F"/>
+          <w:sz w:val="28"/>
+        </w:rPr>
+        <w:t>4) чтение путеводителей и изучение маршрута</w:t>
+      </w:r>
+    </w:p>
+    <w:p>
+      <w:pPr>
+        <w:widowControl/>
+        <w:spacing w:line="240" w:lineRule="auto" w:after="0"/>
+      </w:pPr>
+      <w:r>
+        <w:rPr>
+          <w:rFonts w:ascii="Times New Roman" w:hAnsi="Times New Roman" w:eastAsia="Times New Roman"/>
+          <w:b w:val="0"/>
+          <w:i w:val="0"/>
+          <w:color w:val="181A1F"/>
+          <w:sz w:val="28"/>
+        </w:rPr>
+        <w:t>5) знатоки испанского искусства</w:t>
+      </w:r>
+    </w:p>
+    <w:p>
+      <w:pPr>
+        <w:widowControl/>
+        <w:spacing w:line="240" w:lineRule="auto" w:after="0"/>
+      </w:pPr>
+      <w:r>
+        <w:rPr>
+          <w:rFonts w:ascii="Times New Roman" w:hAnsi="Times New Roman" w:eastAsia="Times New Roman"/>
+          <w:b w:val="0"/>
+          <w:i w:val="0"/>
+          <w:color w:val="181A1F"/>
+          <w:sz w:val="28"/>
+        </w:rPr>
+        <w:t>6) путешествие по Испании</w:t>
+      </w:r>
+    </w:p>
+    <w:p>
+      <w:pPr>
+        <w:keepNext/>
+        <w:widowControl/>
+        <w:spacing w:line="240" w:lineRule="auto" w:after="0" w:before="120"/>
+      </w:pPr>
+      <w:r>
+        <w:rPr>
+          <w:rFonts w:ascii="Times New Roman" w:hAnsi="Times New Roman" w:eastAsia="Times New Roman"/>
+          <w:b/>
+          <w:color w:val="181A1F"/>
+          <w:sz w:val="28"/>
+        </w:rPr>
+        <w:t>12.</w:t>
+      </w:r>
+    </w:p>
+    <w:p>
+      <w:pPr>
+        <w:widowControl/>
+        <w:spacing w:line="240" w:lineRule="auto" w:after="0"/>
+      </w:pPr>
+      <w:r>
+        <w:rPr>
+          <w:rFonts w:ascii="Times New Roman" w:hAnsi="Times New Roman" w:eastAsia="Times New Roman"/>
+          <w:b w:val="0"/>
+          <w:i w:val="0"/>
+          <w:color w:val="181A1F"/>
+          <w:sz w:val="28"/>
+        </w:rPr>
+        <w:t>Ниже приведён перечень терминов. Все они, за исключением двух, характеризуют понятие «аграрное общество».</w:t>
+      </w:r>
+    </w:p>
+    <w:p>
+      <w:pPr>
+        <w:widowControl/>
+        <w:spacing w:line="240" w:lineRule="auto" w:after="0"/>
+      </w:pPr>
+      <w:r>
+        <w:rPr>
+          <w:rFonts w:ascii="Times New Roman" w:hAnsi="Times New Roman" w:eastAsia="Times New Roman"/>
+          <w:b w:val="0"/>
+          <w:i w:val="0"/>
+          <w:color w:val="181A1F"/>
+          <w:sz w:val="28"/>
+        </w:rPr>
+        <w:t>1) традиционализм;</w:t>
+      </w:r>
+    </w:p>
+    <w:p>
+      <w:pPr>
+        <w:widowControl/>
+        <w:spacing w:line="240" w:lineRule="auto" w:after="0"/>
+      </w:pPr>
+      <w:r>
+        <w:rPr>
+          <w:rFonts w:ascii="Times New Roman" w:hAnsi="Times New Roman" w:eastAsia="Times New Roman"/>
+          <w:b w:val="0"/>
+          <w:i w:val="0"/>
+          <w:color w:val="181A1F"/>
+          <w:sz w:val="28"/>
+        </w:rPr>
+        <w:t>2) коллективизм;</w:t>
+      </w:r>
+    </w:p>
+    <w:p>
+      <w:pPr>
+        <w:widowControl/>
+        <w:spacing w:line="240" w:lineRule="auto" w:after="0"/>
+      </w:pPr>
+      <w:r>
+        <w:rPr>
+          <w:rFonts w:ascii="Times New Roman" w:hAnsi="Times New Roman" w:eastAsia="Times New Roman"/>
+          <w:b w:val="0"/>
+          <w:i w:val="0"/>
+          <w:color w:val="181A1F"/>
+          <w:sz w:val="28"/>
+        </w:rPr>
+        <w:t>3) фабрика;</w:t>
+      </w:r>
+    </w:p>
+    <w:p>
+      <w:pPr>
+        <w:widowControl/>
+        <w:spacing w:line="240" w:lineRule="auto" w:after="0"/>
+      </w:pPr>
+      <w:r>
+        <w:rPr>
+          <w:rFonts w:ascii="Times New Roman" w:hAnsi="Times New Roman" w:eastAsia="Times New Roman"/>
+          <w:b w:val="0"/>
+          <w:i w:val="0"/>
+          <w:color w:val="181A1F"/>
+          <w:sz w:val="28"/>
+        </w:rPr>
+        <w:t>4) религия;</w:t>
+      </w:r>
+    </w:p>
+    <w:p>
+      <w:pPr>
+        <w:widowControl/>
+        <w:spacing w:line="240" w:lineRule="auto" w:after="0"/>
+      </w:pPr>
+      <w:r>
+        <w:rPr>
+          <w:rFonts w:ascii="Times New Roman" w:hAnsi="Times New Roman" w:eastAsia="Times New Roman"/>
+          <w:b w:val="0"/>
+          <w:i w:val="0"/>
+          <w:color w:val="181A1F"/>
+          <w:sz w:val="28"/>
+        </w:rPr>
+        <w:t>5) большая семья;</w:t>
+      </w:r>
+    </w:p>
+    <w:p>
+      <w:pPr>
+        <w:widowControl/>
+        <w:spacing w:line="240" w:lineRule="auto" w:after="0"/>
+      </w:pPr>
+      <w:r>
+        <w:rPr>
+          <w:rFonts w:ascii="Times New Roman" w:hAnsi="Times New Roman" w:eastAsia="Times New Roman"/>
+          <w:b w:val="0"/>
+          <w:i w:val="0"/>
+          <w:color w:val="181A1F"/>
+          <w:sz w:val="28"/>
+        </w:rPr>
+        <w:t>6) сфера услуг.</w:t>
+      </w:r>
+    </w:p>
+    <w:p>
+      <w:pPr>
+        <w:widowControl/>
+        <w:spacing w:line="240" w:lineRule="auto" w:after="0"/>
+      </w:pPr>
+      <w:r>
+        <w:rPr>
+          <w:rFonts w:ascii="Times New Roman" w:hAnsi="Times New Roman" w:eastAsia="Times New Roman"/>
+          <w:b w:val="0"/>
+          <w:i w:val="0"/>
+          <w:color w:val="181A1F"/>
+          <w:sz w:val="28"/>
+        </w:rPr>
+        <w:t>Найдите два термина, «выпадающие» из общего ряда, и запишите в таблицу цифры, под которыми они указаны.</w:t>
+      </w:r>
+    </w:p>
+    <w:p>
+      <w:pPr>
+        <w:keepNext/>
+        <w:widowControl/>
+        <w:spacing w:line="240" w:lineRule="auto" w:after="0" w:before="120"/>
+      </w:pPr>
+      <w:r>
+        <w:rPr>
+          <w:rFonts w:ascii="Times New Roman" w:hAnsi="Times New Roman" w:eastAsia="Times New Roman"/>
+          <w:b/>
+          <w:color w:val="181A1F"/>
+          <w:sz w:val="28"/>
+        </w:rPr>
+        <w:t>13.</w:t>
+      </w:r>
+    </w:p>
+    <w:p>
+      <w:pPr>
+        <w:widowControl/>
+        <w:spacing w:line="240" w:lineRule="auto" w:after="0"/>
+      </w:pPr>
+      <w:r>
+        <w:rPr>
+          <w:rFonts w:ascii="Times New Roman" w:hAnsi="Times New Roman" w:eastAsia="Times New Roman"/>
+          <w:b w:val="0"/>
+          <w:i w:val="0"/>
+          <w:color w:val="181A1F"/>
+          <w:sz w:val="28"/>
+        </w:rPr>
+        <w:t xml:space="preserve">Ученица 11 класса Олеся готовится к ЕГЭ по обществознанию. При повторении темы «Образование в Российской Федерации» она записывала права обучающихся, но допустила ошибки, выписав также обязанности обучающихся. Запишите цифры, под которыми указаны права обучающихся в Российской Федерации. </w:t>
+      </w:r>
+    </w:p>
+    <w:p>
+      <w:pPr>
+        <w:widowControl/>
+        <w:spacing w:line="240" w:lineRule="auto" w:after="0"/>
+      </w:pPr>
+      <w:r>
+        <w:rPr>
+          <w:rFonts w:ascii="Times New Roman" w:hAnsi="Times New Roman" w:eastAsia="Times New Roman"/>
+          <w:b w:val="0"/>
+          <w:i w:val="0"/>
+          <w:color w:val="181A1F"/>
+          <w:sz w:val="28"/>
+        </w:rPr>
+        <w:t>1) уважать честь и достоинство работников образовательной организации</w:t>
+      </w:r>
+    </w:p>
+    <w:p>
+      <w:pPr>
+        <w:widowControl/>
+        <w:spacing w:line="240" w:lineRule="auto" w:after="0"/>
+      </w:pPr>
+      <w:r>
+        <w:rPr>
+          <w:rFonts w:ascii="Times New Roman" w:hAnsi="Times New Roman" w:eastAsia="Times New Roman"/>
+          <w:b w:val="0"/>
+          <w:i w:val="0"/>
+          <w:color w:val="181A1F"/>
+          <w:sz w:val="28"/>
+        </w:rPr>
+        <w:t xml:space="preserve">2) обучаться по индивидуальному учебному плану, в том числе проходить ускоренное обучение, в пределах осваиваемой образовательной программы в установленном порядке </w:t>
+      </w:r>
+    </w:p>
+    <w:p>
+      <w:pPr>
+        <w:widowControl/>
+        <w:spacing w:line="240" w:lineRule="auto" w:after="0"/>
+      </w:pPr>
+      <w:r>
+        <w:rPr>
+          <w:rFonts w:ascii="Times New Roman" w:hAnsi="Times New Roman" w:eastAsia="Times New Roman"/>
+          <w:b w:val="0"/>
+          <w:i w:val="0"/>
+          <w:color w:val="181A1F"/>
+          <w:sz w:val="28"/>
+        </w:rPr>
+        <w:t xml:space="preserve">3) участвовать в формировании содержания своего профессионального образования в установленном порядке </w:t>
+      </w:r>
+    </w:p>
+    <w:p>
+      <w:pPr>
+        <w:widowControl/>
+        <w:spacing w:line="240" w:lineRule="auto" w:after="0"/>
+      </w:pPr>
+      <w:r>
+        <w:rPr>
+          <w:rFonts w:ascii="Times New Roman" w:hAnsi="Times New Roman" w:eastAsia="Times New Roman"/>
+          <w:b w:val="0"/>
+          <w:i w:val="0"/>
+          <w:color w:val="181A1F"/>
+          <w:sz w:val="28"/>
+        </w:rPr>
+        <w:t xml:space="preserve">4) выбирать организацию, форму получения образования и форму обучения после получения основного общего образования или после достижения восемнадцати лет </w:t>
+      </w:r>
+    </w:p>
+    <w:p>
+      <w:pPr>
+        <w:widowControl/>
+        <w:spacing w:line="240" w:lineRule="auto" w:after="0"/>
+      </w:pPr>
+      <w:r>
+        <w:rPr>
+          <w:rFonts w:ascii="Times New Roman" w:hAnsi="Times New Roman" w:eastAsia="Times New Roman"/>
+          <w:b w:val="0"/>
+          <w:i w:val="0"/>
+          <w:color w:val="181A1F"/>
+          <w:sz w:val="28"/>
+        </w:rPr>
+        <w:t xml:space="preserve">5) добросовестно осваивать образовательную программу, выполнять индивидуальный учебный план </w:t>
+      </w:r>
+    </w:p>
+    <w:p>
+      <w:pPr>
+        <w:widowControl/>
+        <w:spacing w:line="240" w:lineRule="auto" w:after="0"/>
+      </w:pPr>
+      <w:r>
+        <w:rPr>
+          <w:rFonts w:ascii="Times New Roman" w:hAnsi="Times New Roman" w:eastAsia="Times New Roman"/>
+          <w:b w:val="0"/>
+          <w:i w:val="0"/>
+          <w:color w:val="181A1F"/>
+          <w:sz w:val="28"/>
+        </w:rPr>
+        <w:t>6) осваивать наряду с обязательными учебными предметами, курсами, дисциплинами (модулями) любые другие учебные предметы, курсы, дисциплины (модули), преподаваемые в образовательной организации, в установленном порядке</w:t>
+      </w:r>
+    </w:p>
+    <w:p>
+      <w:pPr>
+        <w:keepNext/>
+        <w:widowControl/>
+        <w:spacing w:line="240" w:lineRule="auto" w:after="0" w:before="120"/>
+      </w:pPr>
+      <w:r>
+        <w:rPr>
+          <w:rFonts w:ascii="Times New Roman" w:hAnsi="Times New Roman" w:eastAsia="Times New Roman"/>
+          <w:b/>
+          <w:color w:val="181A1F"/>
+          <w:sz w:val="28"/>
+        </w:rPr>
+        <w:t>14.</w:t>
+      </w:r>
+    </w:p>
+    <w:p>
+      <w:pPr>
+        <w:widowControl/>
+        <w:spacing w:line="240" w:lineRule="auto" w:after="0"/>
+      </w:pPr>
+      <w:r>
+        <w:rPr>
+          <w:rFonts w:ascii="Times New Roman" w:hAnsi="Times New Roman" w:eastAsia="Times New Roman"/>
+          <w:b w:val="0"/>
+          <w:i w:val="0"/>
+          <w:color w:val="181A1F"/>
+          <w:sz w:val="28"/>
+        </w:rPr>
+        <w:t>Популярный актёр и телеведущий на собственные средства снял чёрно-белый фильм о судьбе своего поколения. Критики отнесли это произведение к элитарному искусству. Выберите в приведённом ниже списке характеристики произведения элитарной культуры и запишите цифры, под которыми они указаны.</w:t>
+      </w:r>
+    </w:p>
+    <w:p>
+      <w:pPr>
+        <w:widowControl/>
+        <w:spacing w:line="240" w:lineRule="auto" w:after="0"/>
+      </w:pPr>
+      <w:r>
+        <w:rPr>
+          <w:rFonts w:ascii="Times New Roman" w:hAnsi="Times New Roman" w:eastAsia="Times New Roman"/>
+          <w:b w:val="0"/>
+          <w:i w:val="0"/>
+          <w:color w:val="181A1F"/>
+          <w:sz w:val="28"/>
+        </w:rPr>
+        <w:t>1) коммерческий характер</w:t>
+      </w:r>
+    </w:p>
+    <w:p>
+      <w:pPr>
+        <w:widowControl/>
+        <w:spacing w:line="240" w:lineRule="auto" w:after="0"/>
+      </w:pPr>
+      <w:r>
+        <w:rPr>
+          <w:rFonts w:ascii="Times New Roman" w:hAnsi="Times New Roman" w:eastAsia="Times New Roman"/>
+          <w:b w:val="0"/>
+          <w:i w:val="0"/>
+          <w:color w:val="181A1F"/>
+          <w:sz w:val="28"/>
+        </w:rPr>
+        <w:t>2) содержательная сложность</w:t>
+      </w:r>
+    </w:p>
+    <w:p>
+      <w:pPr>
+        <w:widowControl/>
+        <w:spacing w:line="240" w:lineRule="auto" w:after="0"/>
+      </w:pPr>
+      <w:r>
+        <w:rPr>
+          <w:rFonts w:ascii="Times New Roman" w:hAnsi="Times New Roman" w:eastAsia="Times New Roman"/>
+          <w:b w:val="0"/>
+          <w:i w:val="0"/>
+          <w:color w:val="181A1F"/>
+          <w:sz w:val="28"/>
+        </w:rPr>
+        <w:t>3) внимание критиков и знатоков</w:t>
+      </w:r>
+    </w:p>
+    <w:p>
+      <w:pPr>
+        <w:widowControl/>
+        <w:spacing w:line="240" w:lineRule="auto" w:after="0"/>
+      </w:pPr>
+      <w:r>
+        <w:rPr>
+          <w:rFonts w:ascii="Times New Roman" w:hAnsi="Times New Roman" w:eastAsia="Times New Roman"/>
+          <w:b w:val="0"/>
+          <w:i w:val="0"/>
+          <w:color w:val="181A1F"/>
+          <w:sz w:val="28"/>
+        </w:rPr>
+        <w:t>4) использование спецэффектов</w:t>
+      </w:r>
+    </w:p>
+    <w:p>
+      <w:pPr>
+        <w:widowControl/>
+        <w:spacing w:line="240" w:lineRule="auto" w:after="0"/>
+      </w:pPr>
+      <w:r>
+        <w:rPr>
+          <w:rFonts w:ascii="Times New Roman" w:hAnsi="Times New Roman" w:eastAsia="Times New Roman"/>
+          <w:b w:val="0"/>
+          <w:i w:val="0"/>
+          <w:color w:val="181A1F"/>
+          <w:sz w:val="28"/>
+        </w:rPr>
+        <w:t>5) привлечение кинозвёзд</w:t>
+      </w:r>
+    </w:p>
+    <w:p>
+      <w:pPr>
+        <w:widowControl/>
+        <w:spacing w:line="240" w:lineRule="auto" w:after="0"/>
+      </w:pPr>
+      <w:r>
+        <w:rPr>
+          <w:rFonts w:ascii="Times New Roman" w:hAnsi="Times New Roman" w:eastAsia="Times New Roman"/>
+          <w:b w:val="0"/>
+          <w:i w:val="0"/>
+          <w:color w:val="181A1F"/>
+          <w:sz w:val="28"/>
+        </w:rPr>
+        <w:t>6) колоссальный интерес зрителей</w:t>
+      </w:r>
+    </w:p>
+    <w:p>
+      <w:pPr>
+        <w:keepNext/>
+        <w:widowControl/>
+        <w:spacing w:line="240" w:lineRule="auto" w:after="0" w:before="120"/>
+      </w:pPr>
+      <w:r>
+        <w:rPr>
+          <w:rFonts w:ascii="Times New Roman" w:hAnsi="Times New Roman" w:eastAsia="Times New Roman"/>
+          <w:b/>
+          <w:color w:val="181A1F"/>
+          <w:sz w:val="28"/>
+        </w:rPr>
+        <w:t>15.</w:t>
+      </w:r>
+    </w:p>
+    <w:p>
+      <w:pPr>
+        <w:widowControl/>
+        <w:spacing w:line="240" w:lineRule="auto" w:after="0"/>
+      </w:pPr>
+      <w:r>
+        <w:rPr>
+          <w:rFonts w:ascii="Times New Roman" w:hAnsi="Times New Roman" w:eastAsia="Times New Roman"/>
+          <w:b w:val="0"/>
+          <w:i w:val="0"/>
+          <w:color w:val="181A1F"/>
+          <w:sz w:val="28"/>
+        </w:rPr>
+        <w:t>Выберите верные суждения о формах (областях) духовной культуры и запишите цифры, под которыми они указаны.</w:t>
+      </w:r>
+    </w:p>
+    <w:p>
+      <w:pPr>
+        <w:widowControl/>
+        <w:spacing w:line="240" w:lineRule="auto" w:after="0"/>
+      </w:pPr>
+      <w:r>
+        <w:rPr>
+          <w:rFonts w:ascii="Times New Roman" w:hAnsi="Times New Roman" w:eastAsia="Times New Roman"/>
+          <w:b w:val="0"/>
+          <w:i w:val="0"/>
+          <w:color w:val="181A1F"/>
+          <w:sz w:val="28"/>
+        </w:rPr>
+        <w:t>1) Мораль, в отличие от других форм (областей) духовной культуры, объясняет события и явления окружающего мира.</w:t>
+      </w:r>
+    </w:p>
+    <w:p>
+      <w:pPr>
+        <w:widowControl/>
+        <w:spacing w:line="240" w:lineRule="auto" w:after="0"/>
+      </w:pPr>
+      <w:r>
+        <w:rPr>
+          <w:rFonts w:ascii="Times New Roman" w:hAnsi="Times New Roman" w:eastAsia="Times New Roman"/>
+          <w:b w:val="0"/>
+          <w:i w:val="0"/>
+          <w:color w:val="181A1F"/>
+          <w:sz w:val="28"/>
+        </w:rPr>
+        <w:t>2) Наука, в отличие от других форм (областей) духовной культуры, воздействует на эмоциональную сферу человека.</w:t>
+      </w:r>
+    </w:p>
+    <w:p>
+      <w:pPr>
+        <w:widowControl/>
+        <w:spacing w:line="240" w:lineRule="auto" w:after="0"/>
+      </w:pPr>
+      <w:r>
+        <w:rPr>
+          <w:rFonts w:ascii="Times New Roman" w:hAnsi="Times New Roman" w:eastAsia="Times New Roman"/>
+          <w:b w:val="0"/>
+          <w:i w:val="0"/>
+          <w:color w:val="181A1F"/>
+          <w:sz w:val="28"/>
+        </w:rPr>
+        <w:t>3) Искусство помогает привлечь внимание общества к социальным и нравственным проблемам.</w:t>
+      </w:r>
+    </w:p>
+    <w:p>
+      <w:pPr>
+        <w:widowControl/>
+        <w:spacing w:line="240" w:lineRule="auto" w:after="0"/>
+      </w:pPr>
+      <w:r>
+        <w:rPr>
+          <w:rFonts w:ascii="Times New Roman" w:hAnsi="Times New Roman" w:eastAsia="Times New Roman"/>
+          <w:b w:val="0"/>
+          <w:i w:val="0"/>
+          <w:color w:val="181A1F"/>
+          <w:sz w:val="28"/>
+        </w:rPr>
+        <w:t>4) Один из признаков религиозного сознания — убеждение в реальном существовании сверхъестественного, его влиянии на жизнь человека и общества.</w:t>
+      </w:r>
+    </w:p>
+    <w:p>
+      <w:pPr>
+        <w:widowControl/>
+        <w:spacing w:line="240" w:lineRule="auto" w:after="0"/>
+      </w:pPr>
+      <w:r>
+        <w:rPr>
+          <w:rFonts w:ascii="Times New Roman" w:hAnsi="Times New Roman" w:eastAsia="Times New Roman"/>
+          <w:b w:val="0"/>
+          <w:i w:val="0"/>
+          <w:color w:val="181A1F"/>
+          <w:sz w:val="28"/>
+        </w:rPr>
+        <w:t>5) Наука призвана познать и объяснить устройство мира и законы его развития.</w:t>
+      </w:r>
+    </w:p>
+    <w:p>
+      <w:pPr>
+        <w:keepNext/>
+        <w:widowControl/>
+        <w:spacing w:line="240" w:lineRule="auto" w:after="0" w:before="120"/>
+      </w:pPr>
+      <w:r>
+        <w:rPr>
+          <w:rFonts w:ascii="Times New Roman" w:hAnsi="Times New Roman" w:eastAsia="Times New Roman"/>
+          <w:b/>
+          <w:color w:val="181A1F"/>
+          <w:sz w:val="28"/>
+        </w:rPr>
+        <w:t>16.</w:t>
+      </w:r>
+    </w:p>
+    <w:p>
+      <w:pPr>
+        <w:widowControl/>
+        <w:spacing w:line="240" w:lineRule="auto" w:after="0"/>
+      </w:pPr>
+      <w:r>
+        <w:rPr>
+          <w:rFonts w:ascii="Times New Roman" w:hAnsi="Times New Roman" w:eastAsia="Times New Roman"/>
+          <w:b w:val="0"/>
+          <w:i w:val="0"/>
+          <w:color w:val="181A1F"/>
+          <w:sz w:val="28"/>
+        </w:rPr>
+        <w:t>Выберите верные суждения о формах (областях) духовной культуры и запишите цифры, под которыми они указаны.</w:t>
+      </w:r>
+    </w:p>
+    <w:p>
+      <w:pPr>
+        <w:widowControl/>
+        <w:spacing w:line="240" w:lineRule="auto" w:after="0"/>
+      </w:pPr>
+      <w:r>
+        <w:rPr>
+          <w:rFonts w:ascii="Times New Roman" w:hAnsi="Times New Roman" w:eastAsia="Times New Roman"/>
+          <w:b w:val="0"/>
+          <w:i w:val="0"/>
+          <w:color w:val="181A1F"/>
+          <w:sz w:val="28"/>
+        </w:rPr>
+        <w:t>1) Мораль требует от человека определенного поведения.</w:t>
       </w:r>
       <w:r>
+        <w:rPr>
+          <w:rFonts w:ascii="Times New Roman" w:hAnsi="Times New Roman" w:eastAsia="Times New Roman"/>
+          <w:color w:val="181A1F"/>
+          <w:sz w:val="28"/>
+        </w:rPr>
         <w:br/>
       </w:r>
       <w:r>
         <w:rPr>
+          <w:rFonts w:ascii="Times New Roman" w:hAnsi="Times New Roman" w:eastAsia="Times New Roman"/>
           <w:b w:val="0"/>
           <w:i w:val="0"/>
+          <w:color w:val="181A1F"/>
+          <w:sz w:val="28"/>
         </w:rPr>
-        <w:t>— отражают идеалы добра, истины, красоты и справедливости;</w:t>
+        <w:t>2) Религия оказывает эмоциональное воздействие на человека.</w:t>
       </w:r>
       <w:r>
+        <w:rPr>
+          <w:rFonts w:ascii="Times New Roman" w:hAnsi="Times New Roman" w:eastAsia="Times New Roman"/>
+          <w:color w:val="181A1F"/>
+          <w:sz w:val="28"/>
+        </w:rPr>
         <w:br/>
       </w:r>
       <w:r>
         <w:rPr>
+          <w:rFonts w:ascii="Times New Roman" w:hAnsi="Times New Roman" w:eastAsia="Times New Roman"/>
           <w:b w:val="0"/>
           <w:i w:val="0"/>
+          <w:color w:val="181A1F"/>
+          <w:sz w:val="28"/>
         </w:rPr>
-        <w:t>— включают научные, политические взгляды, нравст­венные, религиозные убеждения человека;</w:t>
+        <w:t>3) Основой морали являются представления человека о добре и зле, готовность поступать в соответствии с этими представлениями.</w:t>
       </w:r>
       <w:r>
+        <w:rPr>
+          <w:rFonts w:ascii="Times New Roman" w:hAnsi="Times New Roman" w:eastAsia="Times New Roman"/>
+          <w:color w:val="181A1F"/>
+          <w:sz w:val="28"/>
+        </w:rPr>
         <w:br/>
       </w:r>
       <w:r>
         <w:rPr>
+          <w:rFonts w:ascii="Times New Roman" w:hAnsi="Times New Roman" w:eastAsia="Times New Roman"/>
           <w:b w:val="0"/>
           <w:i w:val="0"/>
+          <w:color w:val="181A1F"/>
+          <w:sz w:val="28"/>
         </w:rPr>
-        <w:t>— представляют особую значимость для человека.</w:t>
+        <w:t>4) Религия даёт верующему человеку облегчение в страданиях, показывает выход из трудных, кажущихся безвыходными ситуаций.</w:t>
+      </w:r>
+      <w:r>
+        <w:rPr>
+          <w:rFonts w:ascii="Times New Roman" w:hAnsi="Times New Roman" w:eastAsia="Times New Roman"/>
+          <w:color w:val="181A1F"/>
+          <w:sz w:val="28"/>
+        </w:rPr>
+        <w:br/>
+      </w:r>
+      <w:r>
+        <w:rPr>
+          <w:rFonts w:ascii="Times New Roman" w:hAnsi="Times New Roman" w:eastAsia="Times New Roman"/>
+          <w:b w:val="0"/>
+          <w:i w:val="0"/>
+          <w:color w:val="181A1F"/>
+          <w:sz w:val="28"/>
+        </w:rPr>
+        <w:t xml:space="preserve">5) Искусству свойственны рациональность и системность. </w:t>
       </w:r>
     </w:p>
     <w:p>
+      <w:pPr>
+        <w:widowControl/>
+        <w:spacing w:line="240" w:lineRule="auto" w:after="0"/>
+      </w:pPr>
       <w:r>
         <w:rPr>
-          <w:b w:val="0"/>
-          <w:i w:val="0"/>
+          <w:rFonts w:ascii="Times New Roman" w:hAnsi="Times New Roman" w:eastAsia="Times New Roman"/>
+          <w:color w:val="181A1F"/>
+          <w:sz w:val="28"/>
         </w:rPr>
-        <w:t>2) Массовая культура связана с распространением определённых ценностей тем, что благодаря своей широкой распространённостью массовая культура обеспечивает передачу различных ценностей по всему миру, а благодаря лёгкости восприятия, обеспечивает укоренение этих ценностей в общественном сознании, что позволяет через массовую культуру распространять определенные ценности и доносить их до неограниченного числа людей.</w:t>
+        <w:br w:type="page"/>
       </w:r>
     </w:p>
     <w:p>
+      <w:pPr>
+        <w:pStyle w:val="Heading1"/>
+        <w:keepNext/>
+        <w:widowControl/>
+        <w:spacing w:line="240" w:lineRule="auto" w:after="60" w:before="160"/>
+      </w:pPr>
       <w:r>
         <w:rPr>
+          <w:rFonts w:ascii="Times New Roman" w:hAnsi="Times New Roman" w:eastAsia="Times New Roman"/>
           <w:b/>
+          <w:color w:val="181A1F"/>
+          <w:sz w:val="28"/>
         </w:rPr>
-        <w:t>Задание 19 — до 3 баллов</w:t>
+        <w:t>Часть 2</w:t>
       </w:r>
     </w:p>
     <w:p>
+      <w:pPr>
+        <w:widowControl/>
+        <w:spacing w:line="240" w:lineRule="auto" w:after="0"/>
+      </w:pPr>
       <w:r>
         <w:rPr>
-          <w:b w:val="0"/>
-          <w:i w:val="0"/>
+          <w:rFonts w:ascii="Times New Roman" w:hAnsi="Times New Roman" w:eastAsia="Times New Roman"/>
+          <w:color w:val="181A1F"/>
+          <w:sz w:val="28"/>
         </w:rPr>
-        <w:t>Институты образования напрямую влияют на экономическое развитие:</w:t>
+        <w:t>Для заданий 17–25 запишите полный развёрнутый ответ. Каждый вопрос самодостаточен и тематически соответствует варианту.</w:t>
       </w:r>
     </w:p>
     <w:p>
+      <w:pPr>
+        <w:keepNext/>
+        <w:widowControl/>
+        <w:spacing w:line="240" w:lineRule="auto" w:after="0" w:before="120"/>
+      </w:pPr>
       <w:r>
         <w:rPr>
-          <w:b w:val="0"/>
-          <w:i w:val="0"/>
+          <w:rFonts w:ascii="Times New Roman" w:hAnsi="Times New Roman" w:eastAsia="Times New Roman"/>
+          <w:b/>
+          <w:color w:val="181A1F"/>
+          <w:sz w:val="28"/>
         </w:rPr>
-        <w:t>1) Институты образования осуществляют функцию обеспечения экономики трудовыми ресурсами, профессиональными кадрами, что напрямую влияет на экономическое развитие общества;</w:t>
+        <w:t>17.</w:t>
       </w:r>
     </w:p>
     <w:p>
+      <w:pPr>
+        <w:widowControl/>
+        <w:spacing w:line="240" w:lineRule="auto" w:after="0"/>
+      </w:pPr>
       <w:r>
         <w:rPr>
+          <w:rFonts w:ascii="Times New Roman" w:hAnsi="Times New Roman" w:eastAsia="Times New Roman"/>
           <w:b w:val="0"/>
           <w:i w:val="0"/>
+          <w:color w:val="181A1F"/>
+          <w:sz w:val="28"/>
         </w:rPr>
-        <w:t xml:space="preserve">2) Институты образования обеспечивают функцию социального лифта, благодаря чему происходит становление среднего класса, благодаря которому создаётся высокий уровень потребления на рынке, что влияет на экономическое развитие общества; </w:t>
+        <w:t>Чем же общество отличается от естественных, «псевдосоциальных» объединений животных особей? Прежде всего тем, что это целостность над биологическая. Она покоится не на функциональной дифференциации организмов и даже не на органической дифференциации их потребностей и стимулов, а на единстве культурных норм. Общества в точном смысле слова нет там, где нет культуры, т. е. «сверхприродной» нормативно-ценностной системы, регулирующей индивидуальное поведение. Таков один из важных выводов современной антропологии.</w:t>
       </w:r>
     </w:p>
     <w:p>
+      <w:pPr>
+        <w:widowControl/>
+        <w:spacing w:line="240" w:lineRule="auto" w:after="0"/>
+      </w:pPr>
       <w:r>
         <w:rPr>
+          <w:rFonts w:ascii="Times New Roman" w:hAnsi="Times New Roman" w:eastAsia="Times New Roman"/>
           <w:b w:val="0"/>
           <w:i w:val="0"/>
+          <w:color w:val="181A1F"/>
+          <w:sz w:val="28"/>
         </w:rPr>
-        <w:t>3) Институты образования обеспечивают формирование класса образованных, высококвалифицированных людей, которые способны создавать новые решения и технологии, повышающие качество и объёмы производства, благодаря чему происходит рост экономических показателей и экономическое развитие общества в целом.</w:t>
+        <w:t>Итак, наличие культуры отличает человеческое общество от любого объединения животных особей. Однако оно ещё не объясняет ни того, как общество возможно, ни того, как оно на деле возникло. Выражаясь философским языком, культура — это форма, в которой развиваются и передаются из поколения в поколение взаимосвязи человеческих индивидов, но вовсе не причина, в силу которой они образуются и воспроизводятся.</w:t>
       </w:r>
     </w:p>
     <w:p>
+      <w:pPr>
+        <w:widowControl/>
+        <w:spacing w:line="240" w:lineRule="auto" w:after="0"/>
+      </w:pPr>
       <w:r>
         <w:rPr>
-          <w:b/>
+          <w:rFonts w:ascii="Times New Roman" w:hAnsi="Times New Roman" w:eastAsia="Times New Roman"/>
+          <w:b w:val="0"/>
+          <w:i w:val="0"/>
+          <w:color w:val="181A1F"/>
+          <w:sz w:val="28"/>
         </w:rPr>
-        <w:t>Задание 20 — до 3 баллов</w:t>
+        <w:t>Культура всегда уже предполагает систему жизнеобеспечения. Только там, где существует производство (постоянно возобновляющийся процесс труда), может иметь место социокультурное объединение людей.</w:t>
       </w:r>
     </w:p>
     <w:p>
+      <w:pPr>
+        <w:widowControl/>
+        <w:spacing w:line="240" w:lineRule="auto" w:after="0"/>
+      </w:pPr>
       <w:r>
         <w:rPr>
+          <w:rFonts w:ascii="Times New Roman" w:hAnsi="Times New Roman" w:eastAsia="Times New Roman"/>
           <w:b w:val="0"/>
           <w:i w:val="0"/>
+          <w:color w:val="181A1F"/>
+          <w:sz w:val="28"/>
         </w:rPr>
-        <w:t>1) Использование художественных образов (Алексей Иванов в своих романах описывает природу русского края с помощью эпитетов и метафор).</w:t>
+        <w:t>Материальное производство есть преобразование природных объектов, материальное творчество. Оно вызывает на свет мир артефактов — «содеянных вещей», начиная с каменного наконечника стрелы и кончая компьютером. Именно наличие элементов материальной культуры служит простейшим и вместе с тем надёжнейшим свидетельством присутствия Homo sapiens внутри какого-то временного периода или пространственного ареала.</w:t>
       </w:r>
     </w:p>
     <w:p>
+      <w:pPr>
+        <w:widowControl/>
+        <w:spacing w:line="240" w:lineRule="auto" w:after="0"/>
+      </w:pPr>
       <w:r>
         <w:rPr>
+          <w:rFonts w:ascii="Times New Roman" w:hAnsi="Times New Roman" w:eastAsia="Times New Roman"/>
           <w:b w:val="0"/>
           <w:i w:val="0"/>
+          <w:color w:val="181A1F"/>
+          <w:sz w:val="28"/>
         </w:rPr>
-        <w:t>2) Субъективность восприятия (Алексею понравился роман "Война и мир", а Вале он показался скучным);</w:t>
+        <w:t>Материальное производство как созидательный процесс, в котором воплощены различные способности человека, обозначается в философии понятием «предметно-практическая деятельность». Это понятие имеет в виду осмысленную работу, воплощающуюся в некотором полезном (значимом для человека) продукте, а следовательно, обладающую осознанно целесообразным характером. Оно (пусть неявным образом) содержит в себе представление о таких качествах действующего субъекта, как самосознание и рациональное мышление…</w:t>
       </w:r>
     </w:p>
     <w:p>
+      <w:pPr>
+        <w:widowControl/>
+        <w:spacing w:line="240" w:lineRule="auto" w:after="0"/>
+      </w:pPr>
       <w:r>
         <w:rPr>
+          <w:rFonts w:ascii="Times New Roman" w:hAnsi="Times New Roman" w:eastAsia="Times New Roman"/>
           <w:b w:val="0"/>
           <w:i w:val="0"/>
+          <w:color w:val="181A1F"/>
+          <w:sz w:val="28"/>
         </w:rPr>
-        <w:t>3) Использование особых способов отражения действительности (Шостакович в своей 7-й симфонии отразил волю к победе и силу духа русского народа во время войны).</w:t>
+        <w:t>Представляя собой существо социальное, человек вместе с тем является частью природы. С этой точки зрения люди принадлежат к высшим млекопитающим, образуя особый вид Homo sapiens, а следовательно, человек оказывается существом биологическим... Напомним, что Аристотель называл человека «политическим животным», подчёркивая тем самым наличие в человеке двух начал: животного (биологического) и политического (социального). Проблема же заключается в том, какое из этих начал является доминирующим, определяющим в формировании способностей, чувств, поведения, действий человека и каким образом осуществляется взаимосвязь биологического и социального в человеке. (И. Фролов и др.)</w:t>
       </w:r>
     </w:p>
     <w:p>
+      <w:pPr>
+        <w:widowControl/>
+        <w:spacing w:line="240" w:lineRule="auto" w:after="0"/>
+      </w:pPr>
       <w:r>
         <w:rPr>
-          <w:b/>
+          <w:rFonts w:ascii="Times New Roman" w:hAnsi="Times New Roman" w:eastAsia="Times New Roman"/>
+          <w:b w:val="0"/>
+          <w:i w:val="0"/>
+          <w:color w:val="181A1F"/>
+          <w:sz w:val="28"/>
         </w:rPr>
-        <w:t>Задание 21 — до 3 баллов</w:t>
+        <w:t>В тексте упомянуты ключевые понятия социально-гуманитарных наук.</w:t>
       </w:r>
     </w:p>
     <w:p>
+      <w:pPr>
+        <w:widowControl/>
+        <w:spacing w:line="240" w:lineRule="auto" w:after="0"/>
+      </w:pPr>
       <w:r>
         <w:rPr>
+          <w:rFonts w:ascii="Times New Roman" w:hAnsi="Times New Roman" w:eastAsia="Times New Roman"/>
           <w:b w:val="0"/>
           <w:i w:val="0"/>
+          <w:color w:val="181A1F"/>
+          <w:sz w:val="28"/>
         </w:rPr>
-        <w:t>1. В процессе познания себя человек находит новые, ранее неизвестные стороны своей личности, которые он может использовать в своей будущей практической деятельности, что преобразит его взаимодействие с окружающим миром;</w:t>
+        <w:t>Используя обществоведческие знания,</w:t>
       </w:r>
     </w:p>
     <w:p>
+      <w:pPr>
+        <w:widowControl/>
+        <w:spacing w:line="240" w:lineRule="auto" w:after="0"/>
+      </w:pPr>
       <w:r>
         <w:rPr>
+          <w:rFonts w:ascii="Times New Roman" w:hAnsi="Times New Roman" w:eastAsia="Times New Roman"/>
           <w:b w:val="0"/>
           <w:i w:val="0"/>
+          <w:color w:val="181A1F"/>
+          <w:sz w:val="28"/>
         </w:rPr>
-        <w:t>2. В процессе познания себя человек может пересмотреть свои ценности, жизненные установки и принципы, что может изменить его представление о мире и поставить новые жизненные цели;</w:t>
+        <w:t>— укажите не менее трёх характеристик личности;</w:t>
       </w:r>
     </w:p>
     <w:p>
+      <w:pPr>
+        <w:widowControl/>
+        <w:spacing w:line="240" w:lineRule="auto" w:after="0"/>
+      </w:pPr>
       <w:r>
         <w:rPr>
+          <w:rFonts w:ascii="Times New Roman" w:hAnsi="Times New Roman" w:eastAsia="Times New Roman"/>
           <w:b w:val="0"/>
           <w:i w:val="0"/>
+          <w:color w:val="181A1F"/>
+          <w:sz w:val="28"/>
         </w:rPr>
-        <w:t>3. В процессе познания самого себя человек может оценить свои действия, реакции на события, свое поведение в той или иной ситуации, что позволит ему понять, что было правильным, а что нет, что позволит ему изменить свое отношение к окружающему миру исходя из предыдущего опыта.</w:t>
+        <w:t>— объясните связь самосознания индивида и его биологически обусловленными качествами. (Объяснение может быть дано в одном или нескольких распространённых предложениях.)</w:t>
       </w:r>
     </w:p>
     <w:p>
+      <w:pPr>
+        <w:widowControl/>
+        <w:spacing w:line="240" w:lineRule="auto" w:after="0"/>
+      </w:pPr>
       <w:r>
         <w:rPr>
-          <w:b/>
+          <w:rFonts w:ascii="Times New Roman" w:hAnsi="Times New Roman" w:eastAsia="Times New Roman"/>
+          <w:color w:val="181A1F"/>
+          <w:sz w:val="28"/>
         </w:rPr>
-        <w:t>Задание 22 — до 4 баллов</w:t>
+        <w:t>Ответ:</w:t>
       </w:r>
     </w:p>
     <w:p>
+      <w:pPr>
+        <w:keepNext/>
+        <w:widowControl/>
+        <w:spacing w:line="240" w:lineRule="auto" w:after="0" w:before="120"/>
+      </w:pPr>
       <w:r>
         <w:rPr>
-          <w:b w:val="0"/>
-          <w:i w:val="0"/>
+          <w:rFonts w:ascii="Times New Roman" w:hAnsi="Times New Roman" w:eastAsia="Times New Roman"/>
+          <w:b/>
+          <w:color w:val="181A1F"/>
+          <w:sz w:val="28"/>
         </w:rPr>
-        <w:t xml:space="preserve">План на тему "Проблема познаваемости мира": </w:t>
+        <w:t>18.</w:t>
       </w:r>
     </w:p>
     <w:p>
+      <w:pPr>
+        <w:widowControl/>
+        <w:spacing w:line="240" w:lineRule="auto" w:after="0"/>
+      </w:pPr>
       <w:r>
         <w:rPr>
+          <w:rFonts w:ascii="Times New Roman" w:hAnsi="Times New Roman" w:eastAsia="Times New Roman"/>
           <w:b w:val="0"/>
           <w:i w:val="0"/>
+          <w:color w:val="181A1F"/>
+          <w:sz w:val="28"/>
         </w:rPr>
-        <w:t>1. Понятие познания.</w:t>
+        <w:t xml:space="preserve">Массовая культура чрезмерно популярна. Это обусловлено не только необходимостью усреднённого языка общения, но и имеет другие причины, непосредственно связанные с особенностями человеческого сознания. К таковым относится, во-первых, изначальная пассивность сознания большинства членов общества, нежелание людей духовно или интеллектуально активно участвовать в социальных процессах. Во-вторых, желание уйти от повседневных проблем, от обыденности и рутины. В-третьих, поиск понимания и сопереживания своим проблемам со стороны других людей &lt;…&gt;. </w:t>
       </w:r>
     </w:p>
     <w:p>
+      <w:pPr>
+        <w:widowControl/>
+        <w:spacing w:line="240" w:lineRule="auto" w:after="0"/>
+      </w:pPr>
       <w:r>
         <w:rPr>
+          <w:rFonts w:ascii="Times New Roman" w:hAnsi="Times New Roman" w:eastAsia="Times New Roman"/>
           <w:b w:val="0"/>
           <w:i w:val="0"/>
+          <w:color w:val="181A1F"/>
+          <w:sz w:val="28"/>
         </w:rPr>
-        <w:t>2. Цели познания:</w:t>
+        <w:t xml:space="preserve">Продукция массовой культуры недолговечна. Будучи в значительной мере культурой потребительской, она мгновенно реагирует на появляющийся спрос на ту или иную её продукцию. С исчезновением спроса исчезает и продукция, предназначенная для его удовлетворения. </w:t>
       </w:r>
     </w:p>
     <w:p>
+      <w:pPr>
+        <w:widowControl/>
+        <w:spacing w:line="240" w:lineRule="auto" w:after="0"/>
+      </w:pPr>
       <w:r>
         <w:rPr>
+          <w:rFonts w:ascii="Times New Roman" w:hAnsi="Times New Roman" w:eastAsia="Times New Roman"/>
           <w:b w:val="0"/>
           <w:i w:val="0"/>
+          <w:color w:val="181A1F"/>
+          <w:sz w:val="28"/>
         </w:rPr>
-        <w:t>а) получение истинного знания;</w:t>
+        <w:t xml:space="preserve">Быстродоступность продукции массовой культуры достигается с помощью современных средств массовой коммуникации, которые год от года становятся всё более совершенными и разнообразными. К таким уже традиционным способам распространения массовой культуры, как кино, видео, теле- и радиопрограммы, печатные издания, прибавились мобильные системы связи, а также Интернет. </w:t>
       </w:r>
     </w:p>
     <w:p>
+      <w:pPr>
+        <w:widowControl/>
+        <w:spacing w:line="240" w:lineRule="auto" w:after="0"/>
+      </w:pPr>
       <w:r>
         <w:rPr>
+          <w:rFonts w:ascii="Times New Roman" w:hAnsi="Times New Roman" w:eastAsia="Times New Roman"/>
           <w:b w:val="0"/>
           <w:i w:val="0"/>
+          <w:color w:val="181A1F"/>
+          <w:sz w:val="28"/>
         </w:rPr>
-        <w:t>б) понимание сути определенных явлений и процессов;</w:t>
+        <w:t xml:space="preserve">Массовая культура, порождая огромное количество своих произведений-однодневок, вместе с тем глубоко консервативна. Её произведения можно безошибочно отнести к тому или иному жанру, сюжеты обладают чёткой, из раза в раз повторяющейся структурой. И хотя зачастую произведения массовой культуры лишены глубокого смысла, они обладают жёстким каркасом внутренней структуры &lt;…&gt;. </w:t>
       </w:r>
     </w:p>
     <w:p>
+      <w:pPr>
+        <w:widowControl/>
+        <w:spacing w:line="240" w:lineRule="auto" w:after="0"/>
+      </w:pPr>
       <w:r>
         <w:rPr>
+          <w:rFonts w:ascii="Times New Roman" w:hAnsi="Times New Roman" w:eastAsia="Times New Roman"/>
           <w:b w:val="0"/>
           <w:i w:val="0"/>
+          <w:color w:val="181A1F"/>
+          <w:sz w:val="28"/>
         </w:rPr>
-        <w:t>в) понимание возможных направлений развития происходящий явлений.</w:t>
+        <w:t xml:space="preserve">Как самостоятельное явление массовая культура оценивается противоречиво. С одной стороны, в её произведениях предлагаются готовые ответы на то, что происходит в социокультурном пространстве вокруг индивида. Под влиянием массовой культуры меняется система ценностей: стремление к занимательности и развлекательности становится доминирующим. С другой стороны, массовая культура даёт возможность широкой аудитории познакомиться с произведениями элитарной культуры. </w:t>
       </w:r>
     </w:p>
     <w:p>
+      <w:pPr>
+        <w:widowControl/>
+        <w:spacing w:line="240" w:lineRule="auto" w:after="0"/>
+      </w:pPr>
       <w:r>
         <w:rPr>
+          <w:rFonts w:ascii="Times New Roman" w:hAnsi="Times New Roman" w:eastAsia="Times New Roman"/>
           <w:b w:val="0"/>
           <w:i w:val="0"/>
+          <w:color w:val="181A1F"/>
+          <w:sz w:val="28"/>
         </w:rPr>
-        <w:t>3. Виды познания:</w:t>
+        <w:t xml:space="preserve">Массовая культура прочно укрепилась в современном обществе и ожидать её спонтанного исчезновения, по крайне мере в ближайший исторический период, не приходится. Очевидно, если она продолжит своё существование в настоящем виде, то общий культурный потенциал цивилизации не только не возрастёт, но может и понести существенный ущерб. (По А.С. Иваненковой) </w:t>
       </w:r>
     </w:p>
     <w:p>
+      <w:pPr>
+        <w:widowControl/>
+        <w:spacing w:line="240" w:lineRule="auto" w:after="0"/>
+      </w:pPr>
       <w:r>
         <w:rPr>
+          <w:rFonts w:ascii="Times New Roman" w:hAnsi="Times New Roman" w:eastAsia="Times New Roman"/>
           <w:b w:val="0"/>
           <w:i w:val="0"/>
+          <w:color w:val="181A1F"/>
+          <w:sz w:val="28"/>
         </w:rPr>
-        <w:t>а) научное;</w:t>
+        <w:t>В тексте упомянуты ключевые понятия социально-гуманитарных наук. Используя обществоведческие знания,</w:t>
+      </w:r>
+      <w:r>
+        <w:rPr>
+          <w:rFonts w:ascii="Times New Roman" w:hAnsi="Times New Roman" w:eastAsia="Times New Roman"/>
+          <w:color w:val="181A1F"/>
+          <w:sz w:val="28"/>
+        </w:rPr>
+        <w:br/>
+      </w:r>
+      <w:r>
+        <w:rPr>
+          <w:rFonts w:ascii="Times New Roman" w:hAnsi="Times New Roman" w:eastAsia="Times New Roman"/>
+          <w:b w:val="0"/>
+          <w:i w:val="0"/>
+          <w:color w:val="181A1F"/>
+          <w:sz w:val="28"/>
+        </w:rPr>
+        <w:t>—  укажите не менее двух характеристик духовных ценностей как основных идей и убеждений человека;</w:t>
+      </w:r>
+      <w:r>
+        <w:rPr>
+          <w:rFonts w:ascii="Times New Roman" w:hAnsi="Times New Roman" w:eastAsia="Times New Roman"/>
+          <w:color w:val="181A1F"/>
+          <w:sz w:val="28"/>
+        </w:rPr>
+        <w:br/>
+      </w:r>
+      <w:r>
+        <w:rPr>
+          <w:rFonts w:ascii="Times New Roman" w:hAnsi="Times New Roman" w:eastAsia="Times New Roman"/>
+          <w:b w:val="0"/>
+          <w:i w:val="0"/>
+          <w:color w:val="181A1F"/>
+          <w:sz w:val="28"/>
+        </w:rPr>
+        <w:t>— объясните связь любого из указанного в тексте типа (вида) культуры с задачами распространения определённых социальных ценностей. (Объяснение может быть дано в одном или нескольких распространённых предложениях.)</w:t>
       </w:r>
     </w:p>
     <w:p>
+      <w:pPr>
+        <w:widowControl/>
+        <w:spacing w:line="240" w:lineRule="auto" w:after="0"/>
+      </w:pPr>
       <w:r>
         <w:rPr>
-          <w:b w:val="0"/>
-          <w:i w:val="0"/>
+          <w:rFonts w:ascii="Times New Roman" w:hAnsi="Times New Roman" w:eastAsia="Times New Roman"/>
+          <w:color w:val="181A1F"/>
+          <w:sz w:val="28"/>
         </w:rPr>
-        <w:t>б) обыденное;</w:t>
+        <w:t>Ответ:</w:t>
       </w:r>
     </w:p>
     <w:p>
+      <w:pPr>
+        <w:keepNext/>
+        <w:widowControl/>
+        <w:spacing w:line="240" w:lineRule="auto" w:after="0" w:before="120"/>
+      </w:pPr>
       <w:r>
         <w:rPr>
-          <w:b w:val="0"/>
-          <w:i w:val="0"/>
+          <w:rFonts w:ascii="Times New Roman" w:hAnsi="Times New Roman" w:eastAsia="Times New Roman"/>
+          <w:b/>
+          <w:color w:val="181A1F"/>
+          <w:sz w:val="28"/>
         </w:rPr>
-        <w:t>в) социальное.</w:t>
+        <w:t>19.</w:t>
       </w:r>
     </w:p>
     <w:p>
+      <w:pPr>
+        <w:widowControl/>
+        <w:spacing w:line="240" w:lineRule="auto" w:after="0"/>
+      </w:pPr>
       <w:r>
         <w:rPr>
+          <w:rFonts w:ascii="Times New Roman" w:hAnsi="Times New Roman" w:eastAsia="Times New Roman"/>
           <w:b w:val="0"/>
           <w:i w:val="0"/>
+          <w:color w:val="181A1F"/>
+          <w:sz w:val="28"/>
         </w:rPr>
-        <w:t>4. Проблема познания общества:</w:t>
+        <w:t>Приведите три аргумента в поддержку утверждения, согласно которому институты образования напрямую влияют на экономическое развитие общества. (Каждый аргумент должен быть сформулирован как распространённое предложение.)</w:t>
       </w:r>
     </w:p>
     <w:p>
+      <w:pPr>
+        <w:widowControl/>
+        <w:spacing w:line="240" w:lineRule="auto" w:after="0"/>
+      </w:pPr>
       <w:r>
         <w:rPr>
-          <w:b w:val="0"/>
-          <w:i w:val="0"/>
+          <w:rFonts w:ascii="Times New Roman" w:hAnsi="Times New Roman" w:eastAsia="Times New Roman"/>
+          <w:color w:val="181A1F"/>
+          <w:sz w:val="28"/>
         </w:rPr>
-        <w:t>а) субъект познания и объект познания совпадают;</w:t>
+        <w:t>Ответ:</w:t>
       </w:r>
     </w:p>
     <w:p>
+      <w:pPr>
+        <w:keepNext/>
+        <w:widowControl/>
+        <w:spacing w:line="240" w:lineRule="auto" w:after="0" w:before="120"/>
+      </w:pPr>
       <w:r>
         <w:rPr>
-          <w:b w:val="0"/>
-          <w:i w:val="0"/>
+          <w:rFonts w:ascii="Times New Roman" w:hAnsi="Times New Roman" w:eastAsia="Times New Roman"/>
+          <w:b/>
+          <w:color w:val="181A1F"/>
+          <w:sz w:val="28"/>
         </w:rPr>
-        <w:t>б) общество как объект имеет сложную структуру и постоянно развивается;</w:t>
+        <w:t>20.</w:t>
       </w:r>
     </w:p>
     <w:p>
+      <w:pPr>
+        <w:widowControl/>
+        <w:spacing w:line="240" w:lineRule="auto" w:after="0"/>
+      </w:pPr>
       <w:r>
         <w:rPr>
+          <w:rFonts w:ascii="Times New Roman" w:hAnsi="Times New Roman" w:eastAsia="Times New Roman"/>
           <w:b w:val="0"/>
           <w:i w:val="0"/>
+          <w:color w:val="181A1F"/>
+          <w:sz w:val="28"/>
         </w:rPr>
-        <w:t>в) эксперимент затруднен.</w:t>
+        <w:t>Назовите и проиллюстрируйте примерами три характерные черты искусства. (В каждом случае сначала укажите черту, затем приведите соответствующий пример. Каждый пример должен быть сформулирован развёрнуто.)</w:t>
       </w:r>
     </w:p>
     <w:p>
+      <w:pPr>
+        <w:widowControl/>
+        <w:spacing w:line="240" w:lineRule="auto" w:after="0"/>
+      </w:pPr>
       <w:r>
         <w:rPr>
-          <w:b w:val="0"/>
-          <w:i w:val="0"/>
+          <w:rFonts w:ascii="Times New Roman" w:hAnsi="Times New Roman" w:eastAsia="Times New Roman"/>
+          <w:color w:val="181A1F"/>
+          <w:sz w:val="28"/>
         </w:rPr>
-        <w:t>5. Теории о познаваемости мира:</w:t>
+        <w:t>Ответ:</w:t>
       </w:r>
     </w:p>
     <w:p>
+      <w:pPr>
+        <w:keepNext/>
+        <w:widowControl/>
+        <w:spacing w:line="240" w:lineRule="auto" w:after="0" w:before="120"/>
+      </w:pPr>
       <w:r>
         <w:rPr>
-          <w:b w:val="0"/>
-          <w:i w:val="0"/>
+          <w:rFonts w:ascii="Times New Roman" w:hAnsi="Times New Roman" w:eastAsia="Times New Roman"/>
+          <w:b/>
+          <w:color w:val="181A1F"/>
+          <w:sz w:val="28"/>
         </w:rPr>
-        <w:t>а) оптимизм (мир принципиально познаваем);</w:t>
+        <w:t>21.</w:t>
       </w:r>
     </w:p>
     <w:p>
+      <w:pPr>
+        <w:widowControl/>
+        <w:spacing w:line="240" w:lineRule="auto" w:after="0"/>
+      </w:pPr>
       <w:r>
         <w:rPr>
+          <w:rFonts w:ascii="Times New Roman" w:hAnsi="Times New Roman" w:eastAsia="Times New Roman"/>
           <w:b w:val="0"/>
           <w:i w:val="0"/>
+          <w:color w:val="181A1F"/>
+          <w:sz w:val="28"/>
         </w:rPr>
-        <w:t>б) агностицизм (мир невозможно познать);</w:t>
+        <w:t>Используя текст, обществоведческие знания и факты общественной жизни, приведите три объяснения содержащейся в тексте идеи о том, что, «познавая себя, человек никогда не остаётся вполне таким же, каким он был прежде».</w:t>
       </w:r>
     </w:p>
     <w:p>
+      <w:pPr>
+        <w:widowControl/>
+        <w:spacing w:line="240" w:lineRule="auto" w:after="0"/>
+      </w:pPr>
       <w:r>
         <w:rPr>
+          <w:rFonts w:ascii="Times New Roman" w:hAnsi="Times New Roman" w:eastAsia="Times New Roman"/>
           <w:b w:val="0"/>
           <w:i w:val="0"/>
+          <w:color w:val="181A1F"/>
+          <w:sz w:val="28"/>
         </w:rPr>
-        <w:t>в) скептицизм (мир познаваем, но под сомнением достоверность знаний о нем).</w:t>
+        <w:t>Человек... осознаёт себя. Человек мыслит и знает себя. Он отдаёт себе отчёт в том, что делает, думает, чувствует. И исторически, и в ходе индивидуального развития человек первоначально осознаёт предметы и свои практические действия, а на более высоком уровне развития — и свои мысли о предметах и действиях. Он осознаёт себя усу личность. Самосознание предполагает выделение и различение человеком самого себя, своего Я от всего, что его окружает. Самосознание — это</w:t>
       </w:r>
     </w:p>
     <w:p>
+      <w:pPr>
+        <w:widowControl/>
+        <w:spacing w:line="240" w:lineRule="auto" w:after="0"/>
+      </w:pPr>
       <w:r>
         <w:rPr>
+          <w:rFonts w:ascii="Times New Roman" w:hAnsi="Times New Roman" w:eastAsia="Times New Roman"/>
           <w:b w:val="0"/>
           <w:i w:val="0"/>
+          <w:color w:val="181A1F"/>
+          <w:sz w:val="28"/>
         </w:rPr>
-        <w:t>6. Формы познания:</w:t>
+        <w:t>осознание человеком своих действий, чувств, мыслей, мотивов поведения, интересов, своего положения в обществе. В формировании самосознания существенную роль играют ощущения человеком своего собственного тела, движений, действий.</w:t>
       </w:r>
     </w:p>
     <w:p>
+      <w:pPr>
+        <w:widowControl/>
+        <w:spacing w:line="240" w:lineRule="auto" w:after="0"/>
+      </w:pPr>
       <w:r>
         <w:rPr>
+          <w:rFonts w:ascii="Times New Roman" w:hAnsi="Times New Roman" w:eastAsia="Times New Roman"/>
           <w:b w:val="0"/>
           <w:i w:val="0"/>
+          <w:color w:val="181A1F"/>
+          <w:sz w:val="28"/>
         </w:rPr>
-        <w:t>а) научное;</w:t>
+        <w:t xml:space="preserve">Человек может стать самим собой лишь во взаимодействии с другими людьми, деятельность, общение. Общественная не только свою практическую формирования самосознания заключается с миром через обусловленность в непосредственном общении людей друг с другом, в их оценочных отношениях, но и в формулировании требований общества, предъявляемых к отдельному человеку, в осознании самих правил взаимоотношения. Человек осознаёт себя не только посредством других людей, но и через созданную ими материальную и духовную культуру... Познавая себя, человек, по мысли Т. Манна, никогда не остаётся вполне таким же, каким он был прежде. </w:t>
       </w:r>
     </w:p>
     <w:p>
+      <w:pPr>
+        <w:widowControl/>
+        <w:spacing w:line="240" w:lineRule="auto" w:after="0"/>
+      </w:pPr>
       <w:r>
         <w:rPr>
+          <w:rFonts w:ascii="Times New Roman" w:hAnsi="Times New Roman" w:eastAsia="Times New Roman"/>
           <w:b w:val="0"/>
           <w:i w:val="0"/>
+          <w:color w:val="181A1F"/>
+          <w:sz w:val="28"/>
         </w:rPr>
-        <w:t>б) ненаучное</w:t>
+        <w:t>Самосознание возникло не в качестве духовного зеркала для праздного самолюбования человека. Оно появилось в ответ на зов общественных условий жизни, которые с самого начала требовали от каждого человека умения оценивать свои поступки, слова и мысли. Жизнь своими строгими уроками научила человека осуществлять самоконтроль и саморегулирование. Регулируя свои действия и предусматривая результаты этих действий, самосознающий человек берёт на себя полную ответственность за них. Самосознание тесно связано с феноменом рефлексии... Рефлексия — размышление личности о самой себе, когда она вглядывается в сокровенные глубины своей внутренней духовной жизни. Не рефлексируя, человек не может полностью осознать того, что происходит в его душе, в его внутреннем духовном мире. Здесь важны постоянные подытоживания содеянного... Уровни рефлексии могут быть весьма разнообразными — от элементарного самосознания до глубоких раздумий над смыслом своего бытия, его нравственным содержанием. Осмысливая собственные духовные процессы, критически оценивает негативные стороны своего духовного мира, дурные привычки и т.п. Познавая себя, он никогда не остаётся таким же, каким был прежде... Масштабы осознания субъектом своей психической деятельности простираются от смутного понимания того, что происходит в душе, до глубокого и ясного самосознания. Сознательность суть нравственно-психологическая характеристика действий личности, которая основывается на сознании и оценке себя, своих возможностей, намерений и целей.</w:t>
       </w:r>
     </w:p>
     <w:p>
+      <w:pPr>
+        <w:widowControl/>
+        <w:spacing w:line="240" w:lineRule="auto" w:after="0"/>
+      </w:pPr>
       <w:r>
         <w:rPr>
+          <w:rFonts w:ascii="Times New Roman" w:hAnsi="Times New Roman" w:eastAsia="Times New Roman"/>
           <w:b w:val="0"/>
           <w:i w:val="0"/>
+          <w:color w:val="181A1F"/>
+          <w:sz w:val="28"/>
         </w:rPr>
-        <w:t>7. Многообразие видов ненаучного познания:</w:t>
+        <w:t>(А. Г. Спиркин)</w:t>
       </w:r>
     </w:p>
     <w:p>
+      <w:pPr>
+        <w:widowControl/>
+        <w:spacing w:line="240" w:lineRule="auto" w:after="0"/>
+      </w:pPr>
       <w:r>
         <w:rPr>
-          <w:b w:val="0"/>
-          <w:i w:val="0"/>
+          <w:rFonts w:ascii="Times New Roman" w:hAnsi="Times New Roman" w:eastAsia="Times New Roman"/>
+          <w:color w:val="181A1F"/>
+          <w:sz w:val="28"/>
         </w:rPr>
-        <w:t>а) художественное;</w:t>
+        <w:t>Ответ:</w:t>
       </w:r>
     </w:p>
     <w:p>
+      <w:pPr>
+        <w:keepNext/>
+        <w:widowControl/>
+        <w:spacing w:line="240" w:lineRule="auto" w:after="0" w:before="120"/>
+      </w:pPr>
       <w:r>
         <w:rPr>
-          <w:b w:val="0"/>
-          <w:i w:val="0"/>
+          <w:rFonts w:ascii="Times New Roman" w:hAnsi="Times New Roman" w:eastAsia="Times New Roman"/>
+          <w:b/>
+          <w:color w:val="181A1F"/>
+          <w:sz w:val="28"/>
         </w:rPr>
-        <w:t>б) религиозное;</w:t>
+        <w:t>22.</w:t>
       </w:r>
     </w:p>
     <w:p>
+      <w:pPr>
+        <w:widowControl/>
+        <w:spacing w:line="240" w:lineRule="auto" w:after="0"/>
+      </w:pPr>
       <w:r>
         <w:rPr>
+          <w:rFonts w:ascii="Times New Roman" w:hAnsi="Times New Roman" w:eastAsia="Times New Roman"/>
           <w:b w:val="0"/>
           <w:i w:val="0"/>
+          <w:color w:val="181A1F"/>
+          <w:sz w:val="28"/>
         </w:rPr>
-        <w:t>в) мифологическое.</w:t>
+        <w:t>Используя обществоведческие знания, составьте сложный план, позволяющий раскрыть по существу тему «Проблема познаваемости мира». Сложный план должен содержать не менее трёх пунктов, непосредственно раскрывающих тему по существу, из которых два или более детализированы в подпунктах. (Количество подпунктов каждого детализированного пункта должно быть не менее трёх, за исключением случаев, когда с точки зрения общественных наук возможны только два подпункта.)</w:t>
       </w:r>
     </w:p>
     <w:p>
+      <w:pPr>
+        <w:widowControl/>
+        <w:spacing w:line="240" w:lineRule="auto" w:after="0"/>
+      </w:pPr>
       <w:r>
         <w:rPr>
-          <w:b w:val="0"/>
-          <w:i w:val="0"/>
+          <w:rFonts w:ascii="Times New Roman" w:hAnsi="Times New Roman" w:eastAsia="Times New Roman"/>
+          <w:color w:val="181A1F"/>
+          <w:sz w:val="28"/>
         </w:rPr>
-        <w:t>8. Особенности научного познания:</w:t>
+        <w:t>Ответ:</w:t>
       </w:r>
     </w:p>
     <w:p>
+      <w:pPr>
+        <w:keepNext/>
+        <w:widowControl/>
+        <w:spacing w:line="240" w:lineRule="auto" w:after="0" w:before="120"/>
+      </w:pPr>
       <w:r>
         <w:rPr>
-          <w:b w:val="0"/>
-          <w:i w:val="0"/>
+          <w:rFonts w:ascii="Times New Roman" w:hAnsi="Times New Roman" w:eastAsia="Times New Roman"/>
+          <w:b/>
+          <w:color w:val="181A1F"/>
+          <w:sz w:val="28"/>
         </w:rPr>
-        <w:t>а) основано на фактах;</w:t>
+        <w:t>23.</w:t>
       </w:r>
     </w:p>
     <w:p>
+      <w:pPr>
+        <w:widowControl/>
+        <w:spacing w:line="240" w:lineRule="auto" w:after="0"/>
+      </w:pPr>
       <w:r>
         <w:rPr>
+          <w:rFonts w:ascii="Times New Roman" w:hAnsi="Times New Roman" w:eastAsia="Times New Roman"/>
           <w:b w:val="0"/>
           <w:i w:val="0"/>
+          <w:color w:val="181A1F"/>
+          <w:sz w:val="28"/>
         </w:rPr>
-        <w:t>б) доказательность;</w:t>
+        <w:t>Социальные движения отличаются друг от друга по масштабам предполагаемых изменений. Некоторые из них относительно ограничены по своим целям и не ориентированы на преобразования основных институциональных структур. Они хотят преобразований внутри структуры, а не её самой. Мы называем их реформистскими... Другие движения стремятся к более глубоким преобразованиям, пытаются затронуть основы социальной организации. Вследствие того, что под их прицелом оказываются институты, занимающие центральное, стратегическое положение, изменения имеют гораздо более далеко идущие последствия, чем предполагалось изначально. В результате происходит преобразование самого общества, а не внутри него. Такие движения мы называем радикальными. К ним относятся, например, движения за гражданские права в США, против апартеида в Южной Африке, за национальное освобождение в колониальных странах. Когда предполагаемые изменения охватывают все ключевые аспекты социальной структуры (политический, экономический, культурный) и направлены на тотальное изменение общества, построение вместо него «альтернативного» общества, тогда мы говорим о революционных движениях...</w:t>
       </w:r>
     </w:p>
     <w:p>
+      <w:pPr>
+        <w:widowControl/>
+        <w:spacing w:line="240" w:lineRule="auto" w:after="0"/>
+      </w:pPr>
       <w:r>
         <w:rPr>
+          <w:rFonts w:ascii="Times New Roman" w:hAnsi="Times New Roman" w:eastAsia="Times New Roman"/>
           <w:b w:val="0"/>
           <w:i w:val="0"/>
+          <w:color w:val="181A1F"/>
+          <w:sz w:val="28"/>
         </w:rPr>
-        <w:t>в) объективность.</w:t>
+        <w:t>Социальные движения различаются по качеству предполагаемых изменений. Некоторые стремятся создать новые институты, ввести новые законы, внедрить новый образ жизни, новые верования. Короче говоря, они хотят сформировать общество, которого раньше не существовало. Такие движения ориентированы на будущее. Их можно назвать прогрессивными. К ним можно отнести, например, движения республиканцев, социалистов, движения за освобождение женщин. Другие движения обращены в прошлое, стремясь восстановить институты, законы, образ жизни и вeрования, которые когда-то существовали, но забылись или были отброшены в ходе истории. Предлагаемые ими изменения направлены в прошлое, и основное внимание уделяется возрождению традиции. Мы можем назвать их «консервативными» или «ретроактивными». Это и экологическое движение; и движение «Морального большинства» в США, призывающее вернуться к семейным ценностям; и монархические движения, выступающие за восстановление монархического строя; и движение за этническое возрожцение в Восточной и Центральной Европе. Различие между прогрессивными и консервативными движениями аналогично общему политическому разделению на левых и правых. Левые чаще прогрессивно ориентированы, правые обычно консервативны...</w:t>
       </w:r>
     </w:p>
     <w:p>
+      <w:pPr>
+        <w:widowControl/>
+        <w:spacing w:line="240" w:lineRule="auto" w:after="0"/>
+      </w:pPr>
       <w:r>
         <w:rPr>
+          <w:rFonts w:ascii="Times New Roman" w:hAnsi="Times New Roman" w:eastAsia="Times New Roman"/>
           <w:b w:val="0"/>
           <w:i w:val="0"/>
+          <w:color w:val="181A1F"/>
+          <w:sz w:val="28"/>
         </w:rPr>
-        <w:t>8. Формы существования ненаучного познания:</w:t>
+        <w:t>Социальные движения различаются «вектором» изменений. Как я уже упоминал, у большинства движений «вектор» позитивен. Но может сложиться и противоположная ситуация, когда люди объединяются не для того, чтобы ввести B свою жизнь что-то новое, а для того, чтобы воспрепятствовать развитию тех или иных социальных тенденций. В таких случаях мы говорим об отрицательном «векторе». К данной категории принадлежат многочисленные движения, выступающие против современности, например те, что защищают местные культуры, борются с глобализацией. (П. Штомпка)</w:t>
       </w:r>
     </w:p>
     <w:p>
+      <w:pPr>
+        <w:widowControl/>
+        <w:spacing w:line="240" w:lineRule="auto" w:after="0"/>
+      </w:pPr>
       <w:r>
         <w:rPr>
+          <w:rFonts w:ascii="Times New Roman" w:hAnsi="Times New Roman" w:eastAsia="Times New Roman"/>
           <w:b w:val="0"/>
           <w:i w:val="0"/>
+          <w:color w:val="181A1F"/>
+          <w:sz w:val="28"/>
         </w:rPr>
-        <w:t>а) мифы;</w:t>
+        <w:t>Прогрессивные и консервативные движения получают значительную народную поддержку в различных социальных условиях. Используя текст, обществоведческие знания и факты общественной жизни, выскажите два предположения о том, в каких социальных условиях наиболее популярными становятся прогрессивные движения, и два предположения о том, в каких условиях наиболее популярны консерваторы.</w:t>
       </w:r>
     </w:p>
     <w:p>
+      <w:pPr>
+        <w:widowControl/>
+        <w:spacing w:line="240" w:lineRule="auto" w:after="0"/>
+      </w:pPr>
       <w:r>
         <w:rPr>
-          <w:b w:val="0"/>
-          <w:i w:val="0"/>
+          <w:rFonts w:ascii="Times New Roman" w:hAnsi="Times New Roman" w:eastAsia="Times New Roman"/>
+          <w:color w:val="181A1F"/>
+          <w:sz w:val="28"/>
         </w:rPr>
-        <w:t>б) паранаука;</w:t>
+        <w:t>Ответ:</w:t>
       </w:r>
     </w:p>
     <w:p>
+      <w:pPr>
+        <w:keepNext/>
+        <w:widowControl/>
+        <w:spacing w:line="240" w:lineRule="auto" w:after="0" w:before="120"/>
+      </w:pPr>
       <w:r>
         <w:rPr>
-          <w:b w:val="0"/>
-          <w:i w:val="0"/>
+          <w:rFonts w:ascii="Times New Roman" w:hAnsi="Times New Roman" w:eastAsia="Times New Roman"/>
+          <w:b/>
+          <w:color w:val="181A1F"/>
+          <w:sz w:val="28"/>
         </w:rPr>
-        <w:t>в) искусство.</w:t>
+        <w:t>24.</w:t>
       </w:r>
     </w:p>
     <w:p>
+      <w:pPr>
+        <w:widowControl/>
+        <w:spacing w:line="240" w:lineRule="auto" w:after="0"/>
+      </w:pPr>
       <w:r>
         <w:rPr>
+          <w:rFonts w:ascii="Times New Roman" w:hAnsi="Times New Roman" w:eastAsia="Times New Roman"/>
           <w:b w:val="0"/>
           <w:i w:val="0"/>
+          <w:color w:val="181A1F"/>
+          <w:sz w:val="28"/>
         </w:rPr>
-        <w:t>9. Результаты познания:</w:t>
+        <w:t>Используя обществоведческие знания, составьте сложный план, позволяющий раскрыть по существу тему «Социально-гуманитарные науки в системе научного знания». Сложный план должен содержать не менее трёх непосредственно раскрывающих тему по существу пунктов, детализированных в подпунктах. (Количество подпунктов каждого детализированного пункта должно быть не менее трёх, за исключением случаев, когда с точки зрения общественных наук возможны только два подпункта)</w:t>
       </w:r>
     </w:p>
     <w:p>
+      <w:pPr>
+        <w:widowControl/>
+        <w:spacing w:line="240" w:lineRule="auto" w:after="0"/>
+      </w:pPr>
       <w:r>
         <w:rPr>
-          <w:b w:val="0"/>
-          <w:i w:val="0"/>
+          <w:rFonts w:ascii="Times New Roman" w:hAnsi="Times New Roman" w:eastAsia="Times New Roman"/>
+          <w:color w:val="181A1F"/>
+          <w:sz w:val="28"/>
         </w:rPr>
-        <w:t>а) истина;</w:t>
+        <w:t>Ответ:</w:t>
       </w:r>
     </w:p>
     <w:p>
+      <w:pPr>
+        <w:keepNext/>
+        <w:widowControl/>
+        <w:spacing w:line="240" w:lineRule="auto" w:after="0" w:before="120"/>
+      </w:pPr>
       <w:r>
         <w:rPr>
-          <w:b w:val="0"/>
-          <w:i w:val="0"/>
+          <w:rFonts w:ascii="Times New Roman" w:hAnsi="Times New Roman" w:eastAsia="Times New Roman"/>
+          <w:b/>
+          <w:color w:val="181A1F"/>
+          <w:sz w:val="28"/>
         </w:rPr>
-        <w:t>б) заблуждение и ошибка;</w:t>
+        <w:t>25.</w:t>
       </w:r>
     </w:p>
     <w:p>
+      <w:pPr>
+        <w:widowControl/>
+        <w:spacing w:line="240" w:lineRule="auto" w:after="0"/>
+      </w:pPr>
       <w:r>
         <w:rPr>
+          <w:rFonts w:ascii="Times New Roman" w:hAnsi="Times New Roman" w:eastAsia="Times New Roman"/>
           <w:b w:val="0"/>
           <w:i w:val="0"/>
+          <w:color w:val="181A1F"/>
+          <w:sz w:val="28"/>
         </w:rPr>
-        <w:t>в) ложное знание.</w:t>
+        <w:t>Используя обществоведческие знания, факты общественной жизни и личный социальный опыт, выполните задания, ответьте на вопрос.</w:t>
       </w:r>
     </w:p>
     <w:p>
+      <w:pPr>
+        <w:widowControl/>
+        <w:spacing w:line="240" w:lineRule="auto" w:after="0"/>
+      </w:pPr>
       <w:r>
         <w:rPr>
+          <w:rFonts w:ascii="Times New Roman" w:hAnsi="Times New Roman" w:eastAsia="Times New Roman"/>
           <w:b w:val="0"/>
           <w:i w:val="0"/>
+          <w:color w:val="181A1F"/>
+          <w:sz w:val="28"/>
         </w:rPr>
-        <w:t>Обязательные пункты: 3/6, 5, 7</w:t>
+        <w:t xml:space="preserve">1) Обоснуйте необходимость деятельности социальных институтов для сохранения стабильности и интеграции общества. (Обоснование должно быть дано с опорой на обществоведческие знания в нескольких связанных между собой распространённых предложениях, раскрывать причинно-следственные и (или) функциональные связи.) </w:t>
       </w:r>
     </w:p>
     <w:p>
+      <w:pPr>
+        <w:widowControl/>
+        <w:spacing w:line="240" w:lineRule="auto" w:after="0"/>
+      </w:pPr>
       <w:r>
         <w:rPr>
-          <w:b/>
+          <w:rFonts w:ascii="Times New Roman" w:hAnsi="Times New Roman" w:eastAsia="Times New Roman"/>
+          <w:b w:val="0"/>
+          <w:i w:val="0"/>
+          <w:color w:val="181A1F"/>
+          <w:sz w:val="28"/>
         </w:rPr>
-        <w:t>Задание 23 — до 3 баллов</w:t>
+        <w:t xml:space="preserve">2) Какие социальные институты в Российской Федерации, на Ваш взгляд, играют наиболее важную роль в социализации граждан? (Назовите любые три таких социальных института в Российской Федерации.) </w:t>
       </w:r>
     </w:p>
     <w:p>
+      <w:pPr>
+        <w:widowControl/>
+        <w:spacing w:line="240" w:lineRule="auto" w:after="0"/>
+      </w:pPr>
       <w:r>
         <w:rPr>
+          <w:rFonts w:ascii="Times New Roman" w:hAnsi="Times New Roman" w:eastAsia="Times New Roman"/>
           <w:b w:val="0"/>
           <w:i w:val="0"/>
+          <w:color w:val="181A1F"/>
+          <w:sz w:val="28"/>
         </w:rPr>
-        <w:t>Прогрессивные движения:</w:t>
+        <w:t>3) Для каждого из указанных в пункте 2) социальных институтов приведите по одному примеру, иллюстрирующему его роль в социализации. (Каждый пример должен быть сформулирован развёрнуто и содержать пояснение о влиянии данного социального института на социализацию.)</w:t>
       </w:r>
     </w:p>
     <w:p>
+      <w:pPr>
+        <w:widowControl/>
+        <w:spacing w:line="240" w:lineRule="auto" w:after="0"/>
+      </w:pPr>
       <w:r>
         <w:rPr>
-          <w:b w:val="0"/>
-          <w:i w:val="0"/>
+          <w:rFonts w:ascii="Times New Roman" w:hAnsi="Times New Roman" w:eastAsia="Times New Roman"/>
+          <w:color w:val="181A1F"/>
+          <w:sz w:val="28"/>
         </w:rPr>
-        <w:t>a) если общество долго не подвергалось изменениям, что ведет к росту запроса на изменения;</w:t>
+        <w:t>Ответ:</w:t>
       </w:r>
     </w:p>
     <w:p>
+      <w:pPr>
+        <w:widowControl/>
+        <w:spacing w:line="240" w:lineRule="auto" w:after="0"/>
+      </w:pPr>
       <w:r>
         <w:rPr>
-          <w:b w:val="0"/>
-          <w:i w:val="0"/>
+          <w:rFonts w:ascii="Times New Roman" w:hAnsi="Times New Roman" w:eastAsia="Times New Roman"/>
+          <w:color w:val="181A1F"/>
+          <w:sz w:val="28"/>
         </w:rPr>
-        <w:t>б) когда система не может удовлетворить существующие потребности общества.</w:t>
-      </w:r>
-    </w:p>
-    <w:p>
-      <w:r>
-        <w:rPr>
-          <w:b w:val="0"/>
-          <w:i w:val="0"/>
-        </w:rPr>
-        <w:t>Консервативные движения:</w:t>
-      </w:r>
-    </w:p>
-    <w:p>
-      <w:r>
-        <w:rPr>
-          <w:b w:val="0"/>
-          <w:i w:val="0"/>
-        </w:rPr>
-        <w:t>a) когда политика реформ не дала должных результатов, и общество больше не готова к переменам;</w:t>
-      </w:r>
-    </w:p>
-    <w:p>
-      <w:r>
-        <w:rPr>
-          <w:b w:val="0"/>
-          <w:i w:val="0"/>
-        </w:rPr>
-        <w:t>б) когда существующая система полностью удовлетворяет потребности общества, поэтому люди стремятся к сохранению такого положения (всё и так работает прекрасно).</w:t>
-      </w:r>
-    </w:p>
-    <w:p>
-      <w:r>
-        <w:rPr>
-          <w:b/>
-        </w:rPr>
-        <w:t>Задание 24 — до 4 баллов</w:t>
-      </w:r>
-    </w:p>
-    <w:p>
-      <w:r>
-        <w:rPr>
-          <w:b w:val="0"/>
-          <w:i w:val="0"/>
-        </w:rPr>
-        <w:t>1. Понятие науки.</w:t>
-      </w:r>
-    </w:p>
-    <w:p>
-      <w:r>
-        <w:rPr>
-          <w:b w:val="0"/>
-          <w:i w:val="0"/>
-        </w:rPr>
-        <w:t>2. Виды наук:</w:t>
-      </w:r>
-    </w:p>
-    <w:p>
-      <w:r>
-        <w:rPr>
-          <w:b w:val="0"/>
-          <w:i w:val="0"/>
-        </w:rPr>
-        <w:t>а) социально-гуманитарные;</w:t>
-      </w:r>
-    </w:p>
-    <w:p>
-      <w:r>
-        <w:rPr>
-          <w:b w:val="0"/>
-          <w:i w:val="0"/>
-        </w:rPr>
-        <w:t>б) естественные;</w:t>
-      </w:r>
-    </w:p>
-    <w:p>
-      <w:r>
-        <w:rPr>
-          <w:b w:val="0"/>
-          <w:i w:val="0"/>
-        </w:rPr>
-        <w:t>в) точные.</w:t>
-      </w:r>
-    </w:p>
-    <w:p>
-      <w:r>
-        <w:rPr>
-          <w:b w:val="0"/>
-          <w:i w:val="0"/>
-        </w:rPr>
-        <w:t>3. Особенности социально-гуманитарных наук:</w:t>
-      </w:r>
-    </w:p>
-    <w:p>
-      <w:r>
-        <w:rPr>
-          <w:b w:val="0"/>
-          <w:i w:val="0"/>
-        </w:rPr>
-        <w:t>а) изучают общество и человека;</w:t>
-      </w:r>
-    </w:p>
-    <w:p>
-      <w:r>
-        <w:rPr>
-          <w:b w:val="0"/>
-          <w:i w:val="0"/>
-        </w:rPr>
-        <w:t>б) субъект и объект познания совпадает;</w:t>
-      </w:r>
-    </w:p>
-    <w:p>
-      <w:r>
-        <w:rPr>
-          <w:b w:val="0"/>
-          <w:i w:val="0"/>
-        </w:rPr>
-        <w:t>в) применение в социально-гуманитарных эксперимента затруднено.</w:t>
-      </w:r>
-    </w:p>
-    <w:p>
-      <w:r>
-        <w:rPr>
-          <w:b w:val="0"/>
-          <w:i w:val="0"/>
-        </w:rPr>
-        <w:t>4) Виды социально-гуманитарных наук:</w:t>
-      </w:r>
-    </w:p>
-    <w:p>
-      <w:r>
-        <w:rPr>
-          <w:b w:val="0"/>
-          <w:i w:val="0"/>
-        </w:rPr>
-        <w:t>а) социология;</w:t>
-      </w:r>
-    </w:p>
-    <w:p>
-      <w:r>
-        <w:rPr>
-          <w:b w:val="0"/>
-          <w:i w:val="0"/>
-        </w:rPr>
-        <w:t>б) экономика;</w:t>
-      </w:r>
-    </w:p>
-    <w:p>
-      <w:r>
-        <w:rPr>
-          <w:b w:val="0"/>
-          <w:i w:val="0"/>
-        </w:rPr>
-        <w:t>в) политология.</w:t>
-      </w:r>
-    </w:p>
-    <w:p>
-      <w:r>
-        <w:rPr>
-          <w:b w:val="0"/>
-          <w:i w:val="0"/>
-        </w:rPr>
-        <w:t>5) Методы, применяемые социально-гуманитарными науками:</w:t>
-      </w:r>
-    </w:p>
-    <w:p>
-      <w:r>
-        <w:rPr>
-          <w:b w:val="0"/>
-          <w:i w:val="0"/>
-        </w:rPr>
-        <w:t>а) социальный эксперимент;</w:t>
-      </w:r>
-    </w:p>
-    <w:p>
-      <w:r>
-        <w:rPr>
-          <w:b w:val="0"/>
-          <w:i w:val="0"/>
-        </w:rPr>
-        <w:t>б) наблюдение;</w:t>
-      </w:r>
-    </w:p>
-    <w:p>
-      <w:r>
-        <w:rPr>
-          <w:b w:val="0"/>
-          <w:i w:val="0"/>
-        </w:rPr>
-        <w:t>в) анкетирование.</w:t>
-      </w:r>
-    </w:p>
-    <w:p>
-      <w:r>
-        <w:rPr>
-          <w:b/>
-        </w:rPr>
-        <w:t>Задание 25 — до 6 баллов</w:t>
-      </w:r>
-    </w:p>
-    <w:p>
-      <w:r>
-        <w:rPr>
-          <w:b w:val="0"/>
-          <w:i w:val="0"/>
-        </w:rPr>
-        <w:t>1) Социальный институт представляет исторически сложившуюся форму организации совместной деятельности людей. Из этого следует, что значимость социальных институтов для стабильности и интеграции общества заключается в том, что социальные институты объединяют людей в совместной деятельности, придают им организованный и предсказуемый характер, а общество в целом социальные институты делают более устойчивым. Также в социальном институте есть ряд своих норм, правил, благодаря которым люди чётко действуют согласно этим социальным нормам, что снижает случаи негативного девиантного поведения и обеспечивает стабильность и интеграцию общества</w:t>
-      </w:r>
-    </w:p>
-    <w:p>
-      <w:r>
-        <w:rPr>
-          <w:b w:val="0"/>
-          <w:i w:val="0"/>
-        </w:rPr>
-        <w:t>2) Институты: армия; средства массовой информации; церковь.</w:t>
-      </w:r>
-    </w:p>
-    <w:p>
-      <w:r>
-        <w:rPr>
-          <w:b w:val="0"/>
-          <w:i w:val="0"/>
-        </w:rPr>
-        <w:t>3) Примеры, иллюстрирующие социализирующую роль указанных агентов:</w:t>
-      </w:r>
-    </w:p>
-    <w:p>
-      <w:r>
-        <w:rPr>
-          <w:b w:val="0"/>
-          <w:i w:val="0"/>
-        </w:rPr>
-        <w:t>— армия: пройдя срочную службу, Иван стал более дисциплинированным, ответственным мужчиной, эти приобретённые качества помогли ему в дальнейшей жизни при осуществлении трудовой деятельности;</w:t>
-      </w:r>
-    </w:p>
-    <w:p>
-      <w:r>
-        <w:rPr>
-          <w:b w:val="0"/>
-          <w:i w:val="0"/>
-        </w:rPr>
-        <w:t>— СМИ: Виктор посмотрел по телевизору познавательную передачу об Отечественной войне 1812 года, под её влиянием стал больше интересоваться историей, смотреть другие исторические передачи;</w:t>
-      </w:r>
-    </w:p>
-    <w:p>
-      <w:r>
-        <w:rPr>
-          <w:b w:val="0"/>
-          <w:i w:val="0"/>
-        </w:rPr>
-        <w:t>— церковь: Арсений и Тимур посещают православную церковь каждое воскресенье. Там они исповедуются, узнают религиозные нормы и слушают воскресную службу. Именно в церкви Арсений и Тимур сформировали такие ценности и идеалы как доброта и терпимость.</w:t>
+        <w:br w:type="page"/>
       </w:r>
     </w:p>
     <w:sectPr>
-      <w:pgSz w:w="12240" w:h="15840"/>
-      <w:pgMar w:top="964" w:right="850" w:bottom="964" w:left="1134" w:header="720" w:footer="720" w:gutter="0"/>
+      <w:footerReference w:type="default" r:id="rId9"/>
+      <w:pgSz w:w="11906" w:h="16838"/>
+      <w:pgMar w:top="935" w:right="879" w:bottom="879" w:left="992" w:header="397" w:footer="397" w:gutter="0"/>
       <w:cols w:space="720"/>
       <w:docGrid w:linePitch="360"/>
     </w:sectPr>
   </w:body>
 </w:document>
+</file>
+
+<file path=word/footer1.xml><?xml version="1.0" encoding="utf-8"?>
+<w:ftr xmlns:m="http://schemas.openxmlformats.org/officeDocument/2006/math" xmlns:mc="http://schemas.openxmlformats.org/markup-compatibility/2006" xmlns:mo="http://schemas.microsoft.com/office/mac/office/2008/main" xmlns:mv="urn:schemas-microsoft-com:mac:vml" xmlns:o="urn:schemas-microsoft-com:office:office" xmlns:r="http://schemas.openxmlformats.org/officeDocument/2006/relationships" xmlns:v="urn:schemas-microsoft-com:vml" xmlns:w10="urn:schemas-microsoft-com:office:word" xmlns:w14="http://schemas.microsoft.com/office/word/2010/wordml" xmlns:w="http://schemas.openxmlformats.org/wordprocessingml/2006/main" xmlns:wne="http://schemas.microsoft.com/office/word/2006/wordml" xmlns:wp14="http://schemas.microsoft.com/office/word/2010/wordprocessingDrawing" xmlns:wp="http://schemas.openxmlformats.org/drawingml/2006/wordprocessingDrawing" xmlns:wpc="http://schemas.microsoft.com/office/word/2010/wordprocessingCanvas" xmlns:wpg="http://schemas.microsoft.com/office/word/2010/wordprocessingGroup" xmlns:wpi="http://schemas.microsoft.com/office/word/2010/wordprocessingInk" xmlns:wps="http://schemas.microsoft.com/office/word/2010/wordprocessingShape" mc:Ignorable="w14 wp14">
+  <w:p>
+    <w:pPr>
+      <w:pStyle w:val="Footer"/>
+    </w:pPr>
+  </w:p>
+</w:ftr>
 </file>
 
 <file path=word/numbering.xml><?xml version="1.0" encoding="utf-8"?>
@@ -4061,11 +4053,12 @@
     <w:qFormat/>
     <w:rsid w:val="00FC693F"/>
     <w:pPr>
-      <w:spacing w:after="100"/>
+      <w:spacing w:after="0" w:line="240" w:lineRule="auto"/>
     </w:pPr>
     <w:rPr>
-      <w:rFonts w:ascii="Arial" w:hAnsi="Arial"/>
-      <w:sz w:val="22"/>
+      <w:rFonts w:ascii="Times New Roman" w:hAnsi="Times New Roman"/>
+      <w:color w:val="181A1F"/>
+      <w:sz w:val="28"/>
     </w:rPr>
   </w:style>
   <w:style w:type="paragraph" w:styleId="Header">
@@ -4127,10 +4120,10 @@
       <w:outlineLvl w:val="0"/>
     </w:pPr>
     <w:rPr>
-      <w:rFonts w:asciiTheme="majorHAnsi" w:eastAsiaTheme="majorEastAsia" w:hAnsiTheme="majorHAnsi" w:cstheme="majorBidi" w:ascii="Arial" w:hAnsi="Arial"/>
+      <w:rFonts w:asciiTheme="majorHAnsi" w:eastAsiaTheme="majorEastAsia" w:hAnsiTheme="majorHAnsi" w:cstheme="majorBidi" w:ascii="Times New Roman" w:hAnsi="Times New Roman"/>
       <w:b/>
       <w:bCs/>
-      <w:color w:val="365F91" w:themeColor="accent1" w:themeShade="BF"/>
+      <w:color w:val="181A1F"/>
       <w:sz w:val="28"/>
       <w:szCs w:val="28"/>
     </w:rPr>

--- a/chelovek-i-obschestvo_variant_2.docx
+++ b/chelovek-i-obschestvo_variant_2.docx
@@ -4,96 +4,346 @@
   <w:body>
     <w:p>
       <w:pPr>
-        <w:widowControl/>
-        <w:spacing w:line="240" w:lineRule="auto" w:after="120"/>
-        <w:jc w:val="left"/>
+        <w:keepNext/>
+        <w:spacing w:after="60" w:line="240" w:lineRule="auto"/>
+        <w:jc w:val="center"/>
       </w:pPr>
       <w:r>
         <w:rPr>
           <w:rFonts w:ascii="Times New Roman" w:hAnsi="Times New Roman" w:eastAsia="Times New Roman"/>
           <w:b/>
-          <w:color w:val="181A1F"/>
+          <w:i w:val="0"/>
           <w:sz w:val="28"/>
         </w:rPr>
-        <w:t>Тематический пробный вариант № 2. Человек и Общество</w:t>
+        <w:t>Пробный ЕГЭ по обществознанию</w:t>
       </w:r>
     </w:p>
     <w:p>
       <w:pPr>
-        <w:widowControl/>
-        <w:spacing w:line="240" w:lineRule="auto" w:after="140"/>
-        <w:jc w:val="left"/>
-      </w:pPr>
-      <w:r>
-        <w:rPr>
-          <w:rFonts w:ascii="Times New Roman" w:hAnsi="Times New Roman" w:eastAsia="Times New Roman"/>
-          <w:color w:val="181A1F"/>
-          <w:sz w:val="28"/>
-        </w:rPr>
-        <w:t>25 заданий • максимальный первичный балл — 58 • рекомендуемое время — 3 часа 30 минут</w:t>
-      </w:r>
-    </w:p>
-    <w:p>
-      <w:pPr>
-        <w:pStyle w:val="Heading1"/>
-        <w:keepNext/>
-        <w:widowControl/>
-        <w:spacing w:line="240" w:lineRule="auto" w:after="60" w:before="160"/>
-      </w:pPr>
-      <w:r>
-        <w:rPr>
-          <w:rFonts w:ascii="Times New Roman" w:hAnsi="Times New Roman" w:eastAsia="Times New Roman"/>
-          <w:b/>
-          <w:color w:val="181A1F"/>
-          <w:sz w:val="28"/>
-        </w:rPr>
-        <w:t>Часть 1</w:t>
-      </w:r>
-    </w:p>
-    <w:p>
-      <w:pPr>
-        <w:widowControl/>
-        <w:spacing w:line="240" w:lineRule="auto" w:after="0"/>
-      </w:pPr>
-      <w:r>
-        <w:rPr>
-          <w:rFonts w:ascii="Times New Roman" w:hAnsi="Times New Roman" w:eastAsia="Times New Roman"/>
-          <w:color w:val="181A1F"/>
-          <w:sz w:val="28"/>
-        </w:rPr>
-        <w:t>Ответами к заданиям 1–16 являются последовательности цифр. Запишите ответ без пробелов и дополнительных символов.</w:t>
-      </w:r>
-    </w:p>
-    <w:p>
-      <w:pPr>
-        <w:keepNext/>
-        <w:widowControl/>
-        <w:spacing w:line="240" w:lineRule="auto" w:after="0" w:before="120"/>
-      </w:pPr>
-      <w:r>
-        <w:rPr>
-          <w:rFonts w:ascii="Times New Roman" w:hAnsi="Times New Roman" w:eastAsia="Times New Roman"/>
-          <w:b/>
-          <w:color w:val="181A1F"/>
-          <w:sz w:val="28"/>
-        </w:rPr>
-        <w:t>1.</w:t>
-      </w:r>
-    </w:p>
-    <w:p>
-      <w:pPr>
-        <w:widowControl/>
-        <w:spacing w:line="240" w:lineRule="auto" w:after="0"/>
+        <w:keepNext w:val="0"/>
+        <w:spacing w:after="60" w:line="240" w:lineRule="auto"/>
+        <w:jc w:val="center"/>
       </w:pPr>
       <w:r>
         <w:rPr>
           <w:rFonts w:ascii="Times New Roman" w:hAnsi="Times New Roman" w:eastAsia="Times New Roman"/>
           <w:b w:val="0"/>
           <w:i w:val="0"/>
-          <w:color w:val="181A1F"/>
           <w:sz w:val="28"/>
         </w:rPr>
-        <w:t>Установите соответствие между действиями и элементами статуса обучающегося в РФ: к каждой позиции, данной в первом столбце, подберите соответствующую позицию из второго столбца.</w:t>
+        <w:t>Человек и Общество. Вариант № 2</w:t>
+      </w:r>
+    </w:p>
+    <w:p>
+      <w:pPr>
+        <w:keepNext/>
+        <w:spacing w:after="60" w:line="240" w:lineRule="auto"/>
+        <w:jc w:val="both"/>
+      </w:pPr>
+      <w:r>
+        <w:rPr>
+          <w:rFonts w:ascii="Times New Roman" w:hAnsi="Times New Roman" w:eastAsia="Times New Roman"/>
+          <w:b/>
+          <w:i w:val="0"/>
+          <w:sz w:val="28"/>
+        </w:rPr>
+        <w:t>Первая часть</w:t>
+      </w:r>
+    </w:p>
+    <w:p>
+      <w:pPr>
+        <w:keepNext w:val="0"/>
+        <w:spacing w:after="60" w:line="240" w:lineRule="auto"/>
+        <w:jc w:val="both"/>
+      </w:pPr>
+      <w:r>
+        <w:rPr>
+          <w:rFonts w:ascii="Times New Roman" w:hAnsi="Times New Roman" w:eastAsia="Times New Roman"/>
+          <w:b/>
+          <w:sz w:val="28"/>
+        </w:rPr>
+        <w:t xml:space="preserve">№1 </w:t>
+      </w:r>
+      <w:r>
+        <w:rPr>
+          <w:rFonts w:ascii="Times New Roman" w:hAnsi="Times New Roman" w:eastAsia="Times New Roman"/>
+          <w:b w:val="0"/>
+          <w:i w:val="0"/>
+          <w:sz w:val="28"/>
+        </w:rPr>
+        <w:t>Ниже приведён ряд терминов. Все они, за исключением двух, характеризуют социальную динамику.</w:t>
+      </w:r>
+    </w:p>
+    <w:p>
+      <w:pPr>
+        <w:keepNext w:val="0"/>
+        <w:spacing w:after="60" w:line="240" w:lineRule="auto"/>
+        <w:jc w:val="both"/>
+      </w:pPr>
+      <w:r>
+        <w:rPr>
+          <w:rFonts w:ascii="Times New Roman" w:hAnsi="Times New Roman" w:eastAsia="Times New Roman"/>
+          <w:b w:val="0"/>
+          <w:i w:val="0"/>
+          <w:sz w:val="28"/>
+        </w:rPr>
+        <w:t>1) прогресс;</w:t>
+      </w:r>
+    </w:p>
+    <w:p>
+      <w:pPr>
+        <w:keepNext w:val="0"/>
+        <w:spacing w:after="60" w:line="240" w:lineRule="auto"/>
+        <w:jc w:val="both"/>
+      </w:pPr>
+      <w:r>
+        <w:rPr>
+          <w:rFonts w:ascii="Times New Roman" w:hAnsi="Times New Roman" w:eastAsia="Times New Roman"/>
+          <w:b w:val="0"/>
+          <w:i w:val="0"/>
+          <w:sz w:val="28"/>
+        </w:rPr>
+        <w:t>2) структура;</w:t>
+      </w:r>
+    </w:p>
+    <w:p>
+      <w:pPr>
+        <w:keepNext w:val="0"/>
+        <w:spacing w:after="60" w:line="240" w:lineRule="auto"/>
+        <w:jc w:val="both"/>
+      </w:pPr>
+      <w:r>
+        <w:rPr>
+          <w:rFonts w:ascii="Times New Roman" w:hAnsi="Times New Roman" w:eastAsia="Times New Roman"/>
+          <w:b w:val="0"/>
+          <w:i w:val="0"/>
+          <w:sz w:val="28"/>
+        </w:rPr>
+        <w:t>3) эволюция;</w:t>
+      </w:r>
+    </w:p>
+    <w:p>
+      <w:pPr>
+        <w:keepNext w:val="0"/>
+        <w:spacing w:after="60" w:line="240" w:lineRule="auto"/>
+        <w:jc w:val="both"/>
+      </w:pPr>
+      <w:r>
+        <w:rPr>
+          <w:rFonts w:ascii="Times New Roman" w:hAnsi="Times New Roman" w:eastAsia="Times New Roman"/>
+          <w:b w:val="0"/>
+          <w:i w:val="0"/>
+          <w:sz w:val="28"/>
+        </w:rPr>
+        <w:t>4) реформа;</w:t>
+      </w:r>
+    </w:p>
+    <w:p>
+      <w:pPr>
+        <w:keepNext w:val="0"/>
+        <w:spacing w:after="60" w:line="240" w:lineRule="auto"/>
+        <w:jc w:val="both"/>
+      </w:pPr>
+      <w:r>
+        <w:rPr>
+          <w:rFonts w:ascii="Times New Roman" w:hAnsi="Times New Roman" w:eastAsia="Times New Roman"/>
+          <w:b w:val="0"/>
+          <w:i w:val="0"/>
+          <w:sz w:val="28"/>
+        </w:rPr>
+        <w:t>5) спад;</w:t>
+      </w:r>
+    </w:p>
+    <w:p>
+      <w:pPr>
+        <w:keepNext w:val="0"/>
+        <w:spacing w:after="60" w:line="240" w:lineRule="auto"/>
+        <w:jc w:val="both"/>
+      </w:pPr>
+      <w:r>
+        <w:rPr>
+          <w:rFonts w:ascii="Times New Roman" w:hAnsi="Times New Roman" w:eastAsia="Times New Roman"/>
+          <w:b w:val="0"/>
+          <w:i w:val="0"/>
+          <w:sz w:val="28"/>
+        </w:rPr>
+        <w:t>6) цикличность.</w:t>
+      </w:r>
+    </w:p>
+    <w:p>
+      <w:pPr>
+        <w:keepNext w:val="0"/>
+        <w:spacing w:after="60" w:line="240" w:lineRule="auto"/>
+        <w:jc w:val="both"/>
+      </w:pPr>
+      <w:r>
+        <w:rPr>
+          <w:rFonts w:ascii="Times New Roman" w:hAnsi="Times New Roman" w:eastAsia="Times New Roman"/>
+          <w:b w:val="0"/>
+          <w:i w:val="0"/>
+          <w:sz w:val="28"/>
+        </w:rPr>
+        <w:t>Найдите два термина, «выпадающих» из общего ряда, и запишите в таблицу цифры, под которыми они указаны.</w:t>
+      </w:r>
+    </w:p>
+    <w:p>
+      <w:pPr>
+        <w:keepNext w:val="0"/>
+        <w:spacing w:after="60" w:line="240" w:lineRule="auto"/>
+        <w:jc w:val="both"/>
+      </w:pPr>
+      <w:r>
+        <w:rPr>
+          <w:rFonts w:ascii="Times New Roman" w:hAnsi="Times New Roman" w:eastAsia="Times New Roman"/>
+          <w:b w:val="0"/>
+          <w:i w:val="0"/>
+          <w:sz w:val="28"/>
+        </w:rPr>
+        <w:t>Ответ:</w:t>
+      </w:r>
+    </w:p>
+    <w:p>
+      <w:pPr>
+        <w:keepNext w:val="0"/>
+        <w:spacing w:after="60" w:line="240" w:lineRule="auto"/>
+        <w:jc w:val="both"/>
+      </w:pPr>
+      <w:r>
+        <w:rPr>
+          <w:rFonts w:ascii="Times New Roman" w:hAnsi="Times New Roman" w:eastAsia="Times New Roman"/>
+          <w:b/>
+          <w:sz w:val="28"/>
+        </w:rPr>
+        <w:t xml:space="preserve">№2 </w:t>
+      </w:r>
+      <w:r>
+        <w:rPr>
+          <w:rFonts w:ascii="Times New Roman" w:hAnsi="Times New Roman" w:eastAsia="Times New Roman"/>
+          <w:b w:val="0"/>
+          <w:i w:val="0"/>
+          <w:sz w:val="28"/>
+        </w:rPr>
+        <w:t xml:space="preserve">Выберите верные суждения о человеке и запишите цифры, под которыми они указаны. </w:t>
+      </w:r>
+    </w:p>
+    <w:p>
+      <w:pPr>
+        <w:keepNext w:val="0"/>
+        <w:spacing w:after="60" w:line="240" w:lineRule="auto"/>
+        <w:jc w:val="both"/>
+      </w:pPr>
+      <w:r>
+        <w:rPr>
+          <w:rFonts w:ascii="Times New Roman" w:hAnsi="Times New Roman" w:eastAsia="Times New Roman"/>
+          <w:b w:val="0"/>
+          <w:i w:val="0"/>
+          <w:sz w:val="28"/>
+        </w:rPr>
+        <w:t>1) Неповторимые, оригинальные качества человека называют индивидуальностью.</w:t>
+      </w:r>
+    </w:p>
+    <w:p>
+      <w:pPr>
+        <w:keepNext w:val="0"/>
+        <w:spacing w:after="60" w:line="240" w:lineRule="auto"/>
+        <w:jc w:val="both"/>
+      </w:pPr>
+      <w:r>
+        <w:rPr>
+          <w:rFonts w:ascii="Times New Roman" w:hAnsi="Times New Roman" w:eastAsia="Times New Roman"/>
+          <w:b w:val="0"/>
+          <w:i w:val="0"/>
+          <w:sz w:val="28"/>
+        </w:rPr>
+        <w:t>2) Индивидуальные потребности человека всегда совпадают с потребностями общества, в котором он живёт.</w:t>
+      </w:r>
+    </w:p>
+    <w:p>
+      <w:pPr>
+        <w:keepNext w:val="0"/>
+        <w:spacing w:after="60" w:line="240" w:lineRule="auto"/>
+        <w:jc w:val="both"/>
+      </w:pPr>
+      <w:r>
+        <w:rPr>
+          <w:rFonts w:ascii="Times New Roman" w:hAnsi="Times New Roman" w:eastAsia="Times New Roman"/>
+          <w:b w:val="0"/>
+          <w:i w:val="0"/>
+          <w:sz w:val="28"/>
+        </w:rPr>
+        <w:t>3) Естественные потребности человека связаны с его биологической сущностью.</w:t>
+      </w:r>
+    </w:p>
+    <w:p>
+      <w:pPr>
+        <w:keepNext w:val="0"/>
+        <w:spacing w:after="60" w:line="240" w:lineRule="auto"/>
+        <w:jc w:val="both"/>
+      </w:pPr>
+      <w:r>
+        <w:rPr>
+          <w:rFonts w:ascii="Times New Roman" w:hAnsi="Times New Roman" w:eastAsia="Times New Roman"/>
+          <w:b w:val="0"/>
+          <w:i w:val="0"/>
+          <w:sz w:val="28"/>
+        </w:rPr>
+        <w:t>4) Биологическая сущность человека проявляется через способность и готовность к общественно полезному труду и творчеству, сознание и разум, свободу и ответственность.</w:t>
+      </w:r>
+    </w:p>
+    <w:p>
+      <w:pPr>
+        <w:keepNext w:val="0"/>
+        <w:spacing w:after="60" w:line="240" w:lineRule="auto"/>
+        <w:jc w:val="both"/>
+      </w:pPr>
+      <w:r>
+        <w:rPr>
+          <w:rFonts w:ascii="Times New Roman" w:hAnsi="Times New Roman" w:eastAsia="Times New Roman"/>
+          <w:b w:val="0"/>
+          <w:i w:val="0"/>
+          <w:sz w:val="28"/>
+        </w:rPr>
+        <w:t>5) Только человек обладает способностью использовать предметы в процессе получения необходимых благ.</w:t>
+      </w:r>
+    </w:p>
+    <w:p>
+      <w:pPr>
+        <w:keepNext w:val="0"/>
+        <w:spacing w:after="60" w:line="240" w:lineRule="auto"/>
+        <w:jc w:val="both"/>
+      </w:pPr>
+      <w:r>
+        <w:rPr>
+          <w:rFonts w:ascii="Times New Roman" w:hAnsi="Times New Roman" w:eastAsia="Times New Roman"/>
+          <w:b w:val="0"/>
+          <w:i w:val="0"/>
+          <w:sz w:val="28"/>
+        </w:rPr>
+        <w:t>Ответ:</w:t>
+      </w:r>
+    </w:p>
+    <w:p>
+      <w:pPr>
+        <w:keepNext w:val="0"/>
+        <w:spacing w:after="60" w:line="240" w:lineRule="auto"/>
+        <w:jc w:val="both"/>
+      </w:pPr>
+      <w:r>
+        <w:rPr>
+          <w:rFonts w:ascii="Times New Roman" w:hAnsi="Times New Roman" w:eastAsia="Times New Roman"/>
+          <w:b/>
+          <w:sz w:val="28"/>
+        </w:rPr>
+        <w:t xml:space="preserve">№3 </w:t>
+      </w:r>
+      <w:r>
+        <w:rPr>
+          <w:rFonts w:ascii="Times New Roman" w:hAnsi="Times New Roman" w:eastAsia="Times New Roman"/>
+          <w:b w:val="0"/>
+          <w:i w:val="0"/>
+          <w:sz w:val="28"/>
+        </w:rPr>
+        <w:t>Установите соответствие между методами и уровнями научного познания: к каждой позиции, данной в первом столбце, подберите соответствующую позицию из второго столбца.</w:t>
       </w:r>
     </w:p>
     <w:tbl>
@@ -111,38 +361,52 @@
         <w:tc>
           <w:tcPr>
             <w:tcW w:type="dxa" w:w="5128"/>
+            <w:vAlign w:val="center"/>
+            <w:tcMar>
+              <w:top w:w="80" w:type="dxa"/>
+              <w:start w:w="100" w:type="dxa"/>
+              <w:bottom w:w="80" w:type="dxa"/>
+              <w:end w:w="100" w:type="dxa"/>
+            </w:tcMar>
           </w:tcPr>
           <w:p>
             <w:pPr>
+              <w:keepNext w:val="0"/>
               <w:spacing w:after="0" w:line="240" w:lineRule="auto"/>
+              <w:jc w:val="left"/>
             </w:pPr>
             <w:r>
               <w:rPr>
                 <w:rFonts w:ascii="Times New Roman" w:hAnsi="Times New Roman" w:eastAsia="Times New Roman"/>
-                <w:b/>
-                <w:color w:val="181A1F"/>
                 <w:sz w:val="28"/>
               </w:rPr>
-              <w:t>ДЕЙСТВИЯ</w:t>
+              <w:t>МЕТОДЫ</w:t>
             </w:r>
           </w:p>
         </w:tc>
         <w:tc>
           <w:tcPr>
             <w:tcW w:type="dxa" w:w="5128"/>
+            <w:vAlign w:val="center"/>
+            <w:tcMar>
+              <w:top w:w="80" w:type="dxa"/>
+              <w:start w:w="100" w:type="dxa"/>
+              <w:bottom w:w="80" w:type="dxa"/>
+              <w:end w:w="100" w:type="dxa"/>
+            </w:tcMar>
           </w:tcPr>
           <w:p>
             <w:pPr>
+              <w:keepNext w:val="0"/>
               <w:spacing w:after="0" w:line="240" w:lineRule="auto"/>
+              <w:jc w:val="left"/>
             </w:pPr>
             <w:r>
               <w:rPr>
                 <w:rFonts w:ascii="Times New Roman" w:hAnsi="Times New Roman" w:eastAsia="Times New Roman"/>
-                <w:b/>
-                <w:color w:val="181A1F"/>
                 <w:sz w:val="28"/>
               </w:rPr>
-              <w:t>ЭЛЕМЕНТЫ СТАТУСА ОБУЧАЮЩЕГОСЯ В РФ</w:t>
+              <w:t>УРОВНИ НАУЧНОГО ПОЗНАНИЯ</w:t>
             </w:r>
           </w:p>
         </w:tc>
@@ -151,62 +415,69 @@
         <w:tc>
           <w:tcPr>
             <w:tcW w:type="dxa" w:w="5128"/>
+            <w:vAlign w:val="center"/>
+            <w:tcMar>
+              <w:top w:w="80" w:type="dxa"/>
+              <w:start w:w="100" w:type="dxa"/>
+              <w:bottom w:w="80" w:type="dxa"/>
+              <w:end w:w="100" w:type="dxa"/>
+            </w:tcMar>
           </w:tcPr>
           <w:p>
             <w:pPr>
+              <w:keepNext w:val="0"/>
               <w:spacing w:after="0" w:line="240" w:lineRule="auto"/>
+              <w:jc w:val="left"/>
             </w:pPr>
             <w:r>
               <w:rPr>
                 <w:rFonts w:ascii="Times New Roman" w:hAnsi="Times New Roman" w:eastAsia="Times New Roman"/>
-                <w:color w:val="181A1F"/>
                 <w:sz w:val="28"/>
               </w:rPr>
-              <w:t>А) обучаться по индивидуальному учебному плану в пределах осваиваемом образовательной программы в порядке, установленном локальными нормативными актами;</w:t>
-              <w:br/>
-              <w:t>Б) заботиться о сохранении и об укреплении своего здоровья</w:t>
-              <w:br/>
-              <w:t>В) бережно относиться к имуществу организации, осуществляющей образовательную деятельность</w:t>
-              <w:br/>
-              <w:t>Г) добросовестно осваивать образовательную программу, выполнять индивидуальный учебный план</w:t>
-              <w:br/>
-              <w:t>Д) выбирать факультативные учебные предметы, курсы, дисциплины (модули)</w:t>
+              <w:t>А) наблюдениеБ) выдвижение гипотезВ) экспериментГ) описаниеД) измерение</w:t>
             </w:r>
           </w:p>
         </w:tc>
         <w:tc>
           <w:tcPr>
             <w:tcW w:type="dxa" w:w="5128"/>
+            <w:vAlign w:val="center"/>
+            <w:tcMar>
+              <w:top w:w="80" w:type="dxa"/>
+              <w:start w:w="100" w:type="dxa"/>
+              <w:bottom w:w="80" w:type="dxa"/>
+              <w:end w:w="100" w:type="dxa"/>
+            </w:tcMar>
           </w:tcPr>
           <w:p>
             <w:pPr>
+              <w:keepNext w:val="0"/>
               <w:spacing w:after="0" w:line="240" w:lineRule="auto"/>
+              <w:jc w:val="left"/>
             </w:pPr>
             <w:r>
               <w:rPr>
                 <w:rFonts w:ascii="Times New Roman" w:hAnsi="Times New Roman" w:eastAsia="Times New Roman"/>
-                <w:color w:val="181A1F"/>
                 <w:sz w:val="28"/>
               </w:rPr>
-              <w:t>1) академические права</w:t>
-              <w:br/>
-              <w:t>2) академические обязанности</w:t>
+              <w:t>1) эмпирический уровень2) теоретический уровень</w:t>
             </w:r>
           </w:p>
         </w:tc>
       </w:tr>
     </w:tbl>
+    <w:p/>
     <w:p>
       <w:pPr>
-        <w:widowControl/>
-        <w:spacing w:line="240" w:lineRule="auto" w:after="0"/>
+        <w:keepNext w:val="0"/>
+        <w:spacing w:after="60" w:line="240" w:lineRule="auto"/>
+        <w:jc w:val="both"/>
       </w:pPr>
       <w:r>
         <w:rPr>
           <w:rFonts w:ascii="Times New Roman" w:hAnsi="Times New Roman" w:eastAsia="Times New Roman"/>
           <w:b w:val="0"/>
           <w:i w:val="0"/>
-          <w:color w:val="181A1F"/>
           <w:sz w:val="28"/>
         </w:rPr>
         <w:t>Запишите в ответ цифры, расположив их в порядке, соответствующем буквам:</w:t>
@@ -230,16 +501,23 @@
         <w:tc>
           <w:tcPr>
             <w:tcW w:type="dxa" w:w="2051"/>
+            <w:vAlign w:val="center"/>
+            <w:tcMar>
+              <w:top w:w="80" w:type="dxa"/>
+              <w:start w:w="100" w:type="dxa"/>
+              <w:bottom w:w="80" w:type="dxa"/>
+              <w:end w:w="100" w:type="dxa"/>
+            </w:tcMar>
           </w:tcPr>
           <w:p>
             <w:pPr>
+              <w:keepNext w:val="0"/>
               <w:spacing w:after="0" w:line="240" w:lineRule="auto"/>
+              <w:jc w:val="left"/>
             </w:pPr>
             <w:r>
               <w:rPr>
                 <w:rFonts w:ascii="Times New Roman" w:hAnsi="Times New Roman" w:eastAsia="Times New Roman"/>
-                <w:b/>
-                <w:color w:val="181A1F"/>
                 <w:sz w:val="28"/>
               </w:rPr>
               <w:t>A</w:t>
@@ -249,16 +527,23 @@
         <w:tc>
           <w:tcPr>
             <w:tcW w:type="dxa" w:w="2051"/>
+            <w:vAlign w:val="center"/>
+            <w:tcMar>
+              <w:top w:w="80" w:type="dxa"/>
+              <w:start w:w="100" w:type="dxa"/>
+              <w:bottom w:w="80" w:type="dxa"/>
+              <w:end w:w="100" w:type="dxa"/>
+            </w:tcMar>
           </w:tcPr>
           <w:p>
             <w:pPr>
+              <w:keepNext w:val="0"/>
               <w:spacing w:after="0" w:line="240" w:lineRule="auto"/>
+              <w:jc w:val="left"/>
             </w:pPr>
             <w:r>
               <w:rPr>
                 <w:rFonts w:ascii="Times New Roman" w:hAnsi="Times New Roman" w:eastAsia="Times New Roman"/>
-                <w:b/>
-                <w:color w:val="181A1F"/>
                 <w:sz w:val="28"/>
               </w:rPr>
               <w:t>Б</w:t>
@@ -268,16 +553,23 @@
         <w:tc>
           <w:tcPr>
             <w:tcW w:type="dxa" w:w="2051"/>
+            <w:vAlign w:val="center"/>
+            <w:tcMar>
+              <w:top w:w="80" w:type="dxa"/>
+              <w:start w:w="100" w:type="dxa"/>
+              <w:bottom w:w="80" w:type="dxa"/>
+              <w:end w:w="100" w:type="dxa"/>
+            </w:tcMar>
           </w:tcPr>
           <w:p>
             <w:pPr>
+              <w:keepNext w:val="0"/>
               <w:spacing w:after="0" w:line="240" w:lineRule="auto"/>
+              <w:jc w:val="left"/>
             </w:pPr>
             <w:r>
               <w:rPr>
                 <w:rFonts w:ascii="Times New Roman" w:hAnsi="Times New Roman" w:eastAsia="Times New Roman"/>
-                <w:b/>
-                <w:color w:val="181A1F"/>
                 <w:sz w:val="28"/>
               </w:rPr>
               <w:t>В</w:t>
@@ -287,16 +579,23 @@
         <w:tc>
           <w:tcPr>
             <w:tcW w:type="dxa" w:w="2051"/>
+            <w:vAlign w:val="center"/>
+            <w:tcMar>
+              <w:top w:w="80" w:type="dxa"/>
+              <w:start w:w="100" w:type="dxa"/>
+              <w:bottom w:w="80" w:type="dxa"/>
+              <w:end w:w="100" w:type="dxa"/>
+            </w:tcMar>
           </w:tcPr>
           <w:p>
             <w:pPr>
+              <w:keepNext w:val="0"/>
               <w:spacing w:after="0" w:line="240" w:lineRule="auto"/>
+              <w:jc w:val="left"/>
             </w:pPr>
             <w:r>
               <w:rPr>
                 <w:rFonts w:ascii="Times New Roman" w:hAnsi="Times New Roman" w:eastAsia="Times New Roman"/>
-                <w:b/>
-                <w:color w:val="181A1F"/>
                 <w:sz w:val="28"/>
               </w:rPr>
               <w:t>Г</w:t>
@@ -306,16 +605,23 @@
         <w:tc>
           <w:tcPr>
             <w:tcW w:type="dxa" w:w="2051"/>
+            <w:vAlign w:val="center"/>
+            <w:tcMar>
+              <w:top w:w="80" w:type="dxa"/>
+              <w:start w:w="100" w:type="dxa"/>
+              <w:bottom w:w="80" w:type="dxa"/>
+              <w:end w:w="100" w:type="dxa"/>
+            </w:tcMar>
           </w:tcPr>
           <w:p>
             <w:pPr>
+              <w:keepNext w:val="0"/>
               <w:spacing w:after="0" w:line="240" w:lineRule="auto"/>
+              <w:jc w:val="left"/>
             </w:pPr>
             <w:r>
               <w:rPr>
                 <w:rFonts w:ascii="Times New Roman" w:hAnsi="Times New Roman" w:eastAsia="Times New Roman"/>
-                <w:b/>
-                <w:color w:val="181A1F"/>
                 <w:sz w:val="28"/>
               </w:rPr>
               <w:t>Д</w:t>
@@ -327,15 +633,23 @@
         <w:tc>
           <w:tcPr>
             <w:tcW w:type="dxa" w:w="2051"/>
+            <w:vAlign w:val="center"/>
+            <w:tcMar>
+              <w:top w:w="80" w:type="dxa"/>
+              <w:start w:w="100" w:type="dxa"/>
+              <w:bottom w:w="80" w:type="dxa"/>
+              <w:end w:w="100" w:type="dxa"/>
+            </w:tcMar>
           </w:tcPr>
           <w:p>
             <w:pPr>
+              <w:keepNext w:val="0"/>
               <w:spacing w:after="0" w:line="240" w:lineRule="auto"/>
+              <w:jc w:val="left"/>
             </w:pPr>
             <w:r>
               <w:rPr>
                 <w:rFonts w:ascii="Times New Roman" w:hAnsi="Times New Roman" w:eastAsia="Times New Roman"/>
-                <w:color w:val="181A1F"/>
                 <w:sz w:val="28"/>
               </w:rPr>
             </w:r>
@@ -344,15 +658,23 @@
         <w:tc>
           <w:tcPr>
             <w:tcW w:type="dxa" w:w="2051"/>
+            <w:vAlign w:val="center"/>
+            <w:tcMar>
+              <w:top w:w="80" w:type="dxa"/>
+              <w:start w:w="100" w:type="dxa"/>
+              <w:bottom w:w="80" w:type="dxa"/>
+              <w:end w:w="100" w:type="dxa"/>
+            </w:tcMar>
           </w:tcPr>
           <w:p>
             <w:pPr>
+              <w:keepNext w:val="0"/>
               <w:spacing w:after="0" w:line="240" w:lineRule="auto"/>
+              <w:jc w:val="left"/>
             </w:pPr>
             <w:r>
               <w:rPr>
                 <w:rFonts w:ascii="Times New Roman" w:hAnsi="Times New Roman" w:eastAsia="Times New Roman"/>
-                <w:color w:val="181A1F"/>
                 <w:sz w:val="28"/>
               </w:rPr>
             </w:r>
@@ -361,15 +683,23 @@
         <w:tc>
           <w:tcPr>
             <w:tcW w:type="dxa" w:w="2051"/>
+            <w:vAlign w:val="center"/>
+            <w:tcMar>
+              <w:top w:w="80" w:type="dxa"/>
+              <w:start w:w="100" w:type="dxa"/>
+              <w:bottom w:w="80" w:type="dxa"/>
+              <w:end w:w="100" w:type="dxa"/>
+            </w:tcMar>
           </w:tcPr>
           <w:p>
             <w:pPr>
+              <w:keepNext w:val="0"/>
               <w:spacing w:after="0" w:line="240" w:lineRule="auto"/>
+              <w:jc w:val="left"/>
             </w:pPr>
             <w:r>
               <w:rPr>
                 <w:rFonts w:ascii="Times New Roman" w:hAnsi="Times New Roman" w:eastAsia="Times New Roman"/>
-                <w:color w:val="181A1F"/>
                 <w:sz w:val="28"/>
               </w:rPr>
             </w:r>
@@ -378,15 +708,23 @@
         <w:tc>
           <w:tcPr>
             <w:tcW w:type="dxa" w:w="2051"/>
+            <w:vAlign w:val="center"/>
+            <w:tcMar>
+              <w:top w:w="80" w:type="dxa"/>
+              <w:start w:w="100" w:type="dxa"/>
+              <w:bottom w:w="80" w:type="dxa"/>
+              <w:end w:w="100" w:type="dxa"/>
+            </w:tcMar>
           </w:tcPr>
           <w:p>
             <w:pPr>
+              <w:keepNext w:val="0"/>
               <w:spacing w:after="0" w:line="240" w:lineRule="auto"/>
+              <w:jc w:val="left"/>
             </w:pPr>
             <w:r>
               <w:rPr>
                 <w:rFonts w:ascii="Times New Roman" w:hAnsi="Times New Roman" w:eastAsia="Times New Roman"/>
-                <w:color w:val="181A1F"/>
                 <w:sz w:val="28"/>
               </w:rPr>
             </w:r>
@@ -395,15 +733,23 @@
         <w:tc>
           <w:tcPr>
             <w:tcW w:type="dxa" w:w="2051"/>
+            <w:vAlign w:val="center"/>
+            <w:tcMar>
+              <w:top w:w="80" w:type="dxa"/>
+              <w:start w:w="100" w:type="dxa"/>
+              <w:bottom w:w="80" w:type="dxa"/>
+              <w:end w:w="100" w:type="dxa"/>
+            </w:tcMar>
           </w:tcPr>
           <w:p>
             <w:pPr>
+              <w:keepNext w:val="0"/>
               <w:spacing w:after="0" w:line="240" w:lineRule="auto"/>
+              <w:jc w:val="left"/>
             </w:pPr>
             <w:r>
               <w:rPr>
                 <w:rFonts w:ascii="Times New Roman" w:hAnsi="Times New Roman" w:eastAsia="Times New Roman"/>
-                <w:color w:val="181A1F"/>
                 <w:sz w:val="28"/>
               </w:rPr>
             </w:r>
@@ -411,164 +757,301 @@
         </w:tc>
       </w:tr>
     </w:tbl>
+    <w:p/>
     <w:p>
       <w:pPr>
-        <w:keepNext/>
-        <w:widowControl/>
-        <w:spacing w:line="240" w:lineRule="auto" w:after="0" w:before="120"/>
-      </w:pPr>
-      <w:r>
-        <w:rPr>
-          <w:rFonts w:ascii="Times New Roman" w:hAnsi="Times New Roman" w:eastAsia="Times New Roman"/>
-          <w:b/>
-          <w:color w:val="181A1F"/>
-          <w:sz w:val="28"/>
-        </w:rPr>
-        <w:t>2.</w:t>
-      </w:r>
-    </w:p>
-    <w:p>
-      <w:pPr>
-        <w:widowControl/>
-        <w:spacing w:line="240" w:lineRule="auto" w:after="0"/>
+        <w:keepNext w:val="0"/>
+        <w:spacing w:after="60" w:line="240" w:lineRule="auto"/>
+        <w:jc w:val="both"/>
       </w:pPr>
       <w:r>
         <w:rPr>
           <w:rFonts w:ascii="Times New Roman" w:hAnsi="Times New Roman" w:eastAsia="Times New Roman"/>
           <w:b w:val="0"/>
           <w:i w:val="0"/>
-          <w:color w:val="181A1F"/>
           <w:sz w:val="28"/>
         </w:rPr>
-        <w:t xml:space="preserve">Традиционные ценности — это нравственные ориентиры, формирующие мировоззрение граждан России, передаваемые от поколения к поколению, лежащие в основе общероссийской гражданской идентичности и единого культурного пространства нашей страны. Найдите в приведённом списке традиционные российские духовно-нравственные ценности и запишите цифры, под которыми они указаны.  </w:t>
+        <w:t>Ответ:</w:t>
       </w:r>
     </w:p>
     <w:p>
       <w:pPr>
-        <w:widowControl/>
-        <w:spacing w:line="240" w:lineRule="auto" w:after="0"/>
-      </w:pPr>
+        <w:keepNext w:val="0"/>
+        <w:spacing w:after="60" w:line="240" w:lineRule="auto"/>
+        <w:jc w:val="both"/>
+      </w:pPr>
+      <w:r>
+        <w:rPr>
+          <w:rFonts w:ascii="Times New Roman" w:hAnsi="Times New Roman" w:eastAsia="Times New Roman"/>
+          <w:b/>
+          <w:sz w:val="28"/>
+        </w:rPr>
+        <w:t xml:space="preserve">№4 </w:t>
+      </w:r>
       <w:r>
         <w:rPr>
           <w:rFonts w:ascii="Times New Roman" w:hAnsi="Times New Roman" w:eastAsia="Times New Roman"/>
           <w:b w:val="0"/>
           <w:i w:val="0"/>
-          <w:color w:val="181A1F"/>
           <w:sz w:val="28"/>
         </w:rPr>
-        <w:t xml:space="preserve">1) справедливость  </w:t>
+        <w:t>В ходе социологического опроса было установлено, что в стране Z в период с 2013 по 2018 г. на 25 % выросла доля учащихся, воспользовавшихся своим правом выбора наиболее удобной формы обучения. Какие из перечисленных фактов позволяют сделать вывод о тенденции гуманизации образования в стране Z?</w:t>
       </w:r>
     </w:p>
     <w:p>
       <w:pPr>
-        <w:widowControl/>
-        <w:spacing w:line="240" w:lineRule="auto" w:after="0"/>
+        <w:keepNext w:val="0"/>
+        <w:spacing w:after="60" w:line="240" w:lineRule="auto"/>
+        <w:jc w:val="both"/>
       </w:pPr>
       <w:r>
         <w:rPr>
           <w:rFonts w:ascii="Times New Roman" w:hAnsi="Times New Roman" w:eastAsia="Times New Roman"/>
           <w:b w:val="0"/>
           <w:i w:val="0"/>
-          <w:color w:val="181A1F"/>
           <w:sz w:val="28"/>
         </w:rPr>
-        <w:t xml:space="preserve">2) ценность личного успеха  </w:t>
+        <w:t>1) увеличение количества учебных предметов</w:t>
       </w:r>
     </w:p>
     <w:p>
       <w:pPr>
-        <w:widowControl/>
-        <w:spacing w:line="240" w:lineRule="auto" w:after="0"/>
+        <w:keepNext w:val="0"/>
+        <w:spacing w:after="60" w:line="240" w:lineRule="auto"/>
+        <w:jc w:val="both"/>
       </w:pPr>
       <w:r>
         <w:rPr>
           <w:rFonts w:ascii="Times New Roman" w:hAnsi="Times New Roman" w:eastAsia="Times New Roman"/>
           <w:b w:val="0"/>
           <w:i w:val="0"/>
-          <w:color w:val="181A1F"/>
           <w:sz w:val="28"/>
         </w:rPr>
-        <w:t xml:space="preserve">3) крепкая семья  </w:t>
+        <w:t>2) сокращение времени изучения естественных наук</w:t>
       </w:r>
     </w:p>
     <w:p>
       <w:pPr>
-        <w:widowControl/>
-        <w:spacing w:line="240" w:lineRule="auto" w:after="0"/>
+        <w:keepNext w:val="0"/>
+        <w:spacing w:after="60" w:line="240" w:lineRule="auto"/>
+        <w:jc w:val="both"/>
       </w:pPr>
       <w:r>
         <w:rPr>
           <w:rFonts w:ascii="Times New Roman" w:hAnsi="Times New Roman" w:eastAsia="Times New Roman"/>
           <w:b w:val="0"/>
           <w:i w:val="0"/>
-          <w:color w:val="181A1F"/>
           <w:sz w:val="28"/>
         </w:rPr>
-        <w:t xml:space="preserve">4) взаимопомощь и взаимоуважение  </w:t>
+        <w:t>3) особое внимание к развитию личности ребёнка</w:t>
       </w:r>
     </w:p>
     <w:p>
       <w:pPr>
-        <w:widowControl/>
-        <w:spacing w:line="240" w:lineRule="auto" w:after="0"/>
+        <w:keepNext w:val="0"/>
+        <w:spacing w:after="60" w:line="240" w:lineRule="auto"/>
+        <w:jc w:val="both"/>
       </w:pPr>
       <w:r>
         <w:rPr>
           <w:rFonts w:ascii="Times New Roman" w:hAnsi="Times New Roman" w:eastAsia="Times New Roman"/>
           <w:b w:val="0"/>
           <w:i w:val="0"/>
-          <w:color w:val="181A1F"/>
           <w:sz w:val="28"/>
         </w:rPr>
-        <w:t xml:space="preserve">5) достижение материального благополучия  </w:t>
+        <w:t>4) компьютеризация образовательного процесса</w:t>
       </w:r>
     </w:p>
     <w:p>
       <w:pPr>
-        <w:widowControl/>
-        <w:spacing w:line="240" w:lineRule="auto" w:after="0"/>
+        <w:keepNext w:val="0"/>
+        <w:spacing w:after="60" w:line="240" w:lineRule="auto"/>
+        <w:jc w:val="both"/>
       </w:pPr>
       <w:r>
         <w:rPr>
           <w:rFonts w:ascii="Times New Roman" w:hAnsi="Times New Roman" w:eastAsia="Times New Roman"/>
           <w:b w:val="0"/>
           <w:i w:val="0"/>
-          <w:color w:val="181A1F"/>
           <w:sz w:val="28"/>
         </w:rPr>
-        <w:t xml:space="preserve">6) ценность индивидуальной свободы  </w:t>
+        <w:t>5) ориентация на интересы и способности ученика</w:t>
       </w:r>
     </w:p>
     <w:p>
       <w:pPr>
-        <w:keepNext/>
-        <w:widowControl/>
-        <w:spacing w:line="240" w:lineRule="auto" w:after="0" w:before="120"/>
-      </w:pPr>
-      <w:r>
-        <w:rPr>
-          <w:rFonts w:ascii="Times New Roman" w:hAnsi="Times New Roman" w:eastAsia="Times New Roman"/>
-          <w:b/>
-          <w:color w:val="181A1F"/>
-          <w:sz w:val="28"/>
-        </w:rPr>
-        <w:t>3.</w:t>
-      </w:r>
-    </w:p>
-    <w:p>
-      <w:pPr>
-        <w:widowControl/>
-        <w:spacing w:line="240" w:lineRule="auto" w:after="0"/>
+        <w:keepNext w:val="0"/>
+        <w:spacing w:after="60" w:line="240" w:lineRule="auto"/>
+        <w:jc w:val="both"/>
       </w:pPr>
       <w:r>
         <w:rPr>
           <w:rFonts w:ascii="Times New Roman" w:hAnsi="Times New Roman" w:eastAsia="Times New Roman"/>
           <w:b w:val="0"/>
           <w:i w:val="0"/>
-          <w:color w:val="181A1F"/>
           <w:sz w:val="28"/>
         </w:rPr>
-        <w:t>Установите соответствие между глобальными проблемами современности и их видами: к каждой позиции, данной в первом столбце, подберите соответствующую позицию из второго столбца.</w:t>
+        <w:t>6) применение технологий, сберегающих здоровье</w:t>
+      </w:r>
+    </w:p>
+    <w:p>
+      <w:pPr>
+        <w:keepNext w:val="0"/>
+        <w:spacing w:after="60" w:line="240" w:lineRule="auto"/>
+        <w:jc w:val="both"/>
+      </w:pPr>
+      <w:r>
+        <w:rPr>
+          <w:rFonts w:ascii="Times New Roman" w:hAnsi="Times New Roman" w:eastAsia="Times New Roman"/>
+          <w:b w:val="0"/>
+          <w:i w:val="0"/>
+          <w:sz w:val="28"/>
+        </w:rPr>
+        <w:t>Ответ:</w:t>
+      </w:r>
+    </w:p>
+    <w:p>
+      <w:pPr>
+        <w:keepNext w:val="0"/>
+        <w:spacing w:after="60" w:line="240" w:lineRule="auto"/>
+        <w:jc w:val="both"/>
+      </w:pPr>
+      <w:r>
+        <w:rPr>
+          <w:rFonts w:ascii="Times New Roman" w:hAnsi="Times New Roman" w:eastAsia="Times New Roman"/>
+          <w:b/>
+          <w:sz w:val="28"/>
+        </w:rPr>
+        <w:t xml:space="preserve">№5 </w:t>
+      </w:r>
+      <w:r>
+        <w:rPr>
+          <w:rFonts w:ascii="Times New Roman" w:hAnsi="Times New Roman" w:eastAsia="Times New Roman"/>
+          <w:b w:val="0"/>
+          <w:i w:val="0"/>
+          <w:sz w:val="28"/>
+        </w:rPr>
+        <w:t>Выберите верные суждения об инфляции и запишите цифры, под которыми они указаны.</w:t>
+      </w:r>
+    </w:p>
+    <w:p>
+      <w:pPr>
+        <w:keepNext w:val="0"/>
+        <w:spacing w:after="60" w:line="240" w:lineRule="auto"/>
+        <w:jc w:val="both"/>
+      </w:pPr>
+      <w:r>
+        <w:rPr>
+          <w:rFonts w:ascii="Times New Roman" w:hAnsi="Times New Roman" w:eastAsia="Times New Roman"/>
+          <w:b w:val="0"/>
+          <w:i w:val="0"/>
+          <w:sz w:val="28"/>
+        </w:rPr>
+        <w:t>1) Высокий уровень инфляции способствует росту безработицы.</w:t>
+      </w:r>
+    </w:p>
+    <w:p>
+      <w:pPr>
+        <w:keepNext w:val="0"/>
+        <w:spacing w:after="60" w:line="240" w:lineRule="auto"/>
+        <w:jc w:val="both"/>
+      </w:pPr>
+      <w:r>
+        <w:rPr>
+          <w:rFonts w:ascii="Times New Roman" w:hAnsi="Times New Roman" w:eastAsia="Times New Roman"/>
+          <w:b w:val="0"/>
+          <w:i w:val="0"/>
+          <w:sz w:val="28"/>
+        </w:rPr>
+        <w:t>2) Инфляция — процесс повышения общего уровня цен в стране, ведущий в итоге к снижению покупательной способности денег.</w:t>
+      </w:r>
+    </w:p>
+    <w:p>
+      <w:pPr>
+        <w:keepNext w:val="0"/>
+        <w:spacing w:after="60" w:line="240" w:lineRule="auto"/>
+        <w:jc w:val="both"/>
+      </w:pPr>
+      <w:r>
+        <w:rPr>
+          <w:rFonts w:ascii="Times New Roman" w:hAnsi="Times New Roman" w:eastAsia="Times New Roman"/>
+          <w:b w:val="0"/>
+          <w:i w:val="0"/>
+          <w:sz w:val="28"/>
+        </w:rPr>
+        <w:t>3) Ползучая (умеренная) инфляция неуправляема и требует принятия со стороны государства чрезвычайных мер.</w:t>
+      </w:r>
+    </w:p>
+    <w:p>
+      <w:pPr>
+        <w:keepNext w:val="0"/>
+        <w:spacing w:after="60" w:line="240" w:lineRule="auto"/>
+        <w:jc w:val="both"/>
+      </w:pPr>
+      <w:r>
+        <w:rPr>
+          <w:rFonts w:ascii="Times New Roman" w:hAnsi="Times New Roman" w:eastAsia="Times New Roman"/>
+          <w:b w:val="0"/>
+          <w:i w:val="0"/>
+          <w:sz w:val="28"/>
+        </w:rPr>
+        <w:t>4) Инфляция перераспределяет доходы между кредиторами и заёмщиками, причём в выигрыше оказываются заёмщики.</w:t>
+      </w:r>
+    </w:p>
+    <w:p>
+      <w:pPr>
+        <w:keepNext w:val="0"/>
+        <w:spacing w:after="60" w:line="240" w:lineRule="auto"/>
+        <w:jc w:val="both"/>
+      </w:pPr>
+      <w:r>
+        <w:rPr>
+          <w:rFonts w:ascii="Times New Roman" w:hAnsi="Times New Roman" w:eastAsia="Times New Roman"/>
+          <w:b w:val="0"/>
+          <w:i w:val="0"/>
+          <w:sz w:val="28"/>
+        </w:rPr>
+        <w:t>5) При гиперинфляции происходит рост цен на более чем 10% в год, сохраняется стоимость денег, контракты подписываются в номинальных ценах.</w:t>
+      </w:r>
+    </w:p>
+    <w:p>
+      <w:pPr>
+        <w:keepNext w:val="0"/>
+        <w:spacing w:after="60" w:line="240" w:lineRule="auto"/>
+        <w:jc w:val="both"/>
+      </w:pPr>
+      <w:r>
+        <w:rPr>
+          <w:rFonts w:ascii="Times New Roman" w:hAnsi="Times New Roman" w:eastAsia="Times New Roman"/>
+          <w:b w:val="0"/>
+          <w:i w:val="0"/>
+          <w:sz w:val="28"/>
+        </w:rPr>
+        <w:t>Ответ:</w:t>
+      </w:r>
+    </w:p>
+    <w:p>
+      <w:pPr>
+        <w:keepNext w:val="0"/>
+        <w:spacing w:after="60" w:line="240" w:lineRule="auto"/>
+        <w:jc w:val="both"/>
+      </w:pPr>
+      <w:r>
+        <w:rPr>
+          <w:rFonts w:ascii="Times New Roman" w:hAnsi="Times New Roman" w:eastAsia="Times New Roman"/>
+          <w:b/>
+          <w:sz w:val="28"/>
+        </w:rPr>
+        <w:t xml:space="preserve">№6 </w:t>
+      </w:r>
+      <w:r>
+        <w:rPr>
+          <w:rFonts w:ascii="Times New Roman" w:hAnsi="Times New Roman" w:eastAsia="Times New Roman"/>
+          <w:b w:val="0"/>
+          <w:i w:val="0"/>
+          <w:sz w:val="28"/>
+        </w:rPr>
+        <w:t>Установите соответствие между примерами и видами источников финансирования бизнеса: к каждой позиции, данной в первом столбце, подберите соответствующую позицию из второго столбца.</w:t>
       </w:r>
     </w:p>
     <w:tbl>
@@ -586,38 +1069,52 @@
         <w:tc>
           <w:tcPr>
             <w:tcW w:type="dxa" w:w="5128"/>
+            <w:vAlign w:val="center"/>
+            <w:tcMar>
+              <w:top w:w="80" w:type="dxa"/>
+              <w:start w:w="100" w:type="dxa"/>
+              <w:bottom w:w="80" w:type="dxa"/>
+              <w:end w:w="100" w:type="dxa"/>
+            </w:tcMar>
           </w:tcPr>
           <w:p>
             <w:pPr>
+              <w:keepNext w:val="0"/>
               <w:spacing w:after="0" w:line="240" w:lineRule="auto"/>
+              <w:jc w:val="left"/>
             </w:pPr>
             <w:r>
               <w:rPr>
                 <w:rFonts w:ascii="Times New Roman" w:hAnsi="Times New Roman" w:eastAsia="Times New Roman"/>
-                <w:b/>
-                <w:color w:val="181A1F"/>
                 <w:sz w:val="28"/>
               </w:rPr>
-              <w:t>ГЛОБАЛЬНЫЕ ПРОБЛЕМЫ</w:t>
+              <w:t>ПРИМЕРЫ</w:t>
             </w:r>
           </w:p>
         </w:tc>
         <w:tc>
           <w:tcPr>
             <w:tcW w:type="dxa" w:w="5128"/>
+            <w:vAlign w:val="center"/>
+            <w:tcMar>
+              <w:top w:w="80" w:type="dxa"/>
+              <w:start w:w="100" w:type="dxa"/>
+              <w:bottom w:w="80" w:type="dxa"/>
+              <w:end w:w="100" w:type="dxa"/>
+            </w:tcMar>
           </w:tcPr>
           <w:p>
             <w:pPr>
+              <w:keepNext w:val="0"/>
               <w:spacing w:after="0" w:line="240" w:lineRule="auto"/>
+              <w:jc w:val="left"/>
             </w:pPr>
             <w:r>
               <w:rPr>
                 <w:rFonts w:ascii="Times New Roman" w:hAnsi="Times New Roman" w:eastAsia="Times New Roman"/>
-                <w:b/>
-                <w:color w:val="181A1F"/>
                 <w:sz w:val="28"/>
               </w:rPr>
-              <w:t>ВИД ГЛОБАЛЬНЫХ ПРОБЛЕМ</w:t>
+              <w:t>ВИДЫ ИСТОЧНИКОВ ФИНАНСИРОВАНИЯ БИЗНЕСА</w:t>
             </w:r>
           </w:p>
         </w:tc>
@@ -626,66 +1123,69 @@
         <w:tc>
           <w:tcPr>
             <w:tcW w:type="dxa" w:w="5128"/>
+            <w:vAlign w:val="center"/>
+            <w:tcMar>
+              <w:top w:w="80" w:type="dxa"/>
+              <w:start w:w="100" w:type="dxa"/>
+              <w:bottom w:w="80" w:type="dxa"/>
+              <w:end w:w="100" w:type="dxa"/>
+            </w:tcMar>
           </w:tcPr>
           <w:p>
             <w:pPr>
+              <w:keepNext w:val="0"/>
               <w:spacing w:after="0" w:line="240" w:lineRule="auto"/>
+              <w:jc w:val="left"/>
             </w:pPr>
             <w:r>
               <w:rPr>
                 <w:rFonts w:ascii="Times New Roman" w:hAnsi="Times New Roman" w:eastAsia="Times New Roman"/>
-                <w:color w:val="181A1F"/>
                 <w:sz w:val="28"/>
               </w:rPr>
-              <w:t>А) деятельность международных террористических организаций</w:t>
-              <w:br/>
-              <w:t>Б) сокращение биологического разнообразия Земли</w:t>
-              <w:br/>
-              <w:t>В) разрыв в уровне экономического развития стран мира</w:t>
-              <w:br/>
-              <w:t>Г) необходимость утилизации отходов промышленного производства</w:t>
-              <w:br/>
-              <w:t>Д) быстрый рост населения в развивающихся странах</w:t>
+              <w:t>А) получение банковского кредитаБ) средства от государственного заказа продукцииВ) использование части прибыли фирмы для закупки нового оборудованияГ) аккумулирование амортизационных отчисленийД) привлечение средств инвесторов</w:t>
             </w:r>
           </w:p>
         </w:tc>
         <w:tc>
           <w:tcPr>
             <w:tcW w:type="dxa" w:w="5128"/>
+            <w:vAlign w:val="center"/>
+            <w:tcMar>
+              <w:top w:w="80" w:type="dxa"/>
+              <w:start w:w="100" w:type="dxa"/>
+              <w:bottom w:w="80" w:type="dxa"/>
+              <w:end w:w="100" w:type="dxa"/>
+            </w:tcMar>
           </w:tcPr>
           <w:p>
             <w:pPr>
+              <w:keepNext w:val="0"/>
               <w:spacing w:after="0" w:line="240" w:lineRule="auto"/>
+              <w:jc w:val="left"/>
             </w:pPr>
             <w:r>
               <w:rPr>
                 <w:rFonts w:ascii="Times New Roman" w:hAnsi="Times New Roman" w:eastAsia="Times New Roman"/>
-                <w:color w:val="181A1F"/>
                 <w:sz w:val="28"/>
               </w:rPr>
-              <w:t xml:space="preserve">1) политические </w:t>
-              <w:br/>
-              <w:t xml:space="preserve">2) экологические </w:t>
-              <w:br/>
-              <w:t xml:space="preserve">3) демографические </w:t>
-              <w:br/>
-              <w:t>4) «Север-ЮГ</w:t>
+              <w:t>1) внутренние2) внешние</w:t>
             </w:r>
           </w:p>
         </w:tc>
       </w:tr>
     </w:tbl>
+    <w:p/>
     <w:p>
       <w:pPr>
-        <w:widowControl/>
-        <w:spacing w:line="240" w:lineRule="auto" w:after="0"/>
+        <w:keepNext w:val="0"/>
+        <w:spacing w:after="60" w:line="240" w:lineRule="auto"/>
+        <w:jc w:val="both"/>
       </w:pPr>
       <w:r>
         <w:rPr>
           <w:rFonts w:ascii="Times New Roman" w:hAnsi="Times New Roman" w:eastAsia="Times New Roman"/>
           <w:b w:val="0"/>
           <w:i w:val="0"/>
-          <w:color w:val="181A1F"/>
           <w:sz w:val="28"/>
         </w:rPr>
         <w:t>Запишите в ответ цифры, расположив их в порядке, соответствующем буквам:</w:t>
@@ -709,16 +1209,23 @@
         <w:tc>
           <w:tcPr>
             <w:tcW w:type="dxa" w:w="2051"/>
+            <w:vAlign w:val="center"/>
+            <w:tcMar>
+              <w:top w:w="80" w:type="dxa"/>
+              <w:start w:w="100" w:type="dxa"/>
+              <w:bottom w:w="80" w:type="dxa"/>
+              <w:end w:w="100" w:type="dxa"/>
+            </w:tcMar>
           </w:tcPr>
           <w:p>
             <w:pPr>
+              <w:keepNext w:val="0"/>
               <w:spacing w:after="0" w:line="240" w:lineRule="auto"/>
+              <w:jc w:val="left"/>
             </w:pPr>
             <w:r>
               <w:rPr>
                 <w:rFonts w:ascii="Times New Roman" w:hAnsi="Times New Roman" w:eastAsia="Times New Roman"/>
-                <w:b/>
-                <w:color w:val="181A1F"/>
                 <w:sz w:val="28"/>
               </w:rPr>
               <w:t>A</w:t>
@@ -728,16 +1235,23 @@
         <w:tc>
           <w:tcPr>
             <w:tcW w:type="dxa" w:w="2051"/>
+            <w:vAlign w:val="center"/>
+            <w:tcMar>
+              <w:top w:w="80" w:type="dxa"/>
+              <w:start w:w="100" w:type="dxa"/>
+              <w:bottom w:w="80" w:type="dxa"/>
+              <w:end w:w="100" w:type="dxa"/>
+            </w:tcMar>
           </w:tcPr>
           <w:p>
             <w:pPr>
+              <w:keepNext w:val="0"/>
               <w:spacing w:after="0" w:line="240" w:lineRule="auto"/>
+              <w:jc w:val="left"/>
             </w:pPr>
             <w:r>
               <w:rPr>
                 <w:rFonts w:ascii="Times New Roman" w:hAnsi="Times New Roman" w:eastAsia="Times New Roman"/>
-                <w:b/>
-                <w:color w:val="181A1F"/>
                 <w:sz w:val="28"/>
               </w:rPr>
               <w:t>Б</w:t>
@@ -747,16 +1261,23 @@
         <w:tc>
           <w:tcPr>
             <w:tcW w:type="dxa" w:w="2051"/>
+            <w:vAlign w:val="center"/>
+            <w:tcMar>
+              <w:top w:w="80" w:type="dxa"/>
+              <w:start w:w="100" w:type="dxa"/>
+              <w:bottom w:w="80" w:type="dxa"/>
+              <w:end w:w="100" w:type="dxa"/>
+            </w:tcMar>
           </w:tcPr>
           <w:p>
             <w:pPr>
+              <w:keepNext w:val="0"/>
               <w:spacing w:after="0" w:line="240" w:lineRule="auto"/>
+              <w:jc w:val="left"/>
             </w:pPr>
             <w:r>
               <w:rPr>
                 <w:rFonts w:ascii="Times New Roman" w:hAnsi="Times New Roman" w:eastAsia="Times New Roman"/>
-                <w:b/>
-                <w:color w:val="181A1F"/>
                 <w:sz w:val="28"/>
               </w:rPr>
               <w:t>В</w:t>
@@ -766,16 +1287,23 @@
         <w:tc>
           <w:tcPr>
             <w:tcW w:type="dxa" w:w="2051"/>
+            <w:vAlign w:val="center"/>
+            <w:tcMar>
+              <w:top w:w="80" w:type="dxa"/>
+              <w:start w:w="100" w:type="dxa"/>
+              <w:bottom w:w="80" w:type="dxa"/>
+              <w:end w:w="100" w:type="dxa"/>
+            </w:tcMar>
           </w:tcPr>
           <w:p>
             <w:pPr>
+              <w:keepNext w:val="0"/>
               <w:spacing w:after="0" w:line="240" w:lineRule="auto"/>
+              <w:jc w:val="left"/>
             </w:pPr>
             <w:r>
               <w:rPr>
                 <w:rFonts w:ascii="Times New Roman" w:hAnsi="Times New Roman" w:eastAsia="Times New Roman"/>
-                <w:b/>
-                <w:color w:val="181A1F"/>
                 <w:sz w:val="28"/>
               </w:rPr>
               <w:t>Г</w:t>
@@ -785,16 +1313,23 @@
         <w:tc>
           <w:tcPr>
             <w:tcW w:type="dxa" w:w="2051"/>
+            <w:vAlign w:val="center"/>
+            <w:tcMar>
+              <w:top w:w="80" w:type="dxa"/>
+              <w:start w:w="100" w:type="dxa"/>
+              <w:bottom w:w="80" w:type="dxa"/>
+              <w:end w:w="100" w:type="dxa"/>
+            </w:tcMar>
           </w:tcPr>
           <w:p>
             <w:pPr>
+              <w:keepNext w:val="0"/>
               <w:spacing w:after="0" w:line="240" w:lineRule="auto"/>
+              <w:jc w:val="left"/>
             </w:pPr>
             <w:r>
               <w:rPr>
                 <w:rFonts w:ascii="Times New Roman" w:hAnsi="Times New Roman" w:eastAsia="Times New Roman"/>
-                <w:b/>
-                <w:color w:val="181A1F"/>
                 <w:sz w:val="28"/>
               </w:rPr>
               <w:t>Д</w:t>
@@ -806,15 +1341,23 @@
         <w:tc>
           <w:tcPr>
             <w:tcW w:type="dxa" w:w="2051"/>
+            <w:vAlign w:val="center"/>
+            <w:tcMar>
+              <w:top w:w="80" w:type="dxa"/>
+              <w:start w:w="100" w:type="dxa"/>
+              <w:bottom w:w="80" w:type="dxa"/>
+              <w:end w:w="100" w:type="dxa"/>
+            </w:tcMar>
           </w:tcPr>
           <w:p>
             <w:pPr>
+              <w:keepNext w:val="0"/>
               <w:spacing w:after="0" w:line="240" w:lineRule="auto"/>
+              <w:jc w:val="left"/>
             </w:pPr>
             <w:r>
               <w:rPr>
                 <w:rFonts w:ascii="Times New Roman" w:hAnsi="Times New Roman" w:eastAsia="Times New Roman"/>
-                <w:color w:val="181A1F"/>
                 <w:sz w:val="28"/>
               </w:rPr>
             </w:r>
@@ -823,15 +1366,23 @@
         <w:tc>
           <w:tcPr>
             <w:tcW w:type="dxa" w:w="2051"/>
+            <w:vAlign w:val="center"/>
+            <w:tcMar>
+              <w:top w:w="80" w:type="dxa"/>
+              <w:start w:w="100" w:type="dxa"/>
+              <w:bottom w:w="80" w:type="dxa"/>
+              <w:end w:w="100" w:type="dxa"/>
+            </w:tcMar>
           </w:tcPr>
           <w:p>
             <w:pPr>
+              <w:keepNext w:val="0"/>
               <w:spacing w:after="0" w:line="240" w:lineRule="auto"/>
+              <w:jc w:val="left"/>
             </w:pPr>
             <w:r>
               <w:rPr>
                 <w:rFonts w:ascii="Times New Roman" w:hAnsi="Times New Roman" w:eastAsia="Times New Roman"/>
-                <w:color w:val="181A1F"/>
                 <w:sz w:val="28"/>
               </w:rPr>
             </w:r>
@@ -840,15 +1391,23 @@
         <w:tc>
           <w:tcPr>
             <w:tcW w:type="dxa" w:w="2051"/>
+            <w:vAlign w:val="center"/>
+            <w:tcMar>
+              <w:top w:w="80" w:type="dxa"/>
+              <w:start w:w="100" w:type="dxa"/>
+              <w:bottom w:w="80" w:type="dxa"/>
+              <w:end w:w="100" w:type="dxa"/>
+            </w:tcMar>
           </w:tcPr>
           <w:p>
             <w:pPr>
+              <w:keepNext w:val="0"/>
               <w:spacing w:after="0" w:line="240" w:lineRule="auto"/>
+              <w:jc w:val="left"/>
             </w:pPr>
             <w:r>
               <w:rPr>
                 <w:rFonts w:ascii="Times New Roman" w:hAnsi="Times New Roman" w:eastAsia="Times New Roman"/>
-                <w:color w:val="181A1F"/>
                 <w:sz w:val="28"/>
               </w:rPr>
             </w:r>
@@ -857,15 +1416,23 @@
         <w:tc>
           <w:tcPr>
             <w:tcW w:type="dxa" w:w="2051"/>
+            <w:vAlign w:val="center"/>
+            <w:tcMar>
+              <w:top w:w="80" w:type="dxa"/>
+              <w:start w:w="100" w:type="dxa"/>
+              <w:bottom w:w="80" w:type="dxa"/>
+              <w:end w:w="100" w:type="dxa"/>
+            </w:tcMar>
           </w:tcPr>
           <w:p>
             <w:pPr>
+              <w:keepNext w:val="0"/>
               <w:spacing w:after="0" w:line="240" w:lineRule="auto"/>
+              <w:jc w:val="left"/>
             </w:pPr>
             <w:r>
               <w:rPr>
                 <w:rFonts w:ascii="Times New Roman" w:hAnsi="Times New Roman" w:eastAsia="Times New Roman"/>
-                <w:color w:val="181A1F"/>
                 <w:sz w:val="28"/>
               </w:rPr>
             </w:r>
@@ -874,15 +1441,23 @@
         <w:tc>
           <w:tcPr>
             <w:tcW w:type="dxa" w:w="2051"/>
+            <w:vAlign w:val="center"/>
+            <w:tcMar>
+              <w:top w:w="80" w:type="dxa"/>
+              <w:start w:w="100" w:type="dxa"/>
+              <w:bottom w:w="80" w:type="dxa"/>
+              <w:end w:w="100" w:type="dxa"/>
+            </w:tcMar>
           </w:tcPr>
           <w:p>
             <w:pPr>
+              <w:keepNext w:val="0"/>
               <w:spacing w:after="0" w:line="240" w:lineRule="auto"/>
+              <w:jc w:val="left"/>
             </w:pPr>
             <w:r>
               <w:rPr>
                 <w:rFonts w:ascii="Times New Roman" w:hAnsi="Times New Roman" w:eastAsia="Times New Roman"/>
-                <w:color w:val="181A1F"/>
                 <w:sz w:val="28"/>
               </w:rPr>
             </w:r>
@@ -890,670 +1465,853 @@
         </w:tc>
       </w:tr>
     </w:tbl>
+    <w:p/>
     <w:p>
       <w:pPr>
-        <w:keepNext/>
-        <w:widowControl/>
-        <w:spacing w:line="240" w:lineRule="auto" w:after="0" w:before="120"/>
-      </w:pPr>
-      <w:r>
-        <w:rPr>
-          <w:rFonts w:ascii="Times New Roman" w:hAnsi="Times New Roman" w:eastAsia="Times New Roman"/>
-          <w:b/>
-          <w:color w:val="181A1F"/>
-          <w:sz w:val="28"/>
-        </w:rPr>
-        <w:t>4.</w:t>
-      </w:r>
-    </w:p>
-    <w:p>
-      <w:pPr>
-        <w:widowControl/>
-        <w:spacing w:line="240" w:lineRule="auto" w:after="0"/>
+        <w:keepNext w:val="0"/>
+        <w:spacing w:after="60" w:line="240" w:lineRule="auto"/>
+        <w:jc w:val="both"/>
       </w:pPr>
       <w:r>
         <w:rPr>
           <w:rFonts w:ascii="Times New Roman" w:hAnsi="Times New Roman" w:eastAsia="Times New Roman"/>
           <w:b w:val="0"/>
           <w:i w:val="0"/>
-          <w:color w:val="181A1F"/>
           <w:sz w:val="28"/>
         </w:rPr>
-        <w:t>Алине 25 лет. Найдите в приведённом списке её черты (качества), имеющие социальный характер. Запишите цифры, под которыми они указаны.</w:t>
+        <w:t>Ответ:</w:t>
       </w:r>
     </w:p>
     <w:p>
       <w:pPr>
-        <w:widowControl/>
-        <w:spacing w:line="240" w:lineRule="auto" w:after="0"/>
+        <w:keepNext w:val="0"/>
+        <w:spacing w:after="60" w:line="240" w:lineRule="auto"/>
+        <w:jc w:val="both"/>
       </w:pPr>
       <w:r>
         <w:rPr>
           <w:rFonts w:ascii="Times New Roman" w:hAnsi="Times New Roman" w:eastAsia="Times New Roman"/>
-          <w:b w:val="0"/>
-          <w:i w:val="0"/>
-          <w:color w:val="181A1F"/>
+          <w:b/>
           <w:sz w:val="28"/>
         </w:rPr>
-        <w:t>1) Алина — волонтёр в госпитале, где проходят лечение раненые, прибывшие из зоны проведения СВО.</w:t>
-      </w:r>
-      <w:r>
-        <w:rPr>
-          <w:rFonts w:ascii="Times New Roman" w:hAnsi="Times New Roman" w:eastAsia="Times New Roman"/>
-          <w:color w:val="181A1F"/>
-          <w:sz w:val="28"/>
-        </w:rPr>
-        <w:br/>
+        <w:t xml:space="preserve">№7 </w:t>
       </w:r>
       <w:r>
         <w:rPr>
           <w:rFonts w:ascii="Times New Roman" w:hAnsi="Times New Roman" w:eastAsia="Times New Roman"/>
           <w:b w:val="0"/>
           <w:i w:val="0"/>
-          <w:color w:val="181A1F"/>
           <w:sz w:val="28"/>
         </w:rPr>
-        <w:t>2) У Алины II группа крови.</w:t>
+        <w:t>Представьте, что Вы помогаете учителю оформить презентацию к уроку обществознания по теме «Налоговая система в РФ». Один из слайдов называется «Федеральные налоги и сборы». Что из перечисленного Вы включили бы в этот слайд? Запишите цифры, под которыми указаны федеральные налоги и сборы.</w:t>
       </w:r>
+    </w:p>
+    <w:p>
+      <w:pPr>
+        <w:keepNext w:val="0"/>
+        <w:spacing w:after="60" w:line="240" w:lineRule="auto"/>
+        <w:jc w:val="both"/>
+      </w:pPr>
       <w:r>
         <w:rPr>
           <w:rFonts w:ascii="Times New Roman" w:hAnsi="Times New Roman" w:eastAsia="Times New Roman"/>
-          <w:color w:val="181A1F"/>
+          <w:b w:val="0"/>
+          <w:i w:val="0"/>
           <w:sz w:val="28"/>
         </w:rPr>
-        <w:br/>
+        <w:t>1) налог на доходы физических лиц</w:t>
+      </w:r>
+    </w:p>
+    <w:p>
+      <w:pPr>
+        <w:keepNext w:val="0"/>
+        <w:spacing w:after="60" w:line="240" w:lineRule="auto"/>
+        <w:jc w:val="both"/>
+      </w:pPr>
+      <w:r>
+        <w:rPr>
+          <w:rFonts w:ascii="Times New Roman" w:hAnsi="Times New Roman" w:eastAsia="Times New Roman"/>
+          <w:b w:val="0"/>
+          <w:i w:val="0"/>
+          <w:sz w:val="28"/>
+        </w:rPr>
+        <w:t>2) земельный налог</w:t>
+      </w:r>
+    </w:p>
+    <w:p>
+      <w:pPr>
+        <w:keepNext w:val="0"/>
+        <w:spacing w:after="60" w:line="240" w:lineRule="auto"/>
+        <w:jc w:val="both"/>
+      </w:pPr>
+      <w:r>
+        <w:rPr>
+          <w:rFonts w:ascii="Times New Roman" w:hAnsi="Times New Roman" w:eastAsia="Times New Roman"/>
+          <w:b w:val="0"/>
+          <w:i w:val="0"/>
+          <w:sz w:val="28"/>
+        </w:rPr>
+        <w:t>3) налог на имущество организаций</w:t>
+      </w:r>
+    </w:p>
+    <w:p>
+      <w:pPr>
+        <w:keepNext w:val="0"/>
+        <w:spacing w:after="60" w:line="240" w:lineRule="auto"/>
+        <w:jc w:val="both"/>
+      </w:pPr>
+      <w:r>
+        <w:rPr>
+          <w:rFonts w:ascii="Times New Roman" w:hAnsi="Times New Roman" w:eastAsia="Times New Roman"/>
+          <w:b w:val="0"/>
+          <w:i w:val="0"/>
+          <w:sz w:val="28"/>
+        </w:rPr>
+        <w:t>4) акциз</w:t>
+      </w:r>
+    </w:p>
+    <w:p>
+      <w:pPr>
+        <w:keepNext w:val="0"/>
+        <w:spacing w:after="60" w:line="240" w:lineRule="auto"/>
+        <w:jc w:val="both"/>
+      </w:pPr>
+      <w:r>
+        <w:rPr>
+          <w:rFonts w:ascii="Times New Roman" w:hAnsi="Times New Roman" w:eastAsia="Times New Roman"/>
+          <w:b w:val="0"/>
+          <w:i w:val="0"/>
+          <w:sz w:val="28"/>
+        </w:rPr>
+        <w:t>5) государственная пошлина</w:t>
+      </w:r>
+    </w:p>
+    <w:p>
+      <w:pPr>
+        <w:keepNext w:val="0"/>
+        <w:spacing w:after="60" w:line="240" w:lineRule="auto"/>
+        <w:jc w:val="both"/>
+      </w:pPr>
+      <w:r>
+        <w:rPr>
+          <w:rFonts w:ascii="Times New Roman" w:hAnsi="Times New Roman" w:eastAsia="Times New Roman"/>
+          <w:b w:val="0"/>
+          <w:i w:val="0"/>
+          <w:sz w:val="28"/>
+        </w:rPr>
+        <w:t>6) транспортный налог</w:t>
+      </w:r>
+    </w:p>
+    <w:p>
+      <w:pPr>
+        <w:keepNext w:val="0"/>
+        <w:spacing w:after="60" w:line="240" w:lineRule="auto"/>
+        <w:jc w:val="both"/>
+      </w:pPr>
+      <w:r>
+        <w:rPr>
+          <w:rFonts w:ascii="Times New Roman" w:hAnsi="Times New Roman" w:eastAsia="Times New Roman"/>
+          <w:b w:val="0"/>
+          <w:i w:val="0"/>
+          <w:sz w:val="28"/>
+        </w:rPr>
+        <w:t>Ответ:</w:t>
+      </w:r>
+    </w:p>
+    <w:p>
+      <w:pPr>
+        <w:keepNext w:val="0"/>
+        <w:spacing w:after="60" w:line="240" w:lineRule="auto"/>
+        <w:jc w:val="both"/>
+      </w:pPr>
+      <w:r>
+        <w:rPr>
+          <w:rFonts w:ascii="Times New Roman" w:hAnsi="Times New Roman" w:eastAsia="Times New Roman"/>
+          <w:b/>
+          <w:sz w:val="28"/>
+        </w:rPr>
+        <w:t xml:space="preserve">№8 </w:t>
       </w:r>
       <w:r>
         <w:rPr>
           <w:rFonts w:ascii="Times New Roman" w:hAnsi="Times New Roman" w:eastAsia="Times New Roman"/>
           <w:b w:val="0"/>
           <w:i w:val="0"/>
-          <w:color w:val="181A1F"/>
           <w:sz w:val="28"/>
         </w:rPr>
-        <w:t>3) Алина — высокая девушка.</w:t>
+        <w:t>Выберите верные суждения о молодёжи как социальной группе и запишите цифры, под которыми они указаны.</w:t>
       </w:r>
+    </w:p>
+    <w:p>
+      <w:pPr>
+        <w:keepNext w:val="0"/>
+        <w:spacing w:after="60" w:line="240" w:lineRule="auto"/>
+        <w:jc w:val="both"/>
+      </w:pPr>
       <w:r>
         <w:rPr>
           <w:rFonts w:ascii="Times New Roman" w:hAnsi="Times New Roman" w:eastAsia="Times New Roman"/>
-          <w:color w:val="181A1F"/>
+          <w:b w:val="0"/>
+          <w:i w:val="0"/>
           <w:sz w:val="28"/>
         </w:rPr>
-        <w:br/>
+        <w:t>1) Одним из главных критериев выделения молодёжи в социально-демографическую группу является совокупность возрастных характеристик.</w:t>
+      </w:r>
+    </w:p>
+    <w:p>
+      <w:pPr>
+        <w:keepNext w:val="0"/>
+        <w:spacing w:after="60" w:line="240" w:lineRule="auto"/>
+        <w:jc w:val="both"/>
+      </w:pPr>
+      <w:r>
+        <w:rPr>
+          <w:rFonts w:ascii="Times New Roman" w:hAnsi="Times New Roman" w:eastAsia="Times New Roman"/>
+          <w:b w:val="0"/>
+          <w:i w:val="0"/>
+          <w:sz w:val="28"/>
+        </w:rPr>
+        <w:t>2) Социальное положение молодёжи отличается стабильностью и консерватизмом.</w:t>
+      </w:r>
+    </w:p>
+    <w:p>
+      <w:pPr>
+        <w:keepNext w:val="0"/>
+        <w:spacing w:after="60" w:line="240" w:lineRule="auto"/>
+        <w:jc w:val="both"/>
+      </w:pPr>
+      <w:r>
+        <w:rPr>
+          <w:rFonts w:ascii="Times New Roman" w:hAnsi="Times New Roman" w:eastAsia="Times New Roman"/>
+          <w:b w:val="0"/>
+          <w:i w:val="0"/>
+          <w:sz w:val="28"/>
+        </w:rPr>
+        <w:t>3) Представителей молодёжи отличает необходимость решать схожие проблемы, связанные с выбором профессии, выработка жизненных ценностей, формирование социально ответственного поведения.</w:t>
+      </w:r>
+    </w:p>
+    <w:p>
+      <w:pPr>
+        <w:keepNext w:val="0"/>
+        <w:spacing w:after="60" w:line="240" w:lineRule="auto"/>
+        <w:jc w:val="both"/>
+      </w:pPr>
+      <w:r>
+        <w:rPr>
+          <w:rFonts w:ascii="Times New Roman" w:hAnsi="Times New Roman" w:eastAsia="Times New Roman"/>
+          <w:b w:val="0"/>
+          <w:i w:val="0"/>
+          <w:sz w:val="28"/>
+        </w:rPr>
+        <w:t>4) Культура молодёжи всегда идентична той господствующей культуре, которая на данный исторический момент существует в обществе.</w:t>
+      </w:r>
+    </w:p>
+    <w:p>
+      <w:pPr>
+        <w:keepNext w:val="0"/>
+        <w:spacing w:after="60" w:line="240" w:lineRule="auto"/>
+        <w:jc w:val="both"/>
+      </w:pPr>
+      <w:r>
+        <w:rPr>
+          <w:rFonts w:ascii="Times New Roman" w:hAnsi="Times New Roman" w:eastAsia="Times New Roman"/>
+          <w:b w:val="0"/>
+          <w:i w:val="0"/>
+          <w:sz w:val="28"/>
+        </w:rPr>
+        <w:t>5) Для представителей молодёжи типично создание различных неформальных групп.</w:t>
+      </w:r>
+    </w:p>
+    <w:p>
+      <w:pPr>
+        <w:keepNext w:val="0"/>
+        <w:spacing w:after="60" w:line="240" w:lineRule="auto"/>
+        <w:jc w:val="both"/>
+      </w:pPr>
+      <w:r>
+        <w:rPr>
+          <w:rFonts w:ascii="Times New Roman" w:hAnsi="Times New Roman" w:eastAsia="Times New Roman"/>
+          <w:b w:val="0"/>
+          <w:i w:val="0"/>
+          <w:sz w:val="28"/>
+        </w:rPr>
+        <w:t>Ответ:</w:t>
+      </w:r>
+    </w:p>
+    <w:p>
+      <w:pPr>
+        <w:keepNext w:val="0"/>
+        <w:spacing w:after="60" w:line="240" w:lineRule="auto"/>
+        <w:jc w:val="both"/>
+      </w:pPr>
+      <w:r>
+        <w:rPr>
+          <w:rFonts w:ascii="Times New Roman" w:hAnsi="Times New Roman" w:eastAsia="Times New Roman"/>
+          <w:b/>
+          <w:sz w:val="28"/>
+        </w:rPr>
+        <w:t xml:space="preserve">№9 </w:t>
       </w:r>
       <w:r>
         <w:rPr>
           <w:rFonts w:ascii="Times New Roman" w:hAnsi="Times New Roman" w:eastAsia="Times New Roman"/>
           <w:b w:val="0"/>
           <w:i w:val="0"/>
-          <w:color w:val="181A1F"/>
           <w:sz w:val="28"/>
         </w:rPr>
-        <w:t>4) Алина любит водить автомобиль.</w:t>
+        <w:t>В ходе социологического опроса жителям города задавали вопрос: «Что Вы считаете наиболее эффективным способом профилактики отклоняющегося поведения в современном обществе?» (можно было дать несколько ответом). Результаты опроса (в % от числа отвечавших) представлены в виде диаграммы.</w:t>
       </w:r>
+    </w:p>
+    <w:p>
+      <w:pPr>
+        <w:spacing w:after="80"/>
+        <w:jc w:val="center"/>
+      </w:pPr>
+      <w:r>
+        <w:drawing>
+          <wp:inline xmlns:a="http://schemas.openxmlformats.org/drawingml/2006/main" xmlns:pic="http://schemas.openxmlformats.org/drawingml/2006/picture">
+            <wp:extent cx="3780000" cy="3780000"/>
+            <wp:docPr id="1" name="Picture 1"/>
+            <wp:cNvGraphicFramePr>
+              <a:graphicFrameLocks noChangeAspect="1"/>
+            </wp:cNvGraphicFramePr>
+            <a:graphic>
+              <a:graphicData uri="http://schemas.openxmlformats.org/drawingml/2006/picture">
+                <pic:pic>
+                  <pic:nvPicPr>
+                    <pic:cNvPr id="0" name="asset-0085.png"/>
+                    <pic:cNvPicPr/>
+                  </pic:nvPicPr>
+                  <pic:blipFill>
+                    <a:blip r:embed="rId9"/>
+                    <a:stretch>
+                      <a:fillRect/>
+                    </a:stretch>
+                  </pic:blipFill>
+                  <pic:spPr>
+                    <a:xfrm>
+                      <a:off x="0" y="0"/>
+                      <a:ext cx="3780000" cy="3780000"/>
+                    </a:xfrm>
+                    <a:prstGeom prst="rect"/>
+                  </pic:spPr>
+                </pic:pic>
+              </a:graphicData>
+            </a:graphic>
+          </wp:inline>
+        </w:drawing>
+      </w:r>
+    </w:p>
+    <w:p>
+      <w:pPr>
+        <w:keepNext w:val="0"/>
+        <w:spacing w:after="60" w:line="240" w:lineRule="auto"/>
+        <w:jc w:val="both"/>
+      </w:pPr>
       <w:r>
         <w:rPr>
           <w:rFonts w:ascii="Times New Roman" w:hAnsi="Times New Roman" w:eastAsia="Times New Roman"/>
-          <w:color w:val="181A1F"/>
+          <w:b w:val="0"/>
+          <w:i w:val="0"/>
           <w:sz w:val="28"/>
         </w:rPr>
-        <w:br/>
+        <w:t>Найдите в приведённом списке выводы, которые можно сделать на основе диаграммы, и запишите цифры, под которыми они указаны.</w:t>
+      </w:r>
+    </w:p>
+    <w:p>
+      <w:pPr>
+        <w:keepNext w:val="0"/>
+        <w:spacing w:after="60" w:line="240" w:lineRule="auto"/>
+        <w:jc w:val="both"/>
+      </w:pPr>
+      <w:r>
+        <w:rPr>
+          <w:rFonts w:ascii="Times New Roman" w:hAnsi="Times New Roman" w:eastAsia="Times New Roman"/>
+          <w:b w:val="0"/>
+          <w:i w:val="0"/>
+          <w:sz w:val="28"/>
+        </w:rPr>
+        <w:t>1) Доля тех, кто указал ужесточение наказаний за правонарушения, среди 55-летних больше, чем среди 35-летних.</w:t>
+      </w:r>
+    </w:p>
+    <w:p>
+      <w:pPr>
+        <w:keepNext w:val="0"/>
+        <w:spacing w:after="60" w:line="240" w:lineRule="auto"/>
+        <w:jc w:val="both"/>
+      </w:pPr>
+      <w:r>
+        <w:rPr>
+          <w:rFonts w:ascii="Times New Roman" w:hAnsi="Times New Roman" w:eastAsia="Times New Roman"/>
+          <w:b w:val="0"/>
+          <w:i w:val="0"/>
+          <w:sz w:val="28"/>
+        </w:rPr>
+        <w:t>2) Доля тex, кто отметил развитие правовой культуры населения, среди 55-летних больше, чем среди 35-летних.</w:t>
+      </w:r>
+    </w:p>
+    <w:p>
+      <w:pPr>
+        <w:keepNext w:val="0"/>
+        <w:spacing w:after="60" w:line="240" w:lineRule="auto"/>
+        <w:jc w:val="both"/>
+      </w:pPr>
+      <w:r>
+        <w:rPr>
+          <w:rFonts w:ascii="Times New Roman" w:hAnsi="Times New Roman" w:eastAsia="Times New Roman"/>
+          <w:b w:val="0"/>
+          <w:i w:val="0"/>
+          <w:sz w:val="28"/>
+        </w:rPr>
+        <w:t>3) Равные доли 35-летних отметили развитие структуры дополнительного образования и развитие физкультуры и спорта.</w:t>
+      </w:r>
+    </w:p>
+    <w:p>
+      <w:pPr>
+        <w:keepNext w:val="0"/>
+        <w:spacing w:after="60" w:line="240" w:lineRule="auto"/>
+        <w:jc w:val="both"/>
+      </w:pPr>
+      <w:r>
+        <w:rPr>
+          <w:rFonts w:ascii="Times New Roman" w:hAnsi="Times New Roman" w:eastAsia="Times New Roman"/>
+          <w:b w:val="0"/>
+          <w:i w:val="0"/>
+          <w:sz w:val="28"/>
+        </w:rPr>
+        <w:t>4) Среди 55-летних доля тех, кто отметил развитие физкультуры и спорта, больше доли тех, кто указал развитие структуры дополнительного образования.</w:t>
+      </w:r>
+    </w:p>
+    <w:p>
+      <w:pPr>
+        <w:keepNext w:val="0"/>
+        <w:spacing w:after="60" w:line="240" w:lineRule="auto"/>
+        <w:jc w:val="both"/>
+      </w:pPr>
+      <w:r>
+        <w:rPr>
+          <w:rFonts w:ascii="Times New Roman" w:hAnsi="Times New Roman" w:eastAsia="Times New Roman"/>
+          <w:b w:val="0"/>
+          <w:i w:val="0"/>
+          <w:sz w:val="28"/>
+        </w:rPr>
+        <w:t xml:space="preserve">5) Среди 35-летних доля тех, кто отметил ужесточение наказаний за правонарушения, больше доли тех, кто указал развитие правовой культуры населения. </w:t>
+      </w:r>
+    </w:p>
+    <w:p>
+      <w:pPr>
+        <w:keepNext w:val="0"/>
+        <w:spacing w:after="60" w:line="240" w:lineRule="auto"/>
+        <w:jc w:val="both"/>
+      </w:pPr>
+      <w:r>
+        <w:rPr>
+          <w:rFonts w:ascii="Times New Roman" w:hAnsi="Times New Roman" w:eastAsia="Times New Roman"/>
+          <w:b w:val="0"/>
+          <w:i w:val="0"/>
+          <w:sz w:val="28"/>
+        </w:rPr>
+        <w:t>Ответ:</w:t>
+      </w:r>
+    </w:p>
+    <w:p>
+      <w:pPr>
+        <w:keepNext w:val="0"/>
+        <w:spacing w:after="60" w:line="240" w:lineRule="auto"/>
+        <w:jc w:val="both"/>
+      </w:pPr>
+      <w:r>
+        <w:rPr>
+          <w:rFonts w:ascii="Times New Roman" w:hAnsi="Times New Roman" w:eastAsia="Times New Roman"/>
+          <w:b/>
+          <w:sz w:val="28"/>
+        </w:rPr>
+        <w:t xml:space="preserve">№10 </w:t>
       </w:r>
       <w:r>
         <w:rPr>
           <w:rFonts w:ascii="Times New Roman" w:hAnsi="Times New Roman" w:eastAsia="Times New Roman"/>
           <w:b w:val="0"/>
           <w:i w:val="0"/>
-          <w:color w:val="181A1F"/>
           <w:sz w:val="28"/>
         </w:rPr>
-        <w:t>5) У Алины от природы светлые волосы и голубые глаза.</w:t>
+        <w:t>Выберите верные суждения о политических режимах и запишите цифры, под которыми они указаны.</w:t>
       </w:r>
+    </w:p>
+    <w:p>
+      <w:pPr>
+        <w:keepNext w:val="0"/>
+        <w:spacing w:after="60" w:line="240" w:lineRule="auto"/>
+        <w:jc w:val="both"/>
+      </w:pPr>
       <w:r>
         <w:rPr>
           <w:rFonts w:ascii="Times New Roman" w:hAnsi="Times New Roman" w:eastAsia="Times New Roman"/>
-          <w:color w:val="181A1F"/>
+          <w:b w:val="0"/>
+          <w:i w:val="0"/>
           <w:sz w:val="28"/>
         </w:rPr>
-        <w:br/>
+        <w:t xml:space="preserve">1) Политический режим характеризуется совокупностью методов осуществления государственной власти. </w:t>
+      </w:r>
+    </w:p>
+    <w:p>
+      <w:pPr>
+        <w:keepNext w:val="0"/>
+        <w:spacing w:after="60" w:line="240" w:lineRule="auto"/>
+        <w:jc w:val="both"/>
+      </w:pPr>
+      <w:r>
+        <w:rPr>
+          <w:rFonts w:ascii="Times New Roman" w:hAnsi="Times New Roman" w:eastAsia="Times New Roman"/>
+          <w:b w:val="0"/>
+          <w:i w:val="0"/>
+          <w:sz w:val="28"/>
+        </w:rPr>
+        <w:t xml:space="preserve">2) В демократическом государстве реализуется принцип политического плюрализма. </w:t>
+      </w:r>
+    </w:p>
+    <w:p>
+      <w:pPr>
+        <w:keepNext w:val="0"/>
+        <w:spacing w:after="60" w:line="240" w:lineRule="auto"/>
+        <w:jc w:val="both"/>
+      </w:pPr>
+      <w:r>
+        <w:rPr>
+          <w:rFonts w:ascii="Times New Roman" w:hAnsi="Times New Roman" w:eastAsia="Times New Roman"/>
+          <w:b w:val="0"/>
+          <w:i w:val="0"/>
+          <w:sz w:val="28"/>
+        </w:rPr>
+        <w:t xml:space="preserve">3) Представительство различных политических партий в законодательных органах — отличительный признак тоталитарного режима. </w:t>
+      </w:r>
+    </w:p>
+    <w:p>
+      <w:pPr>
+        <w:keepNext w:val="0"/>
+        <w:spacing w:after="60" w:line="240" w:lineRule="auto"/>
+        <w:jc w:val="both"/>
+      </w:pPr>
+      <w:r>
+        <w:rPr>
+          <w:rFonts w:ascii="Times New Roman" w:hAnsi="Times New Roman" w:eastAsia="Times New Roman"/>
+          <w:b w:val="0"/>
+          <w:i w:val="0"/>
+          <w:sz w:val="28"/>
+        </w:rPr>
+        <w:t xml:space="preserve">4) Демократическому политическому режиму свойствен диалог между государством и гражданским обществом. </w:t>
+      </w:r>
+    </w:p>
+    <w:p>
+      <w:pPr>
+        <w:keepNext w:val="0"/>
+        <w:spacing w:after="60" w:line="240" w:lineRule="auto"/>
+        <w:jc w:val="both"/>
+      </w:pPr>
+      <w:r>
+        <w:rPr>
+          <w:rFonts w:ascii="Times New Roman" w:hAnsi="Times New Roman" w:eastAsia="Times New Roman"/>
+          <w:b w:val="0"/>
+          <w:i w:val="0"/>
+          <w:sz w:val="28"/>
+        </w:rPr>
+        <w:t>5) Принцип разделения властей является основополагающим для авторитарного государства.</w:t>
+      </w:r>
+    </w:p>
+    <w:p>
+      <w:pPr>
+        <w:keepNext w:val="0"/>
+        <w:spacing w:after="60" w:line="240" w:lineRule="auto"/>
+        <w:jc w:val="both"/>
+      </w:pPr>
+      <w:r>
+        <w:rPr>
+          <w:rFonts w:ascii="Times New Roman" w:hAnsi="Times New Roman" w:eastAsia="Times New Roman"/>
+          <w:b w:val="0"/>
+          <w:i w:val="0"/>
+          <w:sz w:val="28"/>
+        </w:rPr>
+        <w:t>Ответ:</w:t>
+      </w:r>
+    </w:p>
+    <w:p>
+      <w:pPr>
+        <w:keepNext w:val="0"/>
+        <w:spacing w:after="60" w:line="240" w:lineRule="auto"/>
+        <w:jc w:val="both"/>
+      </w:pPr>
+      <w:r>
+        <w:rPr>
+          <w:rFonts w:ascii="Times New Roman" w:hAnsi="Times New Roman" w:eastAsia="Times New Roman"/>
+          <w:b/>
+          <w:sz w:val="28"/>
+        </w:rPr>
+        <w:t xml:space="preserve">№11 </w:t>
       </w:r>
       <w:r>
         <w:rPr>
           <w:rFonts w:ascii="Times New Roman" w:hAnsi="Times New Roman" w:eastAsia="Times New Roman"/>
           <w:b w:val="0"/>
           <w:i w:val="0"/>
-          <w:color w:val="181A1F"/>
           <w:sz w:val="28"/>
         </w:rPr>
-        <w:t>6) Алина — ответственный работник.</w:t>
+        <w:t>В государстве Z регулярно на альтернативной основе проходят выборы в законодательное собрание. Какие признаки позволят сделать вывод о том, что в государстве Z установился демократический политический режим? Запишите цифры, под которыми они указаны.</w:t>
       </w:r>
     </w:p>
     <w:p>
       <w:pPr>
-        <w:keepNext/>
-        <w:widowControl/>
-        <w:spacing w:line="240" w:lineRule="auto" w:after="0" w:before="120"/>
-      </w:pPr>
-      <w:r>
-        <w:rPr>
-          <w:rFonts w:ascii="Times New Roman" w:hAnsi="Times New Roman" w:eastAsia="Times New Roman"/>
-          <w:b/>
-          <w:color w:val="181A1F"/>
-          <w:sz w:val="28"/>
-        </w:rPr>
-        <w:t>5.</w:t>
-      </w:r>
-    </w:p>
-    <w:p>
-      <w:pPr>
-        <w:widowControl/>
-        <w:spacing w:line="240" w:lineRule="auto" w:after="0"/>
+        <w:keepNext w:val="0"/>
+        <w:spacing w:after="60" w:line="240" w:lineRule="auto"/>
+        <w:jc w:val="both"/>
       </w:pPr>
       <w:r>
         <w:rPr>
           <w:rFonts w:ascii="Times New Roman" w:hAnsi="Times New Roman" w:eastAsia="Times New Roman"/>
           <w:b w:val="0"/>
           <w:i w:val="0"/>
-          <w:color w:val="181A1F"/>
           <w:sz w:val="28"/>
         </w:rPr>
-        <w:t>Илье Анатольевичу 36 лет. Найдите в приведённом ниже списке черты, характеризующие Илью Анатольевича как личность. Запишите цифры, под которыми они указаны.</w:t>
+        <w:t xml:space="preserve">1) Граждане имеют реальную равную возможность участвовать в политической жизни страны. </w:t>
       </w:r>
     </w:p>
     <w:p>
       <w:pPr>
-        <w:widowControl/>
-        <w:spacing w:line="240" w:lineRule="auto" w:after="0"/>
+        <w:keepNext w:val="0"/>
+        <w:spacing w:after="60" w:line="240" w:lineRule="auto"/>
+        <w:jc w:val="both"/>
       </w:pPr>
       <w:r>
         <w:rPr>
           <w:rFonts w:ascii="Times New Roman" w:hAnsi="Times New Roman" w:eastAsia="Times New Roman"/>
           <w:b w:val="0"/>
           <w:i w:val="0"/>
-          <w:color w:val="181A1F"/>
           <w:sz w:val="28"/>
         </w:rPr>
-        <w:t>1) Илья Анатольевич работает в гимназии учителем истории и обществознания.</w:t>
+        <w:t xml:space="preserve">2) Важные властные решения принимаются по принципу большинства. </w:t>
       </w:r>
     </w:p>
     <w:p>
       <w:pPr>
-        <w:widowControl/>
-        <w:spacing w:line="240" w:lineRule="auto" w:after="0"/>
+        <w:keepNext w:val="0"/>
+        <w:spacing w:after="60" w:line="240" w:lineRule="auto"/>
+        <w:jc w:val="both"/>
       </w:pPr>
       <w:r>
         <w:rPr>
           <w:rFonts w:ascii="Times New Roman" w:hAnsi="Times New Roman" w:eastAsia="Times New Roman"/>
           <w:b w:val="0"/>
           <w:i w:val="0"/>
-          <w:color w:val="181A1F"/>
           <w:sz w:val="28"/>
         </w:rPr>
-        <w:t>2) Илья Анатольевич — добрый и отзывчивый, у него много друзей.</w:t>
+        <w:t xml:space="preserve">3) Президент избирается законодательным собранием. </w:t>
       </w:r>
     </w:p>
     <w:p>
       <w:pPr>
-        <w:widowControl/>
-        <w:spacing w:line="240" w:lineRule="auto" w:after="0"/>
+        <w:keepNext w:val="0"/>
+        <w:spacing w:after="60" w:line="240" w:lineRule="auto"/>
+        <w:jc w:val="both"/>
       </w:pPr>
       <w:r>
         <w:rPr>
           <w:rFonts w:ascii="Times New Roman" w:hAnsi="Times New Roman" w:eastAsia="Times New Roman"/>
           <w:b w:val="0"/>
           <w:i w:val="0"/>
-          <w:color w:val="181A1F"/>
           <w:sz w:val="28"/>
         </w:rPr>
-        <w:t>3) Илья Анатольевич — честный и принципиальный человек.</w:t>
+        <w:t xml:space="preserve">4) Общество имеет возможность беспрепятственно контролировать действия государственных органов и должностных лиц. </w:t>
       </w:r>
     </w:p>
     <w:p>
       <w:pPr>
-        <w:widowControl/>
-        <w:spacing w:line="240" w:lineRule="auto" w:after="0"/>
+        <w:keepNext w:val="0"/>
+        <w:spacing w:after="60" w:line="240" w:lineRule="auto"/>
+        <w:jc w:val="both"/>
       </w:pPr>
       <w:r>
         <w:rPr>
           <w:rFonts w:ascii="Times New Roman" w:hAnsi="Times New Roman" w:eastAsia="Times New Roman"/>
           <w:b w:val="0"/>
           <w:i w:val="0"/>
-          <w:color w:val="181A1F"/>
           <w:sz w:val="28"/>
         </w:rPr>
-        <w:t>4) У Ильи Анатольевича тёмные волосы и серые глаза.</w:t>
+        <w:t xml:space="preserve">5) Главой государства является президент. </w:t>
       </w:r>
     </w:p>
     <w:p>
       <w:pPr>
-        <w:widowControl/>
-        <w:spacing w:line="240" w:lineRule="auto" w:after="0"/>
+        <w:keepNext w:val="0"/>
+        <w:spacing w:after="60" w:line="240" w:lineRule="auto"/>
+        <w:jc w:val="both"/>
       </w:pPr>
       <w:r>
         <w:rPr>
           <w:rFonts w:ascii="Times New Roman" w:hAnsi="Times New Roman" w:eastAsia="Times New Roman"/>
           <w:b w:val="0"/>
           <w:i w:val="0"/>
-          <w:color w:val="181A1F"/>
           <w:sz w:val="28"/>
         </w:rPr>
-        <w:t>5) Рост Ильи Анатольевича — 180 см.</w:t>
+        <w:t>6) Парламент принимает законы.</w:t>
       </w:r>
     </w:p>
     <w:p>
       <w:pPr>
-        <w:widowControl/>
-        <w:spacing w:line="240" w:lineRule="auto" w:after="0"/>
+        <w:keepNext w:val="0"/>
+        <w:spacing w:after="60" w:line="240" w:lineRule="auto"/>
+        <w:jc w:val="both"/>
       </w:pPr>
       <w:r>
         <w:rPr>
           <w:rFonts w:ascii="Times New Roman" w:hAnsi="Times New Roman" w:eastAsia="Times New Roman"/>
           <w:b w:val="0"/>
           <w:i w:val="0"/>
-          <w:color w:val="181A1F"/>
           <w:sz w:val="28"/>
         </w:rPr>
-        <w:t>6) Илья Анатольевич легко переносит физические нагрузки.</w:t>
+        <w:t>Ответ:</w:t>
       </w:r>
     </w:p>
     <w:p>
       <w:pPr>
-        <w:keepNext/>
-        <w:widowControl/>
-        <w:spacing w:line="240" w:lineRule="auto" w:after="0" w:before="120"/>
+        <w:keepNext w:val="0"/>
+        <w:spacing w:after="60" w:line="240" w:lineRule="auto"/>
+        <w:jc w:val="both"/>
       </w:pPr>
       <w:r>
         <w:rPr>
           <w:rFonts w:ascii="Times New Roman" w:hAnsi="Times New Roman" w:eastAsia="Times New Roman"/>
           <w:b/>
-          <w:color w:val="181A1F"/>
           <w:sz w:val="28"/>
         </w:rPr>
-        <w:t>6.</w:t>
+        <w:t xml:space="preserve">№12 </w:t>
       </w:r>
-    </w:p>
-    <w:p>
-      <w:pPr>
-        <w:widowControl/>
-        <w:spacing w:line="240" w:lineRule="auto" w:after="0"/>
-      </w:pPr>
       <w:r>
         <w:rPr>
           <w:rFonts w:ascii="Times New Roman" w:hAnsi="Times New Roman" w:eastAsia="Times New Roman"/>
           <w:b w:val="0"/>
           <w:i w:val="0"/>
-          <w:color w:val="181A1F"/>
           <w:sz w:val="28"/>
         </w:rPr>
-        <w:t>В стране Z активно развиваются средства коммуникации, происходит индивидуализация массового серийного производства. Какие иные признаки из перечисленных ниже свидетельствуют о том, что страна Z развивается как постиндустриальное общество? Запишите цифры, под которыми они указаны.</w:t>
+        <w:t>Какие из приведенных положений относятся к основам конституционного строя РФ? Запишите цифры, под которыми они указаны.</w:t>
       </w:r>
     </w:p>
     <w:p>
       <w:pPr>
-        <w:widowControl/>
-        <w:spacing w:line="240" w:lineRule="auto" w:after="0"/>
+        <w:keepNext w:val="0"/>
+        <w:spacing w:after="60" w:line="240" w:lineRule="auto"/>
+        <w:jc w:val="both"/>
       </w:pPr>
       <w:r>
         <w:rPr>
           <w:rFonts w:ascii="Times New Roman" w:hAnsi="Times New Roman" w:eastAsia="Times New Roman"/>
           <w:b w:val="0"/>
           <w:i w:val="0"/>
-          <w:color w:val="181A1F"/>
           <w:sz w:val="28"/>
         </w:rPr>
-        <w:t>1) В экономике высок и активно растёт удельный вес сферы услуг.</w:t>
+        <w:t>1) федеративное устройство, основанное на государственной целостности</w:t>
       </w:r>
     </w:p>
     <w:p>
       <w:pPr>
-        <w:widowControl/>
-        <w:spacing w:line="240" w:lineRule="auto" w:after="0"/>
+        <w:keepNext w:val="0"/>
+        <w:spacing w:after="60" w:line="240" w:lineRule="auto"/>
+        <w:jc w:val="both"/>
       </w:pPr>
       <w:r>
         <w:rPr>
           <w:rFonts w:ascii="Times New Roman" w:hAnsi="Times New Roman" w:eastAsia="Times New Roman"/>
           <w:b w:val="0"/>
           <w:i w:val="0"/>
-          <w:color w:val="181A1F"/>
           <w:sz w:val="28"/>
         </w:rPr>
-        <w:t>2) Преобладают экстенсивные технологии.</w:t>
+        <w:t>2) приоритет государственной формы собственности</w:t>
       </w:r>
     </w:p>
     <w:p>
       <w:pPr>
-        <w:widowControl/>
-        <w:spacing w:line="240" w:lineRule="auto" w:after="0"/>
+        <w:keepNext w:val="0"/>
+        <w:spacing w:after="60" w:line="240" w:lineRule="auto"/>
+        <w:jc w:val="both"/>
       </w:pPr>
       <w:r>
         <w:rPr>
           <w:rFonts w:ascii="Times New Roman" w:hAnsi="Times New Roman" w:eastAsia="Times New Roman"/>
           <w:b w:val="0"/>
           <w:i w:val="0"/>
-          <w:color w:val="181A1F"/>
           <w:sz w:val="28"/>
         </w:rPr>
-        <w:t>3) Работает много частных предприятий.</w:t>
+        <w:t>3) государственное финансирование политических партий</w:t>
       </w:r>
     </w:p>
     <w:p>
       <w:pPr>
-        <w:widowControl/>
-        <w:spacing w:line="240" w:lineRule="auto" w:after="0"/>
+        <w:keepNext w:val="0"/>
+        <w:spacing w:after="60" w:line="240" w:lineRule="auto"/>
+        <w:jc w:val="both"/>
       </w:pPr>
       <w:r>
         <w:rPr>
           <w:rFonts w:ascii="Times New Roman" w:hAnsi="Times New Roman" w:eastAsia="Times New Roman"/>
           <w:b w:val="0"/>
           <w:i w:val="0"/>
-          <w:color w:val="181A1F"/>
           <w:sz w:val="28"/>
         </w:rPr>
-        <w:t>4) Господствует коллективная форма собственности.</w:t>
+        <w:t>4) наличие государственной идеологии</w:t>
       </w:r>
     </w:p>
     <w:p>
       <w:pPr>
-        <w:widowControl/>
-        <w:spacing w:line="240" w:lineRule="auto" w:after="0"/>
+        <w:keepNext w:val="0"/>
+        <w:spacing w:after="60" w:line="240" w:lineRule="auto"/>
+        <w:jc w:val="both"/>
       </w:pPr>
       <w:r>
         <w:rPr>
           <w:rFonts w:ascii="Times New Roman" w:hAnsi="Times New Roman" w:eastAsia="Times New Roman"/>
           <w:b w:val="0"/>
           <w:i w:val="0"/>
-          <w:color w:val="181A1F"/>
           <w:sz w:val="28"/>
         </w:rPr>
-        <w:t>5) Развиваются наукоёмкие производства.</w:t>
+        <w:t>5) единство экономического пространства</w:t>
       </w:r>
     </w:p>
     <w:p>
       <w:pPr>
-        <w:widowControl/>
-        <w:spacing w:line="240" w:lineRule="auto" w:after="0"/>
+        <w:keepNext w:val="0"/>
+        <w:spacing w:after="60" w:line="240" w:lineRule="auto"/>
+        <w:jc w:val="both"/>
       </w:pPr>
       <w:r>
         <w:rPr>
           <w:rFonts w:ascii="Times New Roman" w:hAnsi="Times New Roman" w:eastAsia="Times New Roman"/>
           <w:b w:val="0"/>
           <w:i w:val="0"/>
-          <w:color w:val="181A1F"/>
           <w:sz w:val="28"/>
         </w:rPr>
-        <w:t>6) Созданы необходимые условия для непрерывного образования.</w:t>
+        <w:t>Ответ:</w:t>
       </w:r>
     </w:p>
     <w:p>
       <w:pPr>
-        <w:keepNext/>
-        <w:widowControl/>
-        <w:spacing w:line="240" w:lineRule="auto" w:after="0" w:before="120"/>
+        <w:keepNext w:val="0"/>
+        <w:spacing w:after="60" w:line="240" w:lineRule="auto"/>
+        <w:jc w:val="both"/>
       </w:pPr>
       <w:r>
         <w:rPr>
           <w:rFonts w:ascii="Times New Roman" w:hAnsi="Times New Roman" w:eastAsia="Times New Roman"/>
           <w:b/>
-          <w:color w:val="181A1F"/>
           <w:sz w:val="28"/>
         </w:rPr>
-        <w:t>7.</w:t>
+        <w:t xml:space="preserve">№13 </w:t>
       </w:r>
-    </w:p>
-    <w:p>
-      <w:pPr>
-        <w:widowControl/>
-        <w:spacing w:line="240" w:lineRule="auto" w:after="0"/>
-      </w:pPr>
       <w:r>
         <w:rPr>
           <w:rFonts w:ascii="Times New Roman" w:hAnsi="Times New Roman" w:eastAsia="Times New Roman"/>
           <w:b w:val="0"/>
           <w:i w:val="0"/>
-          <w:color w:val="181A1F"/>
           <w:sz w:val="28"/>
         </w:rPr>
-        <w:t>Выберите верные суждения о мышлении и запишите цифры, под которыми они указаны.</w:t>
-      </w:r>
-    </w:p>
-    <w:p>
-      <w:pPr>
-        <w:widowControl/>
-        <w:spacing w:line="240" w:lineRule="auto" w:after="0"/>
-      </w:pPr>
-      <w:r>
-        <w:rPr>
-          <w:rFonts w:ascii="Times New Roman" w:hAnsi="Times New Roman" w:eastAsia="Times New Roman"/>
-          <w:b w:val="0"/>
-          <w:i w:val="0"/>
-          <w:color w:val="181A1F"/>
-          <w:sz w:val="28"/>
-        </w:rPr>
-        <w:t>1) Результатом мышления является мысль — понятие, идея, смысл.</w:t>
-      </w:r>
-    </w:p>
-    <w:p>
-      <w:pPr>
-        <w:widowControl/>
-        <w:spacing w:line="240" w:lineRule="auto" w:after="0"/>
-      </w:pPr>
-      <w:r>
-        <w:rPr>
-          <w:rFonts w:ascii="Times New Roman" w:hAnsi="Times New Roman" w:eastAsia="Times New Roman"/>
-          <w:b w:val="0"/>
-          <w:i w:val="0"/>
-          <w:color w:val="181A1F"/>
-          <w:sz w:val="28"/>
-        </w:rPr>
-        <w:t>2) Анализ как операция мышления предполагает мысленное расчленение вещи или явления для выделения составляющих элементов.</w:t>
-      </w:r>
-    </w:p>
-    <w:p>
-      <w:pPr>
-        <w:widowControl/>
-        <w:spacing w:line="240" w:lineRule="auto" w:after="0"/>
-      </w:pPr>
-      <w:r>
-        <w:rPr>
-          <w:rFonts w:ascii="Times New Roman" w:hAnsi="Times New Roman" w:eastAsia="Times New Roman"/>
-          <w:b w:val="0"/>
-          <w:i w:val="0"/>
-          <w:color w:val="181A1F"/>
-          <w:sz w:val="28"/>
-        </w:rPr>
-        <w:t>3) Только для наглядно-действенного мышления характерно использование понятий, логических конструкций, которые иногда не имеют прямого образного выражения.</w:t>
-      </w:r>
-    </w:p>
-    <w:p>
-      <w:pPr>
-        <w:widowControl/>
-        <w:spacing w:line="240" w:lineRule="auto" w:after="0"/>
-      </w:pPr>
-      <w:r>
-        <w:rPr>
-          <w:rFonts w:ascii="Times New Roman" w:hAnsi="Times New Roman" w:eastAsia="Times New Roman"/>
-          <w:b w:val="0"/>
-          <w:i w:val="0"/>
-          <w:color w:val="181A1F"/>
-          <w:sz w:val="28"/>
-        </w:rPr>
-        <w:t>4) Обобщение как операция мышления включает в себя отбрасывание единичных признаков при сохранении общих, с раскрытием существенных связей.</w:t>
-      </w:r>
-    </w:p>
-    <w:p>
-      <w:pPr>
-        <w:widowControl/>
-        <w:spacing w:line="240" w:lineRule="auto" w:after="0"/>
-      </w:pPr>
-      <w:r>
-        <w:rPr>
-          <w:rFonts w:ascii="Times New Roman" w:hAnsi="Times New Roman" w:eastAsia="Times New Roman"/>
-          <w:b w:val="0"/>
-          <w:i w:val="0"/>
-          <w:color w:val="181A1F"/>
-          <w:sz w:val="28"/>
-        </w:rPr>
-        <w:t>5) Словесно-логическое мышление выражается в решении задач с помощью реального, физического преобразования ситуации, манипулирования с объектами.</w:t>
-      </w:r>
-    </w:p>
-    <w:p>
-      <w:pPr>
-        <w:keepNext/>
-        <w:widowControl/>
-        <w:spacing w:line="240" w:lineRule="auto" w:after="0" w:before="120"/>
-      </w:pPr>
-      <w:r>
-        <w:rPr>
-          <w:rFonts w:ascii="Times New Roman" w:hAnsi="Times New Roman" w:eastAsia="Times New Roman"/>
-          <w:b/>
-          <w:color w:val="181A1F"/>
-          <w:sz w:val="28"/>
-        </w:rPr>
-        <w:t>8.</w:t>
-      </w:r>
-    </w:p>
-    <w:p>
-      <w:pPr>
-        <w:widowControl/>
-        <w:spacing w:line="240" w:lineRule="auto" w:after="0"/>
-      </w:pPr>
-      <w:r>
-        <w:rPr>
-          <w:rFonts w:ascii="Times New Roman" w:hAnsi="Times New Roman" w:eastAsia="Times New Roman"/>
-          <w:b w:val="0"/>
-          <w:i w:val="0"/>
-          <w:color w:val="181A1F"/>
-          <w:sz w:val="28"/>
-        </w:rPr>
-        <w:t>Знакомые характеризовали Владимира как незаурядную личность. Какие из приведённых ниже качеств могли стать основой этой характеристики? Запишите цифры, под которыми они указаны.</w:t>
-      </w:r>
-    </w:p>
-    <w:p>
-      <w:pPr>
-        <w:widowControl/>
-        <w:spacing w:line="240" w:lineRule="auto" w:after="0"/>
-      </w:pPr>
-      <w:r>
-        <w:rPr>
-          <w:rFonts w:ascii="Times New Roman" w:hAnsi="Times New Roman" w:eastAsia="Times New Roman"/>
-          <w:b w:val="0"/>
-          <w:i w:val="0"/>
-          <w:color w:val="181A1F"/>
-          <w:sz w:val="28"/>
-        </w:rPr>
-        <w:t>1) высокий рост</w:t>
-      </w:r>
-    </w:p>
-    <w:p>
-      <w:pPr>
-        <w:widowControl/>
-        <w:spacing w:line="240" w:lineRule="auto" w:after="0"/>
-      </w:pPr>
-      <w:r>
-        <w:rPr>
-          <w:rFonts w:ascii="Times New Roman" w:hAnsi="Times New Roman" w:eastAsia="Times New Roman"/>
-          <w:b w:val="0"/>
-          <w:i w:val="0"/>
-          <w:color w:val="181A1F"/>
-          <w:sz w:val="28"/>
-        </w:rPr>
-        <w:t>2) спортивные достижения в футболе</w:t>
-      </w:r>
-    </w:p>
-    <w:p>
-      <w:pPr>
-        <w:widowControl/>
-        <w:spacing w:line="240" w:lineRule="auto" w:after="0"/>
-      </w:pPr>
-      <w:r>
-        <w:rPr>
-          <w:rFonts w:ascii="Times New Roman" w:hAnsi="Times New Roman" w:eastAsia="Times New Roman"/>
-          <w:b w:val="0"/>
-          <w:i w:val="0"/>
-          <w:color w:val="181A1F"/>
-          <w:sz w:val="28"/>
-        </w:rPr>
-        <w:t>3) актёрское мастерство</w:t>
-      </w:r>
-    </w:p>
-    <w:p>
-      <w:pPr>
-        <w:widowControl/>
-        <w:spacing w:line="240" w:lineRule="auto" w:after="0"/>
-      </w:pPr>
-      <w:r>
-        <w:rPr>
-          <w:rFonts w:ascii="Times New Roman" w:hAnsi="Times New Roman" w:eastAsia="Times New Roman"/>
-          <w:b w:val="0"/>
-          <w:i w:val="0"/>
-          <w:color w:val="181A1F"/>
-          <w:sz w:val="28"/>
-        </w:rPr>
-        <w:t>4) голубые глаза</w:t>
-      </w:r>
-    </w:p>
-    <w:p>
-      <w:pPr>
-        <w:widowControl/>
-        <w:spacing w:line="240" w:lineRule="auto" w:after="0"/>
-      </w:pPr>
-      <w:r>
-        <w:rPr>
-          <w:rFonts w:ascii="Times New Roman" w:hAnsi="Times New Roman" w:eastAsia="Times New Roman"/>
-          <w:b w:val="0"/>
-          <w:i w:val="0"/>
-          <w:color w:val="181A1F"/>
-          <w:sz w:val="28"/>
-        </w:rPr>
-        <w:t>5) светлые волосы</w:t>
-      </w:r>
-    </w:p>
-    <w:p>
-      <w:pPr>
-        <w:widowControl/>
-        <w:spacing w:line="240" w:lineRule="auto" w:after="0"/>
-      </w:pPr>
-      <w:r>
-        <w:rPr>
-          <w:rFonts w:ascii="Times New Roman" w:hAnsi="Times New Roman" w:eastAsia="Times New Roman"/>
-          <w:b w:val="0"/>
-          <w:i w:val="0"/>
-          <w:color w:val="181A1F"/>
-          <w:sz w:val="28"/>
-        </w:rPr>
-        <w:t>6) любовь к театру</w:t>
-      </w:r>
-    </w:p>
-    <w:p>
-      <w:pPr>
-        <w:keepNext/>
-        <w:widowControl/>
-        <w:spacing w:line="240" w:lineRule="auto" w:after="0" w:before="120"/>
-      </w:pPr>
-      <w:r>
-        <w:rPr>
-          <w:rFonts w:ascii="Times New Roman" w:hAnsi="Times New Roman" w:eastAsia="Times New Roman"/>
-          <w:b/>
-          <w:color w:val="181A1F"/>
-          <w:sz w:val="28"/>
-        </w:rPr>
-        <w:t>9.</w:t>
-      </w:r>
-    </w:p>
-    <w:p>
-      <w:pPr>
-        <w:widowControl/>
-        <w:spacing w:line="240" w:lineRule="auto" w:after="0"/>
-      </w:pPr>
-      <w:r>
-        <w:rPr>
-          <w:rFonts w:ascii="Times New Roman" w:hAnsi="Times New Roman" w:eastAsia="Times New Roman"/>
-          <w:b w:val="0"/>
-          <w:i w:val="0"/>
-          <w:color w:val="181A1F"/>
-          <w:sz w:val="28"/>
-        </w:rPr>
-        <w:t xml:space="preserve">Установите соответствие между признаками и видами истины: к каждому элементу, данному в первом столбце, подберите соответствующий элемент из второго столбца. </w:t>
+        <w:t>Установите соответствие между предметами ведения, полномочиями и уровнями публичной власти в Российской Федерации, к которым эти предметы ведения, полномочия относятся: к каждой позиции, данной в первом столбце, подберите соответствующую позицию из второго столбца.</w:t>
       </w:r>
     </w:p>
     <w:tbl>
@@ -1571,38 +2329,52 @@
         <w:tc>
           <w:tcPr>
             <w:tcW w:type="dxa" w:w="5128"/>
+            <w:vAlign w:val="center"/>
+            <w:tcMar>
+              <w:top w:w="80" w:type="dxa"/>
+              <w:start w:w="100" w:type="dxa"/>
+              <w:bottom w:w="80" w:type="dxa"/>
+              <w:end w:w="100" w:type="dxa"/>
+            </w:tcMar>
           </w:tcPr>
           <w:p>
             <w:pPr>
+              <w:keepNext w:val="0"/>
               <w:spacing w:after="0" w:line="240" w:lineRule="auto"/>
+              <w:jc w:val="left"/>
             </w:pPr>
             <w:r>
               <w:rPr>
                 <w:rFonts w:ascii="Times New Roman" w:hAnsi="Times New Roman" w:eastAsia="Times New Roman"/>
-                <w:b/>
-                <w:color w:val="181A1F"/>
                 <w:sz w:val="28"/>
               </w:rPr>
-              <w:t>ПРИЗНАКИ</w:t>
+              <w:t>ПРЕДМЕТЫ ВЕДЕНИЯ, ПОЛНОМОЧИЯ</w:t>
             </w:r>
           </w:p>
         </w:tc>
         <w:tc>
           <w:tcPr>
             <w:tcW w:type="dxa" w:w="5128"/>
+            <w:vAlign w:val="center"/>
+            <w:tcMar>
+              <w:top w:w="80" w:type="dxa"/>
+              <w:start w:w="100" w:type="dxa"/>
+              <w:bottom w:w="80" w:type="dxa"/>
+              <w:end w:w="100" w:type="dxa"/>
+            </w:tcMar>
           </w:tcPr>
           <w:p>
             <w:pPr>
+              <w:keepNext w:val="0"/>
               <w:spacing w:after="0" w:line="240" w:lineRule="auto"/>
+              <w:jc w:val="left"/>
             </w:pPr>
             <w:r>
               <w:rPr>
                 <w:rFonts w:ascii="Times New Roman" w:hAnsi="Times New Roman" w:eastAsia="Times New Roman"/>
-                <w:b/>
-                <w:color w:val="181A1F"/>
                 <w:sz w:val="28"/>
               </w:rPr>
-              <w:t>ВИДЫ ИСТИНЫ</w:t>
+              <w:t>УРОВНИ ПУБЛИЧНОЙ ВЛАСТИ В РОССИЙСКОЙ ФЕДЕРАЦИИ</w:t>
             </w:r>
           </w:p>
         </w:tc>
@@ -1611,62 +2383,69 @@
         <w:tc>
           <w:tcPr>
             <w:tcW w:type="dxa" w:w="5128"/>
+            <w:vAlign w:val="center"/>
+            <w:tcMar>
+              <w:top w:w="80" w:type="dxa"/>
+              <w:start w:w="100" w:type="dxa"/>
+              <w:bottom w:w="80" w:type="dxa"/>
+              <w:end w:w="100" w:type="dxa"/>
+            </w:tcMar>
           </w:tcPr>
           <w:p>
             <w:pPr>
+              <w:keepNext w:val="0"/>
               <w:spacing w:after="0" w:line="240" w:lineRule="auto"/>
+              <w:jc w:val="left"/>
             </w:pPr>
             <w:r>
               <w:rPr>
                 <w:rFonts w:ascii="Times New Roman" w:hAnsi="Times New Roman" w:eastAsia="Times New Roman"/>
-                <w:color w:val="181A1F"/>
                 <w:sz w:val="28"/>
               </w:rPr>
-              <w:t>А) возможность корректировки при дальнейшем развитии науки</w:t>
-              <w:br/>
-              <w:t>Б) неполное, изменяемое знание о предмете</w:t>
-              <w:br/>
-              <w:t>В) адекватность отражения сущности познаваемого объекта</w:t>
-              <w:br/>
-              <w:t>Г) достоверность знания</w:t>
-              <w:br/>
-              <w:t>Д) объективность</w:t>
+              <w:t>А) организация публичной властиБ) общие вопросы воспитания, образования, наукиВ) федеральная государственная собственность и управление еюГ) денежная эмиссияД) оборона и безопасность</w:t>
             </w:r>
           </w:p>
         </w:tc>
         <w:tc>
           <w:tcPr>
             <w:tcW w:type="dxa" w:w="5128"/>
+            <w:vAlign w:val="center"/>
+            <w:tcMar>
+              <w:top w:w="80" w:type="dxa"/>
+              <w:start w:w="100" w:type="dxa"/>
+              <w:bottom w:w="80" w:type="dxa"/>
+              <w:end w:w="100" w:type="dxa"/>
+            </w:tcMar>
           </w:tcPr>
           <w:p>
             <w:pPr>
+              <w:keepNext w:val="0"/>
               <w:spacing w:after="0" w:line="240" w:lineRule="auto"/>
+              <w:jc w:val="left"/>
             </w:pPr>
             <w:r>
               <w:rPr>
                 <w:rFonts w:ascii="Times New Roman" w:hAnsi="Times New Roman" w:eastAsia="Times New Roman"/>
-                <w:color w:val="181A1F"/>
                 <w:sz w:val="28"/>
               </w:rPr>
-              <w:t>1) и абсолютная, и относительная истина</w:t>
-              <w:br/>
-              <w:t>2) только относительная истина</w:t>
+              <w:t>1) исключительное ведение Российской Федерации2) совместно Российская Федерация и субъекты Российской Федерации</w:t>
             </w:r>
           </w:p>
         </w:tc>
       </w:tr>
     </w:tbl>
+    <w:p/>
     <w:p>
       <w:pPr>
-        <w:widowControl/>
-        <w:spacing w:line="240" w:lineRule="auto" w:after="0"/>
+        <w:keepNext w:val="0"/>
+        <w:spacing w:after="60" w:line="240" w:lineRule="auto"/>
+        <w:jc w:val="both"/>
       </w:pPr>
       <w:r>
         <w:rPr>
           <w:rFonts w:ascii="Times New Roman" w:hAnsi="Times New Roman" w:eastAsia="Times New Roman"/>
           <w:b w:val="0"/>
           <w:i w:val="0"/>
-          <w:color w:val="181A1F"/>
           <w:sz w:val="28"/>
         </w:rPr>
         <w:t>Запишите в ответ цифры, расположив их в порядке, соответствующем буквам:</w:t>
@@ -1690,16 +2469,23 @@
         <w:tc>
           <w:tcPr>
             <w:tcW w:type="dxa" w:w="2051"/>
+            <w:vAlign w:val="center"/>
+            <w:tcMar>
+              <w:top w:w="80" w:type="dxa"/>
+              <w:start w:w="100" w:type="dxa"/>
+              <w:bottom w:w="80" w:type="dxa"/>
+              <w:end w:w="100" w:type="dxa"/>
+            </w:tcMar>
           </w:tcPr>
           <w:p>
             <w:pPr>
+              <w:keepNext w:val="0"/>
               <w:spacing w:after="0" w:line="240" w:lineRule="auto"/>
+              <w:jc w:val="left"/>
             </w:pPr>
             <w:r>
               <w:rPr>
                 <w:rFonts w:ascii="Times New Roman" w:hAnsi="Times New Roman" w:eastAsia="Times New Roman"/>
-                <w:b/>
-                <w:color w:val="181A1F"/>
                 <w:sz w:val="28"/>
               </w:rPr>
               <w:t>A</w:t>
@@ -1709,16 +2495,23 @@
         <w:tc>
           <w:tcPr>
             <w:tcW w:type="dxa" w:w="2051"/>
+            <w:vAlign w:val="center"/>
+            <w:tcMar>
+              <w:top w:w="80" w:type="dxa"/>
+              <w:start w:w="100" w:type="dxa"/>
+              <w:bottom w:w="80" w:type="dxa"/>
+              <w:end w:w="100" w:type="dxa"/>
+            </w:tcMar>
           </w:tcPr>
           <w:p>
             <w:pPr>
+              <w:keepNext w:val="0"/>
               <w:spacing w:after="0" w:line="240" w:lineRule="auto"/>
+              <w:jc w:val="left"/>
             </w:pPr>
             <w:r>
               <w:rPr>
                 <w:rFonts w:ascii="Times New Roman" w:hAnsi="Times New Roman" w:eastAsia="Times New Roman"/>
-                <w:b/>
-                <w:color w:val="181A1F"/>
                 <w:sz w:val="28"/>
               </w:rPr>
               <w:t>Б</w:t>
@@ -1728,16 +2521,23 @@
         <w:tc>
           <w:tcPr>
             <w:tcW w:type="dxa" w:w="2051"/>
+            <w:vAlign w:val="center"/>
+            <w:tcMar>
+              <w:top w:w="80" w:type="dxa"/>
+              <w:start w:w="100" w:type="dxa"/>
+              <w:bottom w:w="80" w:type="dxa"/>
+              <w:end w:w="100" w:type="dxa"/>
+            </w:tcMar>
           </w:tcPr>
           <w:p>
             <w:pPr>
+              <w:keepNext w:val="0"/>
               <w:spacing w:after="0" w:line="240" w:lineRule="auto"/>
+              <w:jc w:val="left"/>
             </w:pPr>
             <w:r>
               <w:rPr>
                 <w:rFonts w:ascii="Times New Roman" w:hAnsi="Times New Roman" w:eastAsia="Times New Roman"/>
-                <w:b/>
-                <w:color w:val="181A1F"/>
                 <w:sz w:val="28"/>
               </w:rPr>
               <w:t>В</w:t>
@@ -1747,16 +2547,23 @@
         <w:tc>
           <w:tcPr>
             <w:tcW w:type="dxa" w:w="2051"/>
+            <w:vAlign w:val="center"/>
+            <w:tcMar>
+              <w:top w:w="80" w:type="dxa"/>
+              <w:start w:w="100" w:type="dxa"/>
+              <w:bottom w:w="80" w:type="dxa"/>
+              <w:end w:w="100" w:type="dxa"/>
+            </w:tcMar>
           </w:tcPr>
           <w:p>
             <w:pPr>
+              <w:keepNext w:val="0"/>
               <w:spacing w:after="0" w:line="240" w:lineRule="auto"/>
+              <w:jc w:val="left"/>
             </w:pPr>
             <w:r>
               <w:rPr>
                 <w:rFonts w:ascii="Times New Roman" w:hAnsi="Times New Roman" w:eastAsia="Times New Roman"/>
-                <w:b/>
-                <w:color w:val="181A1F"/>
                 <w:sz w:val="28"/>
               </w:rPr>
               <w:t>Г</w:t>
@@ -1766,16 +2573,23 @@
         <w:tc>
           <w:tcPr>
             <w:tcW w:type="dxa" w:w="2051"/>
+            <w:vAlign w:val="center"/>
+            <w:tcMar>
+              <w:top w:w="80" w:type="dxa"/>
+              <w:start w:w="100" w:type="dxa"/>
+              <w:bottom w:w="80" w:type="dxa"/>
+              <w:end w:w="100" w:type="dxa"/>
+            </w:tcMar>
           </w:tcPr>
           <w:p>
             <w:pPr>
+              <w:keepNext w:val="0"/>
               <w:spacing w:after="0" w:line="240" w:lineRule="auto"/>
+              <w:jc w:val="left"/>
             </w:pPr>
             <w:r>
               <w:rPr>
                 <w:rFonts w:ascii="Times New Roman" w:hAnsi="Times New Roman" w:eastAsia="Times New Roman"/>
-                <w:b/>
-                <w:color w:val="181A1F"/>
                 <w:sz w:val="28"/>
               </w:rPr>
               <w:t>Д</w:t>
@@ -1787,15 +2601,23 @@
         <w:tc>
           <w:tcPr>
             <w:tcW w:type="dxa" w:w="2051"/>
+            <w:vAlign w:val="center"/>
+            <w:tcMar>
+              <w:top w:w="80" w:type="dxa"/>
+              <w:start w:w="100" w:type="dxa"/>
+              <w:bottom w:w="80" w:type="dxa"/>
+              <w:end w:w="100" w:type="dxa"/>
+            </w:tcMar>
           </w:tcPr>
           <w:p>
             <w:pPr>
+              <w:keepNext w:val="0"/>
               <w:spacing w:after="0" w:line="240" w:lineRule="auto"/>
+              <w:jc w:val="left"/>
             </w:pPr>
             <w:r>
               <w:rPr>
                 <w:rFonts w:ascii="Times New Roman" w:hAnsi="Times New Roman" w:eastAsia="Times New Roman"/>
-                <w:color w:val="181A1F"/>
                 <w:sz w:val="28"/>
               </w:rPr>
             </w:r>
@@ -1804,15 +2626,23 @@
         <w:tc>
           <w:tcPr>
             <w:tcW w:type="dxa" w:w="2051"/>
+            <w:vAlign w:val="center"/>
+            <w:tcMar>
+              <w:top w:w="80" w:type="dxa"/>
+              <w:start w:w="100" w:type="dxa"/>
+              <w:bottom w:w="80" w:type="dxa"/>
+              <w:end w:w="100" w:type="dxa"/>
+            </w:tcMar>
           </w:tcPr>
           <w:p>
             <w:pPr>
+              <w:keepNext w:val="0"/>
               <w:spacing w:after="0" w:line="240" w:lineRule="auto"/>
+              <w:jc w:val="left"/>
             </w:pPr>
             <w:r>
               <w:rPr>
                 <w:rFonts w:ascii="Times New Roman" w:hAnsi="Times New Roman" w:eastAsia="Times New Roman"/>
-                <w:color w:val="181A1F"/>
                 <w:sz w:val="28"/>
               </w:rPr>
             </w:r>
@@ -1821,15 +2651,23 @@
         <w:tc>
           <w:tcPr>
             <w:tcW w:type="dxa" w:w="2051"/>
+            <w:vAlign w:val="center"/>
+            <w:tcMar>
+              <w:top w:w="80" w:type="dxa"/>
+              <w:start w:w="100" w:type="dxa"/>
+              <w:bottom w:w="80" w:type="dxa"/>
+              <w:end w:w="100" w:type="dxa"/>
+            </w:tcMar>
           </w:tcPr>
           <w:p>
             <w:pPr>
+              <w:keepNext w:val="0"/>
               <w:spacing w:after="0" w:line="240" w:lineRule="auto"/>
+              <w:jc w:val="left"/>
             </w:pPr>
             <w:r>
               <w:rPr>
                 <w:rFonts w:ascii="Times New Roman" w:hAnsi="Times New Roman" w:eastAsia="Times New Roman"/>
-                <w:color w:val="181A1F"/>
                 <w:sz w:val="28"/>
               </w:rPr>
             </w:r>
@@ -1838,15 +2676,23 @@
         <w:tc>
           <w:tcPr>
             <w:tcW w:type="dxa" w:w="2051"/>
+            <w:vAlign w:val="center"/>
+            <w:tcMar>
+              <w:top w:w="80" w:type="dxa"/>
+              <w:start w:w="100" w:type="dxa"/>
+              <w:bottom w:w="80" w:type="dxa"/>
+              <w:end w:w="100" w:type="dxa"/>
+            </w:tcMar>
           </w:tcPr>
           <w:p>
             <w:pPr>
+              <w:keepNext w:val="0"/>
               <w:spacing w:after="0" w:line="240" w:lineRule="auto"/>
+              <w:jc w:val="left"/>
             </w:pPr>
             <w:r>
               <w:rPr>
                 <w:rFonts w:ascii="Times New Roman" w:hAnsi="Times New Roman" w:eastAsia="Times New Roman"/>
-                <w:color w:val="181A1F"/>
                 <w:sz w:val="28"/>
               </w:rPr>
             </w:r>
@@ -1855,15 +2701,23 @@
         <w:tc>
           <w:tcPr>
             <w:tcW w:type="dxa" w:w="2051"/>
+            <w:vAlign w:val="center"/>
+            <w:tcMar>
+              <w:top w:w="80" w:type="dxa"/>
+              <w:start w:w="100" w:type="dxa"/>
+              <w:bottom w:w="80" w:type="dxa"/>
+              <w:end w:w="100" w:type="dxa"/>
+            </w:tcMar>
           </w:tcPr>
           <w:p>
             <w:pPr>
+              <w:keepNext w:val="0"/>
               <w:spacing w:after="0" w:line="240" w:lineRule="auto"/>
+              <w:jc w:val="left"/>
             </w:pPr>
             <w:r>
               <w:rPr>
                 <w:rFonts w:ascii="Times New Roman" w:hAnsi="Times New Roman" w:eastAsia="Times New Roman"/>
-                <w:color w:val="181A1F"/>
                 <w:sz w:val="28"/>
               </w:rPr>
             </w:r>
@@ -1871,1108 +2725,995 @@
         </w:tc>
       </w:tr>
     </w:tbl>
+    <w:p/>
     <w:p>
       <w:pPr>
-        <w:keepNext/>
-        <w:widowControl/>
-        <w:spacing w:line="240" w:lineRule="auto" w:after="0" w:before="120"/>
-      </w:pPr>
-      <w:r>
-        <w:rPr>
-          <w:rFonts w:ascii="Times New Roman" w:hAnsi="Times New Roman" w:eastAsia="Times New Roman"/>
-          <w:b/>
-          <w:color w:val="181A1F"/>
-          <w:sz w:val="28"/>
-        </w:rPr>
-        <w:t>10.</w:t>
-      </w:r>
-    </w:p>
-    <w:p>
-      <w:pPr>
-        <w:widowControl/>
-        <w:spacing w:line="240" w:lineRule="auto" w:after="0"/>
+        <w:keepNext w:val="0"/>
+        <w:spacing w:after="60" w:line="240" w:lineRule="auto"/>
+        <w:jc w:val="both"/>
       </w:pPr>
       <w:r>
         <w:rPr>
           <w:rFonts w:ascii="Times New Roman" w:hAnsi="Times New Roman" w:eastAsia="Times New Roman"/>
           <w:b w:val="0"/>
           <w:i w:val="0"/>
-          <w:color w:val="181A1F"/>
           <w:sz w:val="28"/>
         </w:rPr>
-        <w:t>Выберите верные суждения о критериях общественного прогресса и запишите цифры под которыми они указаны.</w:t>
+        <w:t>Ответ:</w:t>
       </w:r>
     </w:p>
     <w:p>
       <w:pPr>
-        <w:widowControl/>
-        <w:spacing w:line="240" w:lineRule="auto" w:after="0"/>
-      </w:pPr>
-      <w:r>
-        <w:rPr>
-          <w:rFonts w:ascii="Times New Roman" w:hAnsi="Times New Roman" w:eastAsia="Times New Roman"/>
-          <w:b w:val="0"/>
-          <w:i w:val="0"/>
-          <w:color w:val="181A1F"/>
-          <w:sz w:val="28"/>
-        </w:rPr>
-        <w:t>1) Развитие производительных сил — один из критериев общественного прогресса.</w:t>
-      </w:r>
-    </w:p>
-    <w:p>
-      <w:pPr>
-        <w:widowControl/>
-        <w:spacing w:line="240" w:lineRule="auto" w:after="0"/>
-      </w:pPr>
-      <w:r>
-        <w:rPr>
-          <w:rFonts w:ascii="Times New Roman" w:hAnsi="Times New Roman" w:eastAsia="Times New Roman"/>
-          <w:b w:val="0"/>
-          <w:i w:val="0"/>
-          <w:color w:val="181A1F"/>
-          <w:sz w:val="28"/>
-        </w:rPr>
-        <w:t>2) Учёные в ходе своих исследований нашли единственный критерий  общественного прогресса.</w:t>
-      </w:r>
-    </w:p>
-    <w:p>
-      <w:pPr>
-        <w:widowControl/>
-        <w:spacing w:line="240" w:lineRule="auto" w:after="0"/>
-      </w:pPr>
-      <w:r>
-        <w:rPr>
-          <w:rFonts w:ascii="Times New Roman" w:hAnsi="Times New Roman" w:eastAsia="Times New Roman"/>
-          <w:b w:val="0"/>
-          <w:i w:val="0"/>
-          <w:color w:val="181A1F"/>
-          <w:sz w:val="28"/>
-        </w:rPr>
-        <w:t>3) Свобода личности, возможности для её самореализации  свидетельствуют о прогрессе общества.</w:t>
-      </w:r>
-    </w:p>
-    <w:p>
-      <w:pPr>
-        <w:widowControl/>
-        <w:spacing w:line="240" w:lineRule="auto" w:after="0"/>
-      </w:pPr>
-      <w:r>
-        <w:rPr>
-          <w:rFonts w:ascii="Times New Roman" w:hAnsi="Times New Roman" w:eastAsia="Times New Roman"/>
-          <w:b w:val="0"/>
-          <w:i w:val="0"/>
-          <w:color w:val="181A1F"/>
-          <w:sz w:val="28"/>
-        </w:rPr>
-        <w:t>4) Революция и реформа — это критерии общественного прогресса.</w:t>
-      </w:r>
-    </w:p>
-    <w:p>
-      <w:pPr>
-        <w:widowControl/>
-        <w:spacing w:line="240" w:lineRule="auto" w:after="0"/>
-      </w:pPr>
-      <w:r>
-        <w:rPr>
-          <w:rFonts w:ascii="Times New Roman" w:hAnsi="Times New Roman" w:eastAsia="Times New Roman"/>
-          <w:b w:val="0"/>
-          <w:i w:val="0"/>
-          <w:color w:val="181A1F"/>
-          <w:sz w:val="28"/>
-        </w:rPr>
-        <w:t>5) Ряд учёных обосновали нравственный критерий прогресса.</w:t>
-      </w:r>
-    </w:p>
-    <w:p>
-      <w:pPr>
-        <w:keepNext/>
-        <w:widowControl/>
-        <w:spacing w:line="240" w:lineRule="auto" w:after="0" w:before="120"/>
+        <w:keepNext w:val="0"/>
+        <w:spacing w:after="60" w:line="240" w:lineRule="auto"/>
+        <w:jc w:val="both"/>
       </w:pPr>
       <w:r>
         <w:rPr>
           <w:rFonts w:ascii="Times New Roman" w:hAnsi="Times New Roman" w:eastAsia="Times New Roman"/>
           <w:b/>
-          <w:color w:val="181A1F"/>
           <w:sz w:val="28"/>
         </w:rPr>
-        <w:t>11.</w:t>
-      </w:r>
-    </w:p>
-    <w:p>
-      <w:pPr>
-        <w:widowControl/>
-        <w:spacing w:line="240" w:lineRule="auto" w:after="0"/>
-      </w:pPr>
-      <w:r>
-        <w:rPr>
-          <w:rFonts w:ascii="Times New Roman" w:hAnsi="Times New Roman" w:eastAsia="Times New Roman"/>
-          <w:b w:val="0"/>
-          <w:i w:val="0"/>
-          <w:color w:val="181A1F"/>
-          <w:sz w:val="28"/>
-        </w:rPr>
-        <w:t>Полина поставила своей целью посетить Испанию, пообщаться с местными жителями. Она изучает испанский язык, читает книги об истории и культуре Испании, на интернет-форумах общается со знатоками испанского искусства. Она уже спланировала маршрут своего путешествия и приобрела путёвку. Найдите в приведённом списке примеры средств, используемых Полиной для достижения указанной цели, и запишите цифры, под которыми они указаны.</w:t>
-      </w:r>
-    </w:p>
-    <w:p>
-      <w:pPr>
-        <w:widowControl/>
-        <w:spacing w:line="240" w:lineRule="auto" w:after="0"/>
-      </w:pPr>
-      <w:r>
-        <w:rPr>
-          <w:rFonts w:ascii="Times New Roman" w:hAnsi="Times New Roman" w:eastAsia="Times New Roman"/>
-          <w:b w:val="0"/>
-          <w:i w:val="0"/>
-          <w:color w:val="181A1F"/>
-          <w:sz w:val="28"/>
-        </w:rPr>
-        <w:t>1) изучение испанского языка</w:t>
-      </w:r>
-    </w:p>
-    <w:p>
-      <w:pPr>
-        <w:widowControl/>
-        <w:spacing w:line="240" w:lineRule="auto" w:after="0"/>
-      </w:pPr>
-      <w:r>
-        <w:rPr>
-          <w:rFonts w:ascii="Times New Roman" w:hAnsi="Times New Roman" w:eastAsia="Times New Roman"/>
-          <w:b w:val="0"/>
-          <w:i w:val="0"/>
-          <w:color w:val="181A1F"/>
-          <w:sz w:val="28"/>
-        </w:rPr>
-        <w:t>2) покупка туристической путёвки</w:t>
-      </w:r>
-    </w:p>
-    <w:p>
-      <w:pPr>
-        <w:widowControl/>
-        <w:spacing w:line="240" w:lineRule="auto" w:after="0"/>
-      </w:pPr>
-      <w:r>
-        <w:rPr>
-          <w:rFonts w:ascii="Times New Roman" w:hAnsi="Times New Roman" w:eastAsia="Times New Roman"/>
-          <w:b w:val="0"/>
-          <w:i w:val="0"/>
-          <w:color w:val="181A1F"/>
-          <w:sz w:val="28"/>
-        </w:rPr>
-        <w:t>3) местные жители</w:t>
-      </w:r>
-    </w:p>
-    <w:p>
-      <w:pPr>
-        <w:widowControl/>
-        <w:spacing w:line="240" w:lineRule="auto" w:after="0"/>
-      </w:pPr>
-      <w:r>
-        <w:rPr>
-          <w:rFonts w:ascii="Times New Roman" w:hAnsi="Times New Roman" w:eastAsia="Times New Roman"/>
-          <w:b w:val="0"/>
-          <w:i w:val="0"/>
-          <w:color w:val="181A1F"/>
-          <w:sz w:val="28"/>
-        </w:rPr>
-        <w:t>4) чтение путеводителей и изучение маршрута</w:t>
-      </w:r>
-    </w:p>
-    <w:p>
-      <w:pPr>
-        <w:widowControl/>
-        <w:spacing w:line="240" w:lineRule="auto" w:after="0"/>
-      </w:pPr>
-      <w:r>
-        <w:rPr>
-          <w:rFonts w:ascii="Times New Roman" w:hAnsi="Times New Roman" w:eastAsia="Times New Roman"/>
-          <w:b w:val="0"/>
-          <w:i w:val="0"/>
-          <w:color w:val="181A1F"/>
-          <w:sz w:val="28"/>
-        </w:rPr>
-        <w:t>5) знатоки испанского искусства</w:t>
-      </w:r>
-    </w:p>
-    <w:p>
-      <w:pPr>
-        <w:widowControl/>
-        <w:spacing w:line="240" w:lineRule="auto" w:after="0"/>
-      </w:pPr>
-      <w:r>
-        <w:rPr>
-          <w:rFonts w:ascii="Times New Roman" w:hAnsi="Times New Roman" w:eastAsia="Times New Roman"/>
-          <w:b w:val="0"/>
-          <w:i w:val="0"/>
-          <w:color w:val="181A1F"/>
-          <w:sz w:val="28"/>
-        </w:rPr>
-        <w:t>6) путешествие по Испании</w:t>
-      </w:r>
-    </w:p>
-    <w:p>
-      <w:pPr>
-        <w:keepNext/>
-        <w:widowControl/>
-        <w:spacing w:line="240" w:lineRule="auto" w:after="0" w:before="120"/>
-      </w:pPr>
-      <w:r>
-        <w:rPr>
-          <w:rFonts w:ascii="Times New Roman" w:hAnsi="Times New Roman" w:eastAsia="Times New Roman"/>
-          <w:b/>
-          <w:color w:val="181A1F"/>
-          <w:sz w:val="28"/>
-        </w:rPr>
-        <w:t>12.</w:t>
-      </w:r>
-    </w:p>
-    <w:p>
-      <w:pPr>
-        <w:widowControl/>
-        <w:spacing w:line="240" w:lineRule="auto" w:after="0"/>
-      </w:pPr>
-      <w:r>
-        <w:rPr>
-          <w:rFonts w:ascii="Times New Roman" w:hAnsi="Times New Roman" w:eastAsia="Times New Roman"/>
-          <w:b w:val="0"/>
-          <w:i w:val="0"/>
-          <w:color w:val="181A1F"/>
-          <w:sz w:val="28"/>
-        </w:rPr>
-        <w:t>Ниже приведён перечень терминов. Все они, за исключением двух, характеризуют понятие «аграрное общество».</w:t>
-      </w:r>
-    </w:p>
-    <w:p>
-      <w:pPr>
-        <w:widowControl/>
-        <w:spacing w:line="240" w:lineRule="auto" w:after="0"/>
-      </w:pPr>
-      <w:r>
-        <w:rPr>
-          <w:rFonts w:ascii="Times New Roman" w:hAnsi="Times New Roman" w:eastAsia="Times New Roman"/>
-          <w:b w:val="0"/>
-          <w:i w:val="0"/>
-          <w:color w:val="181A1F"/>
-          <w:sz w:val="28"/>
-        </w:rPr>
-        <w:t>1) традиционализм;</w:t>
-      </w:r>
-    </w:p>
-    <w:p>
-      <w:pPr>
-        <w:widowControl/>
-        <w:spacing w:line="240" w:lineRule="auto" w:after="0"/>
-      </w:pPr>
-      <w:r>
-        <w:rPr>
-          <w:rFonts w:ascii="Times New Roman" w:hAnsi="Times New Roman" w:eastAsia="Times New Roman"/>
-          <w:b w:val="0"/>
-          <w:i w:val="0"/>
-          <w:color w:val="181A1F"/>
-          <w:sz w:val="28"/>
-        </w:rPr>
-        <w:t>2) коллективизм;</w:t>
-      </w:r>
-    </w:p>
-    <w:p>
-      <w:pPr>
-        <w:widowControl/>
-        <w:spacing w:line="240" w:lineRule="auto" w:after="0"/>
-      </w:pPr>
-      <w:r>
-        <w:rPr>
-          <w:rFonts w:ascii="Times New Roman" w:hAnsi="Times New Roman" w:eastAsia="Times New Roman"/>
-          <w:b w:val="0"/>
-          <w:i w:val="0"/>
-          <w:color w:val="181A1F"/>
-          <w:sz w:val="28"/>
-        </w:rPr>
-        <w:t>3) фабрика;</w:t>
-      </w:r>
-    </w:p>
-    <w:p>
-      <w:pPr>
-        <w:widowControl/>
-        <w:spacing w:line="240" w:lineRule="auto" w:after="0"/>
-      </w:pPr>
-      <w:r>
-        <w:rPr>
-          <w:rFonts w:ascii="Times New Roman" w:hAnsi="Times New Roman" w:eastAsia="Times New Roman"/>
-          <w:b w:val="0"/>
-          <w:i w:val="0"/>
-          <w:color w:val="181A1F"/>
-          <w:sz w:val="28"/>
-        </w:rPr>
-        <w:t>4) религия;</w:t>
-      </w:r>
-    </w:p>
-    <w:p>
-      <w:pPr>
-        <w:widowControl/>
-        <w:spacing w:line="240" w:lineRule="auto" w:after="0"/>
-      </w:pPr>
-      <w:r>
-        <w:rPr>
-          <w:rFonts w:ascii="Times New Roman" w:hAnsi="Times New Roman" w:eastAsia="Times New Roman"/>
-          <w:b w:val="0"/>
-          <w:i w:val="0"/>
-          <w:color w:val="181A1F"/>
-          <w:sz w:val="28"/>
-        </w:rPr>
-        <w:t>5) большая семья;</w:t>
-      </w:r>
-    </w:p>
-    <w:p>
-      <w:pPr>
-        <w:widowControl/>
-        <w:spacing w:line="240" w:lineRule="auto" w:after="0"/>
-      </w:pPr>
-      <w:r>
-        <w:rPr>
-          <w:rFonts w:ascii="Times New Roman" w:hAnsi="Times New Roman" w:eastAsia="Times New Roman"/>
-          <w:b w:val="0"/>
-          <w:i w:val="0"/>
-          <w:color w:val="181A1F"/>
-          <w:sz w:val="28"/>
-        </w:rPr>
-        <w:t>6) сфера услуг.</w:t>
-      </w:r>
-    </w:p>
-    <w:p>
-      <w:pPr>
-        <w:widowControl/>
-        <w:spacing w:line="240" w:lineRule="auto" w:after="0"/>
-      </w:pPr>
-      <w:r>
-        <w:rPr>
-          <w:rFonts w:ascii="Times New Roman" w:hAnsi="Times New Roman" w:eastAsia="Times New Roman"/>
-          <w:b w:val="0"/>
-          <w:i w:val="0"/>
-          <w:color w:val="181A1F"/>
-          <w:sz w:val="28"/>
-        </w:rPr>
-        <w:t>Найдите два термина, «выпадающие» из общего ряда, и запишите в таблицу цифры, под которыми они указаны.</w:t>
-      </w:r>
-    </w:p>
-    <w:p>
-      <w:pPr>
-        <w:keepNext/>
-        <w:widowControl/>
-        <w:spacing w:line="240" w:lineRule="auto" w:after="0" w:before="120"/>
-      </w:pPr>
-      <w:r>
-        <w:rPr>
-          <w:rFonts w:ascii="Times New Roman" w:hAnsi="Times New Roman" w:eastAsia="Times New Roman"/>
-          <w:b/>
-          <w:color w:val="181A1F"/>
-          <w:sz w:val="28"/>
-        </w:rPr>
-        <w:t>13.</w:t>
-      </w:r>
-    </w:p>
-    <w:p>
-      <w:pPr>
-        <w:widowControl/>
-        <w:spacing w:line="240" w:lineRule="auto" w:after="0"/>
-      </w:pPr>
-      <w:r>
-        <w:rPr>
-          <w:rFonts w:ascii="Times New Roman" w:hAnsi="Times New Roman" w:eastAsia="Times New Roman"/>
-          <w:b w:val="0"/>
-          <w:i w:val="0"/>
-          <w:color w:val="181A1F"/>
-          <w:sz w:val="28"/>
-        </w:rPr>
-        <w:t xml:space="preserve">Ученица 11 класса Олеся готовится к ЕГЭ по обществознанию. При повторении темы «Образование в Российской Федерации» она записывала права обучающихся, но допустила ошибки, выписав также обязанности обучающихся. Запишите цифры, под которыми указаны права обучающихся в Российской Федерации. </w:t>
-      </w:r>
-    </w:p>
-    <w:p>
-      <w:pPr>
-        <w:widowControl/>
-        <w:spacing w:line="240" w:lineRule="auto" w:after="0"/>
-      </w:pPr>
-      <w:r>
-        <w:rPr>
-          <w:rFonts w:ascii="Times New Roman" w:hAnsi="Times New Roman" w:eastAsia="Times New Roman"/>
-          <w:b w:val="0"/>
-          <w:i w:val="0"/>
-          <w:color w:val="181A1F"/>
-          <w:sz w:val="28"/>
-        </w:rPr>
-        <w:t>1) уважать честь и достоинство работников образовательной организации</w:t>
-      </w:r>
-    </w:p>
-    <w:p>
-      <w:pPr>
-        <w:widowControl/>
-        <w:spacing w:line="240" w:lineRule="auto" w:after="0"/>
-      </w:pPr>
-      <w:r>
-        <w:rPr>
-          <w:rFonts w:ascii="Times New Roman" w:hAnsi="Times New Roman" w:eastAsia="Times New Roman"/>
-          <w:b w:val="0"/>
-          <w:i w:val="0"/>
-          <w:color w:val="181A1F"/>
-          <w:sz w:val="28"/>
-        </w:rPr>
-        <w:t xml:space="preserve">2) обучаться по индивидуальному учебному плану, в том числе проходить ускоренное обучение, в пределах осваиваемой образовательной программы в установленном порядке </w:t>
-      </w:r>
-    </w:p>
-    <w:p>
-      <w:pPr>
-        <w:widowControl/>
-        <w:spacing w:line="240" w:lineRule="auto" w:after="0"/>
-      </w:pPr>
-      <w:r>
-        <w:rPr>
-          <w:rFonts w:ascii="Times New Roman" w:hAnsi="Times New Roman" w:eastAsia="Times New Roman"/>
-          <w:b w:val="0"/>
-          <w:i w:val="0"/>
-          <w:color w:val="181A1F"/>
-          <w:sz w:val="28"/>
-        </w:rPr>
-        <w:t xml:space="preserve">3) участвовать в формировании содержания своего профессионального образования в установленном порядке </w:t>
-      </w:r>
-    </w:p>
-    <w:p>
-      <w:pPr>
-        <w:widowControl/>
-        <w:spacing w:line="240" w:lineRule="auto" w:after="0"/>
-      </w:pPr>
-      <w:r>
-        <w:rPr>
-          <w:rFonts w:ascii="Times New Roman" w:hAnsi="Times New Roman" w:eastAsia="Times New Roman"/>
-          <w:b w:val="0"/>
-          <w:i w:val="0"/>
-          <w:color w:val="181A1F"/>
-          <w:sz w:val="28"/>
-        </w:rPr>
-        <w:t xml:space="preserve">4) выбирать организацию, форму получения образования и форму обучения после получения основного общего образования или после достижения восемнадцати лет </w:t>
-      </w:r>
-    </w:p>
-    <w:p>
-      <w:pPr>
-        <w:widowControl/>
-        <w:spacing w:line="240" w:lineRule="auto" w:after="0"/>
-      </w:pPr>
-      <w:r>
-        <w:rPr>
-          <w:rFonts w:ascii="Times New Roman" w:hAnsi="Times New Roman" w:eastAsia="Times New Roman"/>
-          <w:b w:val="0"/>
-          <w:i w:val="0"/>
-          <w:color w:val="181A1F"/>
-          <w:sz w:val="28"/>
-        </w:rPr>
-        <w:t xml:space="preserve">5) добросовестно осваивать образовательную программу, выполнять индивидуальный учебный план </w:t>
-      </w:r>
-    </w:p>
-    <w:p>
-      <w:pPr>
-        <w:widowControl/>
-        <w:spacing w:line="240" w:lineRule="auto" w:after="0"/>
-      </w:pPr>
-      <w:r>
-        <w:rPr>
-          <w:rFonts w:ascii="Times New Roman" w:hAnsi="Times New Roman" w:eastAsia="Times New Roman"/>
-          <w:b w:val="0"/>
-          <w:i w:val="0"/>
-          <w:color w:val="181A1F"/>
-          <w:sz w:val="28"/>
-        </w:rPr>
-        <w:t>6) осваивать наряду с обязательными учебными предметами, курсами, дисциплинами (модулями) любые другие учебные предметы, курсы, дисциплины (модули), преподаваемые в образовательной организации, в установленном порядке</w:t>
-      </w:r>
-    </w:p>
-    <w:p>
-      <w:pPr>
-        <w:keepNext/>
-        <w:widowControl/>
-        <w:spacing w:line="240" w:lineRule="auto" w:after="0" w:before="120"/>
-      </w:pPr>
-      <w:r>
-        <w:rPr>
-          <w:rFonts w:ascii="Times New Roman" w:hAnsi="Times New Roman" w:eastAsia="Times New Roman"/>
-          <w:b/>
-          <w:color w:val="181A1F"/>
-          <w:sz w:val="28"/>
-        </w:rPr>
-        <w:t>14.</w:t>
-      </w:r>
-    </w:p>
-    <w:p>
-      <w:pPr>
-        <w:widowControl/>
-        <w:spacing w:line="240" w:lineRule="auto" w:after="0"/>
-      </w:pPr>
-      <w:r>
-        <w:rPr>
-          <w:rFonts w:ascii="Times New Roman" w:hAnsi="Times New Roman" w:eastAsia="Times New Roman"/>
-          <w:b w:val="0"/>
-          <w:i w:val="0"/>
-          <w:color w:val="181A1F"/>
-          <w:sz w:val="28"/>
-        </w:rPr>
-        <w:t>Популярный актёр и телеведущий на собственные средства снял чёрно-белый фильм о судьбе своего поколения. Критики отнесли это произведение к элитарному искусству. Выберите в приведённом ниже списке характеристики произведения элитарной культуры и запишите цифры, под которыми они указаны.</w:t>
-      </w:r>
-    </w:p>
-    <w:p>
-      <w:pPr>
-        <w:widowControl/>
-        <w:spacing w:line="240" w:lineRule="auto" w:after="0"/>
-      </w:pPr>
-      <w:r>
-        <w:rPr>
-          <w:rFonts w:ascii="Times New Roman" w:hAnsi="Times New Roman" w:eastAsia="Times New Roman"/>
-          <w:b w:val="0"/>
-          <w:i w:val="0"/>
-          <w:color w:val="181A1F"/>
-          <w:sz w:val="28"/>
-        </w:rPr>
-        <w:t>1) коммерческий характер</w:t>
-      </w:r>
-    </w:p>
-    <w:p>
-      <w:pPr>
-        <w:widowControl/>
-        <w:spacing w:line="240" w:lineRule="auto" w:after="0"/>
-      </w:pPr>
-      <w:r>
-        <w:rPr>
-          <w:rFonts w:ascii="Times New Roman" w:hAnsi="Times New Roman" w:eastAsia="Times New Roman"/>
-          <w:b w:val="0"/>
-          <w:i w:val="0"/>
-          <w:color w:val="181A1F"/>
-          <w:sz w:val="28"/>
-        </w:rPr>
-        <w:t>2) содержательная сложность</w:t>
-      </w:r>
-    </w:p>
-    <w:p>
-      <w:pPr>
-        <w:widowControl/>
-        <w:spacing w:line="240" w:lineRule="auto" w:after="0"/>
-      </w:pPr>
-      <w:r>
-        <w:rPr>
-          <w:rFonts w:ascii="Times New Roman" w:hAnsi="Times New Roman" w:eastAsia="Times New Roman"/>
-          <w:b w:val="0"/>
-          <w:i w:val="0"/>
-          <w:color w:val="181A1F"/>
-          <w:sz w:val="28"/>
-        </w:rPr>
-        <w:t>3) внимание критиков и знатоков</w:t>
-      </w:r>
-    </w:p>
-    <w:p>
-      <w:pPr>
-        <w:widowControl/>
-        <w:spacing w:line="240" w:lineRule="auto" w:after="0"/>
-      </w:pPr>
-      <w:r>
-        <w:rPr>
-          <w:rFonts w:ascii="Times New Roman" w:hAnsi="Times New Roman" w:eastAsia="Times New Roman"/>
-          <w:b w:val="0"/>
-          <w:i w:val="0"/>
-          <w:color w:val="181A1F"/>
-          <w:sz w:val="28"/>
-        </w:rPr>
-        <w:t>4) использование спецэффектов</w:t>
-      </w:r>
-    </w:p>
-    <w:p>
-      <w:pPr>
-        <w:widowControl/>
-        <w:spacing w:line="240" w:lineRule="auto" w:after="0"/>
-      </w:pPr>
-      <w:r>
-        <w:rPr>
-          <w:rFonts w:ascii="Times New Roman" w:hAnsi="Times New Roman" w:eastAsia="Times New Roman"/>
-          <w:b w:val="0"/>
-          <w:i w:val="0"/>
-          <w:color w:val="181A1F"/>
-          <w:sz w:val="28"/>
-        </w:rPr>
-        <w:t>5) привлечение кинозвёзд</w:t>
-      </w:r>
-    </w:p>
-    <w:p>
-      <w:pPr>
-        <w:widowControl/>
-        <w:spacing w:line="240" w:lineRule="auto" w:after="0"/>
-      </w:pPr>
-      <w:r>
-        <w:rPr>
-          <w:rFonts w:ascii="Times New Roman" w:hAnsi="Times New Roman" w:eastAsia="Times New Roman"/>
-          <w:b w:val="0"/>
-          <w:i w:val="0"/>
-          <w:color w:val="181A1F"/>
-          <w:sz w:val="28"/>
-        </w:rPr>
-        <w:t>6) колоссальный интерес зрителей</w:t>
-      </w:r>
-    </w:p>
-    <w:p>
-      <w:pPr>
-        <w:keepNext/>
-        <w:widowControl/>
-        <w:spacing w:line="240" w:lineRule="auto" w:after="0" w:before="120"/>
-      </w:pPr>
-      <w:r>
-        <w:rPr>
-          <w:rFonts w:ascii="Times New Roman" w:hAnsi="Times New Roman" w:eastAsia="Times New Roman"/>
-          <w:b/>
-          <w:color w:val="181A1F"/>
-          <w:sz w:val="28"/>
-        </w:rPr>
-        <w:t>15.</w:t>
-      </w:r>
-    </w:p>
-    <w:p>
-      <w:pPr>
-        <w:widowControl/>
-        <w:spacing w:line="240" w:lineRule="auto" w:after="0"/>
-      </w:pPr>
-      <w:r>
-        <w:rPr>
-          <w:rFonts w:ascii="Times New Roman" w:hAnsi="Times New Roman" w:eastAsia="Times New Roman"/>
-          <w:b w:val="0"/>
-          <w:i w:val="0"/>
-          <w:color w:val="181A1F"/>
-          <w:sz w:val="28"/>
-        </w:rPr>
-        <w:t>Выберите верные суждения о формах (областях) духовной культуры и запишите цифры, под которыми они указаны.</w:t>
-      </w:r>
-    </w:p>
-    <w:p>
-      <w:pPr>
-        <w:widowControl/>
-        <w:spacing w:line="240" w:lineRule="auto" w:after="0"/>
-      </w:pPr>
-      <w:r>
-        <w:rPr>
-          <w:rFonts w:ascii="Times New Roman" w:hAnsi="Times New Roman" w:eastAsia="Times New Roman"/>
-          <w:b w:val="0"/>
-          <w:i w:val="0"/>
-          <w:color w:val="181A1F"/>
-          <w:sz w:val="28"/>
-        </w:rPr>
-        <w:t>1) Мораль, в отличие от других форм (областей) духовной культуры, объясняет события и явления окружающего мира.</w:t>
-      </w:r>
-    </w:p>
-    <w:p>
-      <w:pPr>
-        <w:widowControl/>
-        <w:spacing w:line="240" w:lineRule="auto" w:after="0"/>
-      </w:pPr>
-      <w:r>
-        <w:rPr>
-          <w:rFonts w:ascii="Times New Roman" w:hAnsi="Times New Roman" w:eastAsia="Times New Roman"/>
-          <w:b w:val="0"/>
-          <w:i w:val="0"/>
-          <w:color w:val="181A1F"/>
-          <w:sz w:val="28"/>
-        </w:rPr>
-        <w:t>2) Наука, в отличие от других форм (областей) духовной культуры, воздействует на эмоциональную сферу человека.</w:t>
-      </w:r>
-    </w:p>
-    <w:p>
-      <w:pPr>
-        <w:widowControl/>
-        <w:spacing w:line="240" w:lineRule="auto" w:after="0"/>
-      </w:pPr>
-      <w:r>
-        <w:rPr>
-          <w:rFonts w:ascii="Times New Roman" w:hAnsi="Times New Roman" w:eastAsia="Times New Roman"/>
-          <w:b w:val="0"/>
-          <w:i w:val="0"/>
-          <w:color w:val="181A1F"/>
-          <w:sz w:val="28"/>
-        </w:rPr>
-        <w:t>3) Искусство помогает привлечь внимание общества к социальным и нравственным проблемам.</w:t>
-      </w:r>
-    </w:p>
-    <w:p>
-      <w:pPr>
-        <w:widowControl/>
-        <w:spacing w:line="240" w:lineRule="auto" w:after="0"/>
-      </w:pPr>
-      <w:r>
-        <w:rPr>
-          <w:rFonts w:ascii="Times New Roman" w:hAnsi="Times New Roman" w:eastAsia="Times New Roman"/>
-          <w:b w:val="0"/>
-          <w:i w:val="0"/>
-          <w:color w:val="181A1F"/>
-          <w:sz w:val="28"/>
-        </w:rPr>
-        <w:t>4) Один из признаков религиозного сознания — убеждение в реальном существовании сверхъестественного, его влиянии на жизнь человека и общества.</w:t>
-      </w:r>
-    </w:p>
-    <w:p>
-      <w:pPr>
-        <w:widowControl/>
-        <w:spacing w:line="240" w:lineRule="auto" w:after="0"/>
-      </w:pPr>
-      <w:r>
-        <w:rPr>
-          <w:rFonts w:ascii="Times New Roman" w:hAnsi="Times New Roman" w:eastAsia="Times New Roman"/>
-          <w:b w:val="0"/>
-          <w:i w:val="0"/>
-          <w:color w:val="181A1F"/>
-          <w:sz w:val="28"/>
-        </w:rPr>
-        <w:t>5) Наука призвана познать и объяснить устройство мира и законы его развития.</w:t>
-      </w:r>
-    </w:p>
-    <w:p>
-      <w:pPr>
-        <w:keepNext/>
-        <w:widowControl/>
-        <w:spacing w:line="240" w:lineRule="auto" w:after="0" w:before="120"/>
-      </w:pPr>
-      <w:r>
-        <w:rPr>
-          <w:rFonts w:ascii="Times New Roman" w:hAnsi="Times New Roman" w:eastAsia="Times New Roman"/>
-          <w:b/>
-          <w:color w:val="181A1F"/>
-          <w:sz w:val="28"/>
-        </w:rPr>
-        <w:t>16.</w:t>
-      </w:r>
-    </w:p>
-    <w:p>
-      <w:pPr>
-        <w:widowControl/>
-        <w:spacing w:line="240" w:lineRule="auto" w:after="0"/>
-      </w:pPr>
-      <w:r>
-        <w:rPr>
-          <w:rFonts w:ascii="Times New Roman" w:hAnsi="Times New Roman" w:eastAsia="Times New Roman"/>
-          <w:b w:val="0"/>
-          <w:i w:val="0"/>
-          <w:color w:val="181A1F"/>
-          <w:sz w:val="28"/>
-        </w:rPr>
-        <w:t>Выберите верные суждения о формах (областях) духовной культуры и запишите цифры, под которыми они указаны.</w:t>
-      </w:r>
-    </w:p>
-    <w:p>
-      <w:pPr>
-        <w:widowControl/>
-        <w:spacing w:line="240" w:lineRule="auto" w:after="0"/>
-      </w:pPr>
-      <w:r>
-        <w:rPr>
-          <w:rFonts w:ascii="Times New Roman" w:hAnsi="Times New Roman" w:eastAsia="Times New Roman"/>
-          <w:b w:val="0"/>
-          <w:i w:val="0"/>
-          <w:color w:val="181A1F"/>
-          <w:sz w:val="28"/>
-        </w:rPr>
-        <w:t>1) Мораль требует от человека определенного поведения.</w:t>
-      </w:r>
-      <w:r>
-        <w:rPr>
-          <w:rFonts w:ascii="Times New Roman" w:hAnsi="Times New Roman" w:eastAsia="Times New Roman"/>
-          <w:color w:val="181A1F"/>
-          <w:sz w:val="28"/>
-        </w:rPr>
-        <w:br/>
+        <w:t xml:space="preserve">№14 </w:t>
       </w:r>
       <w:r>
         <w:rPr>
           <w:rFonts w:ascii="Times New Roman" w:hAnsi="Times New Roman" w:eastAsia="Times New Roman"/>
           <w:b w:val="0"/>
           <w:i w:val="0"/>
-          <w:color w:val="181A1F"/>
           <w:sz w:val="28"/>
         </w:rPr>
-        <w:t>2) Религия оказывает эмоциональное воздействие на человека.</w:t>
+        <w:t>Выберите верные суждения о семейном праве в РФ и запишите цифры, под которыми они указаны.</w:t>
       </w:r>
+    </w:p>
+    <w:p>
+      <w:pPr>
+        <w:keepNext w:val="0"/>
+        <w:spacing w:after="60" w:line="240" w:lineRule="auto"/>
+        <w:jc w:val="both"/>
+      </w:pPr>
       <w:r>
         <w:rPr>
           <w:rFonts w:ascii="Times New Roman" w:hAnsi="Times New Roman" w:eastAsia="Times New Roman"/>
-          <w:color w:val="181A1F"/>
+          <w:b w:val="0"/>
+          <w:i w:val="0"/>
           <w:sz w:val="28"/>
         </w:rPr>
-        <w:br/>
+        <w:t>1) Семейное право регулирует вопросы устройства детей, оставшихся без попечения родителей.</w:t>
+      </w:r>
+    </w:p>
+    <w:p>
+      <w:pPr>
+        <w:keepNext w:val="0"/>
+        <w:spacing w:after="60" w:line="240" w:lineRule="auto"/>
+        <w:jc w:val="both"/>
+      </w:pPr>
+      <w:r>
+        <w:rPr>
+          <w:rFonts w:ascii="Times New Roman" w:hAnsi="Times New Roman" w:eastAsia="Times New Roman"/>
+          <w:b w:val="0"/>
+          <w:i w:val="0"/>
+          <w:sz w:val="28"/>
+        </w:rPr>
+        <w:t>2) Брак приостанавливается вследствие объявления органом ЗАГС одного из супругов умершим.</w:t>
+      </w:r>
+    </w:p>
+    <w:p>
+      <w:pPr>
+        <w:keepNext w:val="0"/>
+        <w:spacing w:after="60" w:line="240" w:lineRule="auto"/>
+        <w:jc w:val="both"/>
+      </w:pPr>
+      <w:r>
+        <w:rPr>
+          <w:rFonts w:ascii="Times New Roman" w:hAnsi="Times New Roman" w:eastAsia="Times New Roman"/>
+          <w:b w:val="0"/>
+          <w:i w:val="0"/>
+          <w:sz w:val="28"/>
+        </w:rPr>
+        <w:t>3) Законный режим имущества супругов устанавливается только брачным договором.</w:t>
+      </w:r>
+    </w:p>
+    <w:p>
+      <w:pPr>
+        <w:keepNext w:val="0"/>
+        <w:spacing w:after="60" w:line="240" w:lineRule="auto"/>
+        <w:jc w:val="both"/>
+      </w:pPr>
+      <w:r>
+        <w:rPr>
+          <w:rFonts w:ascii="Times New Roman" w:hAnsi="Times New Roman" w:eastAsia="Times New Roman"/>
+          <w:b w:val="0"/>
+          <w:i w:val="0"/>
+          <w:sz w:val="28"/>
+        </w:rPr>
+        <w:t>4) Родители обязаны предоставлять содержание своим несовершеннолетним детям.</w:t>
+      </w:r>
+    </w:p>
+    <w:p>
+      <w:pPr>
+        <w:keepNext w:val="0"/>
+        <w:spacing w:after="60" w:line="240" w:lineRule="auto"/>
+        <w:jc w:val="both"/>
+      </w:pPr>
+      <w:r>
+        <w:rPr>
+          <w:rFonts w:ascii="Times New Roman" w:hAnsi="Times New Roman" w:eastAsia="Times New Roman"/>
+          <w:b w:val="0"/>
+          <w:i w:val="0"/>
+          <w:sz w:val="28"/>
+        </w:rPr>
+        <w:t>5) Брак заключается в органах записи актов гражданского состояния (ЗАГС).</w:t>
+      </w:r>
+    </w:p>
+    <w:p>
+      <w:pPr>
+        <w:keepNext w:val="0"/>
+        <w:spacing w:after="60" w:line="240" w:lineRule="auto"/>
+        <w:jc w:val="both"/>
+      </w:pPr>
+      <w:r>
+        <w:rPr>
+          <w:rFonts w:ascii="Times New Roman" w:hAnsi="Times New Roman" w:eastAsia="Times New Roman"/>
+          <w:b w:val="0"/>
+          <w:i w:val="0"/>
+          <w:sz w:val="28"/>
+        </w:rPr>
+        <w:t>Ответ:</w:t>
+      </w:r>
+    </w:p>
+    <w:p>
+      <w:pPr>
+        <w:keepNext w:val="0"/>
+        <w:spacing w:after="60" w:line="240" w:lineRule="auto"/>
+        <w:jc w:val="both"/>
+      </w:pPr>
+      <w:r>
+        <w:rPr>
+          <w:rFonts w:ascii="Times New Roman" w:hAnsi="Times New Roman" w:eastAsia="Times New Roman"/>
+          <w:b/>
+          <w:sz w:val="28"/>
+        </w:rPr>
+        <w:t xml:space="preserve">№15 </w:t>
       </w:r>
       <w:r>
         <w:rPr>
           <w:rFonts w:ascii="Times New Roman" w:hAnsi="Times New Roman" w:eastAsia="Times New Roman"/>
           <w:b w:val="0"/>
           <w:i w:val="0"/>
-          <w:color w:val="181A1F"/>
           <w:sz w:val="28"/>
         </w:rPr>
-        <w:t>3) Основой морали являются представления человека о добре и зле, готовность поступать в соответствии с этими представлениями.</w:t>
+        <w:t>Установите соответствие между действиями и элементами правового статуса работника в РФ: к каждой позиции, данной в первом столбце, подберите соответствующую позицию из второго столбца.</w:t>
       </w:r>
+    </w:p>
+    <w:tbl>
+      <w:tblPr>
+        <w:tblStyle w:val="TableGrid"/>
+        <w:tblW w:type="auto" w:w="0"/>
+        <w:tblLayout w:type="autofit"/>
+        <w:tblLook w:firstColumn="1" w:firstRow="1" w:lastColumn="0" w:lastRow="0" w:noHBand="0" w:noVBand="1" w:val="04A0"/>
+      </w:tblPr>
+      <w:tblGrid>
+        <w:gridCol w:w="5128"/>
+        <w:gridCol w:w="5128"/>
+      </w:tblGrid>
+      <w:tr>
+        <w:tc>
+          <w:tcPr>
+            <w:tcW w:type="dxa" w:w="5128"/>
+            <w:vAlign w:val="center"/>
+            <w:tcMar>
+              <w:top w:w="80" w:type="dxa"/>
+              <w:start w:w="100" w:type="dxa"/>
+              <w:bottom w:w="80" w:type="dxa"/>
+              <w:end w:w="100" w:type="dxa"/>
+            </w:tcMar>
+          </w:tcPr>
+          <w:p>
+            <w:pPr>
+              <w:keepNext w:val="0"/>
+              <w:spacing w:after="0" w:line="240" w:lineRule="auto"/>
+              <w:jc w:val="left"/>
+            </w:pPr>
+            <w:r>
+              <w:rPr>
+                <w:rFonts w:ascii="Times New Roman" w:hAnsi="Times New Roman" w:eastAsia="Times New Roman"/>
+                <w:sz w:val="28"/>
+              </w:rPr>
+              <w:t>ДЕЙСТВИЯ</w:t>
+            </w:r>
+          </w:p>
+        </w:tc>
+        <w:tc>
+          <w:tcPr>
+            <w:tcW w:type="dxa" w:w="5128"/>
+            <w:vAlign w:val="center"/>
+            <w:tcMar>
+              <w:top w:w="80" w:type="dxa"/>
+              <w:start w:w="100" w:type="dxa"/>
+              <w:bottom w:w="80" w:type="dxa"/>
+              <w:end w:w="100" w:type="dxa"/>
+            </w:tcMar>
+          </w:tcPr>
+          <w:p>
+            <w:pPr>
+              <w:keepNext w:val="0"/>
+              <w:spacing w:after="0" w:line="240" w:lineRule="auto"/>
+              <w:jc w:val="left"/>
+            </w:pPr>
+            <w:r>
+              <w:rPr>
+                <w:rFonts w:ascii="Times New Roman" w:hAnsi="Times New Roman" w:eastAsia="Times New Roman"/>
+                <w:sz w:val="28"/>
+              </w:rPr>
+              <w:t>ЭЛЕМЕНТЫ ПРАВОВОГО СТАТУСА РАБОТНИКА В РФ</w:t>
+            </w:r>
+          </w:p>
+        </w:tc>
+      </w:tr>
+      <w:tr>
+        <w:tc>
+          <w:tcPr>
+            <w:tcW w:type="dxa" w:w="5128"/>
+            <w:vAlign w:val="center"/>
+            <w:tcMar>
+              <w:top w:w="80" w:type="dxa"/>
+              <w:start w:w="100" w:type="dxa"/>
+              <w:bottom w:w="80" w:type="dxa"/>
+              <w:end w:w="100" w:type="dxa"/>
+            </w:tcMar>
+          </w:tcPr>
+          <w:p>
+            <w:pPr>
+              <w:keepNext w:val="0"/>
+              <w:spacing w:after="0" w:line="240" w:lineRule="auto"/>
+              <w:jc w:val="left"/>
+            </w:pPr>
+            <w:r>
+              <w:rPr>
+                <w:rFonts w:ascii="Times New Roman" w:hAnsi="Times New Roman" w:eastAsia="Times New Roman"/>
+                <w:sz w:val="28"/>
+              </w:rPr>
+              <w:t>А) участвовать в управлении своим предприятиемБ) соблюдать трудовую дисциплинуВ) добросовестно исполнять свои трудовые функции, возложенные на него трудовым договоромГ) бережно относиться к имуществу работодателяД) получать полную достоверную информацию об условиях труда</w:t>
+            </w:r>
+          </w:p>
+        </w:tc>
+        <w:tc>
+          <w:tcPr>
+            <w:tcW w:type="dxa" w:w="5128"/>
+            <w:vAlign w:val="center"/>
+            <w:tcMar>
+              <w:top w:w="80" w:type="dxa"/>
+              <w:start w:w="100" w:type="dxa"/>
+              <w:bottom w:w="80" w:type="dxa"/>
+              <w:end w:w="100" w:type="dxa"/>
+            </w:tcMar>
+          </w:tcPr>
+          <w:p>
+            <w:pPr>
+              <w:keepNext w:val="0"/>
+              <w:spacing w:after="0" w:line="240" w:lineRule="auto"/>
+              <w:jc w:val="left"/>
+            </w:pPr>
+            <w:r>
+              <w:rPr>
+                <w:rFonts w:ascii="Times New Roman" w:hAnsi="Times New Roman" w:eastAsia="Times New Roman"/>
+                <w:sz w:val="28"/>
+              </w:rPr>
+              <w:t>1) права2) обязанности</w:t>
+            </w:r>
+          </w:p>
+        </w:tc>
+      </w:tr>
+    </w:tbl>
+    <w:p/>
+    <w:p>
+      <w:pPr>
+        <w:keepNext w:val="0"/>
+        <w:spacing w:after="60" w:line="240" w:lineRule="auto"/>
+        <w:jc w:val="both"/>
+      </w:pPr>
       <w:r>
         <w:rPr>
           <w:rFonts w:ascii="Times New Roman" w:hAnsi="Times New Roman" w:eastAsia="Times New Roman"/>
-          <w:color w:val="181A1F"/>
+          <w:b w:val="0"/>
+          <w:i w:val="0"/>
           <w:sz w:val="28"/>
         </w:rPr>
-        <w:br/>
+        <w:t>Запишите в ответ цифры, расположив их в порядке, соответствующем буквам:</w:t>
+      </w:r>
+    </w:p>
+    <w:tbl>
+      <w:tblPr>
+        <w:tblStyle w:val="TableGrid"/>
+        <w:tblW w:type="auto" w:w="0"/>
+        <w:tblLayout w:type="autofit"/>
+        <w:tblLook w:firstColumn="1" w:firstRow="1" w:lastColumn="0" w:lastRow="0" w:noHBand="0" w:noVBand="1" w:val="04A0"/>
+      </w:tblPr>
+      <w:tblGrid>
+        <w:gridCol w:w="2051"/>
+        <w:gridCol w:w="2051"/>
+        <w:gridCol w:w="2051"/>
+        <w:gridCol w:w="2051"/>
+        <w:gridCol w:w="2051"/>
+      </w:tblGrid>
+      <w:tr>
+        <w:tc>
+          <w:tcPr>
+            <w:tcW w:type="dxa" w:w="2051"/>
+            <w:vAlign w:val="center"/>
+            <w:tcMar>
+              <w:top w:w="80" w:type="dxa"/>
+              <w:start w:w="100" w:type="dxa"/>
+              <w:bottom w:w="80" w:type="dxa"/>
+              <w:end w:w="100" w:type="dxa"/>
+            </w:tcMar>
+          </w:tcPr>
+          <w:p>
+            <w:pPr>
+              <w:keepNext w:val="0"/>
+              <w:spacing w:after="0" w:line="240" w:lineRule="auto"/>
+              <w:jc w:val="left"/>
+            </w:pPr>
+            <w:r>
+              <w:rPr>
+                <w:rFonts w:ascii="Times New Roman" w:hAnsi="Times New Roman" w:eastAsia="Times New Roman"/>
+                <w:sz w:val="28"/>
+              </w:rPr>
+              <w:t>А</w:t>
+            </w:r>
+          </w:p>
+        </w:tc>
+        <w:tc>
+          <w:tcPr>
+            <w:tcW w:type="dxa" w:w="2051"/>
+            <w:vAlign w:val="center"/>
+            <w:tcMar>
+              <w:top w:w="80" w:type="dxa"/>
+              <w:start w:w="100" w:type="dxa"/>
+              <w:bottom w:w="80" w:type="dxa"/>
+              <w:end w:w="100" w:type="dxa"/>
+            </w:tcMar>
+          </w:tcPr>
+          <w:p>
+            <w:pPr>
+              <w:keepNext w:val="0"/>
+              <w:spacing w:after="0" w:line="240" w:lineRule="auto"/>
+              <w:jc w:val="left"/>
+            </w:pPr>
+            <w:r>
+              <w:rPr>
+                <w:rFonts w:ascii="Times New Roman" w:hAnsi="Times New Roman" w:eastAsia="Times New Roman"/>
+                <w:sz w:val="28"/>
+              </w:rPr>
+              <w:t>Б</w:t>
+            </w:r>
+          </w:p>
+        </w:tc>
+        <w:tc>
+          <w:tcPr>
+            <w:tcW w:type="dxa" w:w="2051"/>
+            <w:vAlign w:val="center"/>
+            <w:tcMar>
+              <w:top w:w="80" w:type="dxa"/>
+              <w:start w:w="100" w:type="dxa"/>
+              <w:bottom w:w="80" w:type="dxa"/>
+              <w:end w:w="100" w:type="dxa"/>
+            </w:tcMar>
+          </w:tcPr>
+          <w:p>
+            <w:pPr>
+              <w:keepNext w:val="0"/>
+              <w:spacing w:after="0" w:line="240" w:lineRule="auto"/>
+              <w:jc w:val="left"/>
+            </w:pPr>
+            <w:r>
+              <w:rPr>
+                <w:rFonts w:ascii="Times New Roman" w:hAnsi="Times New Roman" w:eastAsia="Times New Roman"/>
+                <w:sz w:val="28"/>
+              </w:rPr>
+              <w:t>В</w:t>
+            </w:r>
+          </w:p>
+        </w:tc>
+        <w:tc>
+          <w:tcPr>
+            <w:tcW w:type="dxa" w:w="2051"/>
+            <w:vAlign w:val="center"/>
+            <w:tcMar>
+              <w:top w:w="80" w:type="dxa"/>
+              <w:start w:w="100" w:type="dxa"/>
+              <w:bottom w:w="80" w:type="dxa"/>
+              <w:end w:w="100" w:type="dxa"/>
+            </w:tcMar>
+          </w:tcPr>
+          <w:p>
+            <w:pPr>
+              <w:keepNext w:val="0"/>
+              <w:spacing w:after="0" w:line="240" w:lineRule="auto"/>
+              <w:jc w:val="left"/>
+            </w:pPr>
+            <w:r>
+              <w:rPr>
+                <w:rFonts w:ascii="Times New Roman" w:hAnsi="Times New Roman" w:eastAsia="Times New Roman"/>
+                <w:sz w:val="28"/>
+              </w:rPr>
+              <w:t>Г</w:t>
+            </w:r>
+          </w:p>
+        </w:tc>
+        <w:tc>
+          <w:tcPr>
+            <w:tcW w:type="dxa" w:w="2051"/>
+            <w:vAlign w:val="center"/>
+            <w:tcMar>
+              <w:top w:w="80" w:type="dxa"/>
+              <w:start w:w="100" w:type="dxa"/>
+              <w:bottom w:w="80" w:type="dxa"/>
+              <w:end w:w="100" w:type="dxa"/>
+            </w:tcMar>
+          </w:tcPr>
+          <w:p>
+            <w:pPr>
+              <w:keepNext w:val="0"/>
+              <w:spacing w:after="0" w:line="240" w:lineRule="auto"/>
+              <w:jc w:val="left"/>
+            </w:pPr>
+            <w:r>
+              <w:rPr>
+                <w:rFonts w:ascii="Times New Roman" w:hAnsi="Times New Roman" w:eastAsia="Times New Roman"/>
+                <w:sz w:val="28"/>
+              </w:rPr>
+              <w:t>Д</w:t>
+            </w:r>
+          </w:p>
+        </w:tc>
+      </w:tr>
+      <w:tr>
+        <w:tc>
+          <w:tcPr>
+            <w:tcW w:type="dxa" w:w="2051"/>
+            <w:vAlign w:val="center"/>
+            <w:tcMar>
+              <w:top w:w="80" w:type="dxa"/>
+              <w:start w:w="100" w:type="dxa"/>
+              <w:bottom w:w="80" w:type="dxa"/>
+              <w:end w:w="100" w:type="dxa"/>
+            </w:tcMar>
+          </w:tcPr>
+          <w:p>
+            <w:pPr>
+              <w:keepNext w:val="0"/>
+              <w:spacing w:after="0" w:line="240" w:lineRule="auto"/>
+              <w:jc w:val="left"/>
+            </w:pPr>
+            <w:r>
+              <w:rPr>
+                <w:rFonts w:ascii="Times New Roman" w:hAnsi="Times New Roman" w:eastAsia="Times New Roman"/>
+                <w:sz w:val="28"/>
+              </w:rPr>
+            </w:r>
+          </w:p>
+        </w:tc>
+        <w:tc>
+          <w:tcPr>
+            <w:tcW w:type="dxa" w:w="2051"/>
+            <w:vAlign w:val="center"/>
+            <w:tcMar>
+              <w:top w:w="80" w:type="dxa"/>
+              <w:start w:w="100" w:type="dxa"/>
+              <w:bottom w:w="80" w:type="dxa"/>
+              <w:end w:w="100" w:type="dxa"/>
+            </w:tcMar>
+          </w:tcPr>
+          <w:p>
+            <w:pPr>
+              <w:keepNext w:val="0"/>
+              <w:spacing w:after="0" w:line="240" w:lineRule="auto"/>
+              <w:jc w:val="left"/>
+            </w:pPr>
+            <w:r>
+              <w:rPr>
+                <w:rFonts w:ascii="Times New Roman" w:hAnsi="Times New Roman" w:eastAsia="Times New Roman"/>
+                <w:sz w:val="28"/>
+              </w:rPr>
+            </w:r>
+          </w:p>
+        </w:tc>
+        <w:tc>
+          <w:tcPr>
+            <w:tcW w:type="dxa" w:w="2051"/>
+            <w:vAlign w:val="center"/>
+            <w:tcMar>
+              <w:top w:w="80" w:type="dxa"/>
+              <w:start w:w="100" w:type="dxa"/>
+              <w:bottom w:w="80" w:type="dxa"/>
+              <w:end w:w="100" w:type="dxa"/>
+            </w:tcMar>
+          </w:tcPr>
+          <w:p>
+            <w:pPr>
+              <w:keepNext w:val="0"/>
+              <w:spacing w:after="0" w:line="240" w:lineRule="auto"/>
+              <w:jc w:val="left"/>
+            </w:pPr>
+            <w:r>
+              <w:rPr>
+                <w:rFonts w:ascii="Times New Roman" w:hAnsi="Times New Roman" w:eastAsia="Times New Roman"/>
+                <w:sz w:val="28"/>
+              </w:rPr>
+            </w:r>
+          </w:p>
+        </w:tc>
+        <w:tc>
+          <w:tcPr>
+            <w:tcW w:type="dxa" w:w="2051"/>
+            <w:vAlign w:val="center"/>
+            <w:tcMar>
+              <w:top w:w="80" w:type="dxa"/>
+              <w:start w:w="100" w:type="dxa"/>
+              <w:bottom w:w="80" w:type="dxa"/>
+              <w:end w:w="100" w:type="dxa"/>
+            </w:tcMar>
+          </w:tcPr>
+          <w:p>
+            <w:pPr>
+              <w:keepNext w:val="0"/>
+              <w:spacing w:after="0" w:line="240" w:lineRule="auto"/>
+              <w:jc w:val="left"/>
+            </w:pPr>
+            <w:r>
+              <w:rPr>
+                <w:rFonts w:ascii="Times New Roman" w:hAnsi="Times New Roman" w:eastAsia="Times New Roman"/>
+                <w:sz w:val="28"/>
+              </w:rPr>
+            </w:r>
+          </w:p>
+        </w:tc>
+        <w:tc>
+          <w:tcPr>
+            <w:tcW w:type="dxa" w:w="2051"/>
+            <w:vAlign w:val="center"/>
+            <w:tcMar>
+              <w:top w:w="80" w:type="dxa"/>
+              <w:start w:w="100" w:type="dxa"/>
+              <w:bottom w:w="80" w:type="dxa"/>
+              <w:end w:w="100" w:type="dxa"/>
+            </w:tcMar>
+          </w:tcPr>
+          <w:p>
+            <w:pPr>
+              <w:keepNext w:val="0"/>
+              <w:spacing w:after="0" w:line="240" w:lineRule="auto"/>
+              <w:jc w:val="left"/>
+            </w:pPr>
+            <w:r>
+              <w:rPr>
+                <w:rFonts w:ascii="Times New Roman" w:hAnsi="Times New Roman" w:eastAsia="Times New Roman"/>
+                <w:sz w:val="28"/>
+              </w:rPr>
+            </w:r>
+          </w:p>
+        </w:tc>
+      </w:tr>
+    </w:tbl>
+    <w:p/>
+    <w:p>
+      <w:pPr>
+        <w:keepNext w:val="0"/>
+        <w:spacing w:after="60" w:line="240" w:lineRule="auto"/>
+        <w:jc w:val="both"/>
+      </w:pPr>
+      <w:r>
+        <w:rPr>
+          <w:rFonts w:ascii="Times New Roman" w:hAnsi="Times New Roman" w:eastAsia="Times New Roman"/>
+          <w:b w:val="0"/>
+          <w:i w:val="0"/>
+          <w:sz w:val="28"/>
+        </w:rPr>
+        <w:t>Ответ:</w:t>
+      </w:r>
+    </w:p>
+    <w:p>
+      <w:pPr>
+        <w:keepNext w:val="0"/>
+        <w:spacing w:after="60" w:line="240" w:lineRule="auto"/>
+        <w:jc w:val="both"/>
+      </w:pPr>
+      <w:r>
+        <w:rPr>
+          <w:rFonts w:ascii="Times New Roman" w:hAnsi="Times New Roman" w:eastAsia="Times New Roman"/>
+          <w:b/>
+          <w:sz w:val="28"/>
+        </w:rPr>
+        <w:t xml:space="preserve">№16 </w:t>
       </w:r>
       <w:r>
         <w:rPr>
           <w:rFonts w:ascii="Times New Roman" w:hAnsi="Times New Roman" w:eastAsia="Times New Roman"/>
           <w:b w:val="0"/>
           <w:i w:val="0"/>
-          <w:color w:val="181A1F"/>
           <w:sz w:val="28"/>
         </w:rPr>
-        <w:t>4) Религия даёт верующему человеку облегчение в страданиях, показывает выход из трудных, кажущихся безвыходными ситуаций.</w:t>
+        <w:t>Вадим Владимирович работает нотариусом. Найдите в приведённом ниже списке действия, входящие в круг полномочий нотариуса, и запишите цифры, под которыми они указаны.</w:t>
       </w:r>
+    </w:p>
+    <w:p>
+      <w:pPr>
+        <w:keepNext w:val="0"/>
+        <w:spacing w:after="60" w:line="240" w:lineRule="auto"/>
+        <w:jc w:val="both"/>
+      </w:pPr>
       <w:r>
         <w:rPr>
           <w:rFonts w:ascii="Times New Roman" w:hAnsi="Times New Roman" w:eastAsia="Times New Roman"/>
-          <w:color w:val="181A1F"/>
+          <w:b w:val="0"/>
+          <w:i w:val="0"/>
           <w:sz w:val="28"/>
         </w:rPr>
-        <w:br/>
+        <w:t>1) поддержание государственного обвинения в Суде</w:t>
+      </w:r>
+    </w:p>
+    <w:p>
+      <w:pPr>
+        <w:keepNext w:val="0"/>
+        <w:spacing w:after="60" w:line="240" w:lineRule="auto"/>
+        <w:jc w:val="both"/>
+      </w:pPr>
+      <w:r>
+        <w:rPr>
+          <w:rFonts w:ascii="Times New Roman" w:hAnsi="Times New Roman" w:eastAsia="Times New Roman"/>
+          <w:b w:val="0"/>
+          <w:i w:val="0"/>
+          <w:sz w:val="28"/>
+        </w:rPr>
+        <w:t>2) представление и защита интересов доверителя в суде</w:t>
+      </w:r>
+    </w:p>
+    <w:p>
+      <w:pPr>
+        <w:keepNext w:val="0"/>
+        <w:spacing w:after="60" w:line="240" w:lineRule="auto"/>
+        <w:jc w:val="both"/>
+      </w:pPr>
+      <w:r>
+        <w:rPr>
+          <w:rFonts w:ascii="Times New Roman" w:hAnsi="Times New Roman" w:eastAsia="Times New Roman"/>
+          <w:b w:val="0"/>
+          <w:i w:val="0"/>
+          <w:sz w:val="28"/>
+        </w:rPr>
+        <w:t>3) расследование преступлений</w:t>
+      </w:r>
+    </w:p>
+    <w:p>
+      <w:pPr>
+        <w:keepNext w:val="0"/>
+        <w:spacing w:after="60" w:line="240" w:lineRule="auto"/>
+        <w:jc w:val="both"/>
+      </w:pPr>
+      <w:r>
+        <w:rPr>
+          <w:rFonts w:ascii="Times New Roman" w:hAnsi="Times New Roman" w:eastAsia="Times New Roman"/>
+          <w:b w:val="0"/>
+          <w:i w:val="0"/>
+          <w:sz w:val="28"/>
+        </w:rPr>
+        <w:t>4) удостоверение брачного договора</w:t>
+      </w:r>
+    </w:p>
+    <w:p>
+      <w:pPr>
+        <w:keepNext w:val="0"/>
+        <w:spacing w:after="60" w:line="240" w:lineRule="auto"/>
+        <w:jc w:val="both"/>
+      </w:pPr>
+      <w:r>
+        <w:rPr>
+          <w:rFonts w:ascii="Times New Roman" w:hAnsi="Times New Roman" w:eastAsia="Times New Roman"/>
+          <w:b w:val="0"/>
+          <w:i w:val="0"/>
+          <w:sz w:val="28"/>
+        </w:rPr>
+        <w:t>5) заверение копий документов</w:t>
+      </w:r>
+    </w:p>
+    <w:p>
+      <w:pPr>
+        <w:keepNext w:val="0"/>
+        <w:spacing w:after="60" w:line="240" w:lineRule="auto"/>
+        <w:jc w:val="both"/>
+      </w:pPr>
+      <w:r>
+        <w:rPr>
+          <w:rFonts w:ascii="Times New Roman" w:hAnsi="Times New Roman" w:eastAsia="Times New Roman"/>
+          <w:b w:val="0"/>
+          <w:i w:val="0"/>
+          <w:sz w:val="28"/>
+        </w:rPr>
+        <w:t>6) составление завещаний</w:t>
+      </w:r>
+    </w:p>
+    <w:p>
+      <w:pPr>
+        <w:keepNext w:val="0"/>
+        <w:spacing w:after="60" w:line="240" w:lineRule="auto"/>
+        <w:jc w:val="both"/>
+      </w:pPr>
+      <w:r>
+        <w:rPr>
+          <w:rFonts w:ascii="Times New Roman" w:hAnsi="Times New Roman" w:eastAsia="Times New Roman"/>
+          <w:b w:val="0"/>
+          <w:i w:val="0"/>
+          <w:sz w:val="28"/>
+        </w:rPr>
+        <w:t>Ответ:</w:t>
+      </w:r>
+    </w:p>
+    <w:p>
+      <w:r>
+        <w:br w:type="page"/>
+      </w:r>
+    </w:p>
+    <w:p>
+      <w:pPr>
+        <w:keepNext/>
+        <w:spacing w:after="60" w:line="240" w:lineRule="auto"/>
+        <w:jc w:val="both"/>
+      </w:pPr>
+      <w:r>
+        <w:rPr>
+          <w:rFonts w:ascii="Times New Roman" w:hAnsi="Times New Roman" w:eastAsia="Times New Roman"/>
+          <w:b/>
+          <w:i w:val="0"/>
+          <w:sz w:val="28"/>
+        </w:rPr>
+        <w:t>Вторая часть</w:t>
+      </w:r>
+    </w:p>
+    <w:p>
+      <w:pPr>
+        <w:keepNext w:val="0"/>
+        <w:spacing w:after="60" w:line="240" w:lineRule="auto"/>
+        <w:jc w:val="both"/>
+      </w:pPr>
+      <w:r>
+        <w:rPr>
+          <w:rFonts w:ascii="Times New Roman" w:hAnsi="Times New Roman" w:eastAsia="Times New Roman"/>
+          <w:b w:val="0"/>
+          <w:i w:val="0"/>
+          <w:sz w:val="28"/>
+        </w:rPr>
+        <w:t>Массовая культура — это сложный социальный феномен XX века, представляющий собой особый тип производства и потребления культурных ценностей, характерный для массового общества. Стоит выделить ключевой фактор формирования массовой культуры — увеличение времени для отдыха, вследствие сокращения количества рабочего времени под воздействием развития техники. В результате самые широкие слои общества также стали испытывать потребность в досуге. Заполнить этот досуг предстояло массовой культуре, которой удалось поставить практику развлечений на широкий поток.</w:t>
+      </w:r>
+    </w:p>
+    <w:p>
+      <w:pPr>
+        <w:keepNext w:val="0"/>
+        <w:spacing w:after="60" w:line="240" w:lineRule="auto"/>
+        <w:jc w:val="both"/>
+      </w:pPr>
+      <w:r>
+        <w:rPr>
+          <w:rFonts w:ascii="Times New Roman" w:hAnsi="Times New Roman" w:eastAsia="Times New Roman"/>
+          <w:b w:val="0"/>
+          <w:i w:val="0"/>
+          <w:sz w:val="28"/>
+        </w:rPr>
+        <w:t>Начало происходить сращивание культуры с миром развлечений, что предопределило ключевые особенности и предметное поле массовой культуры. Элементы массовой культуры должны были стать интересными по своему содержанию и иметь эффективную для быстрого восприятия зрителем форму, сочетать в себе чёткий сюжет с интригой. Такая специфика позволила предопределить основные черты, характеризующие массовую культуру. Во-первых, для неё характерна серийность предметов её потребления; во-вторых, трансляция примитивных стандартов жизни и отношений между людьми; в-третьих, развлекательность, забавность, сентиментальность; в-четвертых, пропаганда культа сильной личности, которой всегда сопутствует жизненный успех.</w:t>
+      </w:r>
+    </w:p>
+    <w:p>
+      <w:pPr>
+        <w:keepNext w:val="0"/>
+        <w:spacing w:after="60" w:line="240" w:lineRule="auto"/>
+        <w:jc w:val="both"/>
+      </w:pPr>
+      <w:r>
+        <w:rPr>
+          <w:rFonts w:ascii="Times New Roman" w:hAnsi="Times New Roman" w:eastAsia="Times New Roman"/>
+          <w:b w:val="0"/>
+          <w:i w:val="0"/>
+          <w:sz w:val="28"/>
+        </w:rPr>
+        <w:t>Массовая культура выступает также в качестве некоего фундамента мировой культуры, в результате чего происходит стирание и устранение национальных границ, в этом проявляется её роль в глобализации. В числе ключевых проявлений массовой культуры современности можно выделить такие как: индустрия детства, средства массовой информации, индустрия развлекательного досуга, индустрия оздоровительного досуга, реклама и мода и другие.</w:t>
+      </w:r>
+    </w:p>
+    <w:p>
+      <w:pPr>
+        <w:keepNext w:val="0"/>
+        <w:spacing w:after="60" w:line="240" w:lineRule="auto"/>
+        <w:jc w:val="both"/>
+      </w:pPr>
+      <w:r>
+        <w:rPr>
+          <w:rFonts w:ascii="Times New Roman" w:hAnsi="Times New Roman" w:eastAsia="Times New Roman"/>
+          <w:b w:val="0"/>
+          <w:i w:val="0"/>
+          <w:sz w:val="28"/>
+        </w:rPr>
+        <w:t>Критиками долгое время при оценке массовой культуры говорилось только об отрицательных её сторонах. Считалось, что она может быть востребована только невзыскательной и неразвитой публикой. Осуждалась её ориентация на потребление, а не на творчество, ей приписывался преимущественно развлекательный характер. Подчеркивалось, что в очень немногих произведениях рассматриваются вопросы о цели и смысле жизни, ценностях. Нередко можно столкнуться с ситуацией, когда произведения массовой культуры исполнены на достаточно низком профессиональном уровне, не обладают высокой эстетической ценностью и способны формировать только лишь массовое мировоззрение, которому присущи некритические убеждения и взгляды.</w:t>
+      </w:r>
+    </w:p>
+    <w:p>
+      <w:pPr>
+        <w:keepNext w:val="0"/>
+        <w:spacing w:after="60" w:line="240" w:lineRule="auto"/>
+        <w:jc w:val="both"/>
+      </w:pPr>
+      <w:r>
+        <w:rPr>
+          <w:rFonts w:ascii="Times New Roman" w:hAnsi="Times New Roman" w:eastAsia="Times New Roman"/>
+          <w:b w:val="0"/>
+          <w:i w:val="0"/>
+          <w:sz w:val="28"/>
+        </w:rPr>
+        <w:t>Данные рассуждения нельзя отвергать, как лишённые всякого смысла. Однако нужно сказать о положительных аспектах, которые несёт в себе развитие массовой культуры. Во-первых, появление массовой культуры способствовало достижению всеобщей грамотности населения. Во-вторых, массовой культуре принадлежит значительная роль в становлении современного рекреационного механизма снятия стрессов и напряжений. В-третьих, не следует углубляться в категорическое противопоставление массовой культуры высокой культуре предшествующих эпох. В те времена также существовали и средняя, и низовая культуры, однако с течением времени до нас дошли лишь её шедевры, которые представляют собой единичное явление любой эпохи, выделение которых всегда происходит лишь с течением времени. Также произойдет и с современной культурой, которая с течением времени отсеет большую часть произведений, оставив лишь настоящее искусство. (по А. Е. Сошникову)</w:t>
+      </w:r>
+    </w:p>
+    <w:p>
+      <w:pPr>
+        <w:keepNext/>
+        <w:spacing w:after="60" w:line="240" w:lineRule="auto"/>
+        <w:jc w:val="both"/>
+      </w:pPr>
+      <w:r>
+        <w:rPr>
+          <w:rFonts w:ascii="Times New Roman" w:hAnsi="Times New Roman" w:eastAsia="Times New Roman"/>
+          <w:b/>
+          <w:i w:val="0"/>
+          <w:sz w:val="28"/>
+        </w:rPr>
+        <w:t>№17</w:t>
+      </w:r>
+    </w:p>
+    <w:p>
+      <w:pPr>
+        <w:keepNext w:val="0"/>
+        <w:spacing w:after="60" w:line="240" w:lineRule="auto"/>
+        <w:jc w:val="both"/>
+      </w:pPr>
+      <w:r>
+        <w:rPr>
+          <w:rFonts w:ascii="Times New Roman" w:hAnsi="Times New Roman" w:eastAsia="Times New Roman"/>
+          <w:b w:val="0"/>
+          <w:i w:val="0"/>
+          <w:sz w:val="28"/>
+        </w:rPr>
+        <w:t>Какое определение даёт автор понятию «массовая культура»? Какие особенности массовой культуры он выделяет? Назовите две любые особенности. Какой ключевой фактор формирования массовой культуры он называет?</w:t>
+      </w:r>
+    </w:p>
+    <w:p>
+      <w:pPr>
+        <w:keepNext w:val="0"/>
+        <w:spacing w:after="60" w:line="240" w:lineRule="auto"/>
+        <w:jc w:val="both"/>
+      </w:pPr>
+      <w:r>
+        <w:rPr>
+          <w:rFonts w:ascii="Times New Roman" w:hAnsi="Times New Roman" w:eastAsia="Times New Roman"/>
+          <w:b w:val="0"/>
+          <w:i w:val="0"/>
+          <w:sz w:val="28"/>
+        </w:rPr>
+        <w:t>Ответ:</w:t>
+      </w:r>
+    </w:p>
+    <w:p>
+      <w:pPr>
+        <w:keepNext/>
+        <w:spacing w:after="60" w:line="240" w:lineRule="auto"/>
+        <w:jc w:val="both"/>
+      </w:pPr>
+      <w:r>
+        <w:rPr>
+          <w:rFonts w:ascii="Times New Roman" w:hAnsi="Times New Roman" w:eastAsia="Times New Roman"/>
+          <w:b/>
+          <w:i w:val="0"/>
+          <w:sz w:val="28"/>
+        </w:rPr>
+        <w:t>№18</w:t>
+      </w:r>
+    </w:p>
+    <w:p>
+      <w:pPr>
+        <w:keepNext w:val="0"/>
+        <w:spacing w:after="60" w:line="240" w:lineRule="auto"/>
+        <w:jc w:val="both"/>
+      </w:pPr>
+      <w:r>
+        <w:rPr>
+          <w:rFonts w:ascii="Times New Roman" w:hAnsi="Times New Roman" w:eastAsia="Times New Roman"/>
+          <w:b w:val="0"/>
+          <w:i w:val="0"/>
+          <w:sz w:val="28"/>
+        </w:rPr>
+        <w:t>В тексте упомянуты ключевые понятия социально-гуманитарных наук. Используя обществоведческие знания,</w:t>
+      </w:r>
+    </w:p>
+    <w:p>
+      <w:pPr>
+        <w:keepNext w:val="0"/>
+        <w:spacing w:after="60" w:line="240" w:lineRule="auto"/>
+        <w:jc w:val="both"/>
+      </w:pPr>
+      <w:r>
+        <w:rPr>
+          <w:rFonts w:ascii="Times New Roman" w:hAnsi="Times New Roman" w:eastAsia="Times New Roman"/>
+          <w:b w:val="0"/>
+          <w:i w:val="0"/>
+          <w:sz w:val="28"/>
+        </w:rPr>
+        <w:t>— укажите не менее трёх основных признаков массовой культуры, отличающих её от иных видов культуры;</w:t>
+      </w:r>
+    </w:p>
+    <w:p>
+      <w:pPr>
+        <w:keepNext w:val="0"/>
+        <w:spacing w:after="60" w:line="240" w:lineRule="auto"/>
+        <w:jc w:val="both"/>
+      </w:pPr>
+      <w:r>
+        <w:rPr>
+          <w:rFonts w:ascii="Times New Roman" w:hAnsi="Times New Roman" w:eastAsia="Times New Roman"/>
+          <w:b w:val="0"/>
+          <w:i w:val="0"/>
+          <w:sz w:val="28"/>
+        </w:rPr>
+        <w:t>— объясните связь отмеченного в тексте фактора формирования массовой культуры и постиндустриальным обществом. (Объяснение с опорой на положения текста может быть дано в одном или нескольких распространённых предложениях.)</w:t>
+      </w:r>
+    </w:p>
+    <w:p>
+      <w:pPr>
+        <w:keepNext w:val="0"/>
+        <w:spacing w:after="60" w:line="240" w:lineRule="auto"/>
+        <w:jc w:val="both"/>
+      </w:pPr>
+      <w:r>
+        <w:rPr>
+          <w:rFonts w:ascii="Times New Roman" w:hAnsi="Times New Roman" w:eastAsia="Times New Roman"/>
+          <w:b w:val="0"/>
+          <w:i w:val="0"/>
+          <w:sz w:val="28"/>
+        </w:rPr>
+        <w:t>Ответ:</w:t>
+      </w:r>
+    </w:p>
+    <w:p>
+      <w:pPr>
+        <w:keepNext w:val="0"/>
+        <w:spacing w:after="60" w:line="240" w:lineRule="auto"/>
+        <w:jc w:val="both"/>
+      </w:pPr>
+      <w:r>
+        <w:rPr>
+          <w:rFonts w:ascii="Times New Roman" w:hAnsi="Times New Roman" w:eastAsia="Times New Roman"/>
+          <w:b/>
+          <w:sz w:val="28"/>
+        </w:rPr>
+        <w:t xml:space="preserve">№19 </w:t>
       </w:r>
       <w:r>
         <w:rPr>
           <w:rFonts w:ascii="Times New Roman" w:hAnsi="Times New Roman" w:eastAsia="Times New Roman"/>
           <w:b w:val="0"/>
           <w:i w:val="0"/>
-          <w:color w:val="181A1F"/>
           <w:sz w:val="28"/>
         </w:rPr>
-        <w:t xml:space="preserve">5) Искусству свойственны рациональность и системность. </w:t>
+        <w:t>Используя обществоведческие знания и факты общественной жизни, проиллюстрируйте примерами три признака постиндустриального (информационного) общества. (В каждом случае сначала укажите признак, затем приведите соответствующий пример. Каждый пример должен быть сформулирован развёрнуто.)</w:t>
       </w:r>
     </w:p>
     <w:p>
       <w:pPr>
-        <w:widowControl/>
-        <w:spacing w:line="240" w:lineRule="auto" w:after="0"/>
-      </w:pPr>
-      <w:r>
-        <w:rPr>
-          <w:rFonts w:ascii="Times New Roman" w:hAnsi="Times New Roman" w:eastAsia="Times New Roman"/>
-          <w:color w:val="181A1F"/>
-          <w:sz w:val="28"/>
-        </w:rPr>
-        <w:br w:type="page"/>
-      </w:r>
-    </w:p>
-    <w:p>
-      <w:pPr>
-        <w:pStyle w:val="Heading1"/>
-        <w:keepNext/>
-        <w:widowControl/>
-        <w:spacing w:line="240" w:lineRule="auto" w:after="60" w:before="160"/>
-      </w:pPr>
-      <w:r>
-        <w:rPr>
-          <w:rFonts w:ascii="Times New Roman" w:hAnsi="Times New Roman" w:eastAsia="Times New Roman"/>
-          <w:b/>
-          <w:color w:val="181A1F"/>
-          <w:sz w:val="28"/>
-        </w:rPr>
-        <w:t>Часть 2</w:t>
-      </w:r>
-    </w:p>
-    <w:p>
-      <w:pPr>
-        <w:widowControl/>
-        <w:spacing w:line="240" w:lineRule="auto" w:after="0"/>
-      </w:pPr>
-      <w:r>
-        <w:rPr>
-          <w:rFonts w:ascii="Times New Roman" w:hAnsi="Times New Roman" w:eastAsia="Times New Roman"/>
-          <w:color w:val="181A1F"/>
-          <w:sz w:val="28"/>
-        </w:rPr>
-        <w:t>Для заданий 17–25 запишите полный развёрнутый ответ. Каждый вопрос самодостаточен и тематически соответствует варианту.</w:t>
-      </w:r>
-    </w:p>
-    <w:p>
-      <w:pPr>
-        <w:keepNext/>
-        <w:widowControl/>
-        <w:spacing w:line="240" w:lineRule="auto" w:after="0" w:before="120"/>
-      </w:pPr>
-      <w:r>
-        <w:rPr>
-          <w:rFonts w:ascii="Times New Roman" w:hAnsi="Times New Roman" w:eastAsia="Times New Roman"/>
-          <w:b/>
-          <w:color w:val="181A1F"/>
-          <w:sz w:val="28"/>
-        </w:rPr>
-        <w:t>17.</w:t>
-      </w:r>
-    </w:p>
-    <w:p>
-      <w:pPr>
-        <w:widowControl/>
-        <w:spacing w:line="240" w:lineRule="auto" w:after="0"/>
+        <w:keepNext w:val="0"/>
+        <w:spacing w:after="60" w:line="240" w:lineRule="auto"/>
+        <w:jc w:val="both"/>
       </w:pPr>
       <w:r>
         <w:rPr>
           <w:rFonts w:ascii="Times New Roman" w:hAnsi="Times New Roman" w:eastAsia="Times New Roman"/>
           <w:b w:val="0"/>
           <w:i w:val="0"/>
-          <w:color w:val="181A1F"/>
-          <w:sz w:val="28"/>
-        </w:rPr>
-        <w:t>Чем же общество отличается от естественных, «псевдосоциальных» объединений животных особей? Прежде всего тем, что это целостность над биологическая. Она покоится не на функциональной дифференциации организмов и даже не на органической дифференциации их потребностей и стимулов, а на единстве культурных норм. Общества в точном смысле слова нет там, где нет культуры, т. е. «сверхприродной» нормативно-ценностной системы, регулирующей индивидуальное поведение. Таков один из важных выводов современной антропологии.</w:t>
-      </w:r>
-    </w:p>
-    <w:p>
-      <w:pPr>
-        <w:widowControl/>
-        <w:spacing w:line="240" w:lineRule="auto" w:after="0"/>
-      </w:pPr>
-      <w:r>
-        <w:rPr>
-          <w:rFonts w:ascii="Times New Roman" w:hAnsi="Times New Roman" w:eastAsia="Times New Roman"/>
-          <w:b w:val="0"/>
-          <w:i w:val="0"/>
-          <w:color w:val="181A1F"/>
-          <w:sz w:val="28"/>
-        </w:rPr>
-        <w:t>Итак, наличие культуры отличает человеческое общество от любого объединения животных особей. Однако оно ещё не объясняет ни того, как общество возможно, ни того, как оно на деле возникло. Выражаясь философским языком, культура — это форма, в которой развиваются и передаются из поколения в поколение взаимосвязи человеческих индивидов, но вовсе не причина, в силу которой они образуются и воспроизводятся.</w:t>
-      </w:r>
-    </w:p>
-    <w:p>
-      <w:pPr>
-        <w:widowControl/>
-        <w:spacing w:line="240" w:lineRule="auto" w:after="0"/>
-      </w:pPr>
-      <w:r>
-        <w:rPr>
-          <w:rFonts w:ascii="Times New Roman" w:hAnsi="Times New Roman" w:eastAsia="Times New Roman"/>
-          <w:b w:val="0"/>
-          <w:i w:val="0"/>
-          <w:color w:val="181A1F"/>
-          <w:sz w:val="28"/>
-        </w:rPr>
-        <w:t>Культура всегда уже предполагает систему жизнеобеспечения. Только там, где существует производство (постоянно возобновляющийся процесс труда), может иметь место социокультурное объединение людей.</w:t>
-      </w:r>
-    </w:p>
-    <w:p>
-      <w:pPr>
-        <w:widowControl/>
-        <w:spacing w:line="240" w:lineRule="auto" w:after="0"/>
-      </w:pPr>
-      <w:r>
-        <w:rPr>
-          <w:rFonts w:ascii="Times New Roman" w:hAnsi="Times New Roman" w:eastAsia="Times New Roman"/>
-          <w:b w:val="0"/>
-          <w:i w:val="0"/>
-          <w:color w:val="181A1F"/>
-          <w:sz w:val="28"/>
-        </w:rPr>
-        <w:t>Материальное производство есть преобразование природных объектов, материальное творчество. Оно вызывает на свет мир артефактов — «содеянных вещей», начиная с каменного наконечника стрелы и кончая компьютером. Именно наличие элементов материальной культуры служит простейшим и вместе с тем надёжнейшим свидетельством присутствия Homo sapiens внутри какого-то временного периода или пространственного ареала.</w:t>
-      </w:r>
-    </w:p>
-    <w:p>
-      <w:pPr>
-        <w:widowControl/>
-        <w:spacing w:line="240" w:lineRule="auto" w:after="0"/>
-      </w:pPr>
-      <w:r>
-        <w:rPr>
-          <w:rFonts w:ascii="Times New Roman" w:hAnsi="Times New Roman" w:eastAsia="Times New Roman"/>
-          <w:b w:val="0"/>
-          <w:i w:val="0"/>
-          <w:color w:val="181A1F"/>
-          <w:sz w:val="28"/>
-        </w:rPr>
-        <w:t>Материальное производство как созидательный процесс, в котором воплощены различные способности человека, обозначается в философии понятием «предметно-практическая деятельность». Это понятие имеет в виду осмысленную работу, воплощающуюся в некотором полезном (значимом для человека) продукте, а следовательно, обладающую осознанно целесообразным характером. Оно (пусть неявным образом) содержит в себе представление о таких качествах действующего субъекта, как самосознание и рациональное мышление…</w:t>
-      </w:r>
-    </w:p>
-    <w:p>
-      <w:pPr>
-        <w:widowControl/>
-        <w:spacing w:line="240" w:lineRule="auto" w:after="0"/>
-      </w:pPr>
-      <w:r>
-        <w:rPr>
-          <w:rFonts w:ascii="Times New Roman" w:hAnsi="Times New Roman" w:eastAsia="Times New Roman"/>
-          <w:b w:val="0"/>
-          <w:i w:val="0"/>
-          <w:color w:val="181A1F"/>
-          <w:sz w:val="28"/>
-        </w:rPr>
-        <w:t>Представляя собой существо социальное, человек вместе с тем является частью природы. С этой точки зрения люди принадлежат к высшим млекопитающим, образуя особый вид Homo sapiens, а следовательно, человек оказывается существом биологическим... Напомним, что Аристотель называл человека «политическим животным», подчёркивая тем самым наличие в человеке двух начал: животного (биологического) и политического (социального). Проблема же заключается в том, какое из этих начал является доминирующим, определяющим в формировании способностей, чувств, поведения, действий человека и каким образом осуществляется взаимосвязь биологического и социального в человеке. (И. Фролов и др.)</w:t>
-      </w:r>
-    </w:p>
-    <w:p>
-      <w:pPr>
-        <w:widowControl/>
-        <w:spacing w:line="240" w:lineRule="auto" w:after="0"/>
-      </w:pPr>
-      <w:r>
-        <w:rPr>
-          <w:rFonts w:ascii="Times New Roman" w:hAnsi="Times New Roman" w:eastAsia="Times New Roman"/>
-          <w:b w:val="0"/>
-          <w:i w:val="0"/>
-          <w:color w:val="181A1F"/>
-          <w:sz w:val="28"/>
-        </w:rPr>
-        <w:t>В тексте упомянуты ключевые понятия социально-гуманитарных наук.</w:t>
-      </w:r>
-    </w:p>
-    <w:p>
-      <w:pPr>
-        <w:widowControl/>
-        <w:spacing w:line="240" w:lineRule="auto" w:after="0"/>
-      </w:pPr>
-      <w:r>
-        <w:rPr>
-          <w:rFonts w:ascii="Times New Roman" w:hAnsi="Times New Roman" w:eastAsia="Times New Roman"/>
-          <w:b w:val="0"/>
-          <w:i w:val="0"/>
-          <w:color w:val="181A1F"/>
-          <w:sz w:val="28"/>
-        </w:rPr>
-        <w:t>Используя обществоведческие знания,</w:t>
-      </w:r>
-    </w:p>
-    <w:p>
-      <w:pPr>
-        <w:widowControl/>
-        <w:spacing w:line="240" w:lineRule="auto" w:after="0"/>
-      </w:pPr>
-      <w:r>
-        <w:rPr>
-          <w:rFonts w:ascii="Times New Roman" w:hAnsi="Times New Roman" w:eastAsia="Times New Roman"/>
-          <w:b w:val="0"/>
-          <w:i w:val="0"/>
-          <w:color w:val="181A1F"/>
-          <w:sz w:val="28"/>
-        </w:rPr>
-        <w:t>— укажите не менее трёх характеристик личности;</w:t>
-      </w:r>
-    </w:p>
-    <w:p>
-      <w:pPr>
-        <w:widowControl/>
-        <w:spacing w:line="240" w:lineRule="auto" w:after="0"/>
-      </w:pPr>
-      <w:r>
-        <w:rPr>
-          <w:rFonts w:ascii="Times New Roman" w:hAnsi="Times New Roman" w:eastAsia="Times New Roman"/>
-          <w:b w:val="0"/>
-          <w:i w:val="0"/>
-          <w:color w:val="181A1F"/>
-          <w:sz w:val="28"/>
-        </w:rPr>
-        <w:t>— объясните связь самосознания индивида и его биологически обусловленными качествами. (Объяснение может быть дано в одном или нескольких распространённых предложениях.)</w:t>
-      </w:r>
-    </w:p>
-    <w:p>
-      <w:pPr>
-        <w:widowControl/>
-        <w:spacing w:line="240" w:lineRule="auto" w:after="0"/>
-      </w:pPr>
-      <w:r>
-        <w:rPr>
-          <w:rFonts w:ascii="Times New Roman" w:hAnsi="Times New Roman" w:eastAsia="Times New Roman"/>
-          <w:color w:val="181A1F"/>
           <w:sz w:val="28"/>
         </w:rPr>
         <w:t>Ответ:</w:t>
@@ -2980,177 +3721,183 @@
     </w:p>
     <w:p>
       <w:pPr>
-        <w:keepNext/>
-        <w:widowControl/>
-        <w:spacing w:line="240" w:lineRule="auto" w:after="0" w:before="120"/>
+        <w:keepNext w:val="0"/>
+        <w:spacing w:after="60" w:line="240" w:lineRule="auto"/>
+        <w:jc w:val="both"/>
       </w:pPr>
       <w:r>
         <w:rPr>
           <w:rFonts w:ascii="Times New Roman" w:hAnsi="Times New Roman" w:eastAsia="Times New Roman"/>
           <w:b/>
-          <w:color w:val="181A1F"/>
           <w:sz w:val="28"/>
         </w:rPr>
-        <w:t>18.</w:t>
-      </w:r>
-    </w:p>
-    <w:p>
-      <w:pPr>
-        <w:widowControl/>
-        <w:spacing w:line="240" w:lineRule="auto" w:after="0"/>
-      </w:pPr>
-      <w:r>
-        <w:rPr>
-          <w:rFonts w:ascii="Times New Roman" w:hAnsi="Times New Roman" w:eastAsia="Times New Roman"/>
-          <w:b w:val="0"/>
-          <w:i w:val="0"/>
-          <w:color w:val="181A1F"/>
-          <w:sz w:val="28"/>
-        </w:rPr>
-        <w:t xml:space="preserve">Массовая культура чрезмерно популярна. Это обусловлено не только необходимостью усреднённого языка общения, но и имеет другие причины, непосредственно связанные с особенностями человеческого сознания. К таковым относится, во-первых, изначальная пассивность сознания большинства членов общества, нежелание людей духовно или интеллектуально активно участвовать в социальных процессах. Во-вторых, желание уйти от повседневных проблем, от обыденности и рутины. В-третьих, поиск понимания и сопереживания своим проблемам со стороны других людей &lt;…&gt;. </w:t>
-      </w:r>
-    </w:p>
-    <w:p>
-      <w:pPr>
-        <w:widowControl/>
-        <w:spacing w:line="240" w:lineRule="auto" w:after="0"/>
-      </w:pPr>
-      <w:r>
-        <w:rPr>
-          <w:rFonts w:ascii="Times New Roman" w:hAnsi="Times New Roman" w:eastAsia="Times New Roman"/>
-          <w:b w:val="0"/>
-          <w:i w:val="0"/>
-          <w:color w:val="181A1F"/>
-          <w:sz w:val="28"/>
-        </w:rPr>
-        <w:t xml:space="preserve">Продукция массовой культуры недолговечна. Будучи в значительной мере культурой потребительской, она мгновенно реагирует на появляющийся спрос на ту или иную её продукцию. С исчезновением спроса исчезает и продукция, предназначенная для его удовлетворения. </w:t>
-      </w:r>
-    </w:p>
-    <w:p>
-      <w:pPr>
-        <w:widowControl/>
-        <w:spacing w:line="240" w:lineRule="auto" w:after="0"/>
-      </w:pPr>
-      <w:r>
-        <w:rPr>
-          <w:rFonts w:ascii="Times New Roman" w:hAnsi="Times New Roman" w:eastAsia="Times New Roman"/>
-          <w:b w:val="0"/>
-          <w:i w:val="0"/>
-          <w:color w:val="181A1F"/>
-          <w:sz w:val="28"/>
-        </w:rPr>
-        <w:t xml:space="preserve">Быстродоступность продукции массовой культуры достигается с помощью современных средств массовой коммуникации, которые год от года становятся всё более совершенными и разнообразными. К таким уже традиционным способам распространения массовой культуры, как кино, видео, теле- и радиопрограммы, печатные издания, прибавились мобильные системы связи, а также Интернет. </w:t>
-      </w:r>
-    </w:p>
-    <w:p>
-      <w:pPr>
-        <w:widowControl/>
-        <w:spacing w:line="240" w:lineRule="auto" w:after="0"/>
-      </w:pPr>
-      <w:r>
-        <w:rPr>
-          <w:rFonts w:ascii="Times New Roman" w:hAnsi="Times New Roman" w:eastAsia="Times New Roman"/>
-          <w:b w:val="0"/>
-          <w:i w:val="0"/>
-          <w:color w:val="181A1F"/>
-          <w:sz w:val="28"/>
-        </w:rPr>
-        <w:t xml:space="preserve">Массовая культура, порождая огромное количество своих произведений-однодневок, вместе с тем глубоко консервативна. Её произведения можно безошибочно отнести к тому или иному жанру, сюжеты обладают чёткой, из раза в раз повторяющейся структурой. И хотя зачастую произведения массовой культуры лишены глубокого смысла, они обладают жёстким каркасом внутренней структуры &lt;…&gt;. </w:t>
-      </w:r>
-    </w:p>
-    <w:p>
-      <w:pPr>
-        <w:widowControl/>
-        <w:spacing w:line="240" w:lineRule="auto" w:after="0"/>
-      </w:pPr>
-      <w:r>
-        <w:rPr>
-          <w:rFonts w:ascii="Times New Roman" w:hAnsi="Times New Roman" w:eastAsia="Times New Roman"/>
-          <w:b w:val="0"/>
-          <w:i w:val="0"/>
-          <w:color w:val="181A1F"/>
-          <w:sz w:val="28"/>
-        </w:rPr>
-        <w:t xml:space="preserve">Как самостоятельное явление массовая культура оценивается противоречиво. С одной стороны, в её произведениях предлагаются готовые ответы на то, что происходит в социокультурном пространстве вокруг индивида. Под влиянием массовой культуры меняется система ценностей: стремление к занимательности и развлекательности становится доминирующим. С другой стороны, массовая культура даёт возможность широкой аудитории познакомиться с произведениями элитарной культуры. </w:t>
-      </w:r>
-    </w:p>
-    <w:p>
-      <w:pPr>
-        <w:widowControl/>
-        <w:spacing w:line="240" w:lineRule="auto" w:after="0"/>
-      </w:pPr>
-      <w:r>
-        <w:rPr>
-          <w:rFonts w:ascii="Times New Roman" w:hAnsi="Times New Roman" w:eastAsia="Times New Roman"/>
-          <w:b w:val="0"/>
-          <w:i w:val="0"/>
-          <w:color w:val="181A1F"/>
-          <w:sz w:val="28"/>
-        </w:rPr>
-        <w:t xml:space="preserve">Массовая культура прочно укрепилась в современном обществе и ожидать её спонтанного исчезновения, по крайне мере в ближайший исторический период, не приходится. Очевидно, если она продолжит своё существование в настоящем виде, то общий культурный потенциал цивилизации не только не возрастёт, но может и понести существенный ущерб. (По А.С. Иваненковой) </w:t>
-      </w:r>
-    </w:p>
-    <w:p>
-      <w:pPr>
-        <w:widowControl/>
-        <w:spacing w:line="240" w:lineRule="auto" w:after="0"/>
-      </w:pPr>
-      <w:r>
-        <w:rPr>
-          <w:rFonts w:ascii="Times New Roman" w:hAnsi="Times New Roman" w:eastAsia="Times New Roman"/>
-          <w:b w:val="0"/>
-          <w:i w:val="0"/>
-          <w:color w:val="181A1F"/>
-          <w:sz w:val="28"/>
-        </w:rPr>
-        <w:t>В тексте упомянуты ключевые понятия социально-гуманитарных наук. Используя обществоведческие знания,</w:t>
-      </w:r>
-      <w:r>
-        <w:rPr>
-          <w:rFonts w:ascii="Times New Roman" w:hAnsi="Times New Roman" w:eastAsia="Times New Roman"/>
-          <w:color w:val="181A1F"/>
-          <w:sz w:val="28"/>
-        </w:rPr>
-        <w:br/>
+        <w:t xml:space="preserve">№20 </w:t>
       </w:r>
       <w:r>
         <w:rPr>
           <w:rFonts w:ascii="Times New Roman" w:hAnsi="Times New Roman" w:eastAsia="Times New Roman"/>
           <w:b w:val="0"/>
           <w:i w:val="0"/>
-          <w:color w:val="181A1F"/>
           <w:sz w:val="28"/>
         </w:rPr>
-        <w:t>—  укажите не менее двух характеристик духовных ценностей как основных идей и убеждений человека;</w:t>
+        <w:t>Согласны ли вы с мыслью, что «не только церковные, но и светские власти имеют основания опасаться революционных взглядов учёных»? Приведите три аргумента в обоснование своего мнения.</w:t>
       </w:r>
+    </w:p>
+    <w:p>
+      <w:pPr>
+        <w:keepNext w:val="0"/>
+        <w:spacing w:after="60" w:line="240" w:lineRule="auto"/>
+        <w:jc w:val="both"/>
+      </w:pPr>
       <w:r>
         <w:rPr>
           <w:rFonts w:ascii="Times New Roman" w:hAnsi="Times New Roman" w:eastAsia="Times New Roman"/>
-          <w:color w:val="181A1F"/>
+          <w:b w:val="0"/>
+          <w:i w:val="0"/>
           <w:sz w:val="28"/>
         </w:rPr>
-        <w:br/>
+        <w:t>Ответ:</w:t>
+      </w:r>
+    </w:p>
+    <w:p>
+      <w:pPr>
+        <w:keepNext w:val="0"/>
+        <w:spacing w:after="60" w:line="240" w:lineRule="auto"/>
+        <w:jc w:val="both"/>
+      </w:pPr>
+      <w:r>
+        <w:rPr>
+          <w:rFonts w:ascii="Times New Roman" w:hAnsi="Times New Roman" w:eastAsia="Times New Roman"/>
+          <w:b/>
+          <w:sz w:val="28"/>
+        </w:rPr>
+        <w:t xml:space="preserve">№21 </w:t>
       </w:r>
       <w:r>
         <w:rPr>
           <w:rFonts w:ascii="Times New Roman" w:hAnsi="Times New Roman" w:eastAsia="Times New Roman"/>
           <w:b w:val="0"/>
           <w:i w:val="0"/>
-          <w:color w:val="181A1F"/>
           <w:sz w:val="28"/>
         </w:rPr>
-        <w:t>— объясните связь любого из указанного в тексте типа (вида) культуры с задачами распространения определённых социальных ценностей. (Объяснение может быть дано в одном или нескольких распространённых предложениях.)</w:t>
+        <w:t>На графике изображено изменение ситуации на рынке услуг агентств недвижимости в стране Z. Спрос переместился из положения D в положение D1 при неизменном предложение S. (На графике Р — цена товара; Q — количество товара).</w:t>
       </w:r>
     </w:p>
     <w:p>
       <w:pPr>
-        <w:widowControl/>
-        <w:spacing w:line="240" w:lineRule="auto" w:after="0"/>
+        <w:spacing w:after="80"/>
+        <w:jc w:val="center"/>
+      </w:pPr>
+      <w:r>
+        <w:drawing>
+          <wp:inline xmlns:a="http://schemas.openxmlformats.org/drawingml/2006/main" xmlns:pic="http://schemas.openxmlformats.org/drawingml/2006/picture">
+            <wp:extent cx="3348000" cy="3348000"/>
+            <wp:docPr id="2" name="Picture 2"/>
+            <wp:cNvGraphicFramePr>
+              <a:graphicFrameLocks noChangeAspect="1"/>
+            </wp:cNvGraphicFramePr>
+            <a:graphic>
+              <a:graphicData uri="http://schemas.openxmlformats.org/drawingml/2006/picture">
+                <pic:pic>
+                  <pic:nvPicPr>
+                    <pic:cNvPr id="0" name="asset-0017.png"/>
+                    <pic:cNvPicPr/>
+                  </pic:nvPicPr>
+                  <pic:blipFill>
+                    <a:blip r:embed="rId10"/>
+                    <a:stretch>
+                      <a:fillRect/>
+                    </a:stretch>
+                  </pic:blipFill>
+                  <pic:spPr>
+                    <a:xfrm>
+                      <a:off x="0" y="0"/>
+                      <a:ext cx="3348000" cy="3348000"/>
+                    </a:xfrm>
+                    <a:prstGeom prst="rect"/>
+                  </pic:spPr>
+                </pic:pic>
+              </a:graphicData>
+            </a:graphic>
+          </wp:inline>
+        </w:drawing>
+      </w:r>
+    </w:p>
+    <w:p>
+      <w:pPr>
+        <w:keepNext w:val="0"/>
+        <w:spacing w:after="60" w:line="240" w:lineRule="auto"/>
+        <w:jc w:val="both"/>
       </w:pPr>
       <w:r>
         <w:rPr>
           <w:rFonts w:ascii="Times New Roman" w:hAnsi="Times New Roman" w:eastAsia="Times New Roman"/>
-          <w:color w:val="181A1F"/>
+          <w:b w:val="0"/>
+          <w:i w:val="0"/>
+          <w:sz w:val="28"/>
+        </w:rPr>
+        <w:t>Как изменилась равновесная цена?</w:t>
+      </w:r>
+    </w:p>
+    <w:p>
+      <w:pPr>
+        <w:keepNext w:val="0"/>
+        <w:spacing w:after="60" w:line="240" w:lineRule="auto"/>
+        <w:jc w:val="both"/>
+      </w:pPr>
+      <w:r>
+        <w:rPr>
+          <w:rFonts w:ascii="Times New Roman" w:hAnsi="Times New Roman" w:eastAsia="Times New Roman"/>
+          <w:b w:val="0"/>
+          <w:i w:val="0"/>
+          <w:sz w:val="28"/>
+        </w:rPr>
+        <w:t>Что могло вызвать изменение спроса? Сначала укажите любое одно обстоятельство (фактор), затем объясните его влияние на спрос (обязательно укажите характер изменения спроса). (Объяснение должно быть дано применительно к рынку, указанному в тексте задания.)</w:t>
+      </w:r>
+    </w:p>
+    <w:p>
+      <w:pPr>
+        <w:keepNext w:val="0"/>
+        <w:spacing w:after="60" w:line="240" w:lineRule="auto"/>
+        <w:jc w:val="both"/>
+      </w:pPr>
+      <w:r>
+        <w:rPr>
+          <w:rFonts w:ascii="Times New Roman" w:hAnsi="Times New Roman" w:eastAsia="Times New Roman"/>
+          <w:b w:val="0"/>
+          <w:i w:val="0"/>
+          <w:sz w:val="28"/>
+        </w:rPr>
+        <w:t>Как изменятся предложение и равновесная цена на данном рынке, если при прочих равных условиях будут введены дополнительные государственные требования к работе агентств</w:t>
+      </w:r>
+    </w:p>
+    <w:p>
+      <w:pPr>
+        <w:keepNext w:val="0"/>
+        <w:spacing w:after="60" w:line="240" w:lineRule="auto"/>
+        <w:jc w:val="both"/>
+      </w:pPr>
+      <w:r>
+        <w:rPr>
+          <w:rFonts w:ascii="Times New Roman" w:hAnsi="Times New Roman" w:eastAsia="Times New Roman"/>
+          <w:b w:val="0"/>
+          <w:i w:val="0"/>
+          <w:sz w:val="28"/>
+        </w:rPr>
+        <w:t>недвижимости?</w:t>
+      </w:r>
+    </w:p>
+    <w:p>
+      <w:pPr>
+        <w:keepNext w:val="0"/>
+        <w:spacing w:after="60" w:line="240" w:lineRule="auto"/>
+        <w:jc w:val="both"/>
+      </w:pPr>
+      <w:r>
+        <w:rPr>
+          <w:rFonts w:ascii="Times New Roman" w:hAnsi="Times New Roman" w:eastAsia="Times New Roman"/>
+          <w:b w:val="0"/>
+          <w:i w:val="0"/>
           <w:sz w:val="28"/>
         </w:rPr>
         <w:t>Ответ:</w:t>
@@ -3158,45 +3905,55 @@
     </w:p>
     <w:p>
       <w:pPr>
-        <w:keepNext/>
-        <w:widowControl/>
-        <w:spacing w:line="240" w:lineRule="auto" w:after="0" w:before="120"/>
+        <w:keepNext w:val="0"/>
+        <w:spacing w:after="60" w:line="240" w:lineRule="auto"/>
+        <w:jc w:val="both"/>
       </w:pPr>
       <w:r>
         <w:rPr>
           <w:rFonts w:ascii="Times New Roman" w:hAnsi="Times New Roman" w:eastAsia="Times New Roman"/>
           <w:b/>
-          <w:color w:val="181A1F"/>
           <w:sz w:val="28"/>
         </w:rPr>
-        <w:t>19.</w:t>
+        <w:t xml:space="preserve">№22 </w:t>
       </w:r>
-    </w:p>
-    <w:p>
-      <w:pPr>
-        <w:widowControl/>
-        <w:spacing w:line="240" w:lineRule="auto" w:after="0"/>
-      </w:pPr>
       <w:r>
         <w:rPr>
           <w:rFonts w:ascii="Times New Roman" w:hAnsi="Times New Roman" w:eastAsia="Times New Roman"/>
           <w:b w:val="0"/>
           <w:i w:val="0"/>
-          <w:color w:val="181A1F"/>
           <w:sz w:val="28"/>
         </w:rPr>
-        <w:t>Приведите три аргумента в поддержку утверждения, согласно которому институты образования напрямую влияют на экономическое развитие общества. (Каждый аргумент должен быть сформулирован как распространённое предложение.)</w:t>
+        <w:t xml:space="preserve">В структуре экономики государства Z высока доля сферы услуг, основные процессы производства и управления компьютеризированы, активно развиваются наукоёмкие производства и средства коммуникации, постоянно возрастает роль науки и образования в жизни общества. Число желающих поступить в университеты неуклонно растёт, потому что качественное образование и профессия позволяют гражданам государства Z повышать свой социальный статус, занимать более престижные места в социальной иерархии. В период с 2014 по 2024 г. наметился рост популярности дистанционного обучения: в школах государства Z на 35 % увеличилось количество занятий с использованием интернет-технологий. В среднем число учеников, имеющих доступ к видеоурокам, другим цифровым учебным материалам, выросло в 5,5 раз. </w:t>
       </w:r>
     </w:p>
     <w:p>
       <w:pPr>
-        <w:widowControl/>
-        <w:spacing w:line="240" w:lineRule="auto" w:after="0"/>
+        <w:keepNext w:val="0"/>
+        <w:spacing w:after="60" w:line="240" w:lineRule="auto"/>
+        <w:jc w:val="both"/>
       </w:pPr>
       <w:r>
         <w:rPr>
           <w:rFonts w:ascii="Times New Roman" w:hAnsi="Times New Roman" w:eastAsia="Times New Roman"/>
-          <w:color w:val="181A1F"/>
+          <w:b w:val="0"/>
+          <w:i w:val="0"/>
+          <w:sz w:val="28"/>
+        </w:rPr>
+        <w:t>К какому типу относится общество государства Z? Какая тенденция развития образования описана в условии задачи? (Приведите название этой тенденции.) Какой факт в условии задачи иллюстрирует функцию образования как социального лифта? Какие ещё функции (кроме функции социального лифта) выполняет образование? (Приведите характеристики любых двух функций.)</w:t>
+      </w:r>
+    </w:p>
+    <w:p>
+      <w:pPr>
+        <w:keepNext w:val="0"/>
+        <w:spacing w:after="60" w:line="240" w:lineRule="auto"/>
+        <w:jc w:val="both"/>
+      </w:pPr>
+      <w:r>
+        <w:rPr>
+          <w:rFonts w:ascii="Times New Roman" w:hAnsi="Times New Roman" w:eastAsia="Times New Roman"/>
+          <w:b w:val="0"/>
+          <w:i w:val="0"/>
           <w:sz w:val="28"/>
         </w:rPr>
         <w:t>Ответ:</w:t>
@@ -3204,45 +3961,87 @@
     </w:p>
     <w:p>
       <w:pPr>
-        <w:keepNext/>
-        <w:widowControl/>
-        <w:spacing w:line="240" w:lineRule="auto" w:after="0" w:before="120"/>
+        <w:keepNext w:val="0"/>
+        <w:spacing w:after="60" w:line="240" w:lineRule="auto"/>
+        <w:jc w:val="both"/>
       </w:pPr>
       <w:r>
         <w:rPr>
           <w:rFonts w:ascii="Times New Roman" w:hAnsi="Times New Roman" w:eastAsia="Times New Roman"/>
           <w:b/>
-          <w:color w:val="181A1F"/>
           <w:sz w:val="28"/>
         </w:rPr>
-        <w:t>20.</w:t>
+        <w:t xml:space="preserve">№23 </w:t>
       </w:r>
-    </w:p>
-    <w:p>
-      <w:pPr>
-        <w:widowControl/>
-        <w:spacing w:line="240" w:lineRule="auto" w:after="0"/>
-      </w:pPr>
       <w:r>
         <w:rPr>
           <w:rFonts w:ascii="Times New Roman" w:hAnsi="Times New Roman" w:eastAsia="Times New Roman"/>
           <w:b w:val="0"/>
           <w:i w:val="0"/>
-          <w:color w:val="181A1F"/>
           <w:sz w:val="28"/>
         </w:rPr>
-        <w:t>Назовите и проиллюстрируйте примерами три характерные черты искусства. (В каждом случае сначала укажите черту, затем приведите соответствующий пример. Каждый пример должен быть сформулирован развёрнуто.)</w:t>
+        <w:t xml:space="preserve">Конституция РФ закрепляет возможность человека участвовать в политической жизни. </w:t>
       </w:r>
     </w:p>
     <w:p>
       <w:pPr>
-        <w:widowControl/>
-        <w:spacing w:line="240" w:lineRule="auto" w:after="0"/>
+        <w:keepNext w:val="0"/>
+        <w:spacing w:after="60" w:line="240" w:lineRule="auto"/>
+        <w:jc w:val="both"/>
       </w:pPr>
       <w:r>
         <w:rPr>
           <w:rFonts w:ascii="Times New Roman" w:hAnsi="Times New Roman" w:eastAsia="Times New Roman"/>
-          <w:color w:val="181A1F"/>
+          <w:b w:val="0"/>
+          <w:i w:val="0"/>
+          <w:sz w:val="28"/>
+        </w:rPr>
+        <w:t xml:space="preserve">На основе положений Конституции РФ приведите три объяснения этой характеристики. </w:t>
+      </w:r>
+    </w:p>
+    <w:p>
+      <w:pPr>
+        <w:keepNext w:val="0"/>
+        <w:spacing w:after="60" w:line="240" w:lineRule="auto"/>
+        <w:jc w:val="both"/>
+      </w:pPr>
+      <w:r>
+        <w:rPr>
+          <w:rFonts w:ascii="Times New Roman" w:hAnsi="Times New Roman" w:eastAsia="Times New Roman"/>
+          <w:b w:val="0"/>
+          <w:i w:val="0"/>
+          <w:sz w:val="28"/>
+        </w:rPr>
+        <w:t xml:space="preserve">(Каждое объяснение должно быть сформулировано как распространенное предложение с опорой на конкретное положение Конституции Российской Федерации. </w:t>
+      </w:r>
+    </w:p>
+    <w:p>
+      <w:pPr>
+        <w:keepNext w:val="0"/>
+        <w:spacing w:after="60" w:line="240" w:lineRule="auto"/>
+        <w:jc w:val="both"/>
+      </w:pPr>
+      <w:r>
+        <w:rPr>
+          <w:rFonts w:ascii="Times New Roman" w:hAnsi="Times New Roman" w:eastAsia="Times New Roman"/>
+          <w:b w:val="0"/>
+          <w:i w:val="0"/>
+          <w:sz w:val="28"/>
+        </w:rPr>
+        <w:t xml:space="preserve">Обратите внимание на то, что правильное выполнение задания не требует указания в ответе номеров соответствующих статей Конституции и дословного воспроизведения их содержания.) </w:t>
+      </w:r>
+    </w:p>
+    <w:p>
+      <w:pPr>
+        <w:keepNext w:val="0"/>
+        <w:spacing w:after="60" w:line="240" w:lineRule="auto"/>
+        <w:jc w:val="both"/>
+      </w:pPr>
+      <w:r>
+        <w:rPr>
+          <w:rFonts w:ascii="Times New Roman" w:hAnsi="Times New Roman" w:eastAsia="Times New Roman"/>
+          <w:b w:val="0"/>
+          <w:i w:val="0"/>
           <w:sz w:val="28"/>
         </w:rPr>
         <w:t>Ответ:</w:t>
@@ -3250,125 +4049,39 @@
     </w:p>
     <w:p>
       <w:pPr>
-        <w:keepNext/>
-        <w:widowControl/>
-        <w:spacing w:line="240" w:lineRule="auto" w:after="0" w:before="120"/>
+        <w:keepNext w:val="0"/>
+        <w:spacing w:after="60" w:line="240" w:lineRule="auto"/>
+        <w:jc w:val="both"/>
       </w:pPr>
       <w:r>
         <w:rPr>
           <w:rFonts w:ascii="Times New Roman" w:hAnsi="Times New Roman" w:eastAsia="Times New Roman"/>
           <w:b/>
-          <w:color w:val="181A1F"/>
           <w:sz w:val="28"/>
         </w:rPr>
-        <w:t>21.</w:t>
+        <w:t xml:space="preserve">№24 </w:t>
       </w:r>
-    </w:p>
-    <w:p>
-      <w:pPr>
-        <w:widowControl/>
-        <w:spacing w:line="240" w:lineRule="auto" w:after="0"/>
-      </w:pPr>
       <w:r>
         <w:rPr>
           <w:rFonts w:ascii="Times New Roman" w:hAnsi="Times New Roman" w:eastAsia="Times New Roman"/>
           <w:b w:val="0"/>
           <w:i w:val="0"/>
-          <w:color w:val="181A1F"/>
           <w:sz w:val="28"/>
         </w:rPr>
-        <w:t>Используя текст, обществоведческие знания и факты общественной жизни, приведите три объяснения содержащейся в тексте идеи о том, что, «познавая себя, человек никогда не остаётся вполне таким же, каким он был прежде».</w:t>
+        <w:t>Используя обществоведческие знания, составьте сложный план, позволяющий раскрыть по существу тему «Социально-гуманитарные науки в системе научного знания». Сложный план должен содержать не менее трёх непосредственно раскрывающих тему по существу пунктов, детализированных в подпунктах. (Количество подпунктов каждого детализированного пункта должно быть не менее трёх, за исключением случаев, когда с точки зрения общественных наук возможны только два подпункта)</w:t>
       </w:r>
     </w:p>
     <w:p>
       <w:pPr>
-        <w:widowControl/>
-        <w:spacing w:line="240" w:lineRule="auto" w:after="0"/>
+        <w:keepNext w:val="0"/>
+        <w:spacing w:after="60" w:line="240" w:lineRule="auto"/>
+        <w:jc w:val="both"/>
       </w:pPr>
       <w:r>
         <w:rPr>
           <w:rFonts w:ascii="Times New Roman" w:hAnsi="Times New Roman" w:eastAsia="Times New Roman"/>
           <w:b w:val="0"/>
           <w:i w:val="0"/>
-          <w:color w:val="181A1F"/>
-          <w:sz w:val="28"/>
-        </w:rPr>
-        <w:t>Человек... осознаёт себя. Человек мыслит и знает себя. Он отдаёт себе отчёт в том, что делает, думает, чувствует. И исторически, и в ходе индивидуального развития человек первоначально осознаёт предметы и свои практические действия, а на более высоком уровне развития — и свои мысли о предметах и действиях. Он осознаёт себя усу личность. Самосознание предполагает выделение и различение человеком самого себя, своего Я от всего, что его окружает. Самосознание — это</w:t>
-      </w:r>
-    </w:p>
-    <w:p>
-      <w:pPr>
-        <w:widowControl/>
-        <w:spacing w:line="240" w:lineRule="auto" w:after="0"/>
-      </w:pPr>
-      <w:r>
-        <w:rPr>
-          <w:rFonts w:ascii="Times New Roman" w:hAnsi="Times New Roman" w:eastAsia="Times New Roman"/>
-          <w:b w:val="0"/>
-          <w:i w:val="0"/>
-          <w:color w:val="181A1F"/>
-          <w:sz w:val="28"/>
-        </w:rPr>
-        <w:t>осознание человеком своих действий, чувств, мыслей, мотивов поведения, интересов, своего положения в обществе. В формировании самосознания существенную роль играют ощущения человеком своего собственного тела, движений, действий.</w:t>
-      </w:r>
-    </w:p>
-    <w:p>
-      <w:pPr>
-        <w:widowControl/>
-        <w:spacing w:line="240" w:lineRule="auto" w:after="0"/>
-      </w:pPr>
-      <w:r>
-        <w:rPr>
-          <w:rFonts w:ascii="Times New Roman" w:hAnsi="Times New Roman" w:eastAsia="Times New Roman"/>
-          <w:b w:val="0"/>
-          <w:i w:val="0"/>
-          <w:color w:val="181A1F"/>
-          <w:sz w:val="28"/>
-        </w:rPr>
-        <w:t xml:space="preserve">Человек может стать самим собой лишь во взаимодействии с другими людьми, деятельность, общение. Общественная не только свою практическую формирования самосознания заключается с миром через обусловленность в непосредственном общении людей друг с другом, в их оценочных отношениях, но и в формулировании требований общества, предъявляемых к отдельному человеку, в осознании самих правил взаимоотношения. Человек осознаёт себя не только посредством других людей, но и через созданную ими материальную и духовную культуру... Познавая себя, человек, по мысли Т. Манна, никогда не остаётся вполне таким же, каким он был прежде. </w:t>
-      </w:r>
-    </w:p>
-    <w:p>
-      <w:pPr>
-        <w:widowControl/>
-        <w:spacing w:line="240" w:lineRule="auto" w:after="0"/>
-      </w:pPr>
-      <w:r>
-        <w:rPr>
-          <w:rFonts w:ascii="Times New Roman" w:hAnsi="Times New Roman" w:eastAsia="Times New Roman"/>
-          <w:b w:val="0"/>
-          <w:i w:val="0"/>
-          <w:color w:val="181A1F"/>
-          <w:sz w:val="28"/>
-        </w:rPr>
-        <w:t>Самосознание возникло не в качестве духовного зеркала для праздного самолюбования человека. Оно появилось в ответ на зов общественных условий жизни, которые с самого начала требовали от каждого человека умения оценивать свои поступки, слова и мысли. Жизнь своими строгими уроками научила человека осуществлять самоконтроль и саморегулирование. Регулируя свои действия и предусматривая результаты этих действий, самосознающий человек берёт на себя полную ответственность за них. Самосознание тесно связано с феноменом рефлексии... Рефлексия — размышление личности о самой себе, когда она вглядывается в сокровенные глубины своей внутренней духовной жизни. Не рефлексируя, человек не может полностью осознать того, что происходит в его душе, в его внутреннем духовном мире. Здесь важны постоянные подытоживания содеянного... Уровни рефлексии могут быть весьма разнообразными — от элементарного самосознания до глубоких раздумий над смыслом своего бытия, его нравственным содержанием. Осмысливая собственные духовные процессы, критически оценивает негативные стороны своего духовного мира, дурные привычки и т.п. Познавая себя, он никогда не остаётся таким же, каким был прежде... Масштабы осознания субъектом своей психической деятельности простираются от смутного понимания того, что происходит в душе, до глубокого и ясного самосознания. Сознательность суть нравственно-психологическая характеристика действий личности, которая основывается на сознании и оценке себя, своих возможностей, намерений и целей.</w:t>
-      </w:r>
-    </w:p>
-    <w:p>
-      <w:pPr>
-        <w:widowControl/>
-        <w:spacing w:line="240" w:lineRule="auto" w:after="0"/>
-      </w:pPr>
-      <w:r>
-        <w:rPr>
-          <w:rFonts w:ascii="Times New Roman" w:hAnsi="Times New Roman" w:eastAsia="Times New Roman"/>
-          <w:b w:val="0"/>
-          <w:i w:val="0"/>
-          <w:color w:val="181A1F"/>
-          <w:sz w:val="28"/>
-        </w:rPr>
-        <w:t>(А. Г. Спиркин)</w:t>
-      </w:r>
-    </w:p>
-    <w:p>
-      <w:pPr>
-        <w:widowControl/>
-        <w:spacing w:line="240" w:lineRule="auto" w:after="0"/>
-      </w:pPr>
-      <w:r>
-        <w:rPr>
-          <w:rFonts w:ascii="Times New Roman" w:hAnsi="Times New Roman" w:eastAsia="Times New Roman"/>
-          <w:color w:val="181A1F"/>
           <w:sz w:val="28"/>
         </w:rPr>
         <w:t>Ответ:</w:t>
@@ -3376,317 +4089,84 @@
     </w:p>
     <w:p>
       <w:pPr>
-        <w:keepNext/>
-        <w:widowControl/>
-        <w:spacing w:line="240" w:lineRule="auto" w:after="0" w:before="120"/>
+        <w:keepNext w:val="0"/>
+        <w:spacing w:after="60" w:line="240" w:lineRule="auto"/>
+        <w:jc w:val="both"/>
       </w:pPr>
       <w:r>
         <w:rPr>
           <w:rFonts w:ascii="Times New Roman" w:hAnsi="Times New Roman" w:eastAsia="Times New Roman"/>
           <w:b/>
-          <w:color w:val="181A1F"/>
           <w:sz w:val="28"/>
         </w:rPr>
-        <w:t>22.</w:t>
+        <w:t xml:space="preserve">№25 </w:t>
       </w:r>
-    </w:p>
-    <w:p>
-      <w:pPr>
-        <w:widowControl/>
-        <w:spacing w:line="240" w:lineRule="auto" w:after="0"/>
-      </w:pPr>
       <w:r>
         <w:rPr>
           <w:rFonts w:ascii="Times New Roman" w:hAnsi="Times New Roman" w:eastAsia="Times New Roman"/>
           <w:b w:val="0"/>
           <w:i w:val="0"/>
-          <w:color w:val="181A1F"/>
           <w:sz w:val="28"/>
         </w:rPr>
-        <w:t>Используя обществоведческие знания, составьте сложный план, позволяющий раскрыть по существу тему «Проблема познаваемости мира». Сложный план должен содержать не менее трёх пунктов, непосредственно раскрывающих тему по существу, из которых два или более детализированы в подпунктах. (Количество подпунктов каждого детализированного пункта должно быть не менее трёх, за исключением случаев, когда с точки зрения общественных наук возможны только два подпункта.)</w:t>
+        <w:t>Обоснуйте сложность достижения истинного знания как результата познания (Обоснование должно быть дано с опорой на обществоведческие знания в нескольких связанных между собой распространённых предложениях, раскрывать причинно-следственные и (или) функциональные связи.)</w:t>
       </w:r>
     </w:p>
     <w:p>
       <w:pPr>
-        <w:widowControl/>
-        <w:spacing w:line="240" w:lineRule="auto" w:after="0"/>
+        <w:keepNext w:val="0"/>
+        <w:spacing w:after="60" w:line="240" w:lineRule="auto"/>
+        <w:jc w:val="both"/>
       </w:pPr>
       <w:r>
         <w:rPr>
           <w:rFonts w:ascii="Times New Roman" w:hAnsi="Times New Roman" w:eastAsia="Times New Roman"/>
-          <w:color w:val="181A1F"/>
+          <w:b w:val="0"/>
+          <w:i w:val="0"/>
+          <w:sz w:val="28"/>
+        </w:rPr>
+        <w:t>Какие науки относят к естественным? (Назовите любые три науки.)</w:t>
+      </w:r>
+    </w:p>
+    <w:p>
+      <w:pPr>
+        <w:keepNext w:val="0"/>
+        <w:spacing w:after="60" w:line="240" w:lineRule="auto"/>
+        <w:jc w:val="both"/>
+      </w:pPr>
+      <w:r>
+        <w:rPr>
+          <w:rFonts w:ascii="Times New Roman" w:hAnsi="Times New Roman" w:eastAsia="Times New Roman"/>
+          <w:b w:val="0"/>
+          <w:i w:val="0"/>
+          <w:sz w:val="28"/>
+        </w:rPr>
+        <w:t>Для каждой из них приведите по одному примеру, иллюстрирующему реализацию любой функции науки в жизни общества. (Каждый пример должен быть сформулирован развёрнуто. В совокупности примеры должны иллюстрировать три различные функции.)</w:t>
+      </w:r>
+    </w:p>
+    <w:p>
+      <w:pPr>
+        <w:keepNext w:val="0"/>
+        <w:spacing w:after="60" w:line="240" w:lineRule="auto"/>
+        <w:jc w:val="both"/>
+      </w:pPr>
+      <w:r>
+        <w:rPr>
+          <w:rFonts w:ascii="Times New Roman" w:hAnsi="Times New Roman" w:eastAsia="Times New Roman"/>
+          <w:b w:val="0"/>
+          <w:i w:val="0"/>
           <w:sz w:val="28"/>
         </w:rPr>
         <w:t>Ответ:</w:t>
       </w:r>
     </w:p>
-    <w:p>
-      <w:pPr>
-        <w:keepNext/>
-        <w:widowControl/>
-        <w:spacing w:line="240" w:lineRule="auto" w:after="0" w:before="120"/>
-      </w:pPr>
-      <w:r>
-        <w:rPr>
-          <w:rFonts w:ascii="Times New Roman" w:hAnsi="Times New Roman" w:eastAsia="Times New Roman"/>
-          <w:b/>
-          <w:color w:val="181A1F"/>
-          <w:sz w:val="28"/>
-        </w:rPr>
-        <w:t>23.</w:t>
-      </w:r>
-    </w:p>
-    <w:p>
-      <w:pPr>
-        <w:widowControl/>
-        <w:spacing w:line="240" w:lineRule="auto" w:after="0"/>
-      </w:pPr>
-      <w:r>
-        <w:rPr>
-          <w:rFonts w:ascii="Times New Roman" w:hAnsi="Times New Roman" w:eastAsia="Times New Roman"/>
-          <w:b w:val="0"/>
-          <w:i w:val="0"/>
-          <w:color w:val="181A1F"/>
-          <w:sz w:val="28"/>
-        </w:rPr>
-        <w:t>Социальные движения отличаются друг от друга по масштабам предполагаемых изменений. Некоторые из них относительно ограничены по своим целям и не ориентированы на преобразования основных институциональных структур. Они хотят преобразований внутри структуры, а не её самой. Мы называем их реформистскими... Другие движения стремятся к более глубоким преобразованиям, пытаются затронуть основы социальной организации. Вследствие того, что под их прицелом оказываются институты, занимающие центральное, стратегическое положение, изменения имеют гораздо более далеко идущие последствия, чем предполагалось изначально. В результате происходит преобразование самого общества, а не внутри него. Такие движения мы называем радикальными. К ним относятся, например, движения за гражданские права в США, против апартеида в Южной Африке, за национальное освобождение в колониальных странах. Когда предполагаемые изменения охватывают все ключевые аспекты социальной структуры (политический, экономический, культурный) и направлены на тотальное изменение общества, построение вместо него «альтернативного» общества, тогда мы говорим о революционных движениях...</w:t>
-      </w:r>
-    </w:p>
-    <w:p>
-      <w:pPr>
-        <w:widowControl/>
-        <w:spacing w:line="240" w:lineRule="auto" w:after="0"/>
-      </w:pPr>
-      <w:r>
-        <w:rPr>
-          <w:rFonts w:ascii="Times New Roman" w:hAnsi="Times New Roman" w:eastAsia="Times New Roman"/>
-          <w:b w:val="0"/>
-          <w:i w:val="0"/>
-          <w:color w:val="181A1F"/>
-          <w:sz w:val="28"/>
-        </w:rPr>
-        <w:t>Социальные движения различаются по качеству предполагаемых изменений. Некоторые стремятся создать новые институты, ввести новые законы, внедрить новый образ жизни, новые верования. Короче говоря, они хотят сформировать общество, которого раньше не существовало. Такие движения ориентированы на будущее. Их можно назвать прогрессивными. К ним можно отнести, например, движения республиканцев, социалистов, движения за освобождение женщин. Другие движения обращены в прошлое, стремясь восстановить институты, законы, образ жизни и вeрования, которые когда-то существовали, но забылись или были отброшены в ходе истории. Предлагаемые ими изменения направлены в прошлое, и основное внимание уделяется возрождению традиции. Мы можем назвать их «консервативными» или «ретроактивными». Это и экологическое движение; и движение «Морального большинства» в США, призывающее вернуться к семейным ценностям; и монархические движения, выступающие за восстановление монархического строя; и движение за этническое возрожцение в Восточной и Центральной Европе. Различие между прогрессивными и консервативными движениями аналогично общему политическому разделению на левых и правых. Левые чаще прогрессивно ориентированы, правые обычно консервативны...</w:t>
-      </w:r>
-    </w:p>
-    <w:p>
-      <w:pPr>
-        <w:widowControl/>
-        <w:spacing w:line="240" w:lineRule="auto" w:after="0"/>
-      </w:pPr>
-      <w:r>
-        <w:rPr>
-          <w:rFonts w:ascii="Times New Roman" w:hAnsi="Times New Roman" w:eastAsia="Times New Roman"/>
-          <w:b w:val="0"/>
-          <w:i w:val="0"/>
-          <w:color w:val="181A1F"/>
-          <w:sz w:val="28"/>
-        </w:rPr>
-        <w:t>Социальные движения различаются «вектором» изменений. Как я уже упоминал, у большинства движений «вектор» позитивен. Но может сложиться и противоположная ситуация, когда люди объединяются не для того, чтобы ввести B свою жизнь что-то новое, а для того, чтобы воспрепятствовать развитию тех или иных социальных тенденций. В таких случаях мы говорим об отрицательном «векторе». К данной категории принадлежат многочисленные движения, выступающие против современности, например те, что защищают местные культуры, борются с глобализацией. (П. Штомпка)</w:t>
-      </w:r>
-    </w:p>
-    <w:p>
-      <w:pPr>
-        <w:widowControl/>
-        <w:spacing w:line="240" w:lineRule="auto" w:after="0"/>
-      </w:pPr>
-      <w:r>
-        <w:rPr>
-          <w:rFonts w:ascii="Times New Roman" w:hAnsi="Times New Roman" w:eastAsia="Times New Roman"/>
-          <w:b w:val="0"/>
-          <w:i w:val="0"/>
-          <w:color w:val="181A1F"/>
-          <w:sz w:val="28"/>
-        </w:rPr>
-        <w:t>Прогрессивные и консервативные движения получают значительную народную поддержку в различных социальных условиях. Используя текст, обществоведческие знания и факты общественной жизни, выскажите два предположения о том, в каких социальных условиях наиболее популярными становятся прогрессивные движения, и два предположения о том, в каких условиях наиболее популярны консерваторы.</w:t>
-      </w:r>
-    </w:p>
-    <w:p>
-      <w:pPr>
-        <w:widowControl/>
-        <w:spacing w:line="240" w:lineRule="auto" w:after="0"/>
-      </w:pPr>
-      <w:r>
-        <w:rPr>
-          <w:rFonts w:ascii="Times New Roman" w:hAnsi="Times New Roman" w:eastAsia="Times New Roman"/>
-          <w:color w:val="181A1F"/>
-          <w:sz w:val="28"/>
-        </w:rPr>
-        <w:t>Ответ:</w:t>
-      </w:r>
-    </w:p>
-    <w:p>
-      <w:pPr>
-        <w:keepNext/>
-        <w:widowControl/>
-        <w:spacing w:line="240" w:lineRule="auto" w:after="0" w:before="120"/>
-      </w:pPr>
-      <w:r>
-        <w:rPr>
-          <w:rFonts w:ascii="Times New Roman" w:hAnsi="Times New Roman" w:eastAsia="Times New Roman"/>
-          <w:b/>
-          <w:color w:val="181A1F"/>
-          <w:sz w:val="28"/>
-        </w:rPr>
-        <w:t>24.</w:t>
-      </w:r>
-    </w:p>
-    <w:p>
-      <w:pPr>
-        <w:widowControl/>
-        <w:spacing w:line="240" w:lineRule="auto" w:after="0"/>
-      </w:pPr>
-      <w:r>
-        <w:rPr>
-          <w:rFonts w:ascii="Times New Roman" w:hAnsi="Times New Roman" w:eastAsia="Times New Roman"/>
-          <w:b w:val="0"/>
-          <w:i w:val="0"/>
-          <w:color w:val="181A1F"/>
-          <w:sz w:val="28"/>
-        </w:rPr>
-        <w:t>Используя обществоведческие знания, составьте сложный план, позволяющий раскрыть по существу тему «Социально-гуманитарные науки в системе научного знания». Сложный план должен содержать не менее трёх непосредственно раскрывающих тему по существу пунктов, детализированных в подпунктах. (Количество подпунктов каждого детализированного пункта должно быть не менее трёх, за исключением случаев, когда с точки зрения общественных наук возможны только два подпункта)</w:t>
-      </w:r>
-    </w:p>
-    <w:p>
-      <w:pPr>
-        <w:widowControl/>
-        <w:spacing w:line="240" w:lineRule="auto" w:after="0"/>
-      </w:pPr>
-      <w:r>
-        <w:rPr>
-          <w:rFonts w:ascii="Times New Roman" w:hAnsi="Times New Roman" w:eastAsia="Times New Roman"/>
-          <w:color w:val="181A1F"/>
-          <w:sz w:val="28"/>
-        </w:rPr>
-        <w:t>Ответ:</w:t>
-      </w:r>
-    </w:p>
-    <w:p>
-      <w:pPr>
-        <w:keepNext/>
-        <w:widowControl/>
-        <w:spacing w:line="240" w:lineRule="auto" w:after="0" w:before="120"/>
-      </w:pPr>
-      <w:r>
-        <w:rPr>
-          <w:rFonts w:ascii="Times New Roman" w:hAnsi="Times New Roman" w:eastAsia="Times New Roman"/>
-          <w:b/>
-          <w:color w:val="181A1F"/>
-          <w:sz w:val="28"/>
-        </w:rPr>
-        <w:t>25.</w:t>
-      </w:r>
-    </w:p>
-    <w:p>
-      <w:pPr>
-        <w:widowControl/>
-        <w:spacing w:line="240" w:lineRule="auto" w:after="0"/>
-      </w:pPr>
-      <w:r>
-        <w:rPr>
-          <w:rFonts w:ascii="Times New Roman" w:hAnsi="Times New Roman" w:eastAsia="Times New Roman"/>
-          <w:b w:val="0"/>
-          <w:i w:val="0"/>
-          <w:color w:val="181A1F"/>
-          <w:sz w:val="28"/>
-        </w:rPr>
-        <w:t>Используя обществоведческие знания, факты общественной жизни и личный социальный опыт, выполните задания, ответьте на вопрос.</w:t>
-      </w:r>
-    </w:p>
-    <w:p>
-      <w:pPr>
-        <w:widowControl/>
-        <w:spacing w:line="240" w:lineRule="auto" w:after="0"/>
-      </w:pPr>
-      <w:r>
-        <w:rPr>
-          <w:rFonts w:ascii="Times New Roman" w:hAnsi="Times New Roman" w:eastAsia="Times New Roman"/>
-          <w:b w:val="0"/>
-          <w:i w:val="0"/>
-          <w:color w:val="181A1F"/>
-          <w:sz w:val="28"/>
-        </w:rPr>
-        <w:t xml:space="preserve">1) Обоснуйте необходимость деятельности социальных институтов для сохранения стабильности и интеграции общества. (Обоснование должно быть дано с опорой на обществоведческие знания в нескольких связанных между собой распространённых предложениях, раскрывать причинно-следственные и (или) функциональные связи.) </w:t>
-      </w:r>
-    </w:p>
-    <w:p>
-      <w:pPr>
-        <w:widowControl/>
-        <w:spacing w:line="240" w:lineRule="auto" w:after="0"/>
-      </w:pPr>
-      <w:r>
-        <w:rPr>
-          <w:rFonts w:ascii="Times New Roman" w:hAnsi="Times New Roman" w:eastAsia="Times New Roman"/>
-          <w:b w:val="0"/>
-          <w:i w:val="0"/>
-          <w:color w:val="181A1F"/>
-          <w:sz w:val="28"/>
-        </w:rPr>
-        <w:t xml:space="preserve">2) Какие социальные институты в Российской Федерации, на Ваш взгляд, играют наиболее важную роль в социализации граждан? (Назовите любые три таких социальных института в Российской Федерации.) </w:t>
-      </w:r>
-    </w:p>
-    <w:p>
-      <w:pPr>
-        <w:widowControl/>
-        <w:spacing w:line="240" w:lineRule="auto" w:after="0"/>
-      </w:pPr>
-      <w:r>
-        <w:rPr>
-          <w:rFonts w:ascii="Times New Roman" w:hAnsi="Times New Roman" w:eastAsia="Times New Roman"/>
-          <w:b w:val="0"/>
-          <w:i w:val="0"/>
-          <w:color w:val="181A1F"/>
-          <w:sz w:val="28"/>
-        </w:rPr>
-        <w:t>3) Для каждого из указанных в пункте 2) социальных институтов приведите по одному примеру, иллюстрирующему его роль в социализации. (Каждый пример должен быть сформулирован развёрнуто и содержать пояснение о влиянии данного социального института на социализацию.)</w:t>
-      </w:r>
-    </w:p>
-    <w:p>
-      <w:pPr>
-        <w:widowControl/>
-        <w:spacing w:line="240" w:lineRule="auto" w:after="0"/>
-      </w:pPr>
-      <w:r>
-        <w:rPr>
-          <w:rFonts w:ascii="Times New Roman" w:hAnsi="Times New Roman" w:eastAsia="Times New Roman"/>
-          <w:color w:val="181A1F"/>
-          <w:sz w:val="28"/>
-        </w:rPr>
-        <w:t>Ответ:</w:t>
-      </w:r>
-    </w:p>
-    <w:p>
-      <w:pPr>
-        <w:widowControl/>
-        <w:spacing w:line="240" w:lineRule="auto" w:after="0"/>
-      </w:pPr>
-      <w:r>
-        <w:rPr>
-          <w:rFonts w:ascii="Times New Roman" w:hAnsi="Times New Roman" w:eastAsia="Times New Roman"/>
-          <w:color w:val="181A1F"/>
-          <w:sz w:val="28"/>
-        </w:rPr>
-        <w:br w:type="page"/>
-      </w:r>
-    </w:p>
     <w:sectPr>
-      <w:footerReference w:type="default" r:id="rId9"/>
-      <w:pgSz w:w="11906" w:h="16838"/>
-      <w:pgMar w:top="935" w:right="879" w:bottom="879" w:left="992" w:header="397" w:footer="397" w:gutter="0"/>
+      <w:pgSz w:w="12240" w:h="15840"/>
+      <w:pgMar w:top="964" w:right="850" w:bottom="964" w:left="1134" w:header="720" w:footer="720" w:gutter="0"/>
       <w:cols w:space="720"/>
       <w:docGrid w:linePitch="360"/>
     </w:sectPr>
   </w:body>
 </w:document>
-</file>
-
-<file path=word/footer1.xml><?xml version="1.0" encoding="utf-8"?>
-<w:ftr xmlns:m="http://schemas.openxmlformats.org/officeDocument/2006/math" xmlns:mc="http://schemas.openxmlformats.org/markup-compatibility/2006" xmlns:mo="http://schemas.microsoft.com/office/mac/office/2008/main" xmlns:mv="urn:schemas-microsoft-com:mac:vml" xmlns:o="urn:schemas-microsoft-com:office:office" xmlns:r="http://schemas.openxmlformats.org/officeDocument/2006/relationships" xmlns:v="urn:schemas-microsoft-com:vml" xmlns:w10="urn:schemas-microsoft-com:office:word" xmlns:w14="http://schemas.microsoft.com/office/word/2010/wordml" xmlns:w="http://schemas.openxmlformats.org/wordprocessingml/2006/main" xmlns:wne="http://schemas.microsoft.com/office/word/2006/wordml" xmlns:wp14="http://schemas.microsoft.com/office/word/2010/wordprocessingDrawing" xmlns:wp="http://schemas.openxmlformats.org/drawingml/2006/wordprocessingDrawing" xmlns:wpc="http://schemas.microsoft.com/office/word/2010/wordprocessingCanvas" xmlns:wpg="http://schemas.microsoft.com/office/word/2010/wordprocessingGroup" xmlns:wpi="http://schemas.microsoft.com/office/word/2010/wordprocessingInk" xmlns:wps="http://schemas.microsoft.com/office/word/2010/wordprocessingShape" mc:Ignorable="w14 wp14">
-  <w:p>
-    <w:pPr>
-      <w:pStyle w:val="Footer"/>
-    </w:pPr>
-  </w:p>
-</w:ftr>
 </file>
 
 <file path=word/numbering.xml><?xml version="1.0" encoding="utf-8"?>
@@ -4053,11 +4533,10 @@
     <w:qFormat/>
     <w:rsid w:val="00FC693F"/>
     <w:pPr>
-      <w:spacing w:after="0" w:line="240" w:lineRule="auto"/>
+      <w:spacing w:after="60" w:line="240" w:lineRule="auto"/>
     </w:pPr>
     <w:rPr>
-      <w:rFonts w:ascii="Times New Roman" w:hAnsi="Times New Roman"/>
-      <w:color w:val="181A1F"/>
+      <w:rFonts w:ascii="Times New Roman" w:hAnsi="Times New Roman" w:eastAsia="Times New Roman"/>
       <w:sz w:val="28"/>
     </w:rPr>
   </w:style>
@@ -4120,10 +4599,10 @@
       <w:outlineLvl w:val="0"/>
     </w:pPr>
     <w:rPr>
-      <w:rFonts w:asciiTheme="majorHAnsi" w:eastAsiaTheme="majorEastAsia" w:hAnsiTheme="majorHAnsi" w:cstheme="majorBidi" w:ascii="Times New Roman" w:hAnsi="Times New Roman"/>
+      <w:rFonts w:asciiTheme="majorHAnsi" w:eastAsiaTheme="majorEastAsia" w:hAnsiTheme="majorHAnsi" w:cstheme="majorBidi"/>
       <w:b/>
       <w:bCs/>
-      <w:color w:val="181A1F"/>
+      <w:color w:val="365F91" w:themeColor="accent1" w:themeShade="BF"/>
       <w:sz w:val="28"/>
       <w:szCs w:val="28"/>
     </w:rPr>
@@ -4144,7 +4623,7 @@
       <w:outlineLvl w:val="1"/>
     </w:pPr>
     <w:rPr>
-      <w:rFonts w:asciiTheme="majorHAnsi" w:eastAsiaTheme="majorEastAsia" w:hAnsiTheme="majorHAnsi" w:cstheme="majorBidi" w:ascii="Arial" w:hAnsi="Arial"/>
+      <w:rFonts w:asciiTheme="majorHAnsi" w:eastAsiaTheme="majorEastAsia" w:hAnsiTheme="majorHAnsi" w:cstheme="majorBidi"/>
       <w:b/>
       <w:bCs/>
       <w:color w:val="4F81BD" w:themeColor="accent1"/>
@@ -4409,7 +4888,7 @@
       <w:contextualSpacing/>
     </w:pPr>
     <w:rPr>
-      <w:rFonts w:asciiTheme="majorHAnsi" w:eastAsiaTheme="majorEastAsia" w:hAnsiTheme="majorHAnsi" w:cstheme="majorBidi" w:ascii="Arial" w:hAnsi="Arial"/>
+      <w:rFonts w:asciiTheme="majorHAnsi" w:eastAsiaTheme="majorEastAsia" w:hAnsiTheme="majorHAnsi" w:cstheme="majorBidi"/>
       <w:color w:val="17365D" w:themeColor="text2" w:themeShade="BF"/>
       <w:spacing w:val="5"/>
       <w:kern w:val="28"/>
